--- a/Assignment.docx
+++ b/Assignment.docx
@@ -4,6 +4,7 @@
   <w:body>
     <w:p>
       <w:pPr>
+        <w:spacing w:line="360" w:lineRule="auto"/>
         <w:jc w:val="center"/>
         <w:rPr>
           <w:rFonts w:ascii="Arial" w:hAnsi="Arial" w:cs="Arial"/>
@@ -26,6 +27,7 @@
     </w:p>
     <w:p>
       <w:pPr>
+        <w:spacing w:line="360" w:lineRule="auto"/>
         <w:rPr>
           <w:rFonts w:ascii="Arial" w:hAnsi="Arial" w:cs="Arial"/>
         </w:rPr>
@@ -39,9 +41,12 @@
     </w:p>
     <w:p>
       <w:pPr>
+        <w:spacing w:line="360" w:lineRule="auto"/>
         <w:jc w:val="center"/>
         <w:rPr>
           <w:rFonts w:ascii="Arial" w:hAnsi="Arial" w:cs="Arial"/>
+          <w:b/>
+          <w:bCs/>
           <w:sz w:val="28"/>
           <w:szCs w:val="28"/>
         </w:rPr>
@@ -49,30 +54,37 @@
       <w:r>
         <w:rPr>
           <w:rFonts w:ascii="Arial" w:hAnsi="Arial" w:cs="Arial"/>
+          <w:b/>
+          <w:bCs/>
           <w:sz w:val="28"/>
           <w:szCs w:val="28"/>
         </w:rPr>
-        <w:t>MODULE: 1</w:t>
-      </w:r>
-      <w:r>
-        <w:rPr>
-          <w:rFonts w:ascii="Arial" w:hAnsi="Arial" w:cs="Arial"/>
+        <w:t xml:space="preserve">MODULE: </w:t>
+      </w:r>
+      <w:r>
+        <w:rPr>
+          <w:rFonts w:ascii="Arial" w:hAnsi="Arial" w:cs="Arial"/>
+          <w:b/>
+          <w:bCs/>
           <w:sz w:val="28"/>
           <w:szCs w:val="28"/>
         </w:rPr>
-        <w:t xml:space="preserve">  </w:t>
-      </w:r>
-      <w:r>
-        <w:rPr>
-          <w:rFonts w:ascii="Arial" w:hAnsi="Arial" w:cs="Arial"/>
+        <w:t>1 SE</w:t>
+      </w:r>
+      <w:r>
+        <w:rPr>
+          <w:rFonts w:ascii="Arial" w:hAnsi="Arial" w:cs="Arial"/>
+          <w:b/>
+          <w:bCs/>
           <w:sz w:val="28"/>
           <w:szCs w:val="28"/>
         </w:rPr>
-        <w:t>SE – Overview of IT Industry</w:t>
-      </w:r>
-    </w:p>
-    <w:p>
-      <w:pPr>
+        <w:t xml:space="preserve"> – Overview of IT Industry</w:t>
+      </w:r>
+    </w:p>
+    <w:p>
+      <w:pPr>
+        <w:spacing w:line="360" w:lineRule="auto"/>
         <w:rPr>
           <w:rFonts w:ascii="Arial" w:hAnsi="Arial" w:cs="Arial"/>
           <w:sz w:val="24"/>
@@ -89,184 +101,11 @@
         </w:numPr>
         <w:spacing w:line="360" w:lineRule="auto"/>
         <w:jc w:val="both"/>
-        <w:rPr>
-          <w:rFonts w:ascii="Arial" w:hAnsi="Arial" w:cs="Arial"/>
-          <w:sz w:val="24"/>
-          <w:szCs w:val="24"/>
-        </w:rPr>
-      </w:pPr>
-      <w:r>
-        <w:rPr>
-          <w:rFonts w:ascii="Arial" w:hAnsi="Arial" w:cs="Arial"/>
-          <w:sz w:val="24"/>
-          <w:szCs w:val="24"/>
-        </w:rPr>
-        <w:t>What is software? What is software engineering?</w:t>
-      </w:r>
-    </w:p>
-    <w:p>
-      <w:pPr>
-        <w:pStyle w:val="ListParagraph"/>
-        <w:numPr>
-          <w:ilvl w:val="0"/>
-          <w:numId w:val="2"/>
-        </w:numPr>
-        <w:spacing w:line="360" w:lineRule="auto"/>
-        <w:jc w:val="both"/>
-        <w:rPr>
-          <w:rFonts w:ascii="Arial" w:hAnsi="Arial" w:cs="Arial"/>
-          <w:sz w:val="24"/>
-          <w:szCs w:val="24"/>
-        </w:rPr>
-      </w:pPr>
-      <w:r>
-        <w:rPr>
-          <w:rFonts w:ascii="Arial" w:hAnsi="Arial" w:cs="Arial"/>
-          <w:sz w:val="24"/>
-          <w:szCs w:val="24"/>
-        </w:rPr>
-        <w:t xml:space="preserve">Software : </w:t>
-      </w:r>
-      <w:r>
-        <w:rPr>
-          <w:rFonts w:ascii="Arial" w:hAnsi="Arial" w:cs="Arial"/>
-          <w:sz w:val="24"/>
-          <w:szCs w:val="24"/>
-        </w:rPr>
-        <w:t>Software is a set of instructions, data or programs used to operate computers and execute specific tasks. It is the opposite of hardware, which describes the physical aspects of a computer. Software is a generic term used to refer to applications,</w:t>
-      </w:r>
-      <w:r>
-        <w:rPr>
-          <w:rFonts w:ascii="Arial" w:hAnsi="Arial" w:cs="Arial"/>
-          <w:sz w:val="24"/>
-          <w:szCs w:val="24"/>
-        </w:rPr>
-        <w:t xml:space="preserve"> scripts</w:t>
-      </w:r>
-      <w:r>
-        <w:rPr>
-          <w:rFonts w:ascii="Arial" w:hAnsi="Arial" w:cs="Arial"/>
-          <w:sz w:val="24"/>
-          <w:szCs w:val="24"/>
-        </w:rPr>
-        <w:t> and programs that run on a device</w:t>
-      </w:r>
-      <w:r>
-        <w:rPr>
-          <w:rFonts w:ascii="Arial" w:hAnsi="Arial" w:cs="Arial"/>
-          <w:sz w:val="24"/>
-          <w:szCs w:val="24"/>
-        </w:rPr>
-        <w:t>.</w:t>
-      </w:r>
-    </w:p>
-    <w:p>
-      <w:pPr>
-        <w:pStyle w:val="ListParagraph"/>
-        <w:spacing w:line="360" w:lineRule="auto"/>
-        <w:ind w:left="360"/>
-        <w:jc w:val="both"/>
-        <w:rPr>
-          <w:rFonts w:ascii="Arial" w:hAnsi="Arial" w:cs="Arial"/>
-          <w:sz w:val="24"/>
-          <w:szCs w:val="24"/>
-        </w:rPr>
-      </w:pPr>
-    </w:p>
-    <w:p>
-      <w:pPr>
-        <w:pStyle w:val="ListParagraph"/>
-        <w:spacing w:line="360" w:lineRule="auto"/>
-        <w:ind w:left="360"/>
-        <w:jc w:val="both"/>
-        <w:rPr>
-          <w:rFonts w:ascii="Arial" w:hAnsi="Arial" w:cs="Arial"/>
-          <w:sz w:val="24"/>
-          <w:szCs w:val="24"/>
-        </w:rPr>
-      </w:pPr>
-      <w:r>
-        <w:rPr>
-          <w:rFonts w:ascii="Arial" w:hAnsi="Arial" w:cs="Arial"/>
-          <w:sz w:val="24"/>
-          <w:szCs w:val="24"/>
-        </w:rPr>
-        <w:t>Software is typically categorized into three main types:</w:t>
-      </w:r>
-    </w:p>
-    <w:p>
-      <w:pPr>
-        <w:pStyle w:val="ListParagraph"/>
-        <w:numPr>
-          <w:ilvl w:val="0"/>
-          <w:numId w:val="3"/>
-        </w:numPr>
-        <w:spacing w:line="360" w:lineRule="auto"/>
-        <w:jc w:val="both"/>
-        <w:rPr>
-          <w:rFonts w:ascii="Arial" w:hAnsi="Arial" w:cs="Arial"/>
-          <w:sz w:val="24"/>
-          <w:szCs w:val="24"/>
-        </w:rPr>
-      </w:pPr>
-      <w:r>
         <w:rPr>
           <w:rFonts w:ascii="Arial" w:hAnsi="Arial" w:cs="Arial"/>
           <w:b/>
           <w:bCs/>
-          <w:sz w:val="24"/>
-          <w:szCs w:val="24"/>
-        </w:rPr>
-        <w:t>System Software</w:t>
-      </w:r>
-      <w:r>
-        <w:rPr>
-          <w:rFonts w:ascii="Arial" w:hAnsi="Arial" w:cs="Arial"/>
-          <w:sz w:val="24"/>
-          <w:szCs w:val="24"/>
-        </w:rPr>
-        <w:t>: This includes the operating system and all utility programs that manage computer resources at a low level.</w:t>
-      </w:r>
-      <w:r>
-        <w:rPr>
-          <w:rFonts w:ascii="Arial" w:hAnsi="Arial" w:cs="Arial"/>
-          <w:sz w:val="24"/>
-          <w:szCs w:val="24"/>
-        </w:rPr>
-        <w:t xml:space="preserve"> </w:t>
-      </w:r>
-      <w:r>
-        <w:rPr>
-          <w:rFonts w:ascii="Arial" w:hAnsi="Arial" w:cs="Arial"/>
-          <w:sz w:val="24"/>
-          <w:szCs w:val="24"/>
-        </w:rPr>
-        <w:t>e.g., Windows, macOS, Linux</w:t>
-      </w:r>
-    </w:p>
-    <w:p>
-      <w:pPr>
-        <w:pStyle w:val="ListParagraph"/>
-        <w:spacing w:line="360" w:lineRule="auto"/>
-        <w:jc w:val="both"/>
-        <w:rPr>
-          <w:rFonts w:ascii="Arial" w:hAnsi="Arial" w:cs="Arial"/>
-          <w:sz w:val="24"/>
-          <w:szCs w:val="24"/>
-        </w:rPr>
-      </w:pPr>
-    </w:p>
-    <w:p>
-      <w:pPr>
-        <w:pStyle w:val="ListParagraph"/>
-        <w:numPr>
-          <w:ilvl w:val="0"/>
-          <w:numId w:val="3"/>
-        </w:numPr>
-        <w:spacing w:line="360" w:lineRule="auto"/>
-        <w:jc w:val="both"/>
-        <w:rPr>
-          <w:rFonts w:ascii="Arial" w:hAnsi="Arial" w:cs="Arial"/>
+          <w:color w:val="004E9A"/>
           <w:sz w:val="24"/>
           <w:szCs w:val="24"/>
         </w:rPr>
@@ -276,45 +115,19 @@
           <w:rFonts w:ascii="Arial" w:hAnsi="Arial" w:cs="Arial"/>
           <w:b/>
           <w:bCs/>
-          <w:sz w:val="24"/>
-          <w:szCs w:val="24"/>
-        </w:rPr>
-        <w:t>Application Software</w:t>
-      </w:r>
-      <w:r>
-        <w:rPr>
-          <w:rFonts w:ascii="Arial" w:hAnsi="Arial" w:cs="Arial"/>
-          <w:sz w:val="24"/>
-          <w:szCs w:val="24"/>
-        </w:rPr>
-        <w:t>: These are programs designed to perform specific tasks for users. Examples include word processors (e.g., Microsoft Word), web browsers (e.g., Google Chrome), graphic design tools (e.g., Adobe Photoshop), and business software (e.g., accounting programs</w:t>
-      </w:r>
-      <w:r>
-        <w:rPr>
-          <w:rFonts w:ascii="Arial" w:hAnsi="Arial" w:cs="Arial"/>
-          <w:sz w:val="24"/>
-          <w:szCs w:val="24"/>
-        </w:rPr>
-        <w:t>)</w:t>
-      </w:r>
-    </w:p>
-    <w:p>
-      <w:pPr>
-        <w:pStyle w:val="ListParagraph"/>
-        <w:spacing w:line="360" w:lineRule="auto"/>
-        <w:rPr>
-          <w:rFonts w:ascii="Arial" w:hAnsi="Arial" w:cs="Arial"/>
-          <w:sz w:val="24"/>
-          <w:szCs w:val="24"/>
-        </w:rPr>
-      </w:pPr>
-    </w:p>
-    <w:p>
-      <w:pPr>
-        <w:pStyle w:val="ListParagraph"/>
-        <w:numPr>
-          <w:ilvl w:val="0"/>
-          <w:numId w:val="3"/>
+          <w:color w:val="004E9A"/>
+          <w:sz w:val="24"/>
+          <w:szCs w:val="24"/>
+        </w:rPr>
+        <w:t>What is software? What is software engineering?</w:t>
+      </w:r>
+    </w:p>
+    <w:p>
+      <w:pPr>
+        <w:pStyle w:val="ListParagraph"/>
+        <w:numPr>
+          <w:ilvl w:val="0"/>
+          <w:numId w:val="2"/>
         </w:numPr>
         <w:spacing w:line="360" w:lineRule="auto"/>
         <w:jc w:val="both"/>
@@ -332,6 +145,213 @@
           <w:sz w:val="24"/>
           <w:szCs w:val="24"/>
         </w:rPr>
+        <w:t xml:space="preserve">Software: </w:t>
+      </w:r>
+      <w:r>
+        <w:rPr>
+          <w:rFonts w:ascii="Arial" w:hAnsi="Arial" w:cs="Arial"/>
+          <w:sz w:val="24"/>
+          <w:szCs w:val="24"/>
+        </w:rPr>
+        <w:t>Software is a set of instructions, data or programs used to operate computers and execute specific tasks. It is the opposite of hardware, which describes the physical aspects of a computer. Software is a generic term used to refer to applications,</w:t>
+      </w:r>
+      <w:r>
+        <w:rPr>
+          <w:rFonts w:ascii="Arial" w:hAnsi="Arial" w:cs="Arial"/>
+          <w:sz w:val="24"/>
+          <w:szCs w:val="24"/>
+        </w:rPr>
+        <w:t xml:space="preserve"> scripts</w:t>
+      </w:r>
+      <w:r>
+        <w:rPr>
+          <w:rFonts w:ascii="Arial" w:hAnsi="Arial" w:cs="Arial"/>
+          <w:sz w:val="24"/>
+          <w:szCs w:val="24"/>
+        </w:rPr>
+        <w:t> and programs that run on a device</w:t>
+      </w:r>
+      <w:r>
+        <w:rPr>
+          <w:rFonts w:ascii="Arial" w:hAnsi="Arial" w:cs="Arial"/>
+          <w:sz w:val="24"/>
+          <w:szCs w:val="24"/>
+        </w:rPr>
+        <w:t>.</w:t>
+      </w:r>
+    </w:p>
+    <w:p>
+      <w:pPr>
+        <w:pStyle w:val="ListParagraph"/>
+        <w:spacing w:line="360" w:lineRule="auto"/>
+        <w:ind w:left="360"/>
+        <w:jc w:val="both"/>
+        <w:rPr>
+          <w:rFonts w:ascii="Arial" w:hAnsi="Arial" w:cs="Arial"/>
+          <w:sz w:val="24"/>
+          <w:szCs w:val="24"/>
+        </w:rPr>
+      </w:pPr>
+    </w:p>
+    <w:p>
+      <w:pPr>
+        <w:pStyle w:val="ListParagraph"/>
+        <w:spacing w:line="360" w:lineRule="auto"/>
+        <w:ind w:left="360"/>
+        <w:jc w:val="both"/>
+        <w:rPr>
+          <w:rFonts w:ascii="Arial" w:hAnsi="Arial" w:cs="Arial"/>
+          <w:sz w:val="24"/>
+          <w:szCs w:val="24"/>
+        </w:rPr>
+      </w:pPr>
+      <w:r>
+        <w:rPr>
+          <w:rFonts w:ascii="Arial" w:hAnsi="Arial" w:cs="Arial"/>
+          <w:sz w:val="24"/>
+          <w:szCs w:val="24"/>
+        </w:rPr>
+        <w:t>Software is typically categorized into three main types:</w:t>
+      </w:r>
+    </w:p>
+    <w:p>
+      <w:pPr>
+        <w:pStyle w:val="ListParagraph"/>
+        <w:numPr>
+          <w:ilvl w:val="0"/>
+          <w:numId w:val="3"/>
+        </w:numPr>
+        <w:spacing w:line="360" w:lineRule="auto"/>
+        <w:jc w:val="both"/>
+        <w:rPr>
+          <w:rFonts w:ascii="Arial" w:hAnsi="Arial" w:cs="Arial"/>
+          <w:sz w:val="24"/>
+          <w:szCs w:val="24"/>
+        </w:rPr>
+      </w:pPr>
+      <w:r>
+        <w:rPr>
+          <w:rFonts w:ascii="Arial" w:hAnsi="Arial" w:cs="Arial"/>
+          <w:b/>
+          <w:bCs/>
+          <w:sz w:val="24"/>
+          <w:szCs w:val="24"/>
+        </w:rPr>
+        <w:t>System Software</w:t>
+      </w:r>
+      <w:r>
+        <w:rPr>
+          <w:rFonts w:ascii="Arial" w:hAnsi="Arial" w:cs="Arial"/>
+          <w:sz w:val="24"/>
+          <w:szCs w:val="24"/>
+        </w:rPr>
+        <w:t>: This includes the operating system and all utility programs that manage computer resources at a low level.</w:t>
+      </w:r>
+      <w:r>
+        <w:rPr>
+          <w:rFonts w:ascii="Arial" w:hAnsi="Arial" w:cs="Arial"/>
+          <w:sz w:val="24"/>
+          <w:szCs w:val="24"/>
+        </w:rPr>
+        <w:t xml:space="preserve"> </w:t>
+      </w:r>
+      <w:r>
+        <w:rPr>
+          <w:rFonts w:ascii="Arial" w:hAnsi="Arial" w:cs="Arial"/>
+          <w:sz w:val="24"/>
+          <w:szCs w:val="24"/>
+        </w:rPr>
+        <w:t>e.g., Windows, macOS, Linux</w:t>
+      </w:r>
+    </w:p>
+    <w:p>
+      <w:pPr>
+        <w:pStyle w:val="ListParagraph"/>
+        <w:spacing w:line="360" w:lineRule="auto"/>
+        <w:jc w:val="both"/>
+        <w:rPr>
+          <w:rFonts w:ascii="Arial" w:hAnsi="Arial" w:cs="Arial"/>
+          <w:sz w:val="24"/>
+          <w:szCs w:val="24"/>
+        </w:rPr>
+      </w:pPr>
+    </w:p>
+    <w:p>
+      <w:pPr>
+        <w:pStyle w:val="ListParagraph"/>
+        <w:numPr>
+          <w:ilvl w:val="0"/>
+          <w:numId w:val="3"/>
+        </w:numPr>
+        <w:spacing w:line="360" w:lineRule="auto"/>
+        <w:jc w:val="both"/>
+        <w:rPr>
+          <w:rFonts w:ascii="Arial" w:hAnsi="Arial" w:cs="Arial"/>
+          <w:sz w:val="24"/>
+          <w:szCs w:val="24"/>
+        </w:rPr>
+      </w:pPr>
+      <w:r>
+        <w:rPr>
+          <w:rFonts w:ascii="Arial" w:hAnsi="Arial" w:cs="Arial"/>
+          <w:b/>
+          <w:bCs/>
+          <w:sz w:val="24"/>
+          <w:szCs w:val="24"/>
+        </w:rPr>
+        <w:t>Application Software</w:t>
+      </w:r>
+      <w:r>
+        <w:rPr>
+          <w:rFonts w:ascii="Arial" w:hAnsi="Arial" w:cs="Arial"/>
+          <w:sz w:val="24"/>
+          <w:szCs w:val="24"/>
+        </w:rPr>
+        <w:t>: These are programs designed to perform specific tasks for users. Examples include word processors (e.g., Microsoft Word), web browsers (e.g., Google Chrome), graphic design tools (e.g., Adobe Photoshop), and business software (e.g., accounting programs</w:t>
+      </w:r>
+      <w:r>
+        <w:rPr>
+          <w:rFonts w:ascii="Arial" w:hAnsi="Arial" w:cs="Arial"/>
+          <w:sz w:val="24"/>
+          <w:szCs w:val="24"/>
+        </w:rPr>
+        <w:t>)</w:t>
+      </w:r>
+    </w:p>
+    <w:p>
+      <w:pPr>
+        <w:pStyle w:val="ListParagraph"/>
+        <w:spacing w:line="360" w:lineRule="auto"/>
+        <w:rPr>
+          <w:rFonts w:ascii="Arial" w:hAnsi="Arial" w:cs="Arial"/>
+          <w:sz w:val="24"/>
+          <w:szCs w:val="24"/>
+        </w:rPr>
+      </w:pPr>
+    </w:p>
+    <w:p>
+      <w:pPr>
+        <w:pStyle w:val="ListParagraph"/>
+        <w:numPr>
+          <w:ilvl w:val="0"/>
+          <w:numId w:val="3"/>
+        </w:numPr>
+        <w:spacing w:line="360" w:lineRule="auto"/>
+        <w:jc w:val="both"/>
+        <w:rPr>
+          <w:rFonts w:ascii="Arial" w:hAnsi="Arial" w:cs="Arial"/>
+          <w:sz w:val="24"/>
+          <w:szCs w:val="24"/>
+        </w:rPr>
+      </w:pPr>
+      <w:r>
+        <w:rPr>
+          <w:rFonts w:ascii="Arial" w:hAnsi="Arial" w:cs="Arial"/>
+          <w:b/>
+          <w:bCs/>
+          <w:sz w:val="24"/>
+          <w:szCs w:val="24"/>
+        </w:rPr>
         <w:t>Development Software</w:t>
       </w:r>
       <w:r>
@@ -351,7 +371,4115 @@
         <w:t>.</w:t>
       </w:r>
     </w:p>
+    <w:p>
+      <w:pPr>
+        <w:pStyle w:val="ListParagraph"/>
+        <w:spacing w:line="360" w:lineRule="auto"/>
+        <w:rPr>
+          <w:rFonts w:ascii="Arial" w:hAnsi="Arial" w:cs="Arial"/>
+          <w:sz w:val="24"/>
+          <w:szCs w:val="24"/>
+        </w:rPr>
+      </w:pPr>
+    </w:p>
+    <w:p>
+      <w:pPr>
+        <w:pStyle w:val="ListParagraph"/>
+        <w:numPr>
+          <w:ilvl w:val="0"/>
+          <w:numId w:val="2"/>
+        </w:numPr>
+        <w:spacing w:line="360" w:lineRule="auto"/>
+        <w:jc w:val="both"/>
+        <w:rPr>
+          <w:rFonts w:ascii="Arial" w:hAnsi="Arial" w:cs="Arial"/>
+          <w:sz w:val="24"/>
+          <w:szCs w:val="24"/>
+        </w:rPr>
+      </w:pPr>
+      <w:r>
+        <w:rPr>
+          <w:rFonts w:ascii="Arial" w:hAnsi="Arial" w:cs="Arial"/>
+          <w:b/>
+          <w:bCs/>
+          <w:sz w:val="24"/>
+          <w:szCs w:val="24"/>
+        </w:rPr>
+        <w:t>Software engineering</w:t>
+      </w:r>
+      <w:r>
+        <w:rPr>
+          <w:rFonts w:ascii="Arial" w:hAnsi="Arial" w:cs="Arial"/>
+          <w:sz w:val="24"/>
+          <w:szCs w:val="24"/>
+        </w:rPr>
+        <w:t xml:space="preserve">: </w:t>
+      </w:r>
+      <w:r>
+        <w:rPr>
+          <w:rFonts w:ascii="Arial" w:hAnsi="Arial" w:cs="Arial"/>
+          <w:sz w:val="24"/>
+          <w:szCs w:val="24"/>
+        </w:rPr>
+        <w:t xml:space="preserve">software engineering is the discipline of designing, creating, and maintaining software systems using engineering principles and techniques. </w:t>
+      </w:r>
+    </w:p>
+    <w:p>
+      <w:pPr>
+        <w:pStyle w:val="ListParagraph"/>
+        <w:spacing w:line="360" w:lineRule="auto"/>
+        <w:ind w:left="360"/>
+        <w:jc w:val="both"/>
+        <w:rPr>
+          <w:rFonts w:ascii="Arial" w:hAnsi="Arial" w:cs="Arial"/>
+          <w:sz w:val="24"/>
+          <w:szCs w:val="24"/>
+        </w:rPr>
+      </w:pPr>
+    </w:p>
+    <w:p>
+      <w:pPr>
+        <w:pStyle w:val="ListParagraph"/>
+        <w:spacing w:line="360" w:lineRule="auto"/>
+        <w:ind w:left="360"/>
+        <w:jc w:val="both"/>
+        <w:rPr>
+          <w:rFonts w:ascii="Arial" w:hAnsi="Arial" w:cs="Arial"/>
+          <w:sz w:val="24"/>
+          <w:szCs w:val="24"/>
+        </w:rPr>
+      </w:pPr>
+      <w:r>
+        <w:rPr>
+          <w:rFonts w:ascii="Arial" w:hAnsi="Arial" w:cs="Arial"/>
+          <w:sz w:val="24"/>
+          <w:szCs w:val="24"/>
+        </w:rPr>
+        <w:t>It involves various stages such as requirements analysis, design, coding, testing, deployment, and maintenance to ensure that software products are reliable, scalable, and efficient.</w:t>
+      </w:r>
+    </w:p>
+    <w:p>
+      <w:pPr>
+        <w:pStyle w:val="ListParagraph"/>
+        <w:spacing w:line="360" w:lineRule="auto"/>
+        <w:ind w:left="360"/>
+        <w:jc w:val="both"/>
+        <w:rPr>
+          <w:rFonts w:ascii="Arial" w:hAnsi="Arial" w:cs="Arial"/>
+          <w:sz w:val="24"/>
+          <w:szCs w:val="24"/>
+        </w:rPr>
+      </w:pPr>
+      <w:r>
+        <w:rPr>
+          <w:rFonts w:ascii="Arial" w:hAnsi="Arial" w:cs="Arial"/>
+          <w:sz w:val="24"/>
+          <w:szCs w:val="24"/>
+        </w:rPr>
+        <w:lastRenderedPageBreak/>
+        <w:t>Software engineers apply engineering principles and knowledge of programming languages to build software solutions for end users.</w:t>
+      </w:r>
+    </w:p>
+    <w:p>
+      <w:pPr>
+        <w:pStyle w:val="ListParagraph"/>
+        <w:spacing w:line="360" w:lineRule="auto"/>
+        <w:ind w:left="360"/>
+        <w:jc w:val="both"/>
+        <w:rPr>
+          <w:rFonts w:ascii="Arial" w:hAnsi="Arial" w:cs="Arial"/>
+          <w:sz w:val="24"/>
+          <w:szCs w:val="24"/>
+        </w:rPr>
+      </w:pPr>
+    </w:p>
+    <w:p>
+      <w:pPr>
+        <w:pStyle w:val="ListParagraph"/>
+        <w:spacing w:line="360" w:lineRule="auto"/>
+        <w:ind w:left="360"/>
+        <w:jc w:val="both"/>
+        <w:rPr>
+          <w:rFonts w:ascii="Arial" w:hAnsi="Arial" w:cs="Arial"/>
+          <w:sz w:val="24"/>
+          <w:szCs w:val="24"/>
+        </w:rPr>
+      </w:pPr>
+      <w:r>
+        <w:rPr>
+          <w:rFonts w:ascii="Arial" w:hAnsi="Arial" w:cs="Arial"/>
+          <w:sz w:val="24"/>
+          <w:szCs w:val="24"/>
+        </w:rPr>
+        <w:t>The term software engineering is the product of two words software &amp; engineering.</w:t>
+      </w:r>
+    </w:p>
+    <w:p>
+      <w:pPr>
+        <w:pStyle w:val="ListParagraph"/>
+        <w:spacing w:line="360" w:lineRule="auto"/>
+        <w:ind w:left="360"/>
+        <w:jc w:val="both"/>
+        <w:rPr>
+          <w:rFonts w:ascii="Arial" w:hAnsi="Arial" w:cs="Arial"/>
+          <w:sz w:val="24"/>
+          <w:szCs w:val="24"/>
+        </w:rPr>
+      </w:pPr>
+    </w:p>
+    <w:p>
+      <w:pPr>
+        <w:pStyle w:val="ListParagraph"/>
+        <w:spacing w:line="360" w:lineRule="auto"/>
+        <w:ind w:left="360"/>
+        <w:jc w:val="both"/>
+        <w:rPr>
+          <w:rFonts w:ascii="Arial" w:hAnsi="Arial" w:cs="Arial"/>
+          <w:sz w:val="24"/>
+          <w:szCs w:val="24"/>
+        </w:rPr>
+      </w:pPr>
+      <w:r>
+        <w:rPr>
+          <w:rFonts w:ascii="Arial" w:hAnsi="Arial" w:cs="Arial"/>
+          <w:sz w:val="24"/>
+          <w:szCs w:val="24"/>
+        </w:rPr>
+        <w:t>The software is a collection of integrated programs.</w:t>
+      </w:r>
+      <w:r>
+        <w:rPr>
+          <w:rFonts w:ascii="Arial" w:hAnsi="Arial" w:cs="Arial"/>
+          <w:sz w:val="24"/>
+          <w:szCs w:val="24"/>
+        </w:rPr>
+        <w:t xml:space="preserve"> </w:t>
+      </w:r>
+      <w:r>
+        <w:rPr>
+          <w:rFonts w:ascii="Arial" w:hAnsi="Arial" w:cs="Arial"/>
+          <w:sz w:val="24"/>
+          <w:szCs w:val="24"/>
+        </w:rPr>
+        <w:t>Software subsists of carefully-organized instructions and code written by developers on any of various particular computer languages.</w:t>
+      </w:r>
+      <w:r>
+        <w:rPr>
+          <w:rFonts w:ascii="Arial" w:hAnsi="Arial" w:cs="Arial"/>
+          <w:sz w:val="24"/>
+          <w:szCs w:val="24"/>
+        </w:rPr>
+        <w:t xml:space="preserve"> </w:t>
+      </w:r>
+      <w:r>
+        <w:rPr>
+          <w:rFonts w:ascii="Arial" w:hAnsi="Arial" w:cs="Arial"/>
+          <w:sz w:val="24"/>
+          <w:szCs w:val="24"/>
+        </w:rPr>
+        <w:t>Computer programs and related documentation such as requirements, design models and user manuals.</w:t>
+      </w:r>
+    </w:p>
+    <w:p>
+      <w:pPr>
+        <w:pStyle w:val="ListParagraph"/>
+        <w:spacing w:line="360" w:lineRule="auto"/>
+        <w:ind w:left="360"/>
+        <w:jc w:val="both"/>
+        <w:rPr>
+          <w:rFonts w:ascii="Arial" w:hAnsi="Arial" w:cs="Arial"/>
+          <w:sz w:val="24"/>
+          <w:szCs w:val="24"/>
+        </w:rPr>
+      </w:pPr>
+    </w:p>
+    <w:p>
+      <w:pPr>
+        <w:pStyle w:val="ListParagraph"/>
+        <w:spacing w:line="360" w:lineRule="auto"/>
+        <w:ind w:left="360"/>
+        <w:jc w:val="both"/>
+        <w:rPr>
+          <w:rFonts w:ascii="Arial" w:hAnsi="Arial" w:cs="Arial"/>
+          <w:sz w:val="24"/>
+          <w:szCs w:val="24"/>
+        </w:rPr>
+      </w:pPr>
+      <w:r>
+        <w:rPr>
+          <w:rFonts w:ascii="Arial" w:hAnsi="Arial" w:cs="Arial"/>
+          <w:sz w:val="24"/>
+          <w:szCs w:val="24"/>
+        </w:rPr>
+        <w:t>Engineering is the application of scientific and practical knowledge to invent,</w:t>
+      </w:r>
+      <w:r>
+        <w:rPr>
+          <w:rFonts w:ascii="Arial" w:hAnsi="Arial" w:cs="Arial"/>
+          <w:sz w:val="24"/>
+          <w:szCs w:val="24"/>
+        </w:rPr>
+        <w:t xml:space="preserve"> </w:t>
+      </w:r>
+      <w:r>
+        <w:rPr>
+          <w:rFonts w:ascii="Arial" w:hAnsi="Arial" w:cs="Arial"/>
+          <w:sz w:val="24"/>
+          <w:szCs w:val="24"/>
+        </w:rPr>
+        <w:t>design, build, maintain, and improve frameworks, processes, etc.</w:t>
+      </w:r>
+    </w:p>
+    <w:p>
+      <w:pPr>
+        <w:pStyle w:val="ListParagraph"/>
+        <w:spacing w:line="360" w:lineRule="auto"/>
+        <w:ind w:left="360"/>
+        <w:jc w:val="both"/>
+        <w:rPr>
+          <w:rFonts w:ascii="Arial" w:hAnsi="Arial" w:cs="Arial"/>
+          <w:sz w:val="24"/>
+          <w:szCs w:val="24"/>
+        </w:rPr>
+      </w:pPr>
+    </w:p>
+    <w:p>
+      <w:pPr>
+        <w:pStyle w:val="ListParagraph"/>
+        <w:spacing w:line="360" w:lineRule="auto"/>
+        <w:ind w:left="360"/>
+        <w:jc w:val="center"/>
+        <w:rPr>
+          <w:rFonts w:ascii="Arial" w:hAnsi="Arial" w:cs="Arial"/>
+          <w:sz w:val="24"/>
+          <w:szCs w:val="24"/>
+        </w:rPr>
+      </w:pPr>
+      <w:r>
+        <w:rPr>
+          <w:rFonts w:ascii="Arial" w:hAnsi="Arial" w:cs="Arial"/>
+          <w:sz w:val="24"/>
+          <w:szCs w:val="24"/>
+        </w:rPr>
+        <w:drawing>
+          <wp:inline distT="0" distB="0" distL="0" distR="0" wp14:anchorId="12A12F6C" wp14:editId="555CC1FB">
+            <wp:extent cx="3213030" cy="2078182"/>
+            <wp:effectExtent l="0" t="0" r="6985" b="0"/>
+            <wp:docPr id="726411499" name="Picture 2" descr="Software Engineering Introduction"/>
+            <wp:cNvGraphicFramePr>
+              <a:graphicFrameLocks xmlns:a="http://schemas.openxmlformats.org/drawingml/2006/main" noChangeAspect="1"/>
+            </wp:cNvGraphicFramePr>
+            <a:graphic xmlns:a="http://schemas.openxmlformats.org/drawingml/2006/main">
+              <a:graphicData uri="http://schemas.openxmlformats.org/drawingml/2006/picture">
+                <pic:pic xmlns:pic="http://schemas.openxmlformats.org/drawingml/2006/picture">
+                  <pic:nvPicPr>
+                    <pic:cNvPr id="0" name="Picture 24" descr="Software Engineering Introduction"/>
+                    <pic:cNvPicPr>
+                      <a:picLocks noChangeAspect="1" noChangeArrowheads="1"/>
+                    </pic:cNvPicPr>
+                  </pic:nvPicPr>
+                  <pic:blipFill>
+                    <a:blip r:embed="rId7">
+                      <a:extLst>
+                        <a:ext uri="{28A0092B-C50C-407E-A947-70E740481C1C}">
+                          <a14:useLocalDpi xmlns:a14="http://schemas.microsoft.com/office/drawing/2010/main" val="0"/>
+                        </a:ext>
+                      </a:extLst>
+                    </a:blip>
+                    <a:srcRect/>
+                    <a:stretch>
+                      <a:fillRect/>
+                    </a:stretch>
+                  </pic:blipFill>
+                  <pic:spPr bwMode="auto">
+                    <a:xfrm>
+                      <a:off x="0" y="0"/>
+                      <a:ext cx="3229213" cy="2088649"/>
+                    </a:xfrm>
+                    <a:prstGeom prst="rect">
+                      <a:avLst/>
+                    </a:prstGeom>
+                    <a:noFill/>
+                    <a:ln>
+                      <a:noFill/>
+                    </a:ln>
+                  </pic:spPr>
+                </pic:pic>
+              </a:graphicData>
+            </a:graphic>
+          </wp:inline>
+        </w:drawing>
+      </w:r>
+    </w:p>
+    <w:p>
+      <w:pPr>
+        <w:pStyle w:val="ListParagraph"/>
+        <w:spacing w:line="360" w:lineRule="auto"/>
+        <w:ind w:left="360"/>
+        <w:jc w:val="center"/>
+        <w:rPr>
+          <w:rFonts w:ascii="Arial" w:hAnsi="Arial" w:cs="Arial"/>
+          <w:sz w:val="24"/>
+          <w:szCs w:val="24"/>
+        </w:rPr>
+      </w:pPr>
+    </w:p>
+    <w:p>
+      <w:pPr>
+        <w:pStyle w:val="ListParagraph"/>
+        <w:spacing w:line="360" w:lineRule="auto"/>
+        <w:ind w:left="360"/>
+        <w:jc w:val="both"/>
+        <w:rPr>
+          <w:rFonts w:ascii="Arial" w:hAnsi="Arial" w:cs="Arial"/>
+          <w:sz w:val="24"/>
+          <w:szCs w:val="24"/>
+        </w:rPr>
+      </w:pPr>
+      <w:r>
+        <w:rPr>
+          <w:rFonts w:ascii="Arial" w:hAnsi="Arial" w:cs="Arial"/>
+          <w:sz w:val="24"/>
+          <w:szCs w:val="24"/>
+        </w:rPr>
+        <w:t>Software Engineering is required for:</w:t>
+      </w:r>
+    </w:p>
+    <w:p>
+      <w:pPr>
+        <w:pStyle w:val="ListParagraph"/>
+        <w:numPr>
+          <w:ilvl w:val="0"/>
+          <w:numId w:val="5"/>
+        </w:numPr>
+        <w:spacing w:line="360" w:lineRule="auto"/>
+        <w:jc w:val="both"/>
+        <w:rPr>
+          <w:rFonts w:ascii="Arial" w:hAnsi="Arial" w:cs="Arial"/>
+          <w:sz w:val="24"/>
+          <w:szCs w:val="24"/>
+        </w:rPr>
+      </w:pPr>
+      <w:r>
+        <w:rPr>
+          <w:rFonts w:ascii="Arial" w:hAnsi="Arial" w:cs="Arial"/>
+          <w:sz w:val="24"/>
+          <w:szCs w:val="24"/>
+        </w:rPr>
+        <w:t>To manage large software</w:t>
+      </w:r>
+    </w:p>
+    <w:p>
+      <w:pPr>
+        <w:pStyle w:val="ListParagraph"/>
+        <w:numPr>
+          <w:ilvl w:val="0"/>
+          <w:numId w:val="5"/>
+        </w:numPr>
+        <w:spacing w:line="360" w:lineRule="auto"/>
+        <w:jc w:val="both"/>
+        <w:rPr>
+          <w:rFonts w:ascii="Arial" w:hAnsi="Arial" w:cs="Arial"/>
+          <w:sz w:val="24"/>
+          <w:szCs w:val="24"/>
+        </w:rPr>
+      </w:pPr>
+      <w:r>
+        <w:rPr>
+          <w:rFonts w:ascii="Arial" w:hAnsi="Arial" w:cs="Arial"/>
+          <w:sz w:val="24"/>
+          <w:szCs w:val="24"/>
+        </w:rPr>
+        <w:t>For more stability</w:t>
+      </w:r>
+    </w:p>
+    <w:p>
+      <w:pPr>
+        <w:pStyle w:val="ListParagraph"/>
+        <w:numPr>
+          <w:ilvl w:val="0"/>
+          <w:numId w:val="5"/>
+        </w:numPr>
+        <w:spacing w:line="360" w:lineRule="auto"/>
+        <w:jc w:val="both"/>
+        <w:rPr>
+          <w:rFonts w:ascii="Arial" w:hAnsi="Arial" w:cs="Arial"/>
+          <w:sz w:val="24"/>
+          <w:szCs w:val="24"/>
+        </w:rPr>
+      </w:pPr>
+      <w:r>
+        <w:rPr>
+          <w:rFonts w:ascii="Arial" w:hAnsi="Arial" w:cs="Arial"/>
+          <w:sz w:val="24"/>
+          <w:szCs w:val="24"/>
+        </w:rPr>
+        <w:t>Cost Management</w:t>
+      </w:r>
+    </w:p>
+    <w:p>
+      <w:pPr>
+        <w:pStyle w:val="ListParagraph"/>
+        <w:numPr>
+          <w:ilvl w:val="0"/>
+          <w:numId w:val="5"/>
+        </w:numPr>
+        <w:spacing w:line="360" w:lineRule="auto"/>
+        <w:jc w:val="both"/>
+        <w:rPr>
+          <w:rFonts w:ascii="Arial" w:hAnsi="Arial" w:cs="Arial"/>
+          <w:sz w:val="24"/>
+          <w:szCs w:val="24"/>
+        </w:rPr>
+      </w:pPr>
+      <w:r>
+        <w:rPr>
+          <w:rFonts w:ascii="Arial" w:hAnsi="Arial" w:cs="Arial"/>
+          <w:sz w:val="24"/>
+          <w:szCs w:val="24"/>
+        </w:rPr>
+        <w:t>To manage the dynamic nature of software</w:t>
+      </w:r>
+    </w:p>
+    <w:p>
+      <w:pPr>
+        <w:pStyle w:val="ListParagraph"/>
+        <w:numPr>
+          <w:ilvl w:val="0"/>
+          <w:numId w:val="5"/>
+        </w:numPr>
+        <w:spacing w:line="360" w:lineRule="auto"/>
+        <w:jc w:val="both"/>
+        <w:rPr>
+          <w:rFonts w:ascii="Arial" w:hAnsi="Arial" w:cs="Arial"/>
+          <w:sz w:val="24"/>
+          <w:szCs w:val="24"/>
+        </w:rPr>
+      </w:pPr>
+      <w:r>
+        <w:rPr>
+          <w:rFonts w:ascii="Arial" w:hAnsi="Arial" w:cs="Arial"/>
+          <w:sz w:val="24"/>
+          <w:szCs w:val="24"/>
+        </w:rPr>
+        <w:t>For better quality Management</w:t>
+      </w:r>
+    </w:p>
+    <w:p>
+      <w:pPr>
+        <w:spacing w:line="360" w:lineRule="auto"/>
+        <w:ind w:firstLine="360"/>
+        <w:jc w:val="both"/>
+        <w:rPr>
+          <w:rFonts w:ascii="Arial" w:hAnsi="Arial" w:cs="Arial"/>
+          <w:sz w:val="24"/>
+          <w:szCs w:val="24"/>
+        </w:rPr>
+      </w:pPr>
+    </w:p>
+    <w:p>
+      <w:pPr>
+        <w:spacing w:line="360" w:lineRule="auto"/>
+        <w:ind w:firstLine="360"/>
+        <w:jc w:val="both"/>
+        <w:rPr>
+          <w:rFonts w:ascii="Arial" w:hAnsi="Arial" w:cs="Arial"/>
+          <w:sz w:val="24"/>
+          <w:szCs w:val="24"/>
+        </w:rPr>
+      </w:pPr>
+      <w:r>
+        <w:rPr>
+          <w:rFonts w:ascii="Arial" w:hAnsi="Arial" w:cs="Arial"/>
+          <w:sz w:val="24"/>
+          <w:szCs w:val="24"/>
+        </w:rPr>
+        <w:t>Characters of good software engineering:</w:t>
+      </w:r>
+    </w:p>
+    <w:p>
+      <w:pPr>
+        <w:pStyle w:val="ListParagraph"/>
+        <w:numPr>
+          <w:ilvl w:val="0"/>
+          <w:numId w:val="6"/>
+        </w:numPr>
+        <w:spacing w:line="360" w:lineRule="auto"/>
+        <w:jc w:val="both"/>
+        <w:rPr>
+          <w:rFonts w:ascii="Arial" w:hAnsi="Arial" w:cs="Arial"/>
+          <w:sz w:val="24"/>
+          <w:szCs w:val="24"/>
+        </w:rPr>
+      </w:pPr>
+      <w:r>
+        <w:rPr>
+          <w:rFonts w:ascii="Arial" w:hAnsi="Arial" w:cs="Arial"/>
+          <w:sz w:val="24"/>
+          <w:szCs w:val="24"/>
+        </w:rPr>
+        <w:t>Exposure to systematic methods, i.e., familiarity with software engineering principles.</w:t>
+      </w:r>
+    </w:p>
+    <w:p>
+      <w:pPr>
+        <w:pStyle w:val="ListParagraph"/>
+        <w:numPr>
+          <w:ilvl w:val="0"/>
+          <w:numId w:val="6"/>
+        </w:numPr>
+        <w:spacing w:line="360" w:lineRule="auto"/>
+        <w:jc w:val="both"/>
+        <w:rPr>
+          <w:rFonts w:ascii="Arial" w:hAnsi="Arial" w:cs="Arial"/>
+          <w:sz w:val="24"/>
+          <w:szCs w:val="24"/>
+        </w:rPr>
+      </w:pPr>
+      <w:r>
+        <w:rPr>
+          <w:rFonts w:ascii="Arial" w:hAnsi="Arial" w:cs="Arial"/>
+          <w:sz w:val="24"/>
+          <w:szCs w:val="24"/>
+        </w:rPr>
+        <w:lastRenderedPageBreak/>
+        <w:t>Good technical knowledge of the project range (Domain knowledge).</w:t>
+      </w:r>
+    </w:p>
+    <w:p>
+      <w:pPr>
+        <w:pStyle w:val="ListParagraph"/>
+        <w:numPr>
+          <w:ilvl w:val="0"/>
+          <w:numId w:val="6"/>
+        </w:numPr>
+        <w:spacing w:line="360" w:lineRule="auto"/>
+        <w:jc w:val="both"/>
+        <w:rPr>
+          <w:rFonts w:ascii="Arial" w:hAnsi="Arial" w:cs="Arial"/>
+          <w:sz w:val="24"/>
+          <w:szCs w:val="24"/>
+        </w:rPr>
+      </w:pPr>
+      <w:r>
+        <w:rPr>
+          <w:rFonts w:ascii="Arial" w:hAnsi="Arial" w:cs="Arial"/>
+          <w:sz w:val="24"/>
+          <w:szCs w:val="24"/>
+        </w:rPr>
+        <w:t>Good programming abilities</w:t>
+      </w:r>
+    </w:p>
+    <w:p>
+      <w:pPr>
+        <w:pStyle w:val="ListParagraph"/>
+        <w:numPr>
+          <w:ilvl w:val="0"/>
+          <w:numId w:val="6"/>
+        </w:numPr>
+        <w:spacing w:line="360" w:lineRule="auto"/>
+        <w:jc w:val="both"/>
+        <w:rPr>
+          <w:rFonts w:ascii="Arial" w:hAnsi="Arial" w:cs="Arial"/>
+          <w:sz w:val="24"/>
+          <w:szCs w:val="24"/>
+        </w:rPr>
+      </w:pPr>
+      <w:r>
+        <w:rPr>
+          <w:rFonts w:ascii="Arial" w:hAnsi="Arial" w:cs="Arial"/>
+          <w:sz w:val="24"/>
+          <w:szCs w:val="24"/>
+        </w:rPr>
+        <w:t>Good communication skills. These skills comprise of oral, written, and interpersonal skills.</w:t>
+      </w:r>
+    </w:p>
+    <w:p>
+      <w:pPr>
+        <w:pStyle w:val="ListParagraph"/>
+        <w:numPr>
+          <w:ilvl w:val="0"/>
+          <w:numId w:val="6"/>
+        </w:numPr>
+        <w:spacing w:line="360" w:lineRule="auto"/>
+        <w:jc w:val="both"/>
+        <w:rPr>
+          <w:rFonts w:ascii="Arial" w:hAnsi="Arial" w:cs="Arial"/>
+          <w:sz w:val="24"/>
+          <w:szCs w:val="24"/>
+        </w:rPr>
+      </w:pPr>
+      <w:r>
+        <w:rPr>
+          <w:rFonts w:ascii="Arial" w:hAnsi="Arial" w:cs="Arial"/>
+          <w:sz w:val="24"/>
+          <w:szCs w:val="24"/>
+        </w:rPr>
+        <w:t>High motivation</w:t>
+      </w:r>
+    </w:p>
+    <w:p>
+      <w:pPr>
+        <w:pStyle w:val="ListParagraph"/>
+        <w:numPr>
+          <w:ilvl w:val="0"/>
+          <w:numId w:val="6"/>
+        </w:numPr>
+        <w:spacing w:line="360" w:lineRule="auto"/>
+        <w:jc w:val="both"/>
+        <w:rPr>
+          <w:rFonts w:ascii="Arial" w:hAnsi="Arial" w:cs="Arial"/>
+          <w:sz w:val="24"/>
+          <w:szCs w:val="24"/>
+        </w:rPr>
+      </w:pPr>
+      <w:r>
+        <w:rPr>
+          <w:rFonts w:ascii="Arial" w:hAnsi="Arial" w:cs="Arial"/>
+          <w:sz w:val="24"/>
+          <w:szCs w:val="24"/>
+        </w:rPr>
+        <w:t>Sound knowledge of fundamentals of computer science.</w:t>
+      </w:r>
+    </w:p>
+    <w:p>
+      <w:pPr>
+        <w:pStyle w:val="ListParagraph"/>
+        <w:numPr>
+          <w:ilvl w:val="0"/>
+          <w:numId w:val="6"/>
+        </w:numPr>
+        <w:spacing w:line="360" w:lineRule="auto"/>
+        <w:jc w:val="both"/>
+        <w:rPr>
+          <w:rFonts w:ascii="Arial" w:hAnsi="Arial" w:cs="Arial"/>
+          <w:sz w:val="24"/>
+          <w:szCs w:val="24"/>
+        </w:rPr>
+      </w:pPr>
+      <w:r>
+        <w:rPr>
+          <w:rFonts w:ascii="Arial" w:hAnsi="Arial" w:cs="Arial"/>
+          <w:sz w:val="24"/>
+          <w:szCs w:val="24"/>
+        </w:rPr>
+        <w:t>Intelligence.</w:t>
+      </w:r>
+    </w:p>
+    <w:p>
+      <w:pPr>
+        <w:pStyle w:val="ListParagraph"/>
+        <w:numPr>
+          <w:ilvl w:val="0"/>
+          <w:numId w:val="6"/>
+        </w:numPr>
+        <w:spacing w:line="360" w:lineRule="auto"/>
+        <w:jc w:val="both"/>
+        <w:rPr>
+          <w:rFonts w:ascii="Arial" w:hAnsi="Arial" w:cs="Arial"/>
+          <w:sz w:val="24"/>
+          <w:szCs w:val="24"/>
+        </w:rPr>
+      </w:pPr>
+      <w:r>
+        <w:rPr>
+          <w:rFonts w:ascii="Arial" w:hAnsi="Arial" w:cs="Arial"/>
+          <w:sz w:val="24"/>
+          <w:szCs w:val="24"/>
+        </w:rPr>
+        <w:t>Ability to work in a team</w:t>
+      </w:r>
+    </w:p>
+    <w:p>
+      <w:pPr>
+        <w:pStyle w:val="ListParagraph"/>
+        <w:numPr>
+          <w:ilvl w:val="0"/>
+          <w:numId w:val="6"/>
+        </w:numPr>
+        <w:spacing w:line="360" w:lineRule="auto"/>
+        <w:jc w:val="both"/>
+        <w:rPr>
+          <w:rFonts w:ascii="Arial" w:hAnsi="Arial" w:cs="Arial"/>
+          <w:sz w:val="24"/>
+          <w:szCs w:val="24"/>
+        </w:rPr>
+      </w:pPr>
+      <w:r>
+        <w:rPr>
+          <w:rFonts w:ascii="Arial" w:hAnsi="Arial" w:cs="Arial"/>
+          <w:sz w:val="24"/>
+          <w:szCs w:val="24"/>
+        </w:rPr>
+        <w:t>Discipline, etc.</w:t>
+      </w:r>
+    </w:p>
+    <w:p>
+      <w:pPr>
+        <w:pStyle w:val="ListParagraph"/>
+        <w:spacing w:line="360" w:lineRule="auto"/>
+        <w:ind w:left="1080"/>
+        <w:jc w:val="both"/>
+        <w:rPr>
+          <w:rFonts w:ascii="Arial" w:hAnsi="Arial" w:cs="Arial"/>
+          <w:sz w:val="24"/>
+          <w:szCs w:val="24"/>
+        </w:rPr>
+      </w:pPr>
+    </w:p>
+    <w:p>
+      <w:pPr>
+        <w:pStyle w:val="ListParagraph"/>
+        <w:spacing w:line="360" w:lineRule="auto"/>
+        <w:ind w:left="1080"/>
+        <w:jc w:val="both"/>
+        <w:rPr>
+          <w:rFonts w:ascii="Arial" w:hAnsi="Arial" w:cs="Arial"/>
+          <w:sz w:val="24"/>
+          <w:szCs w:val="24"/>
+        </w:rPr>
+      </w:pPr>
+    </w:p>
+    <w:p>
+      <w:pPr>
+        <w:pStyle w:val="ListParagraph"/>
+        <w:numPr>
+          <w:ilvl w:val="0"/>
+          <w:numId w:val="1"/>
+        </w:numPr>
+        <w:spacing w:line="360" w:lineRule="auto"/>
+        <w:jc w:val="both"/>
+        <w:rPr>
+          <w:rFonts w:ascii="Arial" w:hAnsi="Arial" w:cs="Arial"/>
+          <w:b/>
+          <w:bCs/>
+          <w:color w:val="004E9A"/>
+          <w:sz w:val="24"/>
+          <w:szCs w:val="24"/>
+        </w:rPr>
+      </w:pPr>
+      <w:r>
+        <w:rPr>
+          <w:rFonts w:ascii="Arial" w:hAnsi="Arial" w:cs="Arial"/>
+          <w:b/>
+          <w:bCs/>
+          <w:color w:val="004E9A"/>
+          <w:sz w:val="24"/>
+          <w:szCs w:val="24"/>
+        </w:rPr>
+        <w:t>Explain types of software.</w:t>
+      </w:r>
+    </w:p>
+    <w:p>
+      <w:pPr>
+        <w:pStyle w:val="ListParagraph"/>
+        <w:numPr>
+          <w:ilvl w:val="0"/>
+          <w:numId w:val="2"/>
+        </w:numPr>
+        <w:spacing w:line="360" w:lineRule="auto"/>
+        <w:jc w:val="both"/>
+        <w:rPr>
+          <w:rFonts w:ascii="Arial" w:hAnsi="Arial" w:cs="Arial"/>
+          <w:sz w:val="24"/>
+          <w:szCs w:val="24"/>
+        </w:rPr>
+      </w:pPr>
+      <w:r>
+        <w:rPr>
+          <w:rFonts w:ascii="Arial" w:hAnsi="Arial" w:cs="Arial"/>
+          <w:sz w:val="24"/>
+          <w:szCs w:val="24"/>
+        </w:rPr>
+        <w:t>Software is a set of instructions, data or programs used to operate computers and execute specific tasks. It is the opposite of hardware, which describes the physical aspects of a computer. Software is a generic term used to refer to applications, scripts and programs that run on a device. It can be thought of as the variable part of a computer, while hardware is the invariable part.</w:t>
+      </w:r>
+    </w:p>
+    <w:p>
+      <w:pPr>
+        <w:pStyle w:val="ListParagraph"/>
+        <w:spacing w:line="360" w:lineRule="auto"/>
+        <w:ind w:left="360"/>
+        <w:jc w:val="both"/>
+        <w:rPr>
+          <w:rFonts w:ascii="Arial" w:hAnsi="Arial" w:cs="Arial"/>
+          <w:sz w:val="24"/>
+          <w:szCs w:val="24"/>
+        </w:rPr>
+      </w:pPr>
+    </w:p>
+    <w:p>
+      <w:pPr>
+        <w:pStyle w:val="ListParagraph"/>
+        <w:spacing w:line="360" w:lineRule="auto"/>
+        <w:ind w:left="360"/>
+        <w:jc w:val="both"/>
+        <w:rPr>
+          <w:rFonts w:ascii="Arial" w:hAnsi="Arial" w:cs="Arial"/>
+          <w:sz w:val="24"/>
+          <w:szCs w:val="24"/>
+        </w:rPr>
+      </w:pPr>
+      <w:r>
+        <w:rPr>
+          <w:rFonts w:ascii="Arial" w:hAnsi="Arial" w:cs="Arial"/>
+          <w:sz w:val="24"/>
+          <w:szCs w:val="24"/>
+        </w:rPr>
+        <w:t xml:space="preserve">The two main categories of software are application software and system software. An application is software that </w:t>
+      </w:r>
+      <w:r>
+        <w:rPr>
+          <w:rFonts w:ascii="Arial" w:hAnsi="Arial" w:cs="Arial"/>
+          <w:sz w:val="24"/>
+          <w:szCs w:val="24"/>
+        </w:rPr>
+        <w:t>fulfils</w:t>
+      </w:r>
+      <w:r>
+        <w:rPr>
+          <w:rFonts w:ascii="Arial" w:hAnsi="Arial" w:cs="Arial"/>
+          <w:sz w:val="24"/>
+          <w:szCs w:val="24"/>
+        </w:rPr>
+        <w:t xml:space="preserve"> a specific need or performs tasks. System software is designed to run a computer's hardware and provides a platform for applications to run on top of.</w:t>
+      </w:r>
+    </w:p>
+    <w:p>
+      <w:pPr>
+        <w:pStyle w:val="ListParagraph"/>
+        <w:spacing w:line="360" w:lineRule="auto"/>
+        <w:ind w:left="360"/>
+        <w:jc w:val="both"/>
+        <w:rPr>
+          <w:rFonts w:ascii="Arial" w:hAnsi="Arial" w:cs="Arial"/>
+          <w:sz w:val="24"/>
+          <w:szCs w:val="24"/>
+        </w:rPr>
+      </w:pPr>
+    </w:p>
+    <w:p>
+      <w:pPr>
+        <w:spacing w:line="360" w:lineRule="auto"/>
+        <w:jc w:val="center"/>
+        <w:rPr>
+          <w:rFonts w:ascii="Arial" w:hAnsi="Arial" w:cs="Arial"/>
+          <w:sz w:val="24"/>
+          <w:szCs w:val="24"/>
+        </w:rPr>
+      </w:pPr>
+      <w:r>
+        <w:rPr>
+          <w:noProof/>
+        </w:rPr>
+        <w:drawing>
+          <wp:inline distT="0" distB="0" distL="0" distR="0" wp14:anchorId="3922DF51" wp14:editId="7F40544D">
+            <wp:extent cx="3789680" cy="2570480"/>
+            <wp:effectExtent l="0" t="0" r="1270" b="1270"/>
+            <wp:docPr id="5" name="Picture 2"/>
+            <wp:cNvGraphicFramePr>
+              <a:graphicFrameLocks xmlns:a="http://schemas.openxmlformats.org/drawingml/2006/main" noChangeAspect="1"/>
+            </wp:cNvGraphicFramePr>
+            <a:graphic xmlns:a="http://schemas.openxmlformats.org/drawingml/2006/main">
+              <a:graphicData uri="http://schemas.openxmlformats.org/drawingml/2006/picture">
+                <pic:pic xmlns:pic="http://schemas.openxmlformats.org/drawingml/2006/picture">
+                  <pic:nvPicPr>
+                    <pic:cNvPr id="0" name="Picture 5"/>
+                    <pic:cNvPicPr>
+                      <a:picLocks noChangeAspect="1" noChangeArrowheads="1"/>
+                    </pic:cNvPicPr>
+                  </pic:nvPicPr>
+                  <pic:blipFill rotWithShape="1">
+                    <a:blip r:embed="rId8" cstate="print">
+                      <a:extLst>
+                        <a:ext uri="{28A0092B-C50C-407E-A947-70E740481C1C}">
+                          <a14:useLocalDpi xmlns:a14="http://schemas.microsoft.com/office/drawing/2010/main" val="0"/>
+                        </a:ext>
+                      </a:extLst>
+                    </a:blip>
+                    <a:srcRect l="3941" t="5805" r="4202" b="5187"/>
+                    <a:stretch/>
+                  </pic:blipFill>
+                  <pic:spPr bwMode="auto">
+                    <a:xfrm>
+                      <a:off x="0" y="0"/>
+                      <a:ext cx="3797717" cy="2575932"/>
+                    </a:xfrm>
+                    <a:prstGeom prst="rect">
+                      <a:avLst/>
+                    </a:prstGeom>
+                    <a:noFill/>
+                    <a:ln>
+                      <a:noFill/>
+                    </a:ln>
+                    <a:extLst>
+                      <a:ext uri="{53640926-AAD7-44D8-BBD7-CCE9431645EC}">
+                        <a14:shadowObscured xmlns:a14="http://schemas.microsoft.com/office/drawing/2010/main"/>
+                      </a:ext>
+                    </a:extLst>
+                  </pic:spPr>
+                </pic:pic>
+              </a:graphicData>
+            </a:graphic>
+          </wp:inline>
+        </w:drawing>
+      </w:r>
+    </w:p>
+    <w:p>
+      <w:pPr>
+        <w:spacing w:line="360" w:lineRule="auto"/>
+        <w:ind w:left="360"/>
+        <w:jc w:val="both"/>
+        <w:rPr>
+          <w:rFonts w:ascii="Arial" w:hAnsi="Arial" w:cs="Arial"/>
+          <w:sz w:val="24"/>
+          <w:szCs w:val="24"/>
+        </w:rPr>
+      </w:pPr>
+      <w:r>
+        <w:rPr>
+          <w:rFonts w:ascii="Arial" w:hAnsi="Arial" w:cs="Arial"/>
+          <w:sz w:val="24"/>
+          <w:szCs w:val="24"/>
+        </w:rPr>
+        <w:lastRenderedPageBreak/>
+        <w:t>Among the various categories of software, the most common types include the</w:t>
+      </w:r>
+      <w:r>
+        <w:rPr>
+          <w:rFonts w:ascii="Arial" w:hAnsi="Arial" w:cs="Arial"/>
+          <w:sz w:val="24"/>
+          <w:szCs w:val="24"/>
+        </w:rPr>
+        <w:t xml:space="preserve"> following</w:t>
+      </w:r>
+      <w:r>
+        <w:rPr>
+          <w:rFonts w:ascii="Arial" w:hAnsi="Arial" w:cs="Arial"/>
+          <w:sz w:val="24"/>
+          <w:szCs w:val="24"/>
+        </w:rPr>
+        <w:t>:</w:t>
+      </w:r>
+    </w:p>
+    <w:p>
+      <w:pPr>
+        <w:pStyle w:val="ListParagraph"/>
+        <w:numPr>
+          <w:ilvl w:val="0"/>
+          <w:numId w:val="9"/>
+        </w:numPr>
+        <w:spacing w:line="360" w:lineRule="auto"/>
+        <w:jc w:val="both"/>
+        <w:rPr>
+          <w:rFonts w:ascii="Arial" w:hAnsi="Arial" w:cs="Arial"/>
+          <w:sz w:val="24"/>
+          <w:szCs w:val="24"/>
+        </w:rPr>
+      </w:pPr>
+      <w:r>
+        <w:rPr>
+          <w:rFonts w:ascii="Arial" w:hAnsi="Arial" w:cs="Arial"/>
+          <w:b/>
+          <w:bCs/>
+          <w:sz w:val="24"/>
+          <w:szCs w:val="24"/>
+        </w:rPr>
+        <w:t xml:space="preserve">Application </w:t>
+      </w:r>
+      <w:r>
+        <w:rPr>
+          <w:rFonts w:ascii="Arial" w:hAnsi="Arial" w:cs="Arial"/>
+          <w:b/>
+          <w:bCs/>
+          <w:sz w:val="24"/>
+          <w:szCs w:val="24"/>
+        </w:rPr>
+        <w:t>software:</w:t>
+      </w:r>
+      <w:r>
+        <w:rPr>
+          <w:rFonts w:ascii="Arial" w:hAnsi="Arial" w:cs="Arial"/>
+          <w:sz w:val="24"/>
+          <w:szCs w:val="24"/>
+        </w:rPr>
+        <w:t xml:space="preserve"> The</w:t>
+      </w:r>
+      <w:r>
+        <w:rPr>
+          <w:rFonts w:ascii="Arial" w:hAnsi="Arial" w:cs="Arial"/>
+          <w:sz w:val="24"/>
+          <w:szCs w:val="24"/>
+        </w:rPr>
+        <w:t xml:space="preserve"> most common type of software, application software is a computer software package that performs a specific function for a user, or in some cases, for another application. An application can be self-contained, or it can be a group of programs that run the application for the user. Examples of modern applications include office suites, graphics software, databases and database management programs, web browsers, word processors, software development tools, image editors and communication platforms.</w:t>
+      </w:r>
+    </w:p>
+    <w:p>
+      <w:pPr>
+        <w:pStyle w:val="ListParagraph"/>
+        <w:spacing w:line="360" w:lineRule="auto"/>
+        <w:ind w:left="360"/>
+        <w:jc w:val="both"/>
+        <w:rPr>
+          <w:rFonts w:ascii="Arial" w:hAnsi="Arial" w:cs="Arial"/>
+          <w:sz w:val="24"/>
+          <w:szCs w:val="24"/>
+        </w:rPr>
+      </w:pPr>
+    </w:p>
+    <w:p>
+      <w:pPr>
+        <w:pStyle w:val="ListParagraph"/>
+        <w:numPr>
+          <w:ilvl w:val="0"/>
+          <w:numId w:val="9"/>
+        </w:numPr>
+        <w:spacing w:line="360" w:lineRule="auto"/>
+        <w:jc w:val="both"/>
+        <w:rPr>
+          <w:rFonts w:ascii="Arial" w:hAnsi="Arial" w:cs="Arial"/>
+          <w:sz w:val="24"/>
+          <w:szCs w:val="24"/>
+        </w:rPr>
+      </w:pPr>
+      <w:r>
+        <w:rPr>
+          <w:rFonts w:ascii="Arial" w:hAnsi="Arial" w:cs="Arial"/>
+          <w:b/>
+          <w:bCs/>
+          <w:sz w:val="24"/>
+          <w:szCs w:val="24"/>
+        </w:rPr>
+        <w:t>System software</w:t>
+      </w:r>
+      <w:r>
+        <w:rPr>
+          <w:rFonts w:ascii="Arial" w:hAnsi="Arial" w:cs="Arial"/>
+          <w:b/>
+          <w:bCs/>
+          <w:sz w:val="24"/>
+          <w:szCs w:val="24"/>
+        </w:rPr>
+        <w:t>:</w:t>
+      </w:r>
+      <w:r>
+        <w:rPr>
+          <w:rFonts w:ascii="Arial" w:hAnsi="Arial" w:cs="Arial"/>
+          <w:sz w:val="24"/>
+          <w:szCs w:val="24"/>
+        </w:rPr>
+        <w:t xml:space="preserve"> These software programs are designed to run a computer's application programs and hardware. System software coordinates the activities and functions of the hardware and software. In addition, it controls the operations of the computer hardware and provides an environment or platform for all the other types of software to work in. The OS is the best example of system software; it manages all the other computer programs. Other examples of system software include the firmware, computer language translators and system utilities.</w:t>
+      </w:r>
+    </w:p>
+    <w:p>
+      <w:pPr>
+        <w:pStyle w:val="ListParagraph"/>
+        <w:rPr>
+          <w:rFonts w:ascii="Arial" w:hAnsi="Arial" w:cs="Arial"/>
+          <w:b/>
+          <w:bCs/>
+          <w:sz w:val="24"/>
+          <w:szCs w:val="24"/>
+        </w:rPr>
+      </w:pPr>
+    </w:p>
+    <w:p>
+      <w:pPr>
+        <w:pStyle w:val="ListParagraph"/>
+        <w:numPr>
+          <w:ilvl w:val="0"/>
+          <w:numId w:val="9"/>
+        </w:numPr>
+        <w:spacing w:line="360" w:lineRule="auto"/>
+        <w:jc w:val="both"/>
+        <w:rPr>
+          <w:rFonts w:ascii="Arial" w:hAnsi="Arial" w:cs="Arial"/>
+          <w:sz w:val="24"/>
+          <w:szCs w:val="24"/>
+        </w:rPr>
+      </w:pPr>
+      <w:r>
+        <w:rPr>
+          <w:rFonts w:ascii="Arial" w:hAnsi="Arial" w:cs="Arial"/>
+          <w:b/>
+          <w:bCs/>
+          <w:sz w:val="24"/>
+          <w:szCs w:val="24"/>
+        </w:rPr>
+        <w:t>Driver software</w:t>
+      </w:r>
+      <w:r>
+        <w:rPr>
+          <w:rFonts w:ascii="Arial" w:hAnsi="Arial" w:cs="Arial"/>
+          <w:b/>
+          <w:bCs/>
+          <w:sz w:val="24"/>
+          <w:szCs w:val="24"/>
+        </w:rPr>
+        <w:t>:</w:t>
+      </w:r>
+      <w:r>
+        <w:rPr>
+          <w:rFonts w:ascii="Arial" w:hAnsi="Arial" w:cs="Arial"/>
+          <w:sz w:val="24"/>
+          <w:szCs w:val="24"/>
+        </w:rPr>
+        <w:t xml:space="preserve"> </w:t>
+      </w:r>
+      <w:r>
+        <w:rPr>
+          <w:rFonts w:ascii="Arial" w:hAnsi="Arial" w:cs="Arial"/>
+          <w:sz w:val="24"/>
+          <w:szCs w:val="24"/>
+        </w:rPr>
+        <w:t>Also known as device drivers, this software is often considered a type of system software. Device drivers control the devices and peripherals connected to a computer, enabling them to perform their specific tasks. Every device that is connected to a computer needs at least one device driver to function. Examples include software that comes with any nonstandard hardware, including special game controllers, as well as the software that enables standard hardware, such as USB storage devices, keyboards, headphones and printers.</w:t>
+      </w:r>
+    </w:p>
+    <w:p>
+      <w:pPr>
+        <w:pStyle w:val="ListParagraph"/>
+        <w:spacing w:line="360" w:lineRule="auto"/>
+        <w:ind w:left="360"/>
+        <w:jc w:val="both"/>
+        <w:rPr>
+          <w:rFonts w:ascii="Arial" w:hAnsi="Arial" w:cs="Arial"/>
+          <w:sz w:val="24"/>
+          <w:szCs w:val="24"/>
+        </w:rPr>
+      </w:pPr>
+    </w:p>
+    <w:p>
+      <w:pPr>
+        <w:pStyle w:val="ListParagraph"/>
+        <w:numPr>
+          <w:ilvl w:val="0"/>
+          <w:numId w:val="9"/>
+        </w:numPr>
+        <w:spacing w:line="360" w:lineRule="auto"/>
+        <w:jc w:val="both"/>
+        <w:rPr>
+          <w:rFonts w:ascii="Arial" w:hAnsi="Arial" w:cs="Arial"/>
+          <w:sz w:val="24"/>
+          <w:szCs w:val="24"/>
+        </w:rPr>
+      </w:pPr>
+      <w:r>
+        <w:rPr>
+          <w:rFonts w:ascii="Arial" w:hAnsi="Arial" w:cs="Arial"/>
+          <w:b/>
+          <w:bCs/>
+          <w:sz w:val="24"/>
+          <w:szCs w:val="24"/>
+        </w:rPr>
+        <w:t>Middleware</w:t>
+      </w:r>
+      <w:r>
+        <w:rPr>
+          <w:rFonts w:ascii="Arial" w:hAnsi="Arial" w:cs="Arial"/>
+          <w:sz w:val="24"/>
+          <w:szCs w:val="24"/>
+        </w:rPr>
+        <w:t>:</w:t>
+      </w:r>
+      <w:r>
+        <w:rPr>
+          <w:rFonts w:ascii="Arial" w:hAnsi="Arial" w:cs="Arial"/>
+          <w:sz w:val="24"/>
+          <w:szCs w:val="24"/>
+        </w:rPr>
+        <w:t xml:space="preserve"> The term middleware describes software that mediates between application and system software or between two different kinds of application software. For example, middleware enables Microsoft Windows to talk to Excel and Word. It is also used to send a remote work request from an application in </w:t>
+      </w:r>
+      <w:r>
+        <w:rPr>
+          <w:rFonts w:ascii="Arial" w:hAnsi="Arial" w:cs="Arial"/>
+          <w:sz w:val="24"/>
+          <w:szCs w:val="24"/>
+        </w:rPr>
+        <w:lastRenderedPageBreak/>
+        <w:t>a computer that has one kind of OS, to an application in a computer with a different OS. It also enables newer applications to work with legacy ones.</w:t>
+      </w:r>
+    </w:p>
+    <w:p>
+      <w:pPr>
+        <w:pStyle w:val="ListParagraph"/>
+        <w:spacing w:line="360" w:lineRule="auto"/>
+        <w:ind w:left="360"/>
+        <w:jc w:val="both"/>
+        <w:rPr>
+          <w:rFonts w:ascii="Arial" w:hAnsi="Arial" w:cs="Arial"/>
+          <w:sz w:val="24"/>
+          <w:szCs w:val="24"/>
+        </w:rPr>
+      </w:pPr>
+    </w:p>
+    <w:p>
+      <w:pPr>
+        <w:pStyle w:val="ListParagraph"/>
+        <w:numPr>
+          <w:ilvl w:val="0"/>
+          <w:numId w:val="9"/>
+        </w:numPr>
+        <w:spacing w:line="360" w:lineRule="auto"/>
+        <w:jc w:val="both"/>
+        <w:rPr>
+          <w:rFonts w:ascii="Arial" w:hAnsi="Arial" w:cs="Arial"/>
+          <w:sz w:val="24"/>
+          <w:szCs w:val="24"/>
+        </w:rPr>
+      </w:pPr>
+      <w:r>
+        <w:rPr>
+          <w:rFonts w:ascii="Arial" w:hAnsi="Arial" w:cs="Arial"/>
+          <w:b/>
+          <w:bCs/>
+          <w:sz w:val="24"/>
+          <w:szCs w:val="24"/>
+        </w:rPr>
+        <w:t>Programming software</w:t>
+      </w:r>
+      <w:r>
+        <w:rPr>
+          <w:rFonts w:ascii="Arial" w:hAnsi="Arial" w:cs="Arial"/>
+          <w:b/>
+          <w:bCs/>
+          <w:sz w:val="24"/>
+          <w:szCs w:val="24"/>
+        </w:rPr>
+        <w:t>:</w:t>
+      </w:r>
+      <w:r>
+        <w:rPr>
+          <w:rFonts w:ascii="Arial" w:hAnsi="Arial" w:cs="Arial"/>
+          <w:sz w:val="24"/>
+          <w:szCs w:val="24"/>
+        </w:rPr>
+        <w:t xml:space="preserve"> Computer programmers use programming software to write code. Programming software and programming tools enable developers to develop, write, test and debug other software programs. Examples of programming software include assemblers, compilers, debuggers and interpreters.</w:t>
+      </w:r>
+    </w:p>
+    <w:p>
+      <w:pPr>
+        <w:pStyle w:val="ListParagraph"/>
+        <w:rPr>
+          <w:rFonts w:ascii="Arial" w:hAnsi="Arial" w:cs="Arial"/>
+          <w:sz w:val="24"/>
+          <w:szCs w:val="24"/>
+        </w:rPr>
+      </w:pPr>
+    </w:p>
+    <w:p>
+      <w:pPr>
+        <w:pStyle w:val="ListParagraph"/>
+        <w:numPr>
+          <w:ilvl w:val="0"/>
+          <w:numId w:val="9"/>
+        </w:numPr>
+        <w:spacing w:line="360" w:lineRule="auto"/>
+        <w:jc w:val="both"/>
+        <w:rPr>
+          <w:rFonts w:ascii="Arial" w:hAnsi="Arial" w:cs="Arial"/>
+          <w:sz w:val="24"/>
+          <w:szCs w:val="24"/>
+        </w:rPr>
+      </w:pPr>
+      <w:r>
+        <w:rPr>
+          <w:rFonts w:ascii="Arial" w:hAnsi="Arial" w:cs="Arial"/>
+          <w:b/>
+          <w:bCs/>
+          <w:sz w:val="24"/>
+          <w:szCs w:val="24"/>
+        </w:rPr>
+        <w:t>Embedded Software</w:t>
+      </w:r>
+      <w:r>
+        <w:rPr>
+          <w:rFonts w:ascii="Arial" w:hAnsi="Arial" w:cs="Arial"/>
+          <w:b/>
+          <w:bCs/>
+          <w:sz w:val="24"/>
+          <w:szCs w:val="24"/>
+        </w:rPr>
+        <w:t>:</w:t>
+      </w:r>
+      <w:r>
+        <w:rPr>
+          <w:rFonts w:ascii="Arial" w:hAnsi="Arial" w:cs="Arial"/>
+          <w:sz w:val="24"/>
+          <w:szCs w:val="24"/>
+        </w:rPr>
+        <w:t xml:space="preserve"> </w:t>
+      </w:r>
+      <w:r>
+        <w:rPr>
+          <w:rFonts w:ascii="Arial" w:hAnsi="Arial" w:cs="Arial"/>
+          <w:sz w:val="24"/>
+          <w:szCs w:val="24"/>
+        </w:rPr>
+        <w:t>Designed to operate hardware and perform specific control functions within larger systems.</w:t>
+      </w:r>
+      <w:r>
+        <w:rPr>
+          <w:rFonts w:ascii="Arial" w:hAnsi="Arial" w:cs="Arial"/>
+          <w:sz w:val="24"/>
+          <w:szCs w:val="24"/>
+        </w:rPr>
+        <w:t xml:space="preserve"> </w:t>
+      </w:r>
+      <w:r>
+        <w:rPr>
+          <w:rFonts w:ascii="Arial" w:hAnsi="Arial" w:cs="Arial"/>
+          <w:sz w:val="24"/>
+          <w:szCs w:val="24"/>
+        </w:rPr>
+        <w:t>Embedded Systems Software Found in various devices like automotive control systems, medical devices, and consumer electronics (e.g., software in a microwave oven or a car's navigation system).</w:t>
+      </w:r>
+    </w:p>
+    <w:p>
+      <w:pPr>
+        <w:pStyle w:val="ListParagraph"/>
+        <w:spacing w:line="360" w:lineRule="auto"/>
+        <w:jc w:val="both"/>
+        <w:rPr>
+          <w:rFonts w:ascii="Arial" w:hAnsi="Arial" w:cs="Arial"/>
+          <w:sz w:val="24"/>
+          <w:szCs w:val="24"/>
+        </w:rPr>
+      </w:pPr>
+    </w:p>
+    <w:p>
+      <w:pPr>
+        <w:pStyle w:val="ListParagraph"/>
+        <w:numPr>
+          <w:ilvl w:val="0"/>
+          <w:numId w:val="9"/>
+        </w:numPr>
+        <w:spacing w:line="360" w:lineRule="auto"/>
+        <w:jc w:val="both"/>
+        <w:rPr>
+          <w:rFonts w:ascii="Arial" w:hAnsi="Arial" w:cs="Arial"/>
+          <w:sz w:val="24"/>
+          <w:szCs w:val="24"/>
+        </w:rPr>
+      </w:pPr>
+      <w:r>
+        <w:rPr>
+          <w:rFonts w:ascii="Arial" w:hAnsi="Arial" w:cs="Arial"/>
+          <w:b/>
+          <w:bCs/>
+          <w:sz w:val="24"/>
+          <w:szCs w:val="24"/>
+        </w:rPr>
+        <w:t>Entertainment Software</w:t>
+      </w:r>
+      <w:r>
+        <w:rPr>
+          <w:rFonts w:ascii="Arial" w:hAnsi="Arial" w:cs="Arial"/>
+          <w:b/>
+          <w:bCs/>
+          <w:sz w:val="24"/>
+          <w:szCs w:val="24"/>
+        </w:rPr>
+        <w:t>:</w:t>
+      </w:r>
+      <w:r>
+        <w:rPr>
+          <w:rFonts w:ascii="Arial" w:hAnsi="Arial" w:cs="Arial"/>
+          <w:sz w:val="24"/>
+          <w:szCs w:val="24"/>
+        </w:rPr>
+        <w:t xml:space="preserve"> </w:t>
+      </w:r>
+      <w:r>
+        <w:rPr>
+          <w:rFonts w:ascii="Arial" w:hAnsi="Arial" w:cs="Arial"/>
+          <w:sz w:val="24"/>
+          <w:szCs w:val="24"/>
+        </w:rPr>
+        <w:t>Provides entertainment and recreational activities.</w:t>
+      </w:r>
+    </w:p>
+    <w:p>
+      <w:pPr>
+        <w:pStyle w:val="ListParagraph"/>
+        <w:spacing w:line="360" w:lineRule="auto"/>
+        <w:jc w:val="both"/>
+        <w:rPr>
+          <w:rFonts w:ascii="Arial" w:hAnsi="Arial" w:cs="Arial"/>
+          <w:sz w:val="24"/>
+          <w:szCs w:val="24"/>
+        </w:rPr>
+      </w:pPr>
+      <w:r>
+        <w:rPr>
+          <w:rFonts w:ascii="Arial" w:hAnsi="Arial" w:cs="Arial"/>
+          <w:sz w:val="24"/>
+          <w:szCs w:val="24"/>
+        </w:rPr>
+        <w:t>Video Games: Software designed for interactive play (e.g., Fortnite, Minecraft, The Legend of Zelda).</w:t>
+      </w:r>
+      <w:r>
+        <w:rPr>
+          <w:rFonts w:ascii="Arial" w:hAnsi="Arial" w:cs="Arial"/>
+          <w:sz w:val="24"/>
+          <w:szCs w:val="24"/>
+        </w:rPr>
+        <w:t xml:space="preserve"> </w:t>
+      </w:r>
+      <w:r>
+        <w:rPr>
+          <w:rFonts w:ascii="Arial" w:hAnsi="Arial" w:cs="Arial"/>
+          <w:sz w:val="24"/>
+          <w:szCs w:val="24"/>
+        </w:rPr>
+        <w:t>Media Players: Applications used to play audio and video content (e.g., iTunes, Spotify, Windows Media Player).</w:t>
+      </w:r>
+    </w:p>
+    <w:p>
+      <w:pPr>
+        <w:pStyle w:val="ListParagraph"/>
+        <w:spacing w:line="360" w:lineRule="auto"/>
+        <w:jc w:val="both"/>
+        <w:rPr>
+          <w:rFonts w:ascii="Arial" w:hAnsi="Arial" w:cs="Arial"/>
+          <w:sz w:val="24"/>
+          <w:szCs w:val="24"/>
+        </w:rPr>
+      </w:pPr>
+    </w:p>
+    <w:p>
+      <w:pPr>
+        <w:pStyle w:val="ListParagraph"/>
+        <w:numPr>
+          <w:ilvl w:val="0"/>
+          <w:numId w:val="9"/>
+        </w:numPr>
+        <w:spacing w:line="360" w:lineRule="auto"/>
+        <w:jc w:val="both"/>
+        <w:rPr>
+          <w:rFonts w:ascii="Arial" w:hAnsi="Arial" w:cs="Arial"/>
+          <w:sz w:val="24"/>
+          <w:szCs w:val="24"/>
+        </w:rPr>
+      </w:pPr>
+      <w:r>
+        <w:rPr>
+          <w:rFonts w:ascii="Arial" w:hAnsi="Arial" w:cs="Arial"/>
+          <w:b/>
+          <w:bCs/>
+          <w:sz w:val="24"/>
+          <w:szCs w:val="24"/>
+        </w:rPr>
+        <w:t>Educational Software</w:t>
+      </w:r>
+      <w:r>
+        <w:rPr>
+          <w:rFonts w:ascii="Arial" w:hAnsi="Arial" w:cs="Arial"/>
+          <w:b/>
+          <w:bCs/>
+          <w:sz w:val="24"/>
+          <w:szCs w:val="24"/>
+        </w:rPr>
+        <w:t>:</w:t>
+      </w:r>
+      <w:r>
+        <w:rPr>
+          <w:rFonts w:ascii="Arial" w:hAnsi="Arial" w:cs="Arial"/>
+          <w:sz w:val="24"/>
+          <w:szCs w:val="24"/>
+        </w:rPr>
+        <w:t xml:space="preserve"> </w:t>
+      </w:r>
+      <w:r>
+        <w:rPr>
+          <w:rFonts w:ascii="Arial" w:hAnsi="Arial" w:cs="Arial"/>
+          <w:sz w:val="24"/>
+          <w:szCs w:val="24"/>
+        </w:rPr>
+        <w:t>Facilitates learning and education.</w:t>
+      </w:r>
+      <w:r>
+        <w:rPr>
+          <w:rFonts w:ascii="Arial" w:hAnsi="Arial" w:cs="Arial"/>
+          <w:sz w:val="24"/>
+          <w:szCs w:val="24"/>
+        </w:rPr>
+        <w:t xml:space="preserve"> </w:t>
+      </w:r>
+      <w:r>
+        <w:rPr>
+          <w:rFonts w:ascii="Arial" w:hAnsi="Arial" w:cs="Arial"/>
+          <w:sz w:val="24"/>
+          <w:szCs w:val="24"/>
+        </w:rPr>
+        <w:t>E-Learning Platforms</w:t>
+      </w:r>
+      <w:r>
+        <w:rPr>
+          <w:rFonts w:ascii="Arial" w:hAnsi="Arial" w:cs="Arial"/>
+          <w:sz w:val="24"/>
+          <w:szCs w:val="24"/>
+        </w:rPr>
+        <w:t xml:space="preserve"> </w:t>
+      </w:r>
+      <w:r>
+        <w:rPr>
+          <w:rFonts w:ascii="Arial" w:hAnsi="Arial" w:cs="Arial"/>
+          <w:sz w:val="24"/>
+          <w:szCs w:val="24"/>
+        </w:rPr>
+        <w:t>Provide online courses and training programs (e.g., Khan Academy, Coursera).</w:t>
+      </w:r>
+      <w:r>
+        <w:rPr>
+          <w:rFonts w:ascii="Arial" w:hAnsi="Arial" w:cs="Arial"/>
+          <w:sz w:val="24"/>
+          <w:szCs w:val="24"/>
+        </w:rPr>
+        <w:t xml:space="preserve"> </w:t>
+      </w:r>
+      <w:r>
+        <w:rPr>
+          <w:rFonts w:ascii="Arial" w:hAnsi="Arial" w:cs="Arial"/>
+          <w:sz w:val="24"/>
+          <w:szCs w:val="24"/>
+        </w:rPr>
+        <w:t xml:space="preserve">Educational Games: Designed to teach specific skills or knowledge through gameplay (e.g., Duolingo for language learning, educational software for kids like </w:t>
+      </w:r>
+      <w:proofErr w:type="spellStart"/>
+      <w:r>
+        <w:rPr>
+          <w:rFonts w:ascii="Arial" w:hAnsi="Arial" w:cs="Arial"/>
+          <w:sz w:val="24"/>
+          <w:szCs w:val="24"/>
+        </w:rPr>
+        <w:t>ABCmouse</w:t>
+      </w:r>
+      <w:proofErr w:type="spellEnd"/>
+      <w:r>
+        <w:rPr>
+          <w:rFonts w:ascii="Arial" w:hAnsi="Arial" w:cs="Arial"/>
+          <w:sz w:val="24"/>
+          <w:szCs w:val="24"/>
+        </w:rPr>
+        <w:t>).</w:t>
+      </w:r>
+    </w:p>
+    <w:p>
+      <w:pPr>
+        <w:pStyle w:val="ListParagraph"/>
+        <w:spacing w:line="360" w:lineRule="auto"/>
+        <w:jc w:val="both"/>
+        <w:rPr>
+          <w:rFonts w:ascii="Arial" w:hAnsi="Arial" w:cs="Arial"/>
+          <w:sz w:val="24"/>
+          <w:szCs w:val="24"/>
+        </w:rPr>
+      </w:pPr>
+    </w:p>
+    <w:p>
+      <w:pPr>
+        <w:pStyle w:val="ListParagraph"/>
+        <w:numPr>
+          <w:ilvl w:val="0"/>
+          <w:numId w:val="9"/>
+        </w:numPr>
+        <w:spacing w:line="360" w:lineRule="auto"/>
+        <w:jc w:val="both"/>
+        <w:rPr>
+          <w:rFonts w:ascii="Arial" w:hAnsi="Arial" w:cs="Arial"/>
+          <w:sz w:val="24"/>
+          <w:szCs w:val="24"/>
+        </w:rPr>
+      </w:pPr>
+      <w:r>
+        <w:rPr>
+          <w:rFonts w:ascii="Arial" w:hAnsi="Arial" w:cs="Arial"/>
+          <w:b/>
+          <w:bCs/>
+          <w:sz w:val="24"/>
+          <w:szCs w:val="24"/>
+        </w:rPr>
+        <w:t>Business Software</w:t>
+      </w:r>
+      <w:r>
+        <w:rPr>
+          <w:rFonts w:ascii="Arial" w:hAnsi="Arial" w:cs="Arial"/>
+          <w:b/>
+          <w:bCs/>
+          <w:sz w:val="24"/>
+          <w:szCs w:val="24"/>
+        </w:rPr>
+        <w:t>:</w:t>
+      </w:r>
+      <w:r>
+        <w:rPr>
+          <w:rFonts w:ascii="Arial" w:hAnsi="Arial" w:cs="Arial"/>
+          <w:sz w:val="24"/>
+          <w:szCs w:val="24"/>
+        </w:rPr>
+        <w:t xml:space="preserve"> </w:t>
+      </w:r>
+      <w:r>
+        <w:rPr>
+          <w:rFonts w:ascii="Arial" w:hAnsi="Arial" w:cs="Arial"/>
+          <w:sz w:val="24"/>
+          <w:szCs w:val="24"/>
+        </w:rPr>
+        <w:t>Supports business activities and improves productivity.</w:t>
+      </w:r>
+      <w:r>
+        <w:rPr>
+          <w:rFonts w:ascii="Arial" w:hAnsi="Arial" w:cs="Arial"/>
+          <w:sz w:val="24"/>
+          <w:szCs w:val="24"/>
+        </w:rPr>
+        <w:t xml:space="preserve"> </w:t>
+      </w:r>
+      <w:r>
+        <w:rPr>
+          <w:rFonts w:ascii="Arial" w:hAnsi="Arial" w:cs="Arial"/>
+          <w:sz w:val="24"/>
+          <w:szCs w:val="24"/>
+        </w:rPr>
+        <w:t>Customer Relationship Management (CRM): Manages interactions with customers and clients (e.g., Salesforce, HubSpot).</w:t>
+      </w:r>
+      <w:r>
+        <w:rPr>
+          <w:rFonts w:ascii="Arial" w:hAnsi="Arial" w:cs="Arial"/>
+          <w:sz w:val="24"/>
+          <w:szCs w:val="24"/>
+        </w:rPr>
+        <w:t xml:space="preserve"> </w:t>
+      </w:r>
+      <w:r>
+        <w:rPr>
+          <w:rFonts w:ascii="Arial" w:hAnsi="Arial" w:cs="Arial"/>
+          <w:sz w:val="24"/>
+          <w:szCs w:val="24"/>
+        </w:rPr>
+        <w:t>Enterprise Resource Planning (ERP): Integrates core business processes (e.g., SAP, Oracle ERP).</w:t>
+      </w:r>
+    </w:p>
+    <w:p>
+      <w:pPr>
+        <w:pStyle w:val="ListParagraph"/>
+        <w:spacing w:line="360" w:lineRule="auto"/>
+        <w:jc w:val="both"/>
+        <w:rPr>
+          <w:rFonts w:ascii="Arial" w:hAnsi="Arial" w:cs="Arial"/>
+          <w:sz w:val="24"/>
+          <w:szCs w:val="24"/>
+        </w:rPr>
+      </w:pPr>
+      <w:r>
+        <w:rPr>
+          <w:rFonts w:ascii="Arial" w:hAnsi="Arial" w:cs="Arial"/>
+          <w:sz w:val="24"/>
+          <w:szCs w:val="24"/>
+        </w:rPr>
+        <w:t>Accounting Software: Manages financial transactions and accounting records (e.g., QuickBooks, Xero).</w:t>
+      </w:r>
+    </w:p>
+    <w:p>
+      <w:pPr>
+        <w:pStyle w:val="ListParagraph"/>
+        <w:spacing w:line="360" w:lineRule="auto"/>
+        <w:jc w:val="both"/>
+        <w:rPr>
+          <w:rFonts w:ascii="Arial" w:hAnsi="Arial" w:cs="Arial"/>
+          <w:sz w:val="24"/>
+          <w:szCs w:val="24"/>
+        </w:rPr>
+      </w:pPr>
+    </w:p>
+    <w:p>
+      <w:pPr>
+        <w:pStyle w:val="ListParagraph"/>
+        <w:spacing w:line="360" w:lineRule="auto"/>
+        <w:jc w:val="both"/>
+        <w:rPr>
+          <w:rFonts w:ascii="Arial" w:hAnsi="Arial" w:cs="Arial"/>
+          <w:sz w:val="24"/>
+          <w:szCs w:val="24"/>
+        </w:rPr>
+      </w:pPr>
+    </w:p>
+    <w:p>
+      <w:pPr>
+        <w:pStyle w:val="ListParagraph"/>
+        <w:numPr>
+          <w:ilvl w:val="0"/>
+          <w:numId w:val="1"/>
+        </w:numPr>
+        <w:spacing w:line="360" w:lineRule="auto"/>
+        <w:jc w:val="both"/>
+        <w:rPr>
+          <w:rFonts w:ascii="Arial" w:hAnsi="Arial" w:cs="Arial"/>
+          <w:b/>
+          <w:bCs/>
+          <w:color w:val="004E9A"/>
+          <w:sz w:val="24"/>
+          <w:szCs w:val="24"/>
+        </w:rPr>
+      </w:pPr>
+      <w:r>
+        <w:rPr>
+          <w:rFonts w:ascii="Arial" w:hAnsi="Arial" w:cs="Arial"/>
+          <w:b/>
+          <w:bCs/>
+          <w:color w:val="004E9A"/>
+          <w:sz w:val="24"/>
+          <w:szCs w:val="24"/>
+        </w:rPr>
+        <w:lastRenderedPageBreak/>
+        <w:t>What is SDLC? Explain each phase of SDLC.</w:t>
+      </w:r>
+    </w:p>
+    <w:p>
+      <w:pPr>
+        <w:pStyle w:val="ListParagraph"/>
+        <w:numPr>
+          <w:ilvl w:val="0"/>
+          <w:numId w:val="2"/>
+        </w:numPr>
+        <w:spacing w:line="360" w:lineRule="auto"/>
+        <w:jc w:val="both"/>
+        <w:rPr>
+          <w:rFonts w:ascii="Arial" w:hAnsi="Arial" w:cs="Arial"/>
+          <w:sz w:val="24"/>
+          <w:szCs w:val="24"/>
+        </w:rPr>
+      </w:pPr>
+      <w:r>
+        <w:rPr>
+          <w:rFonts w:ascii="Arial" w:hAnsi="Arial" w:cs="Arial"/>
+          <w:sz w:val="24"/>
+          <w:szCs w:val="24"/>
+        </w:rPr>
+        <w:t>The Software Development Life Cycle (SDLC) is a structured process that outlines the stages involved in developing software from initial concept to final deployment and maintenance. It provides a systematic approach to planning, creating, testing, and deploying software, ensuring high-quality products that meet or exceed user expectations. The SDLC typically involves several phases, each with specific tasks and deliverables.</w:t>
+      </w:r>
+    </w:p>
+    <w:p>
+      <w:pPr>
+        <w:pStyle w:val="ListParagraph"/>
+        <w:spacing w:line="360" w:lineRule="auto"/>
+        <w:ind w:left="360"/>
+        <w:jc w:val="both"/>
+        <w:rPr>
+          <w:rFonts w:ascii="Arial" w:hAnsi="Arial" w:cs="Arial"/>
+          <w:sz w:val="24"/>
+          <w:szCs w:val="24"/>
+        </w:rPr>
+      </w:pPr>
+    </w:p>
+    <w:p>
+      <w:pPr>
+        <w:pStyle w:val="ListParagraph"/>
+        <w:spacing w:line="360" w:lineRule="auto"/>
+        <w:ind w:left="360"/>
+        <w:jc w:val="both"/>
+        <w:rPr>
+          <w:rFonts w:ascii="Arial" w:hAnsi="Arial" w:cs="Arial"/>
+          <w:sz w:val="24"/>
+          <w:szCs w:val="24"/>
+        </w:rPr>
+      </w:pPr>
+      <w:r>
+        <w:rPr>
+          <w:rFonts w:ascii="Arial" w:hAnsi="Arial" w:cs="Arial"/>
+          <w:sz w:val="24"/>
+          <w:szCs w:val="24"/>
+        </w:rPr>
+        <w:t>The software development lifecycle (SDLC) is the cost-effective and time-efficient process that development teams use to design and build high-quality software. The goal of SDLC is to minimize project risks through forward planning so that software meets customer expectations during production and beyond. This methodology outlines a series of steps that divide the software development process into tasks you can assign, complete, and measure</w:t>
+      </w:r>
+      <w:r>
+        <w:rPr>
+          <w:rFonts w:ascii="Arial" w:hAnsi="Arial" w:cs="Arial"/>
+          <w:sz w:val="24"/>
+          <w:szCs w:val="24"/>
+        </w:rPr>
+        <w:t>.</w:t>
+      </w:r>
+    </w:p>
+    <w:p>
+      <w:pPr>
+        <w:pStyle w:val="ListParagraph"/>
+        <w:spacing w:line="360" w:lineRule="auto"/>
+        <w:ind w:left="360"/>
+        <w:jc w:val="both"/>
+        <w:rPr>
+          <w:rFonts w:ascii="Arial" w:hAnsi="Arial" w:cs="Arial"/>
+          <w:sz w:val="24"/>
+          <w:szCs w:val="24"/>
+        </w:rPr>
+      </w:pPr>
+    </w:p>
+    <w:p>
+      <w:pPr>
+        <w:pStyle w:val="ListParagraph"/>
+        <w:spacing w:line="360" w:lineRule="auto"/>
+        <w:ind w:left="360"/>
+        <w:jc w:val="both"/>
+        <w:rPr>
+          <w:rFonts w:ascii="Arial" w:hAnsi="Arial" w:cs="Arial"/>
+          <w:b/>
+          <w:bCs/>
+          <w:sz w:val="24"/>
+          <w:szCs w:val="24"/>
+        </w:rPr>
+      </w:pPr>
+      <w:r>
+        <w:rPr>
+          <w:rFonts w:ascii="Arial" w:hAnsi="Arial" w:cs="Arial"/>
+          <w:b/>
+          <w:bCs/>
+          <w:sz w:val="24"/>
+          <w:szCs w:val="24"/>
+        </w:rPr>
+        <w:t>B</w:t>
+      </w:r>
+      <w:r>
+        <w:rPr>
+          <w:rFonts w:ascii="Arial" w:hAnsi="Arial" w:cs="Arial"/>
+          <w:b/>
+          <w:bCs/>
+          <w:sz w:val="24"/>
+          <w:szCs w:val="24"/>
+        </w:rPr>
+        <w:t>enefits of SDLC:</w:t>
+      </w:r>
+    </w:p>
+    <w:p>
+      <w:pPr>
+        <w:pStyle w:val="ListParagraph"/>
+        <w:numPr>
+          <w:ilvl w:val="0"/>
+          <w:numId w:val="10"/>
+        </w:numPr>
+        <w:spacing w:line="360" w:lineRule="auto"/>
+        <w:jc w:val="both"/>
+        <w:rPr>
+          <w:rFonts w:ascii="Arial" w:hAnsi="Arial" w:cs="Arial"/>
+          <w:sz w:val="24"/>
+          <w:szCs w:val="24"/>
+        </w:rPr>
+      </w:pPr>
+      <w:r>
+        <w:rPr>
+          <w:rFonts w:ascii="Arial" w:hAnsi="Arial" w:cs="Arial"/>
+          <w:sz w:val="24"/>
+          <w:szCs w:val="24"/>
+        </w:rPr>
+        <w:t>Increased visibility of the development process for all stakeholders involved</w:t>
+      </w:r>
+    </w:p>
+    <w:p>
+      <w:pPr>
+        <w:pStyle w:val="ListParagraph"/>
+        <w:numPr>
+          <w:ilvl w:val="0"/>
+          <w:numId w:val="10"/>
+        </w:numPr>
+        <w:spacing w:line="360" w:lineRule="auto"/>
+        <w:jc w:val="both"/>
+        <w:rPr>
+          <w:rFonts w:ascii="Arial" w:hAnsi="Arial" w:cs="Arial"/>
+          <w:sz w:val="24"/>
+          <w:szCs w:val="24"/>
+        </w:rPr>
+      </w:pPr>
+      <w:r>
+        <w:rPr>
+          <w:rFonts w:ascii="Arial" w:hAnsi="Arial" w:cs="Arial"/>
+          <w:sz w:val="24"/>
+          <w:szCs w:val="24"/>
+        </w:rPr>
+        <w:t>Efficient estimation, planning, and scheduling</w:t>
+      </w:r>
+    </w:p>
+    <w:p>
+      <w:pPr>
+        <w:pStyle w:val="ListParagraph"/>
+        <w:numPr>
+          <w:ilvl w:val="0"/>
+          <w:numId w:val="10"/>
+        </w:numPr>
+        <w:spacing w:line="360" w:lineRule="auto"/>
+        <w:jc w:val="both"/>
+        <w:rPr>
+          <w:rFonts w:ascii="Arial" w:hAnsi="Arial" w:cs="Arial"/>
+          <w:sz w:val="24"/>
+          <w:szCs w:val="24"/>
+        </w:rPr>
+      </w:pPr>
+      <w:r>
+        <w:rPr>
+          <w:rFonts w:ascii="Arial" w:hAnsi="Arial" w:cs="Arial"/>
+          <w:sz w:val="24"/>
+          <w:szCs w:val="24"/>
+        </w:rPr>
+        <w:t>Improved risk management and cost estimation</w:t>
+      </w:r>
+    </w:p>
+    <w:p>
+      <w:pPr>
+        <w:pStyle w:val="ListParagraph"/>
+        <w:numPr>
+          <w:ilvl w:val="0"/>
+          <w:numId w:val="10"/>
+        </w:numPr>
+        <w:spacing w:line="360" w:lineRule="auto"/>
+        <w:jc w:val="both"/>
+        <w:rPr>
+          <w:rFonts w:ascii="Arial" w:hAnsi="Arial" w:cs="Arial"/>
+          <w:sz w:val="24"/>
+          <w:szCs w:val="24"/>
+        </w:rPr>
+      </w:pPr>
+      <w:r>
+        <w:rPr>
+          <w:rFonts w:ascii="Arial" w:hAnsi="Arial" w:cs="Arial"/>
+          <w:sz w:val="24"/>
+          <w:szCs w:val="24"/>
+        </w:rPr>
+        <w:t>Systematic software delivery and better customer satisfaction</w:t>
+      </w:r>
+    </w:p>
+    <w:p>
+      <w:pPr>
+        <w:pStyle w:val="ListParagraph"/>
+        <w:spacing w:line="360" w:lineRule="auto"/>
+        <w:ind w:left="360"/>
+        <w:jc w:val="both"/>
+        <w:rPr>
+          <w:rFonts w:ascii="Arial" w:hAnsi="Arial" w:cs="Arial"/>
+          <w:sz w:val="24"/>
+          <w:szCs w:val="24"/>
+        </w:rPr>
+      </w:pPr>
+    </w:p>
+    <w:p>
+      <w:pPr>
+        <w:pStyle w:val="ListParagraph"/>
+        <w:spacing w:line="360" w:lineRule="auto"/>
+        <w:ind w:left="360"/>
+        <w:jc w:val="both"/>
+        <w:rPr>
+          <w:rFonts w:ascii="Arial" w:hAnsi="Arial" w:cs="Arial"/>
+          <w:b/>
+          <w:bCs/>
+          <w:sz w:val="24"/>
+          <w:szCs w:val="24"/>
+        </w:rPr>
+      </w:pPr>
+      <w:r>
+        <w:rPr>
+          <w:rFonts w:ascii="Arial" w:hAnsi="Arial" w:cs="Arial"/>
+          <w:b/>
+          <w:bCs/>
+          <w:sz w:val="24"/>
+          <w:szCs w:val="24"/>
+        </w:rPr>
+        <w:t>Importance of SDLC</w:t>
+      </w:r>
+      <w:r>
+        <w:rPr>
+          <w:rFonts w:ascii="Arial" w:hAnsi="Arial" w:cs="Arial"/>
+          <w:b/>
+          <w:bCs/>
+          <w:sz w:val="24"/>
+          <w:szCs w:val="24"/>
+        </w:rPr>
+        <w:t>:</w:t>
+      </w:r>
+    </w:p>
+    <w:p>
+      <w:pPr>
+        <w:pStyle w:val="ListParagraph"/>
+        <w:spacing w:line="360" w:lineRule="auto"/>
+        <w:jc w:val="both"/>
+        <w:rPr>
+          <w:rFonts w:ascii="Arial" w:hAnsi="Arial" w:cs="Arial"/>
+          <w:sz w:val="24"/>
+          <w:szCs w:val="24"/>
+        </w:rPr>
+      </w:pPr>
+      <w:r>
+        <w:rPr>
+          <w:rFonts w:ascii="Arial" w:hAnsi="Arial" w:cs="Arial"/>
+          <w:sz w:val="24"/>
+          <w:szCs w:val="24"/>
+        </w:rPr>
+        <w:t>The SDLC is crucial for several reasons:</w:t>
+      </w:r>
+    </w:p>
+    <w:p>
+      <w:pPr>
+        <w:pStyle w:val="ListParagraph"/>
+        <w:numPr>
+          <w:ilvl w:val="0"/>
+          <w:numId w:val="11"/>
+        </w:numPr>
+        <w:tabs>
+          <w:tab w:val="clear" w:pos="720"/>
+          <w:tab w:val="num" w:pos="1080"/>
+        </w:tabs>
+        <w:spacing w:line="360" w:lineRule="auto"/>
+        <w:ind w:left="1080"/>
+        <w:jc w:val="both"/>
+        <w:rPr>
+          <w:rFonts w:ascii="Arial" w:hAnsi="Arial" w:cs="Arial"/>
+          <w:sz w:val="24"/>
+          <w:szCs w:val="24"/>
+        </w:rPr>
+      </w:pPr>
+      <w:r>
+        <w:rPr>
+          <w:rFonts w:ascii="Arial" w:hAnsi="Arial" w:cs="Arial"/>
+          <w:b/>
+          <w:bCs/>
+          <w:sz w:val="24"/>
+          <w:szCs w:val="24"/>
+        </w:rPr>
+        <w:t>Structure:</w:t>
+      </w:r>
+      <w:r>
+        <w:rPr>
+          <w:rFonts w:ascii="Arial" w:hAnsi="Arial" w:cs="Arial"/>
+          <w:sz w:val="24"/>
+          <w:szCs w:val="24"/>
+        </w:rPr>
+        <w:t xml:space="preserve"> Provides a clear, structured approach to software development, ensuring all necessary steps are followed.</w:t>
+      </w:r>
+    </w:p>
+    <w:p>
+      <w:pPr>
+        <w:pStyle w:val="ListParagraph"/>
+        <w:numPr>
+          <w:ilvl w:val="0"/>
+          <w:numId w:val="11"/>
+        </w:numPr>
+        <w:tabs>
+          <w:tab w:val="clear" w:pos="720"/>
+          <w:tab w:val="num" w:pos="1080"/>
+        </w:tabs>
+        <w:spacing w:line="360" w:lineRule="auto"/>
+        <w:ind w:left="1080"/>
+        <w:jc w:val="both"/>
+        <w:rPr>
+          <w:rFonts w:ascii="Arial" w:hAnsi="Arial" w:cs="Arial"/>
+          <w:sz w:val="24"/>
+          <w:szCs w:val="24"/>
+        </w:rPr>
+      </w:pPr>
+      <w:r>
+        <w:rPr>
+          <w:rFonts w:ascii="Arial" w:hAnsi="Arial" w:cs="Arial"/>
+          <w:b/>
+          <w:bCs/>
+          <w:sz w:val="24"/>
+          <w:szCs w:val="24"/>
+        </w:rPr>
+        <w:t>Quality:</w:t>
+      </w:r>
+      <w:r>
+        <w:rPr>
+          <w:rFonts w:ascii="Arial" w:hAnsi="Arial" w:cs="Arial"/>
+          <w:sz w:val="24"/>
+          <w:szCs w:val="24"/>
+        </w:rPr>
+        <w:t xml:space="preserve"> Helps in delivering high-quality software that meets user requirements and expectations.</w:t>
+      </w:r>
+    </w:p>
+    <w:p>
+      <w:pPr>
+        <w:pStyle w:val="ListParagraph"/>
+        <w:numPr>
+          <w:ilvl w:val="0"/>
+          <w:numId w:val="11"/>
+        </w:numPr>
+        <w:tabs>
+          <w:tab w:val="clear" w:pos="720"/>
+          <w:tab w:val="num" w:pos="1080"/>
+        </w:tabs>
+        <w:spacing w:line="360" w:lineRule="auto"/>
+        <w:ind w:left="1080"/>
+        <w:jc w:val="both"/>
+        <w:rPr>
+          <w:rFonts w:ascii="Arial" w:hAnsi="Arial" w:cs="Arial"/>
+          <w:sz w:val="24"/>
+          <w:szCs w:val="24"/>
+        </w:rPr>
+      </w:pPr>
+      <w:r>
+        <w:rPr>
+          <w:rFonts w:ascii="Arial" w:hAnsi="Arial" w:cs="Arial"/>
+          <w:b/>
+          <w:bCs/>
+          <w:sz w:val="24"/>
+          <w:szCs w:val="24"/>
+        </w:rPr>
+        <w:t>Cost and Time Management:</w:t>
+      </w:r>
+      <w:r>
+        <w:rPr>
+          <w:rFonts w:ascii="Arial" w:hAnsi="Arial" w:cs="Arial"/>
+          <w:sz w:val="24"/>
+          <w:szCs w:val="24"/>
+        </w:rPr>
+        <w:t xml:space="preserve"> Facilitates efficient resource allocation, time management, and cost control.</w:t>
+      </w:r>
+    </w:p>
+    <w:p>
+      <w:pPr>
+        <w:pStyle w:val="ListParagraph"/>
+        <w:numPr>
+          <w:ilvl w:val="0"/>
+          <w:numId w:val="11"/>
+        </w:numPr>
+        <w:tabs>
+          <w:tab w:val="clear" w:pos="720"/>
+          <w:tab w:val="num" w:pos="1080"/>
+        </w:tabs>
+        <w:spacing w:line="360" w:lineRule="auto"/>
+        <w:ind w:left="1080"/>
+        <w:jc w:val="both"/>
+        <w:rPr>
+          <w:rFonts w:ascii="Arial" w:hAnsi="Arial" w:cs="Arial"/>
+          <w:sz w:val="24"/>
+          <w:szCs w:val="24"/>
+        </w:rPr>
+      </w:pPr>
+      <w:r>
+        <w:rPr>
+          <w:rFonts w:ascii="Arial" w:hAnsi="Arial" w:cs="Arial"/>
+          <w:b/>
+          <w:bCs/>
+          <w:sz w:val="24"/>
+          <w:szCs w:val="24"/>
+        </w:rPr>
+        <w:t>Risk Management:</w:t>
+      </w:r>
+      <w:r>
+        <w:rPr>
+          <w:rFonts w:ascii="Arial" w:hAnsi="Arial" w:cs="Arial"/>
+          <w:sz w:val="24"/>
+          <w:szCs w:val="24"/>
+        </w:rPr>
+        <w:t xml:space="preserve"> Identifies and mitigates risks early in the development process.</w:t>
+      </w:r>
+    </w:p>
+    <w:p>
+      <w:pPr>
+        <w:pStyle w:val="ListParagraph"/>
+        <w:numPr>
+          <w:ilvl w:val="0"/>
+          <w:numId w:val="11"/>
+        </w:numPr>
+        <w:tabs>
+          <w:tab w:val="clear" w:pos="720"/>
+          <w:tab w:val="num" w:pos="1080"/>
+        </w:tabs>
+        <w:spacing w:line="360" w:lineRule="auto"/>
+        <w:ind w:left="1080"/>
+        <w:jc w:val="both"/>
+        <w:rPr>
+          <w:rFonts w:ascii="Arial" w:hAnsi="Arial" w:cs="Arial"/>
+          <w:sz w:val="24"/>
+          <w:szCs w:val="24"/>
+        </w:rPr>
+      </w:pPr>
+      <w:r>
+        <w:rPr>
+          <w:rFonts w:ascii="Arial" w:hAnsi="Arial" w:cs="Arial"/>
+          <w:b/>
+          <w:bCs/>
+          <w:sz w:val="24"/>
+          <w:szCs w:val="24"/>
+        </w:rPr>
+        <w:t>Documentation:</w:t>
+      </w:r>
+      <w:r>
+        <w:rPr>
+          <w:rFonts w:ascii="Arial" w:hAnsi="Arial" w:cs="Arial"/>
+          <w:sz w:val="24"/>
+          <w:szCs w:val="24"/>
+        </w:rPr>
+        <w:t xml:space="preserve"> Ensures thorough documentation at each phase, aiding in future maintenance and upgrades.</w:t>
+      </w:r>
+    </w:p>
+    <w:p>
+      <w:pPr>
+        <w:pStyle w:val="ListParagraph"/>
+        <w:numPr>
+          <w:ilvl w:val="0"/>
+          <w:numId w:val="11"/>
+        </w:numPr>
+        <w:tabs>
+          <w:tab w:val="clear" w:pos="720"/>
+          <w:tab w:val="num" w:pos="1080"/>
+        </w:tabs>
+        <w:spacing w:line="360" w:lineRule="auto"/>
+        <w:ind w:left="1080"/>
+        <w:jc w:val="both"/>
+        <w:rPr>
+          <w:rFonts w:ascii="Arial" w:hAnsi="Arial" w:cs="Arial"/>
+          <w:sz w:val="24"/>
+          <w:szCs w:val="24"/>
+        </w:rPr>
+      </w:pPr>
+    </w:p>
+    <w:p>
+      <w:pPr>
+        <w:spacing w:line="360" w:lineRule="auto"/>
+        <w:ind w:firstLine="360"/>
+        <w:jc w:val="both"/>
+        <w:rPr>
+          <w:rFonts w:ascii="Arial" w:hAnsi="Arial" w:cs="Arial"/>
+          <w:sz w:val="24"/>
+          <w:szCs w:val="24"/>
+        </w:rPr>
+      </w:pPr>
+      <w:r>
+        <w:rPr>
+          <w:rFonts w:ascii="Arial" w:hAnsi="Arial" w:cs="Arial"/>
+          <w:b/>
+          <w:bCs/>
+          <w:sz w:val="24"/>
+          <w:szCs w:val="24"/>
+        </w:rPr>
+        <w:lastRenderedPageBreak/>
+        <w:t>6 phases of SDLC:</w:t>
+      </w:r>
+    </w:p>
+    <w:p>
+      <w:pPr>
+        <w:spacing w:line="360" w:lineRule="auto"/>
+        <w:ind w:firstLine="360"/>
+        <w:jc w:val="both"/>
+        <w:rPr>
+          <w:rFonts w:ascii="Arial" w:hAnsi="Arial" w:cs="Arial"/>
+          <w:sz w:val="24"/>
+          <w:szCs w:val="24"/>
+        </w:rPr>
+      </w:pPr>
+    </w:p>
+    <w:p>
+      <w:pPr>
+        <w:pStyle w:val="ListParagraph"/>
+        <w:spacing w:line="360" w:lineRule="auto"/>
+        <w:ind w:left="360"/>
+        <w:jc w:val="both"/>
+        <w:rPr>
+          <w:rFonts w:ascii="Arial" w:hAnsi="Arial" w:cs="Arial"/>
+          <w:sz w:val="24"/>
+          <w:szCs w:val="24"/>
+        </w:rPr>
+      </w:pPr>
+      <w:r>
+        <w:rPr>
+          <w:noProof/>
+        </w:rPr>
+        <w:drawing>
+          <wp:inline distT="0" distB="0" distL="0" distR="0" wp14:anchorId="76AC8513" wp14:editId="43015239">
+            <wp:extent cx="5731510" cy="2647950"/>
+            <wp:effectExtent l="0" t="0" r="2540" b="0"/>
+            <wp:docPr id="1549435706" name="Picture 4" descr="Lightbox"/>
+            <wp:cNvGraphicFramePr>
+              <a:graphicFrameLocks xmlns:a="http://schemas.openxmlformats.org/drawingml/2006/main" noChangeAspect="1"/>
+            </wp:cNvGraphicFramePr>
+            <a:graphic xmlns:a="http://schemas.openxmlformats.org/drawingml/2006/main">
+              <a:graphicData uri="http://schemas.openxmlformats.org/drawingml/2006/picture">
+                <pic:pic xmlns:pic="http://schemas.openxmlformats.org/drawingml/2006/picture">
+                  <pic:nvPicPr>
+                    <pic:cNvPr id="0" name="Picture 55" descr="Lightbox"/>
+                    <pic:cNvPicPr>
+                      <a:picLocks noChangeAspect="1" noChangeArrowheads="1"/>
+                    </pic:cNvPicPr>
+                  </pic:nvPicPr>
+                  <pic:blipFill rotWithShape="1">
+                    <a:blip r:embed="rId9">
+                      <a:extLst>
+                        <a:ext uri="{28A0092B-C50C-407E-A947-70E740481C1C}">
+                          <a14:useLocalDpi xmlns:a14="http://schemas.microsoft.com/office/drawing/2010/main" val="0"/>
+                        </a:ext>
+                      </a:extLst>
+                    </a:blip>
+                    <a:srcRect b="7600"/>
+                    <a:stretch/>
+                  </pic:blipFill>
+                  <pic:spPr bwMode="auto">
+                    <a:xfrm>
+                      <a:off x="0" y="0"/>
+                      <a:ext cx="5731510" cy="2647950"/>
+                    </a:xfrm>
+                    <a:prstGeom prst="rect">
+                      <a:avLst/>
+                    </a:prstGeom>
+                    <a:noFill/>
+                    <a:ln>
+                      <a:noFill/>
+                    </a:ln>
+                    <a:extLst>
+                      <a:ext uri="{53640926-AAD7-44D8-BBD7-CCE9431645EC}">
+                        <a14:shadowObscured xmlns:a14="http://schemas.microsoft.com/office/drawing/2010/main"/>
+                      </a:ext>
+                    </a:extLst>
+                  </pic:spPr>
+                </pic:pic>
+              </a:graphicData>
+            </a:graphic>
+          </wp:inline>
+        </w:drawing>
+      </w:r>
+    </w:p>
+    <w:p>
+      <w:pPr>
+        <w:spacing w:line="360" w:lineRule="auto"/>
+        <w:jc w:val="both"/>
+        <w:rPr>
+          <w:rFonts w:ascii="Arial" w:hAnsi="Arial" w:cs="Arial"/>
+          <w:sz w:val="24"/>
+          <w:szCs w:val="24"/>
+        </w:rPr>
+      </w:pPr>
+    </w:p>
+    <w:p>
+      <w:pPr>
+        <w:pStyle w:val="ListParagraph"/>
+        <w:numPr>
+          <w:ilvl w:val="0"/>
+          <w:numId w:val="12"/>
+        </w:numPr>
+        <w:spacing w:line="360" w:lineRule="auto"/>
+        <w:jc w:val="both"/>
+        <w:rPr>
+          <w:rFonts w:ascii="Arial" w:hAnsi="Arial" w:cs="Arial"/>
+          <w:b/>
+          <w:bCs/>
+          <w:sz w:val="24"/>
+          <w:szCs w:val="24"/>
+        </w:rPr>
+      </w:pPr>
+      <w:r>
+        <w:rPr>
+          <w:rFonts w:ascii="Arial" w:hAnsi="Arial" w:cs="Arial"/>
+          <w:b/>
+          <w:bCs/>
+          <w:sz w:val="24"/>
+          <w:szCs w:val="24"/>
+        </w:rPr>
+        <w:t>Planning</w:t>
+      </w:r>
+      <w:r>
+        <w:rPr>
+          <w:rFonts w:ascii="Arial" w:hAnsi="Arial" w:cs="Arial"/>
+          <w:b/>
+          <w:bCs/>
+          <w:sz w:val="24"/>
+          <w:szCs w:val="24"/>
+        </w:rPr>
+        <w:t>:</w:t>
+      </w:r>
+    </w:p>
+    <w:p>
+      <w:pPr>
+        <w:pStyle w:val="ListParagraph"/>
+        <w:numPr>
+          <w:ilvl w:val="0"/>
+          <w:numId w:val="28"/>
+        </w:numPr>
+        <w:spacing w:line="360" w:lineRule="auto"/>
+        <w:jc w:val="both"/>
+        <w:rPr>
+          <w:rFonts w:ascii="Arial" w:hAnsi="Arial" w:cs="Arial"/>
+          <w:sz w:val="24"/>
+          <w:szCs w:val="24"/>
+        </w:rPr>
+      </w:pPr>
+      <w:r>
+        <w:rPr>
+          <w:rFonts w:ascii="Arial" w:hAnsi="Arial" w:cs="Arial"/>
+          <w:sz w:val="24"/>
+          <w:szCs w:val="24"/>
+        </w:rPr>
+        <w:t>Objective: Establish the project’s scope, feasibility, resources, and schedule.</w:t>
+      </w:r>
+    </w:p>
+    <w:p>
+      <w:pPr>
+        <w:pStyle w:val="ListParagraph"/>
+        <w:numPr>
+          <w:ilvl w:val="0"/>
+          <w:numId w:val="28"/>
+        </w:numPr>
+        <w:spacing w:line="360" w:lineRule="auto"/>
+        <w:jc w:val="both"/>
+        <w:rPr>
+          <w:rFonts w:ascii="Arial" w:hAnsi="Arial" w:cs="Arial"/>
+          <w:sz w:val="24"/>
+          <w:szCs w:val="24"/>
+        </w:rPr>
+      </w:pPr>
+      <w:r>
+        <w:rPr>
+          <w:rFonts w:ascii="Arial" w:hAnsi="Arial" w:cs="Arial"/>
+          <w:sz w:val="24"/>
+          <w:szCs w:val="24"/>
+        </w:rPr>
+        <w:t>Activities:</w:t>
+      </w:r>
+    </w:p>
+    <w:p>
+      <w:pPr>
+        <w:pStyle w:val="ListParagraph"/>
+        <w:numPr>
+          <w:ilvl w:val="0"/>
+          <w:numId w:val="13"/>
+        </w:numPr>
+        <w:spacing w:line="360" w:lineRule="auto"/>
+        <w:jc w:val="both"/>
+        <w:rPr>
+          <w:rFonts w:ascii="Arial" w:hAnsi="Arial" w:cs="Arial"/>
+          <w:sz w:val="24"/>
+          <w:szCs w:val="24"/>
+        </w:rPr>
+      </w:pPr>
+      <w:r>
+        <w:rPr>
+          <w:rFonts w:ascii="Arial" w:hAnsi="Arial" w:cs="Arial"/>
+          <w:sz w:val="24"/>
+          <w:szCs w:val="24"/>
+        </w:rPr>
+        <w:t>Conduct feasibility studies (technical, economic, operational).</w:t>
+      </w:r>
+    </w:p>
+    <w:p>
+      <w:pPr>
+        <w:pStyle w:val="ListParagraph"/>
+        <w:numPr>
+          <w:ilvl w:val="0"/>
+          <w:numId w:val="13"/>
+        </w:numPr>
+        <w:spacing w:line="360" w:lineRule="auto"/>
+        <w:jc w:val="both"/>
+        <w:rPr>
+          <w:rFonts w:ascii="Arial" w:hAnsi="Arial" w:cs="Arial"/>
+          <w:sz w:val="24"/>
+          <w:szCs w:val="24"/>
+        </w:rPr>
+      </w:pPr>
+      <w:r>
+        <w:rPr>
+          <w:rFonts w:ascii="Arial" w:hAnsi="Arial" w:cs="Arial"/>
+          <w:sz w:val="24"/>
+          <w:szCs w:val="24"/>
+        </w:rPr>
+        <w:t>Define project goals and objectives.</w:t>
+      </w:r>
+    </w:p>
+    <w:p>
+      <w:pPr>
+        <w:pStyle w:val="ListParagraph"/>
+        <w:numPr>
+          <w:ilvl w:val="0"/>
+          <w:numId w:val="13"/>
+        </w:numPr>
+        <w:spacing w:line="360" w:lineRule="auto"/>
+        <w:jc w:val="both"/>
+        <w:rPr>
+          <w:rFonts w:ascii="Arial" w:hAnsi="Arial" w:cs="Arial"/>
+          <w:sz w:val="24"/>
+          <w:szCs w:val="24"/>
+        </w:rPr>
+      </w:pPr>
+      <w:r>
+        <w:rPr>
+          <w:rFonts w:ascii="Arial" w:hAnsi="Arial" w:cs="Arial"/>
+          <w:sz w:val="24"/>
+          <w:szCs w:val="24"/>
+        </w:rPr>
+        <w:t>Identify resources, budget, and timeline.</w:t>
+      </w:r>
+    </w:p>
+    <w:p>
+      <w:pPr>
+        <w:pStyle w:val="ListParagraph"/>
+        <w:numPr>
+          <w:ilvl w:val="0"/>
+          <w:numId w:val="13"/>
+        </w:numPr>
+        <w:spacing w:line="360" w:lineRule="auto"/>
+        <w:jc w:val="both"/>
+        <w:rPr>
+          <w:rFonts w:ascii="Arial" w:hAnsi="Arial" w:cs="Arial"/>
+          <w:sz w:val="24"/>
+          <w:szCs w:val="24"/>
+        </w:rPr>
+      </w:pPr>
+      <w:r>
+        <w:rPr>
+          <w:rFonts w:ascii="Arial" w:hAnsi="Arial" w:cs="Arial"/>
+          <w:sz w:val="24"/>
+          <w:szCs w:val="24"/>
+        </w:rPr>
+        <w:t>Develop a project plan and risk management strategy.</w:t>
+      </w:r>
+    </w:p>
+    <w:p>
+      <w:pPr>
+        <w:pStyle w:val="ListParagraph"/>
+        <w:spacing w:line="360" w:lineRule="auto"/>
+        <w:ind w:left="360"/>
+        <w:jc w:val="both"/>
+        <w:rPr>
+          <w:rFonts w:ascii="Arial" w:hAnsi="Arial" w:cs="Arial"/>
+          <w:sz w:val="24"/>
+          <w:szCs w:val="24"/>
+        </w:rPr>
+      </w:pPr>
+    </w:p>
+    <w:p>
+      <w:pPr>
+        <w:pStyle w:val="ListParagraph"/>
+        <w:numPr>
+          <w:ilvl w:val="0"/>
+          <w:numId w:val="12"/>
+        </w:numPr>
+        <w:spacing w:line="360" w:lineRule="auto"/>
+        <w:jc w:val="both"/>
+        <w:rPr>
+          <w:rFonts w:ascii="Arial" w:hAnsi="Arial" w:cs="Arial"/>
+          <w:b/>
+          <w:bCs/>
+          <w:sz w:val="24"/>
+          <w:szCs w:val="24"/>
+        </w:rPr>
+      </w:pPr>
+      <w:r>
+        <w:rPr>
+          <w:rFonts w:ascii="Arial" w:hAnsi="Arial" w:cs="Arial"/>
+          <w:b/>
+          <w:bCs/>
+          <w:sz w:val="24"/>
+          <w:szCs w:val="24"/>
+        </w:rPr>
+        <w:t>Requirements Analysis</w:t>
+      </w:r>
+      <w:r>
+        <w:rPr>
+          <w:rFonts w:ascii="Arial" w:hAnsi="Arial" w:cs="Arial"/>
+          <w:b/>
+          <w:bCs/>
+          <w:sz w:val="24"/>
+          <w:szCs w:val="24"/>
+        </w:rPr>
+        <w:t>:</w:t>
+      </w:r>
+    </w:p>
+    <w:p>
+      <w:pPr>
+        <w:pStyle w:val="ListParagraph"/>
+        <w:numPr>
+          <w:ilvl w:val="0"/>
+          <w:numId w:val="27"/>
+        </w:numPr>
+        <w:spacing w:line="360" w:lineRule="auto"/>
+        <w:jc w:val="both"/>
+        <w:rPr>
+          <w:rFonts w:ascii="Arial" w:hAnsi="Arial" w:cs="Arial"/>
+          <w:sz w:val="24"/>
+          <w:szCs w:val="24"/>
+        </w:rPr>
+      </w:pPr>
+      <w:r>
+        <w:rPr>
+          <w:rFonts w:ascii="Arial" w:hAnsi="Arial" w:cs="Arial"/>
+          <w:sz w:val="24"/>
+          <w:szCs w:val="24"/>
+        </w:rPr>
+        <w:t>Objective: Gather and document the functional and non-functional requirements.</w:t>
+      </w:r>
+    </w:p>
+    <w:p>
+      <w:pPr>
+        <w:pStyle w:val="ListParagraph"/>
+        <w:numPr>
+          <w:ilvl w:val="0"/>
+          <w:numId w:val="27"/>
+        </w:numPr>
+        <w:spacing w:line="360" w:lineRule="auto"/>
+        <w:jc w:val="both"/>
+        <w:rPr>
+          <w:rFonts w:ascii="Arial" w:hAnsi="Arial" w:cs="Arial"/>
+          <w:sz w:val="24"/>
+          <w:szCs w:val="24"/>
+        </w:rPr>
+      </w:pPr>
+      <w:r>
+        <w:rPr>
+          <w:rFonts w:ascii="Arial" w:hAnsi="Arial" w:cs="Arial"/>
+          <w:sz w:val="24"/>
+          <w:szCs w:val="24"/>
+        </w:rPr>
+        <w:t>Activities:</w:t>
+      </w:r>
+    </w:p>
+    <w:p>
+      <w:pPr>
+        <w:pStyle w:val="ListParagraph"/>
+        <w:numPr>
+          <w:ilvl w:val="0"/>
+          <w:numId w:val="14"/>
+        </w:numPr>
+        <w:spacing w:line="360" w:lineRule="auto"/>
+        <w:jc w:val="both"/>
+        <w:rPr>
+          <w:rFonts w:ascii="Arial" w:hAnsi="Arial" w:cs="Arial"/>
+          <w:sz w:val="24"/>
+          <w:szCs w:val="24"/>
+        </w:rPr>
+      </w:pPr>
+      <w:r>
+        <w:rPr>
+          <w:rFonts w:ascii="Arial" w:hAnsi="Arial" w:cs="Arial"/>
+          <w:sz w:val="24"/>
+          <w:szCs w:val="24"/>
+        </w:rPr>
+        <w:t>Interview stakeholders and users.</w:t>
+      </w:r>
+    </w:p>
+    <w:p>
+      <w:pPr>
+        <w:pStyle w:val="ListParagraph"/>
+        <w:numPr>
+          <w:ilvl w:val="0"/>
+          <w:numId w:val="14"/>
+        </w:numPr>
+        <w:spacing w:line="360" w:lineRule="auto"/>
+        <w:jc w:val="both"/>
+        <w:rPr>
+          <w:rFonts w:ascii="Arial" w:hAnsi="Arial" w:cs="Arial"/>
+          <w:sz w:val="24"/>
+          <w:szCs w:val="24"/>
+        </w:rPr>
+      </w:pPr>
+      <w:r>
+        <w:rPr>
+          <w:rFonts w:ascii="Arial" w:hAnsi="Arial" w:cs="Arial"/>
+          <w:sz w:val="24"/>
+          <w:szCs w:val="24"/>
+        </w:rPr>
+        <w:t xml:space="preserve">Collect and </w:t>
+      </w:r>
+      <w:proofErr w:type="spellStart"/>
+      <w:r>
+        <w:rPr>
+          <w:rFonts w:ascii="Arial" w:hAnsi="Arial" w:cs="Arial"/>
+          <w:sz w:val="24"/>
+          <w:szCs w:val="24"/>
+        </w:rPr>
+        <w:t>analyze</w:t>
+      </w:r>
+      <w:proofErr w:type="spellEnd"/>
+      <w:r>
+        <w:rPr>
+          <w:rFonts w:ascii="Arial" w:hAnsi="Arial" w:cs="Arial"/>
+          <w:sz w:val="24"/>
+          <w:szCs w:val="24"/>
+        </w:rPr>
+        <w:t xml:space="preserve"> user requirements.</w:t>
+      </w:r>
+    </w:p>
+    <w:p>
+      <w:pPr>
+        <w:pStyle w:val="ListParagraph"/>
+        <w:numPr>
+          <w:ilvl w:val="0"/>
+          <w:numId w:val="14"/>
+        </w:numPr>
+        <w:spacing w:line="360" w:lineRule="auto"/>
+        <w:jc w:val="both"/>
+        <w:rPr>
+          <w:rFonts w:ascii="Arial" w:hAnsi="Arial" w:cs="Arial"/>
+          <w:sz w:val="24"/>
+          <w:szCs w:val="24"/>
+        </w:rPr>
+      </w:pPr>
+      <w:r>
+        <w:rPr>
+          <w:rFonts w:ascii="Arial" w:hAnsi="Arial" w:cs="Arial"/>
+          <w:sz w:val="24"/>
+          <w:szCs w:val="24"/>
+        </w:rPr>
+        <w:t>Create requirement specifications.</w:t>
+      </w:r>
+    </w:p>
+    <w:p>
+      <w:pPr>
+        <w:pStyle w:val="ListParagraph"/>
+        <w:numPr>
+          <w:ilvl w:val="0"/>
+          <w:numId w:val="14"/>
+        </w:numPr>
+        <w:spacing w:line="360" w:lineRule="auto"/>
+        <w:jc w:val="both"/>
+        <w:rPr>
+          <w:rFonts w:ascii="Arial" w:hAnsi="Arial" w:cs="Arial"/>
+          <w:sz w:val="24"/>
+          <w:szCs w:val="24"/>
+        </w:rPr>
+      </w:pPr>
+      <w:r>
+        <w:rPr>
+          <w:rFonts w:ascii="Arial" w:hAnsi="Arial" w:cs="Arial"/>
+          <w:sz w:val="24"/>
+          <w:szCs w:val="24"/>
+        </w:rPr>
+        <w:t>Validate and obtain approval of requirements.</w:t>
+      </w:r>
+    </w:p>
+    <w:p>
+      <w:pPr>
+        <w:spacing w:line="360" w:lineRule="auto"/>
+        <w:jc w:val="both"/>
+        <w:rPr>
+          <w:rFonts w:ascii="Arial" w:hAnsi="Arial" w:cs="Arial"/>
+          <w:sz w:val="24"/>
+          <w:szCs w:val="24"/>
+        </w:rPr>
+      </w:pPr>
+    </w:p>
+    <w:p>
+      <w:pPr>
+        <w:pStyle w:val="ListParagraph"/>
+        <w:numPr>
+          <w:ilvl w:val="0"/>
+          <w:numId w:val="12"/>
+        </w:numPr>
+        <w:spacing w:line="360" w:lineRule="auto"/>
+        <w:jc w:val="both"/>
+        <w:rPr>
+          <w:rFonts w:ascii="Arial" w:hAnsi="Arial" w:cs="Arial"/>
+          <w:b/>
+          <w:bCs/>
+          <w:sz w:val="24"/>
+          <w:szCs w:val="24"/>
+        </w:rPr>
+      </w:pPr>
+      <w:r>
+        <w:rPr>
+          <w:rFonts w:ascii="Arial" w:hAnsi="Arial" w:cs="Arial"/>
+          <w:b/>
+          <w:bCs/>
+          <w:sz w:val="24"/>
+          <w:szCs w:val="24"/>
+        </w:rPr>
+        <w:lastRenderedPageBreak/>
+        <w:t>Design</w:t>
+      </w:r>
+      <w:r>
+        <w:rPr>
+          <w:rFonts w:ascii="Arial" w:hAnsi="Arial" w:cs="Arial"/>
+          <w:b/>
+          <w:bCs/>
+          <w:sz w:val="24"/>
+          <w:szCs w:val="24"/>
+        </w:rPr>
+        <w:t>:</w:t>
+      </w:r>
+    </w:p>
+    <w:p>
+      <w:pPr>
+        <w:pStyle w:val="ListParagraph"/>
+        <w:numPr>
+          <w:ilvl w:val="0"/>
+          <w:numId w:val="26"/>
+        </w:numPr>
+        <w:spacing w:line="360" w:lineRule="auto"/>
+        <w:jc w:val="both"/>
+        <w:rPr>
+          <w:rFonts w:ascii="Arial" w:hAnsi="Arial" w:cs="Arial"/>
+          <w:sz w:val="24"/>
+          <w:szCs w:val="24"/>
+        </w:rPr>
+      </w:pPr>
+      <w:r>
+        <w:rPr>
+          <w:rFonts w:ascii="Arial" w:hAnsi="Arial" w:cs="Arial"/>
+          <w:sz w:val="24"/>
+          <w:szCs w:val="24"/>
+        </w:rPr>
+        <w:t>Objective: Outline the software architecture and detailed design.</w:t>
+      </w:r>
+    </w:p>
+    <w:p>
+      <w:pPr>
+        <w:pStyle w:val="ListParagraph"/>
+        <w:numPr>
+          <w:ilvl w:val="0"/>
+          <w:numId w:val="26"/>
+        </w:numPr>
+        <w:spacing w:line="360" w:lineRule="auto"/>
+        <w:jc w:val="both"/>
+        <w:rPr>
+          <w:rFonts w:ascii="Arial" w:hAnsi="Arial" w:cs="Arial"/>
+          <w:sz w:val="24"/>
+          <w:szCs w:val="24"/>
+        </w:rPr>
+      </w:pPr>
+      <w:r>
+        <w:rPr>
+          <w:rFonts w:ascii="Arial" w:hAnsi="Arial" w:cs="Arial"/>
+          <w:sz w:val="24"/>
+          <w:szCs w:val="24"/>
+        </w:rPr>
+        <w:t>Activities:</w:t>
+      </w:r>
+    </w:p>
+    <w:p>
+      <w:pPr>
+        <w:pStyle w:val="ListParagraph"/>
+        <w:numPr>
+          <w:ilvl w:val="0"/>
+          <w:numId w:val="15"/>
+        </w:numPr>
+        <w:spacing w:line="360" w:lineRule="auto"/>
+        <w:jc w:val="both"/>
+        <w:rPr>
+          <w:rFonts w:ascii="Arial" w:hAnsi="Arial" w:cs="Arial"/>
+          <w:sz w:val="24"/>
+          <w:szCs w:val="24"/>
+        </w:rPr>
+      </w:pPr>
+      <w:r>
+        <w:rPr>
+          <w:rFonts w:ascii="Arial" w:hAnsi="Arial" w:cs="Arial"/>
+          <w:sz w:val="24"/>
+          <w:szCs w:val="24"/>
+        </w:rPr>
+        <w:t>Develop high-level design (architecture diagrams).</w:t>
+      </w:r>
+    </w:p>
+    <w:p>
+      <w:pPr>
+        <w:pStyle w:val="ListParagraph"/>
+        <w:numPr>
+          <w:ilvl w:val="0"/>
+          <w:numId w:val="15"/>
+        </w:numPr>
+        <w:spacing w:line="360" w:lineRule="auto"/>
+        <w:jc w:val="both"/>
+        <w:rPr>
+          <w:rFonts w:ascii="Arial" w:hAnsi="Arial" w:cs="Arial"/>
+          <w:sz w:val="24"/>
+          <w:szCs w:val="24"/>
+        </w:rPr>
+      </w:pPr>
+      <w:r>
+        <w:rPr>
+          <w:rFonts w:ascii="Arial" w:hAnsi="Arial" w:cs="Arial"/>
+          <w:sz w:val="24"/>
+          <w:szCs w:val="24"/>
+        </w:rPr>
+        <w:t>Create detailed design (data models, interface designs).</w:t>
+      </w:r>
+    </w:p>
+    <w:p>
+      <w:pPr>
+        <w:pStyle w:val="ListParagraph"/>
+        <w:numPr>
+          <w:ilvl w:val="0"/>
+          <w:numId w:val="15"/>
+        </w:numPr>
+        <w:spacing w:line="360" w:lineRule="auto"/>
+        <w:jc w:val="both"/>
+        <w:rPr>
+          <w:rFonts w:ascii="Arial" w:hAnsi="Arial" w:cs="Arial"/>
+          <w:sz w:val="24"/>
+          <w:szCs w:val="24"/>
+        </w:rPr>
+      </w:pPr>
+      <w:r>
+        <w:rPr>
+          <w:rFonts w:ascii="Arial" w:hAnsi="Arial" w:cs="Arial"/>
+          <w:sz w:val="24"/>
+          <w:szCs w:val="24"/>
+        </w:rPr>
+        <w:t>Select technology stack.</w:t>
+      </w:r>
+    </w:p>
+    <w:p>
+      <w:pPr>
+        <w:pStyle w:val="ListParagraph"/>
+        <w:numPr>
+          <w:ilvl w:val="0"/>
+          <w:numId w:val="15"/>
+        </w:numPr>
+        <w:spacing w:line="360" w:lineRule="auto"/>
+        <w:jc w:val="both"/>
+        <w:rPr>
+          <w:rFonts w:ascii="Arial" w:hAnsi="Arial" w:cs="Arial"/>
+          <w:sz w:val="24"/>
+          <w:szCs w:val="24"/>
+        </w:rPr>
+      </w:pPr>
+      <w:r>
+        <w:rPr>
+          <w:rFonts w:ascii="Arial" w:hAnsi="Arial" w:cs="Arial"/>
+          <w:sz w:val="24"/>
+          <w:szCs w:val="24"/>
+        </w:rPr>
+        <w:t>Document the design specifications.</w:t>
+      </w:r>
+    </w:p>
+    <w:p>
+      <w:pPr>
+        <w:pStyle w:val="ListParagraph"/>
+        <w:spacing w:line="360" w:lineRule="auto"/>
+        <w:ind w:left="360"/>
+        <w:jc w:val="both"/>
+        <w:rPr>
+          <w:rFonts w:ascii="Arial" w:hAnsi="Arial" w:cs="Arial"/>
+          <w:sz w:val="24"/>
+          <w:szCs w:val="24"/>
+        </w:rPr>
+      </w:pPr>
+    </w:p>
+    <w:p>
+      <w:pPr>
+        <w:pStyle w:val="ListParagraph"/>
+        <w:numPr>
+          <w:ilvl w:val="0"/>
+          <w:numId w:val="12"/>
+        </w:numPr>
+        <w:spacing w:line="360" w:lineRule="auto"/>
+        <w:jc w:val="both"/>
+        <w:rPr>
+          <w:rFonts w:ascii="Arial" w:hAnsi="Arial" w:cs="Arial"/>
+          <w:b/>
+          <w:bCs/>
+          <w:sz w:val="24"/>
+          <w:szCs w:val="24"/>
+        </w:rPr>
+      </w:pPr>
+      <w:r>
+        <w:rPr>
+          <w:rFonts w:ascii="Arial" w:hAnsi="Arial" w:cs="Arial"/>
+          <w:b/>
+          <w:bCs/>
+          <w:sz w:val="24"/>
+          <w:szCs w:val="24"/>
+        </w:rPr>
+        <w:t>Implementation (Coding)</w:t>
+      </w:r>
+      <w:r>
+        <w:rPr>
+          <w:rFonts w:ascii="Arial" w:hAnsi="Arial" w:cs="Arial"/>
+          <w:b/>
+          <w:bCs/>
+          <w:sz w:val="24"/>
+          <w:szCs w:val="24"/>
+        </w:rPr>
+        <w:t>:</w:t>
+      </w:r>
+    </w:p>
+    <w:p>
+      <w:pPr>
+        <w:pStyle w:val="ListParagraph"/>
+        <w:numPr>
+          <w:ilvl w:val="0"/>
+          <w:numId w:val="25"/>
+        </w:numPr>
+        <w:spacing w:line="360" w:lineRule="auto"/>
+        <w:jc w:val="both"/>
+        <w:rPr>
+          <w:rFonts w:ascii="Arial" w:hAnsi="Arial" w:cs="Arial"/>
+          <w:sz w:val="24"/>
+          <w:szCs w:val="24"/>
+        </w:rPr>
+      </w:pPr>
+      <w:r>
+        <w:rPr>
+          <w:rFonts w:ascii="Arial" w:hAnsi="Arial" w:cs="Arial"/>
+          <w:sz w:val="24"/>
+          <w:szCs w:val="24"/>
+        </w:rPr>
+        <w:t>Objective: Translate design documents into executable software.</w:t>
+      </w:r>
+    </w:p>
+    <w:p>
+      <w:pPr>
+        <w:pStyle w:val="ListParagraph"/>
+        <w:numPr>
+          <w:ilvl w:val="0"/>
+          <w:numId w:val="25"/>
+        </w:numPr>
+        <w:spacing w:line="360" w:lineRule="auto"/>
+        <w:jc w:val="both"/>
+        <w:rPr>
+          <w:rFonts w:ascii="Arial" w:hAnsi="Arial" w:cs="Arial"/>
+          <w:sz w:val="24"/>
+          <w:szCs w:val="24"/>
+        </w:rPr>
+      </w:pPr>
+      <w:r>
+        <w:rPr>
+          <w:rFonts w:ascii="Arial" w:hAnsi="Arial" w:cs="Arial"/>
+          <w:sz w:val="24"/>
+          <w:szCs w:val="24"/>
+        </w:rPr>
+        <w:t>Activities:</w:t>
+      </w:r>
+    </w:p>
+    <w:p>
+      <w:pPr>
+        <w:pStyle w:val="ListParagraph"/>
+        <w:numPr>
+          <w:ilvl w:val="0"/>
+          <w:numId w:val="16"/>
+        </w:numPr>
+        <w:spacing w:line="360" w:lineRule="auto"/>
+        <w:jc w:val="both"/>
+        <w:rPr>
+          <w:rFonts w:ascii="Arial" w:hAnsi="Arial" w:cs="Arial"/>
+          <w:sz w:val="24"/>
+          <w:szCs w:val="24"/>
+        </w:rPr>
+      </w:pPr>
+      <w:r>
+        <w:rPr>
+          <w:rFonts w:ascii="Arial" w:hAnsi="Arial" w:cs="Arial"/>
+          <w:sz w:val="24"/>
+          <w:szCs w:val="24"/>
+        </w:rPr>
+        <w:t>Set up development environment.</w:t>
+      </w:r>
+    </w:p>
+    <w:p>
+      <w:pPr>
+        <w:pStyle w:val="ListParagraph"/>
+        <w:numPr>
+          <w:ilvl w:val="0"/>
+          <w:numId w:val="16"/>
+        </w:numPr>
+        <w:spacing w:line="360" w:lineRule="auto"/>
+        <w:jc w:val="both"/>
+        <w:rPr>
+          <w:rFonts w:ascii="Arial" w:hAnsi="Arial" w:cs="Arial"/>
+          <w:sz w:val="24"/>
+          <w:szCs w:val="24"/>
+        </w:rPr>
+      </w:pPr>
+      <w:r>
+        <w:rPr>
+          <w:rFonts w:ascii="Arial" w:hAnsi="Arial" w:cs="Arial"/>
+          <w:sz w:val="24"/>
+          <w:szCs w:val="24"/>
+        </w:rPr>
+        <w:t>Write and compile code.</w:t>
+      </w:r>
+    </w:p>
+    <w:p>
+      <w:pPr>
+        <w:pStyle w:val="ListParagraph"/>
+        <w:numPr>
+          <w:ilvl w:val="0"/>
+          <w:numId w:val="16"/>
+        </w:numPr>
+        <w:spacing w:line="360" w:lineRule="auto"/>
+        <w:jc w:val="both"/>
+        <w:rPr>
+          <w:rFonts w:ascii="Arial" w:hAnsi="Arial" w:cs="Arial"/>
+          <w:sz w:val="24"/>
+          <w:szCs w:val="24"/>
+        </w:rPr>
+      </w:pPr>
+      <w:r>
+        <w:rPr>
+          <w:rFonts w:ascii="Arial" w:hAnsi="Arial" w:cs="Arial"/>
+          <w:sz w:val="24"/>
+          <w:szCs w:val="24"/>
+        </w:rPr>
+        <w:t>Perform unit testing.</w:t>
+      </w:r>
+    </w:p>
+    <w:p>
+      <w:pPr>
+        <w:pStyle w:val="ListParagraph"/>
+        <w:numPr>
+          <w:ilvl w:val="0"/>
+          <w:numId w:val="16"/>
+        </w:numPr>
+        <w:spacing w:line="360" w:lineRule="auto"/>
+        <w:jc w:val="both"/>
+        <w:rPr>
+          <w:rFonts w:ascii="Arial" w:hAnsi="Arial" w:cs="Arial"/>
+          <w:sz w:val="24"/>
+          <w:szCs w:val="24"/>
+        </w:rPr>
+      </w:pPr>
+      <w:r>
+        <w:rPr>
+          <w:rFonts w:ascii="Arial" w:hAnsi="Arial" w:cs="Arial"/>
+          <w:sz w:val="24"/>
+          <w:szCs w:val="24"/>
+        </w:rPr>
+        <w:t>Document code and develop user manuals.</w:t>
+      </w:r>
+    </w:p>
+    <w:p>
+      <w:pPr>
+        <w:pStyle w:val="ListParagraph"/>
+        <w:spacing w:line="360" w:lineRule="auto"/>
+        <w:ind w:left="360"/>
+        <w:jc w:val="both"/>
+        <w:rPr>
+          <w:rFonts w:ascii="Arial" w:hAnsi="Arial" w:cs="Arial"/>
+          <w:sz w:val="24"/>
+          <w:szCs w:val="24"/>
+        </w:rPr>
+      </w:pPr>
+    </w:p>
+    <w:p>
+      <w:pPr>
+        <w:pStyle w:val="ListParagraph"/>
+        <w:numPr>
+          <w:ilvl w:val="0"/>
+          <w:numId w:val="12"/>
+        </w:numPr>
+        <w:spacing w:line="360" w:lineRule="auto"/>
+        <w:jc w:val="both"/>
+        <w:rPr>
+          <w:rFonts w:ascii="Arial" w:hAnsi="Arial" w:cs="Arial"/>
+          <w:b/>
+          <w:bCs/>
+          <w:sz w:val="24"/>
+          <w:szCs w:val="24"/>
+        </w:rPr>
+      </w:pPr>
+      <w:r>
+        <w:rPr>
+          <w:rFonts w:ascii="Arial" w:hAnsi="Arial" w:cs="Arial"/>
+          <w:b/>
+          <w:bCs/>
+          <w:sz w:val="24"/>
+          <w:szCs w:val="24"/>
+        </w:rPr>
+        <w:t>Testing</w:t>
+      </w:r>
+      <w:r>
+        <w:rPr>
+          <w:rFonts w:ascii="Arial" w:hAnsi="Arial" w:cs="Arial"/>
+          <w:b/>
+          <w:bCs/>
+          <w:sz w:val="24"/>
+          <w:szCs w:val="24"/>
+        </w:rPr>
+        <w:t>:</w:t>
+      </w:r>
+    </w:p>
+    <w:p>
+      <w:pPr>
+        <w:pStyle w:val="ListParagraph"/>
+        <w:numPr>
+          <w:ilvl w:val="0"/>
+          <w:numId w:val="24"/>
+        </w:numPr>
+        <w:spacing w:line="360" w:lineRule="auto"/>
+        <w:jc w:val="both"/>
+        <w:rPr>
+          <w:rFonts w:ascii="Arial" w:hAnsi="Arial" w:cs="Arial"/>
+          <w:sz w:val="24"/>
+          <w:szCs w:val="24"/>
+        </w:rPr>
+      </w:pPr>
+      <w:r>
+        <w:rPr>
+          <w:rFonts w:ascii="Arial" w:hAnsi="Arial" w:cs="Arial"/>
+          <w:sz w:val="24"/>
+          <w:szCs w:val="24"/>
+        </w:rPr>
+        <w:t>Objective: Ensure the software meets the required standards and functions correctly.</w:t>
+      </w:r>
+    </w:p>
+    <w:p>
+      <w:pPr>
+        <w:pStyle w:val="ListParagraph"/>
+        <w:numPr>
+          <w:ilvl w:val="0"/>
+          <w:numId w:val="24"/>
+        </w:numPr>
+        <w:spacing w:line="360" w:lineRule="auto"/>
+        <w:jc w:val="both"/>
+        <w:rPr>
+          <w:rFonts w:ascii="Arial" w:hAnsi="Arial" w:cs="Arial"/>
+          <w:sz w:val="24"/>
+          <w:szCs w:val="24"/>
+        </w:rPr>
+      </w:pPr>
+      <w:r>
+        <w:rPr>
+          <w:rFonts w:ascii="Arial" w:hAnsi="Arial" w:cs="Arial"/>
+          <w:sz w:val="24"/>
+          <w:szCs w:val="24"/>
+        </w:rPr>
+        <w:t>Activities:</w:t>
+      </w:r>
+    </w:p>
+    <w:p>
+      <w:pPr>
+        <w:pStyle w:val="ListParagraph"/>
+        <w:numPr>
+          <w:ilvl w:val="0"/>
+          <w:numId w:val="17"/>
+        </w:numPr>
+        <w:spacing w:line="360" w:lineRule="auto"/>
+        <w:jc w:val="both"/>
+        <w:rPr>
+          <w:rFonts w:ascii="Arial" w:hAnsi="Arial" w:cs="Arial"/>
+          <w:sz w:val="24"/>
+          <w:szCs w:val="24"/>
+        </w:rPr>
+      </w:pPr>
+      <w:r>
+        <w:rPr>
+          <w:rFonts w:ascii="Arial" w:hAnsi="Arial" w:cs="Arial"/>
+          <w:sz w:val="24"/>
+          <w:szCs w:val="24"/>
+        </w:rPr>
+        <w:t>Develop and execute test plans.</w:t>
+      </w:r>
+    </w:p>
+    <w:p>
+      <w:pPr>
+        <w:pStyle w:val="ListParagraph"/>
+        <w:numPr>
+          <w:ilvl w:val="0"/>
+          <w:numId w:val="17"/>
+        </w:numPr>
+        <w:spacing w:line="360" w:lineRule="auto"/>
+        <w:jc w:val="both"/>
+        <w:rPr>
+          <w:rFonts w:ascii="Arial" w:hAnsi="Arial" w:cs="Arial"/>
+          <w:sz w:val="24"/>
+          <w:szCs w:val="24"/>
+        </w:rPr>
+      </w:pPr>
+      <w:r>
+        <w:rPr>
+          <w:rFonts w:ascii="Arial" w:hAnsi="Arial" w:cs="Arial"/>
+          <w:sz w:val="24"/>
+          <w:szCs w:val="24"/>
+        </w:rPr>
+        <w:t>Perform various tests (unit, integration, system, acceptance).</w:t>
+      </w:r>
+    </w:p>
+    <w:p>
+      <w:pPr>
+        <w:pStyle w:val="ListParagraph"/>
+        <w:numPr>
+          <w:ilvl w:val="0"/>
+          <w:numId w:val="17"/>
+        </w:numPr>
+        <w:spacing w:line="360" w:lineRule="auto"/>
+        <w:jc w:val="both"/>
+        <w:rPr>
+          <w:rFonts w:ascii="Arial" w:hAnsi="Arial" w:cs="Arial"/>
+          <w:sz w:val="24"/>
+          <w:szCs w:val="24"/>
+        </w:rPr>
+      </w:pPr>
+      <w:r>
+        <w:rPr>
+          <w:rFonts w:ascii="Arial" w:hAnsi="Arial" w:cs="Arial"/>
+          <w:sz w:val="24"/>
+          <w:szCs w:val="24"/>
+        </w:rPr>
+        <w:t>Identify and fix defects.</w:t>
+      </w:r>
+    </w:p>
+    <w:p>
+      <w:pPr>
+        <w:pStyle w:val="ListParagraph"/>
+        <w:numPr>
+          <w:ilvl w:val="0"/>
+          <w:numId w:val="17"/>
+        </w:numPr>
+        <w:spacing w:line="360" w:lineRule="auto"/>
+        <w:jc w:val="both"/>
+        <w:rPr>
+          <w:rFonts w:ascii="Arial" w:hAnsi="Arial" w:cs="Arial"/>
+          <w:sz w:val="24"/>
+          <w:szCs w:val="24"/>
+        </w:rPr>
+      </w:pPr>
+      <w:r>
+        <w:rPr>
+          <w:rFonts w:ascii="Arial" w:hAnsi="Arial" w:cs="Arial"/>
+          <w:sz w:val="24"/>
+          <w:szCs w:val="24"/>
+        </w:rPr>
+        <w:t>Conduct performance and security testing.</w:t>
+      </w:r>
+    </w:p>
+    <w:p>
+      <w:pPr>
+        <w:pStyle w:val="ListParagraph"/>
+        <w:spacing w:line="360" w:lineRule="auto"/>
+        <w:ind w:left="360"/>
+        <w:jc w:val="both"/>
+        <w:rPr>
+          <w:rFonts w:ascii="Arial" w:hAnsi="Arial" w:cs="Arial"/>
+          <w:sz w:val="24"/>
+          <w:szCs w:val="24"/>
+        </w:rPr>
+      </w:pPr>
+    </w:p>
+    <w:p>
+      <w:pPr>
+        <w:pStyle w:val="ListParagraph"/>
+        <w:numPr>
+          <w:ilvl w:val="0"/>
+          <w:numId w:val="12"/>
+        </w:numPr>
+        <w:spacing w:line="360" w:lineRule="auto"/>
+        <w:jc w:val="both"/>
+        <w:rPr>
+          <w:rFonts w:ascii="Arial" w:hAnsi="Arial" w:cs="Arial"/>
+          <w:b/>
+          <w:bCs/>
+          <w:sz w:val="24"/>
+          <w:szCs w:val="24"/>
+        </w:rPr>
+      </w:pPr>
+      <w:r>
+        <w:rPr>
+          <w:rFonts w:ascii="Arial" w:hAnsi="Arial" w:cs="Arial"/>
+          <w:b/>
+          <w:bCs/>
+          <w:sz w:val="24"/>
+          <w:szCs w:val="24"/>
+        </w:rPr>
+        <w:t>Deployment</w:t>
+      </w:r>
+      <w:r>
+        <w:rPr>
+          <w:rFonts w:ascii="Arial" w:hAnsi="Arial" w:cs="Arial"/>
+          <w:b/>
+          <w:bCs/>
+          <w:sz w:val="24"/>
+          <w:szCs w:val="24"/>
+        </w:rPr>
+        <w:t>:</w:t>
+      </w:r>
+    </w:p>
+    <w:p>
+      <w:pPr>
+        <w:pStyle w:val="ListParagraph"/>
+        <w:numPr>
+          <w:ilvl w:val="0"/>
+          <w:numId w:val="23"/>
+        </w:numPr>
+        <w:spacing w:line="360" w:lineRule="auto"/>
+        <w:jc w:val="both"/>
+        <w:rPr>
+          <w:rFonts w:ascii="Arial" w:hAnsi="Arial" w:cs="Arial"/>
+          <w:sz w:val="24"/>
+          <w:szCs w:val="24"/>
+        </w:rPr>
+      </w:pPr>
+      <w:r>
+        <w:rPr>
+          <w:rFonts w:ascii="Arial" w:hAnsi="Arial" w:cs="Arial"/>
+          <w:sz w:val="24"/>
+          <w:szCs w:val="24"/>
+        </w:rPr>
+        <w:t>Objective: Install the software in the production environment and make it available to users.</w:t>
+      </w:r>
+    </w:p>
+    <w:p>
+      <w:pPr>
+        <w:pStyle w:val="ListParagraph"/>
+        <w:numPr>
+          <w:ilvl w:val="0"/>
+          <w:numId w:val="23"/>
+        </w:numPr>
+        <w:spacing w:line="360" w:lineRule="auto"/>
+        <w:jc w:val="both"/>
+        <w:rPr>
+          <w:rFonts w:ascii="Arial" w:hAnsi="Arial" w:cs="Arial"/>
+          <w:sz w:val="24"/>
+          <w:szCs w:val="24"/>
+        </w:rPr>
+      </w:pPr>
+      <w:r>
+        <w:rPr>
+          <w:rFonts w:ascii="Arial" w:hAnsi="Arial" w:cs="Arial"/>
+          <w:sz w:val="24"/>
+          <w:szCs w:val="24"/>
+        </w:rPr>
+        <w:t>Activities:</w:t>
+      </w:r>
+    </w:p>
+    <w:p>
+      <w:pPr>
+        <w:pStyle w:val="ListParagraph"/>
+        <w:numPr>
+          <w:ilvl w:val="0"/>
+          <w:numId w:val="18"/>
+        </w:numPr>
+        <w:spacing w:line="360" w:lineRule="auto"/>
+        <w:jc w:val="both"/>
+        <w:rPr>
+          <w:rFonts w:ascii="Arial" w:hAnsi="Arial" w:cs="Arial"/>
+          <w:sz w:val="24"/>
+          <w:szCs w:val="24"/>
+        </w:rPr>
+      </w:pPr>
+      <w:r>
+        <w:rPr>
+          <w:rFonts w:ascii="Arial" w:hAnsi="Arial" w:cs="Arial"/>
+          <w:sz w:val="24"/>
+          <w:szCs w:val="24"/>
+        </w:rPr>
+        <w:t>Prepare the deployment environment.</w:t>
+      </w:r>
+    </w:p>
+    <w:p>
+      <w:pPr>
+        <w:pStyle w:val="ListParagraph"/>
+        <w:numPr>
+          <w:ilvl w:val="0"/>
+          <w:numId w:val="18"/>
+        </w:numPr>
+        <w:spacing w:line="360" w:lineRule="auto"/>
+        <w:jc w:val="both"/>
+        <w:rPr>
+          <w:rFonts w:ascii="Arial" w:hAnsi="Arial" w:cs="Arial"/>
+          <w:sz w:val="24"/>
+          <w:szCs w:val="24"/>
+        </w:rPr>
+      </w:pPr>
+      <w:r>
+        <w:rPr>
+          <w:rFonts w:ascii="Arial" w:hAnsi="Arial" w:cs="Arial"/>
+          <w:sz w:val="24"/>
+          <w:szCs w:val="24"/>
+        </w:rPr>
+        <w:t>Deploy the software.</w:t>
+      </w:r>
+    </w:p>
+    <w:p>
+      <w:pPr>
+        <w:pStyle w:val="ListParagraph"/>
+        <w:numPr>
+          <w:ilvl w:val="0"/>
+          <w:numId w:val="18"/>
+        </w:numPr>
+        <w:spacing w:line="360" w:lineRule="auto"/>
+        <w:jc w:val="both"/>
+        <w:rPr>
+          <w:rFonts w:ascii="Arial" w:hAnsi="Arial" w:cs="Arial"/>
+          <w:sz w:val="24"/>
+          <w:szCs w:val="24"/>
+        </w:rPr>
+      </w:pPr>
+      <w:r>
+        <w:rPr>
+          <w:rFonts w:ascii="Arial" w:hAnsi="Arial" w:cs="Arial"/>
+          <w:sz w:val="24"/>
+          <w:szCs w:val="24"/>
+        </w:rPr>
+        <w:t>Conduct post-deployment testing.</w:t>
+      </w:r>
+    </w:p>
+    <w:p>
+      <w:pPr>
+        <w:pStyle w:val="ListParagraph"/>
+        <w:numPr>
+          <w:ilvl w:val="0"/>
+          <w:numId w:val="18"/>
+        </w:numPr>
+        <w:spacing w:line="360" w:lineRule="auto"/>
+        <w:jc w:val="both"/>
+        <w:rPr>
+          <w:rFonts w:ascii="Arial" w:hAnsi="Arial" w:cs="Arial"/>
+          <w:sz w:val="24"/>
+          <w:szCs w:val="24"/>
+        </w:rPr>
+      </w:pPr>
+      <w:r>
+        <w:rPr>
+          <w:rFonts w:ascii="Arial" w:hAnsi="Arial" w:cs="Arial"/>
+          <w:sz w:val="24"/>
+          <w:szCs w:val="24"/>
+        </w:rPr>
+        <w:t>Provide user training and support.</w:t>
+      </w:r>
+    </w:p>
+    <w:p>
+      <w:pPr>
+        <w:pStyle w:val="ListParagraph"/>
+        <w:spacing w:line="360" w:lineRule="auto"/>
+        <w:ind w:left="360"/>
+        <w:jc w:val="both"/>
+        <w:rPr>
+          <w:rFonts w:ascii="Arial" w:hAnsi="Arial" w:cs="Arial"/>
+          <w:sz w:val="24"/>
+          <w:szCs w:val="24"/>
+        </w:rPr>
+      </w:pPr>
+    </w:p>
+    <w:p>
+      <w:pPr>
+        <w:pStyle w:val="ListParagraph"/>
+        <w:numPr>
+          <w:ilvl w:val="0"/>
+          <w:numId w:val="12"/>
+        </w:numPr>
+        <w:spacing w:line="360" w:lineRule="auto"/>
+        <w:jc w:val="both"/>
+        <w:rPr>
+          <w:rFonts w:ascii="Arial" w:hAnsi="Arial" w:cs="Arial"/>
+          <w:b/>
+          <w:bCs/>
+          <w:sz w:val="24"/>
+          <w:szCs w:val="24"/>
+        </w:rPr>
+      </w:pPr>
+      <w:r>
+        <w:rPr>
+          <w:rFonts w:ascii="Arial" w:hAnsi="Arial" w:cs="Arial"/>
+          <w:b/>
+          <w:bCs/>
+          <w:sz w:val="24"/>
+          <w:szCs w:val="24"/>
+        </w:rPr>
+        <w:t>Maintenance</w:t>
+      </w:r>
+      <w:r>
+        <w:rPr>
+          <w:rFonts w:ascii="Arial" w:hAnsi="Arial" w:cs="Arial"/>
+          <w:b/>
+          <w:bCs/>
+          <w:sz w:val="24"/>
+          <w:szCs w:val="24"/>
+        </w:rPr>
+        <w:t>:</w:t>
+      </w:r>
+    </w:p>
+    <w:p>
+      <w:pPr>
+        <w:pStyle w:val="ListParagraph"/>
+        <w:numPr>
+          <w:ilvl w:val="0"/>
+          <w:numId w:val="20"/>
+        </w:numPr>
+        <w:spacing w:line="360" w:lineRule="auto"/>
+        <w:jc w:val="both"/>
+        <w:rPr>
+          <w:rFonts w:ascii="Arial" w:hAnsi="Arial" w:cs="Arial"/>
+          <w:sz w:val="24"/>
+          <w:szCs w:val="24"/>
+        </w:rPr>
+      </w:pPr>
+      <w:r>
+        <w:rPr>
+          <w:rFonts w:ascii="Arial" w:hAnsi="Arial" w:cs="Arial"/>
+          <w:sz w:val="24"/>
+          <w:szCs w:val="24"/>
+        </w:rPr>
+        <w:t>Objective: Provide ongoing support, fix bugs, and implement improvements.</w:t>
+      </w:r>
+    </w:p>
+    <w:p>
+      <w:pPr>
+        <w:pStyle w:val="ListParagraph"/>
+        <w:numPr>
+          <w:ilvl w:val="0"/>
+          <w:numId w:val="20"/>
+        </w:numPr>
+        <w:spacing w:line="360" w:lineRule="auto"/>
+        <w:jc w:val="both"/>
+        <w:rPr>
+          <w:rFonts w:ascii="Arial" w:hAnsi="Arial" w:cs="Arial"/>
+          <w:sz w:val="24"/>
+          <w:szCs w:val="24"/>
+        </w:rPr>
+      </w:pPr>
+      <w:r>
+        <w:rPr>
+          <w:rFonts w:ascii="Arial" w:hAnsi="Arial" w:cs="Arial"/>
+          <w:sz w:val="24"/>
+          <w:szCs w:val="24"/>
+        </w:rPr>
+        <w:t>Activities:</w:t>
+      </w:r>
+    </w:p>
+    <w:p>
+      <w:pPr>
+        <w:pStyle w:val="ListParagraph"/>
+        <w:numPr>
+          <w:ilvl w:val="0"/>
+          <w:numId w:val="19"/>
+        </w:numPr>
+        <w:spacing w:line="360" w:lineRule="auto"/>
+        <w:jc w:val="both"/>
+        <w:rPr>
+          <w:rFonts w:ascii="Arial" w:hAnsi="Arial" w:cs="Arial"/>
+          <w:sz w:val="24"/>
+          <w:szCs w:val="24"/>
+        </w:rPr>
+      </w:pPr>
+      <w:r>
+        <w:rPr>
+          <w:rFonts w:ascii="Arial" w:hAnsi="Arial" w:cs="Arial"/>
+          <w:sz w:val="24"/>
+          <w:szCs w:val="24"/>
+        </w:rPr>
+        <w:t>Monitor the software for issues.</w:t>
+      </w:r>
+    </w:p>
+    <w:p>
+      <w:pPr>
+        <w:pStyle w:val="ListParagraph"/>
+        <w:numPr>
+          <w:ilvl w:val="0"/>
+          <w:numId w:val="19"/>
+        </w:numPr>
+        <w:spacing w:line="360" w:lineRule="auto"/>
+        <w:jc w:val="both"/>
+        <w:rPr>
+          <w:rFonts w:ascii="Arial" w:hAnsi="Arial" w:cs="Arial"/>
+          <w:sz w:val="24"/>
+          <w:szCs w:val="24"/>
+        </w:rPr>
+      </w:pPr>
+      <w:r>
+        <w:rPr>
+          <w:rFonts w:ascii="Arial" w:hAnsi="Arial" w:cs="Arial"/>
+          <w:sz w:val="24"/>
+          <w:szCs w:val="24"/>
+        </w:rPr>
+        <w:t>Perform regular updates and patches.</w:t>
+      </w:r>
+    </w:p>
+    <w:p>
+      <w:pPr>
+        <w:pStyle w:val="ListParagraph"/>
+        <w:numPr>
+          <w:ilvl w:val="0"/>
+          <w:numId w:val="19"/>
+        </w:numPr>
+        <w:spacing w:line="360" w:lineRule="auto"/>
+        <w:jc w:val="both"/>
+        <w:rPr>
+          <w:rFonts w:ascii="Arial" w:hAnsi="Arial" w:cs="Arial"/>
+          <w:sz w:val="24"/>
+          <w:szCs w:val="24"/>
+        </w:rPr>
+      </w:pPr>
+      <w:r>
+        <w:rPr>
+          <w:rFonts w:ascii="Arial" w:hAnsi="Arial" w:cs="Arial"/>
+          <w:sz w:val="24"/>
+          <w:szCs w:val="24"/>
+        </w:rPr>
+        <w:t>Enhance functionality as needed.</w:t>
+      </w:r>
+    </w:p>
+    <w:p>
+      <w:pPr>
+        <w:pStyle w:val="ListParagraph"/>
+        <w:numPr>
+          <w:ilvl w:val="0"/>
+          <w:numId w:val="19"/>
+        </w:numPr>
+        <w:spacing w:line="360" w:lineRule="auto"/>
+        <w:jc w:val="both"/>
+        <w:rPr>
+          <w:rFonts w:ascii="Arial" w:hAnsi="Arial" w:cs="Arial"/>
+          <w:sz w:val="24"/>
+          <w:szCs w:val="24"/>
+        </w:rPr>
+      </w:pPr>
+      <w:r>
+        <w:rPr>
+          <w:rFonts w:ascii="Arial" w:hAnsi="Arial" w:cs="Arial"/>
+          <w:sz w:val="24"/>
+          <w:szCs w:val="24"/>
+        </w:rPr>
+        <w:t>Provide technical support to users.</w:t>
+      </w:r>
+    </w:p>
+    <w:p>
+      <w:pPr>
+        <w:spacing w:line="360" w:lineRule="auto"/>
+        <w:jc w:val="both"/>
+        <w:rPr>
+          <w:rFonts w:ascii="Arial" w:hAnsi="Arial" w:cs="Arial"/>
+          <w:sz w:val="24"/>
+          <w:szCs w:val="24"/>
+        </w:rPr>
+      </w:pPr>
+    </w:p>
+    <w:p>
+      <w:pPr>
+        <w:spacing w:line="360" w:lineRule="auto"/>
+        <w:jc w:val="both"/>
+        <w:rPr>
+          <w:rFonts w:ascii="Arial" w:hAnsi="Arial" w:cs="Arial"/>
+          <w:sz w:val="24"/>
+          <w:szCs w:val="24"/>
+        </w:rPr>
+      </w:pPr>
+    </w:p>
+    <w:p>
+      <w:pPr>
+        <w:pStyle w:val="ListParagraph"/>
+        <w:numPr>
+          <w:ilvl w:val="0"/>
+          <w:numId w:val="1"/>
+        </w:numPr>
+        <w:spacing w:line="360" w:lineRule="auto"/>
+        <w:jc w:val="both"/>
+        <w:rPr>
+          <w:rFonts w:ascii="Arial" w:hAnsi="Arial" w:cs="Arial"/>
+          <w:b/>
+          <w:bCs/>
+          <w:color w:val="004E9A"/>
+          <w:sz w:val="24"/>
+          <w:szCs w:val="24"/>
+        </w:rPr>
+      </w:pPr>
+      <w:r>
+        <w:rPr>
+          <w:rFonts w:ascii="Arial" w:hAnsi="Arial" w:cs="Arial"/>
+          <w:b/>
+          <w:bCs/>
+          <w:color w:val="004E9A"/>
+          <w:sz w:val="24"/>
+          <w:szCs w:val="24"/>
+        </w:rPr>
+        <w:t xml:space="preserve">What is </w:t>
+      </w:r>
+      <w:r>
+        <w:rPr>
+          <w:rFonts w:ascii="Arial" w:hAnsi="Arial" w:cs="Arial"/>
+          <w:b/>
+          <w:bCs/>
+          <w:color w:val="004E9A"/>
+          <w:sz w:val="24"/>
+          <w:szCs w:val="24"/>
+        </w:rPr>
+        <w:t>DFD</w:t>
+      </w:r>
+      <w:r>
+        <w:rPr>
+          <w:rFonts w:ascii="Arial" w:hAnsi="Arial" w:cs="Arial"/>
+          <w:b/>
+          <w:bCs/>
+          <w:color w:val="004E9A"/>
+          <w:sz w:val="24"/>
+          <w:szCs w:val="24"/>
+        </w:rPr>
+        <w:t xml:space="preserve">? </w:t>
+      </w:r>
+      <w:r>
+        <w:rPr>
+          <w:rFonts w:ascii="Arial" w:hAnsi="Arial" w:cs="Arial"/>
+          <w:b/>
+          <w:bCs/>
+          <w:color w:val="004E9A"/>
+          <w:sz w:val="24"/>
+          <w:szCs w:val="24"/>
+        </w:rPr>
+        <w:t>Create a DFD diagram on Flipkart</w:t>
+      </w:r>
+      <w:r>
+        <w:rPr>
+          <w:rFonts w:ascii="Arial" w:hAnsi="Arial" w:cs="Arial"/>
+          <w:b/>
+          <w:bCs/>
+          <w:color w:val="004E9A"/>
+          <w:sz w:val="24"/>
+          <w:szCs w:val="24"/>
+        </w:rPr>
+        <w:t>.</w:t>
+      </w:r>
+    </w:p>
+    <w:p>
+      <w:pPr>
+        <w:pStyle w:val="ListParagraph"/>
+        <w:numPr>
+          <w:ilvl w:val="0"/>
+          <w:numId w:val="2"/>
+        </w:numPr>
+        <w:spacing w:line="360" w:lineRule="auto"/>
+        <w:jc w:val="both"/>
+        <w:rPr>
+          <w:rFonts w:ascii="Arial" w:hAnsi="Arial" w:cs="Arial"/>
+          <w:sz w:val="24"/>
+          <w:szCs w:val="24"/>
+        </w:rPr>
+      </w:pPr>
+      <w:r>
+        <w:rPr>
+          <w:rFonts w:ascii="Arial" w:hAnsi="Arial" w:cs="Arial"/>
+          <w:sz w:val="24"/>
+          <w:szCs w:val="24"/>
+        </w:rPr>
+        <w:t xml:space="preserve">DFD is the abbreviation for Data Flow Diagram. The flow of data in a system or process is represented by a Data Flow Diagram (DFD). It also gives insight into the inputs and outputs of each entity and the process itself. Data Flow Diagram (DFD) does not have a control flow and no loops or decision rules are present. Specific operations, depending on the type of data, can be explained by a flowchart. It is a graphical tool, useful for communicating with users, managers and other personnel. it is useful for </w:t>
+      </w:r>
+      <w:r>
+        <w:rPr>
+          <w:rFonts w:ascii="Arial" w:hAnsi="Arial" w:cs="Arial"/>
+          <w:sz w:val="24"/>
+          <w:szCs w:val="24"/>
+        </w:rPr>
+        <w:t>analysing</w:t>
+      </w:r>
+      <w:r>
+        <w:rPr>
+          <w:rFonts w:ascii="Arial" w:hAnsi="Arial" w:cs="Arial"/>
+          <w:sz w:val="24"/>
+          <w:szCs w:val="24"/>
+        </w:rPr>
+        <w:t xml:space="preserve"> existing as well as proposed systems.</w:t>
+      </w:r>
+    </w:p>
+    <w:p>
+      <w:pPr>
+        <w:pStyle w:val="ListParagraph"/>
+        <w:spacing w:line="360" w:lineRule="auto"/>
+        <w:ind w:left="360"/>
+        <w:jc w:val="both"/>
+        <w:rPr>
+          <w:rFonts w:ascii="Arial" w:hAnsi="Arial" w:cs="Arial"/>
+          <w:sz w:val="24"/>
+          <w:szCs w:val="24"/>
+        </w:rPr>
+      </w:pPr>
+    </w:p>
+    <w:p>
+      <w:pPr>
+        <w:pStyle w:val="ListParagraph"/>
+        <w:spacing w:line="360" w:lineRule="auto"/>
+        <w:ind w:left="360"/>
+        <w:jc w:val="both"/>
+        <w:rPr>
+          <w:rFonts w:ascii="Arial" w:hAnsi="Arial" w:cs="Arial"/>
+          <w:sz w:val="24"/>
+          <w:szCs w:val="24"/>
+        </w:rPr>
+      </w:pPr>
+      <w:r>
+        <w:rPr>
+          <w:rFonts w:ascii="Arial" w:hAnsi="Arial" w:cs="Arial"/>
+          <w:sz w:val="24"/>
+          <w:szCs w:val="24"/>
+        </w:rPr>
+        <w:t>It provides an overview of</w:t>
+      </w:r>
+      <w:r>
+        <w:rPr>
+          <w:rFonts w:ascii="Arial" w:hAnsi="Arial" w:cs="Arial"/>
+          <w:sz w:val="24"/>
+          <w:szCs w:val="24"/>
+        </w:rPr>
+        <w:t>,</w:t>
+      </w:r>
+    </w:p>
+    <w:p>
+      <w:pPr>
+        <w:pStyle w:val="ListParagraph"/>
+        <w:numPr>
+          <w:ilvl w:val="0"/>
+          <w:numId w:val="29"/>
+        </w:numPr>
+        <w:spacing w:line="360" w:lineRule="auto"/>
+        <w:jc w:val="both"/>
+        <w:rPr>
+          <w:rFonts w:ascii="Arial" w:hAnsi="Arial" w:cs="Arial"/>
+          <w:sz w:val="24"/>
+          <w:szCs w:val="24"/>
+        </w:rPr>
+      </w:pPr>
+      <w:r>
+        <w:rPr>
+          <w:rFonts w:ascii="Arial" w:hAnsi="Arial" w:cs="Arial"/>
+          <w:sz w:val="24"/>
+          <w:szCs w:val="24"/>
+        </w:rPr>
+        <w:t>What data is system processes.</w:t>
+      </w:r>
+    </w:p>
+    <w:p>
+      <w:pPr>
+        <w:pStyle w:val="ListParagraph"/>
+        <w:numPr>
+          <w:ilvl w:val="0"/>
+          <w:numId w:val="29"/>
+        </w:numPr>
+        <w:spacing w:line="360" w:lineRule="auto"/>
+        <w:jc w:val="both"/>
+        <w:rPr>
+          <w:rFonts w:ascii="Arial" w:hAnsi="Arial" w:cs="Arial"/>
+          <w:sz w:val="24"/>
+          <w:szCs w:val="24"/>
+        </w:rPr>
+      </w:pPr>
+      <w:r>
+        <w:rPr>
+          <w:rFonts w:ascii="Arial" w:hAnsi="Arial" w:cs="Arial"/>
+          <w:sz w:val="24"/>
+          <w:szCs w:val="24"/>
+        </w:rPr>
+        <w:t>What transformation are performed.</w:t>
+      </w:r>
+    </w:p>
+    <w:p>
+      <w:pPr>
+        <w:pStyle w:val="ListParagraph"/>
+        <w:numPr>
+          <w:ilvl w:val="0"/>
+          <w:numId w:val="29"/>
+        </w:numPr>
+        <w:spacing w:line="360" w:lineRule="auto"/>
+        <w:jc w:val="both"/>
+        <w:rPr>
+          <w:rFonts w:ascii="Arial" w:hAnsi="Arial" w:cs="Arial"/>
+          <w:sz w:val="24"/>
+          <w:szCs w:val="24"/>
+        </w:rPr>
+      </w:pPr>
+      <w:r>
+        <w:rPr>
+          <w:rFonts w:ascii="Arial" w:hAnsi="Arial" w:cs="Arial"/>
+          <w:sz w:val="24"/>
+          <w:szCs w:val="24"/>
+        </w:rPr>
+        <w:t>What data are stored.</w:t>
+      </w:r>
+    </w:p>
+    <w:p>
+      <w:pPr>
+        <w:pStyle w:val="ListParagraph"/>
+        <w:numPr>
+          <w:ilvl w:val="0"/>
+          <w:numId w:val="29"/>
+        </w:numPr>
+        <w:spacing w:line="360" w:lineRule="auto"/>
+        <w:jc w:val="both"/>
+        <w:rPr>
+          <w:rFonts w:ascii="Arial" w:hAnsi="Arial" w:cs="Arial"/>
+          <w:sz w:val="24"/>
+          <w:szCs w:val="24"/>
+        </w:rPr>
+      </w:pPr>
+      <w:r>
+        <w:rPr>
+          <w:rFonts w:ascii="Arial" w:hAnsi="Arial" w:cs="Arial"/>
+          <w:sz w:val="24"/>
+          <w:szCs w:val="24"/>
+        </w:rPr>
+        <w:t xml:space="preserve">What results are </w:t>
+      </w:r>
+      <w:r>
+        <w:rPr>
+          <w:rFonts w:ascii="Arial" w:hAnsi="Arial" w:cs="Arial"/>
+          <w:sz w:val="24"/>
+          <w:szCs w:val="24"/>
+        </w:rPr>
+        <w:t>produced,</w:t>
+      </w:r>
+      <w:r>
+        <w:rPr>
+          <w:rFonts w:ascii="Arial" w:hAnsi="Arial" w:cs="Arial"/>
+          <w:sz w:val="24"/>
+          <w:szCs w:val="24"/>
+        </w:rPr>
+        <w:t xml:space="preserve"> etc.</w:t>
+      </w:r>
+    </w:p>
+    <w:p>
+      <w:pPr>
+        <w:pStyle w:val="ListParagraph"/>
+        <w:spacing w:line="360" w:lineRule="auto"/>
+        <w:ind w:left="360"/>
+        <w:jc w:val="both"/>
+        <w:rPr>
+          <w:rFonts w:ascii="Arial" w:hAnsi="Arial" w:cs="Arial"/>
+          <w:sz w:val="24"/>
+          <w:szCs w:val="24"/>
+        </w:rPr>
+      </w:pPr>
+    </w:p>
+    <w:p>
+      <w:pPr>
+        <w:pStyle w:val="ListParagraph"/>
+        <w:spacing w:line="360" w:lineRule="auto"/>
+        <w:ind w:left="360"/>
+        <w:jc w:val="both"/>
+        <w:rPr>
+          <w:rFonts w:ascii="Arial" w:hAnsi="Arial" w:cs="Arial"/>
+          <w:sz w:val="24"/>
+          <w:szCs w:val="24"/>
+        </w:rPr>
+      </w:pPr>
+      <w:r>
+        <w:rPr>
+          <w:rFonts w:ascii="Arial" w:hAnsi="Arial" w:cs="Arial"/>
+          <w:sz w:val="24"/>
+          <w:szCs w:val="24"/>
+        </w:rPr>
+        <w:t xml:space="preserve">Data Flow Diagram can be represented in several ways. The Data Flow Diagram (DFD) belongs to structured-analysis </w:t>
+      </w:r>
+      <w:r>
+        <w:rPr>
+          <w:rFonts w:ascii="Arial" w:hAnsi="Arial" w:cs="Arial"/>
+          <w:sz w:val="24"/>
+          <w:szCs w:val="24"/>
+        </w:rPr>
+        <w:t>modelling</w:t>
+      </w:r>
+      <w:r>
+        <w:rPr>
+          <w:rFonts w:ascii="Arial" w:hAnsi="Arial" w:cs="Arial"/>
+          <w:sz w:val="24"/>
+          <w:szCs w:val="24"/>
+        </w:rPr>
+        <w:t xml:space="preserve"> tools. Data Flow diagrams are very popular because they help us to visualize the major steps and data involved in software-system processes.</w:t>
+      </w:r>
+    </w:p>
+    <w:p>
+      <w:pPr>
+        <w:pStyle w:val="ListParagraph"/>
+        <w:spacing w:line="360" w:lineRule="auto"/>
+        <w:ind w:left="360"/>
+        <w:jc w:val="both"/>
+        <w:rPr>
+          <w:rFonts w:ascii="Arial" w:hAnsi="Arial" w:cs="Arial"/>
+          <w:sz w:val="24"/>
+          <w:szCs w:val="24"/>
+        </w:rPr>
+      </w:pPr>
+    </w:p>
+    <w:p>
+      <w:pPr>
+        <w:pStyle w:val="ListParagraph"/>
+        <w:spacing w:line="360" w:lineRule="auto"/>
+        <w:ind w:left="360"/>
+        <w:jc w:val="both"/>
+        <w:rPr>
+          <w:rFonts w:ascii="Arial" w:hAnsi="Arial" w:cs="Arial"/>
+          <w:sz w:val="24"/>
+          <w:szCs w:val="24"/>
+        </w:rPr>
+      </w:pPr>
+    </w:p>
     <w:sectPr>
+      <w:footerReference w:type="default" r:id="rId10"/>
       <w:pgSz w:w="11906" w:h="16838" w:code="9"/>
       <w:pgMar w:top="1440" w:right="1440" w:bottom="1440" w:left="1440" w:header="708" w:footer="708" w:gutter="0"/>
       <w:pgBorders w:offsetFrom="page">
@@ -367,22 +4495,126 @@
 </w:document>
 </file>
 
+<file path=word/endnotes.xml><?xml version="1.0" encoding="utf-8"?>
+<w:endnotes xmlns:wpc="http://schemas.microsoft.com/office/word/2010/wordprocessingCanvas" xmlns:cx="http://schemas.microsoft.com/office/drawing/2014/chartex" xmlns:cx1="http://schemas.microsoft.com/office/drawing/2015/9/8/chartex" xmlns:cx2="http://schemas.microsoft.com/office/drawing/2015/10/21/chartex" xmlns:cx3="http://schemas.microsoft.com/office/drawing/2016/5/9/chartex" xmlns:cx4="http://schemas.microsoft.com/office/drawing/2016/5/10/chartex" xmlns:cx5="http://schemas.microsoft.com/office/drawing/2016/5/11/chartex" xmlns:cx6="http://schemas.microsoft.com/office/drawing/2016/5/12/chartex" xmlns:cx7="http://schemas.microsoft.com/office/drawing/2016/5/13/chartex" xmlns:cx8="http://schemas.microsoft.com/office/drawing/2016/5/14/chartex" xmlns:mc="http://schemas.openxmlformats.org/markup-compatibility/2006" xmlns:aink="http://schemas.microsoft.com/office/drawing/2016/ink" xmlns:am3d="http://schemas.microsoft.com/office/drawing/2017/model3d" xmlns:o="urn:schemas-microsoft-com:office:office" xmlns:oel="http://schemas.microsoft.com/office/2019/extlst" xmlns:r="http://schemas.openxmlformats.org/officeDocument/2006/relationships" xmlns:m="http://schemas.openxmlformats.org/officeDocument/2006/math" xmlns:v="urn:schemas-microsoft-com:vml" xmlns:wp14="http://schemas.microsoft.com/office/word/2010/wordprocessingDrawing" xmlns:wp="http://schemas.openxmlformats.org/drawingml/2006/wordprocessingDrawing" xmlns:w10="urn:schemas-microsoft-com:office:word" xmlns:w="http://schemas.openxmlformats.org/wordprocessingml/2006/main" xmlns:w14="http://schemas.microsoft.com/office/word/2010/wordml" xmlns:w15="http://schemas.microsoft.com/office/word/2012/wordml" xmlns:w16cex="http://schemas.microsoft.com/office/word/2018/wordml/cex" xmlns:w16cid="http://schemas.microsoft.com/office/word/2016/wordml/cid" xmlns:w16="http://schemas.microsoft.com/office/word/2018/wordml" xmlns:w16du="http://schemas.microsoft.com/office/word/2023/wordml/word16du" xmlns:w16sdtdh="http://schemas.microsoft.com/office/word/2020/wordml/sdtdatahash" xmlns:w16se="http://schemas.microsoft.com/office/word/2015/wordml/symex" xmlns:wpg="http://schemas.microsoft.com/office/word/2010/wordprocessingGroup" xmlns:wpi="http://schemas.microsoft.com/office/word/2010/wordprocessingInk" xmlns:wne="http://schemas.microsoft.com/office/word/2006/wordml" xmlns:wps="http://schemas.microsoft.com/office/word/2010/wordprocessingShape" mc:Ignorable="w14 w15 w16se w16cid w16 w16cex w16sdtdh w16du wp14">
+  <w:endnote w:type="separator" w:id="-1">
+    <w:p>
+      <w:pPr>
+        <w:spacing w:after="0" w:line="240" w:lineRule="auto"/>
+      </w:pPr>
+      <w:r>
+        <w:separator/>
+      </w:r>
+    </w:p>
+  </w:endnote>
+  <w:endnote w:type="continuationSeparator" w:id="0">
+    <w:p>
+      <w:pPr>
+        <w:spacing w:after="0" w:line="240" w:lineRule="auto"/>
+      </w:pPr>
+      <w:r>
+        <w:continuationSeparator/>
+      </w:r>
+    </w:p>
+  </w:endnote>
+</w:endnotes>
+</file>
+
+<file path=word/footer1.xml><?xml version="1.0" encoding="utf-8"?>
+<w:ftr xmlns:wpc="http://schemas.microsoft.com/office/word/2010/wordprocessingCanvas" xmlns:cx="http://schemas.microsoft.com/office/drawing/2014/chartex" xmlns:cx1="http://schemas.microsoft.com/office/drawing/2015/9/8/chartex" xmlns:cx2="http://schemas.microsoft.com/office/drawing/2015/10/21/chartex" xmlns:cx3="http://schemas.microsoft.com/office/drawing/2016/5/9/chartex" xmlns:cx4="http://schemas.microsoft.com/office/drawing/2016/5/10/chartex" xmlns:cx5="http://schemas.microsoft.com/office/drawing/2016/5/11/chartex" xmlns:cx6="http://schemas.microsoft.com/office/drawing/2016/5/12/chartex" xmlns:cx7="http://schemas.microsoft.com/office/drawing/2016/5/13/chartex" xmlns:cx8="http://schemas.microsoft.com/office/drawing/2016/5/14/chartex" xmlns:mc="http://schemas.openxmlformats.org/markup-compatibility/2006" xmlns:aink="http://schemas.microsoft.com/office/drawing/2016/ink" xmlns:am3d="http://schemas.microsoft.com/office/drawing/2017/model3d" xmlns:o="urn:schemas-microsoft-com:office:office" xmlns:oel="http://schemas.microsoft.com/office/2019/extlst" xmlns:r="http://schemas.openxmlformats.org/officeDocument/2006/relationships" xmlns:m="http://schemas.openxmlformats.org/officeDocument/2006/math" xmlns:v="urn:schemas-microsoft-com:vml" xmlns:wp14="http://schemas.microsoft.com/office/word/2010/wordprocessingDrawing" xmlns:wp="http://schemas.openxmlformats.org/drawingml/2006/wordprocessingDrawing" xmlns:w10="urn:schemas-microsoft-com:office:word" xmlns:w="http://schemas.openxmlformats.org/wordprocessingml/2006/main" xmlns:w14="http://schemas.microsoft.com/office/word/2010/wordml" xmlns:w15="http://schemas.microsoft.com/office/word/2012/wordml" xmlns:w16cex="http://schemas.microsoft.com/office/word/2018/wordml/cex" xmlns:w16cid="http://schemas.microsoft.com/office/word/2016/wordml/cid" xmlns:w16="http://schemas.microsoft.com/office/word/2018/wordml" xmlns:w16du="http://schemas.microsoft.com/office/word/2023/wordml/word16du" xmlns:w16sdtdh="http://schemas.microsoft.com/office/word/2020/wordml/sdtdatahash" xmlns:w16se="http://schemas.microsoft.com/office/word/2015/wordml/symex" xmlns:wpg="http://schemas.microsoft.com/office/word/2010/wordprocessingGroup" xmlns:wpi="http://schemas.microsoft.com/office/word/2010/wordprocessingInk" xmlns:wne="http://schemas.microsoft.com/office/word/2006/wordml" xmlns:wps="http://schemas.microsoft.com/office/word/2010/wordprocessingShape" mc:Ignorable="w14 w15 w16se w16cid w16 w16cex w16sdtdh w16du wp14">
+  <w:sdt>
+    <w:sdtPr>
+      <w:id w:val="2014874964"/>
+      <w:docPartObj>
+        <w:docPartGallery w:val="Page Numbers (Bottom of Page)"/>
+        <w:docPartUnique/>
+      </w:docPartObj>
+    </w:sdtPr>
+    <w:sdtContent>
+      <w:p>
+        <w:pPr>
+          <w:pStyle w:val="Footer"/>
+          <w:jc w:val="right"/>
+        </w:pPr>
+        <w:r>
+          <w:t xml:space="preserve">Page | </w:t>
+        </w:r>
+        <w:r>
+          <w:fldChar w:fldCharType="begin"/>
+        </w:r>
+        <w:r>
+          <w:instrText xml:space="preserve"> PAGE   \* MERGEFORMAT </w:instrText>
+        </w:r>
+        <w:r>
+          <w:fldChar w:fldCharType="separate"/>
+        </w:r>
+        <w:r>
+          <w:rPr>
+            <w:noProof/>
+          </w:rPr>
+          <w:t>2</w:t>
+        </w:r>
+        <w:r>
+          <w:rPr>
+            <w:noProof/>
+          </w:rPr>
+          <w:fldChar w:fldCharType="end"/>
+        </w:r>
+        <w:r>
+          <w:t xml:space="preserve"> </w:t>
+        </w:r>
+      </w:p>
+    </w:sdtContent>
+  </w:sdt>
+  <w:p>
+    <w:pPr>
+      <w:pStyle w:val="Footer"/>
+    </w:pPr>
+  </w:p>
+</w:ftr>
+</file>
+
+<file path=word/footnotes.xml><?xml version="1.0" encoding="utf-8"?>
+<w:footnotes xmlns:wpc="http://schemas.microsoft.com/office/word/2010/wordprocessingCanvas" xmlns:cx="http://schemas.microsoft.com/office/drawing/2014/chartex" xmlns:cx1="http://schemas.microsoft.com/office/drawing/2015/9/8/chartex" xmlns:cx2="http://schemas.microsoft.com/office/drawing/2015/10/21/chartex" xmlns:cx3="http://schemas.microsoft.com/office/drawing/2016/5/9/chartex" xmlns:cx4="http://schemas.microsoft.com/office/drawing/2016/5/10/chartex" xmlns:cx5="http://schemas.microsoft.com/office/drawing/2016/5/11/chartex" xmlns:cx6="http://schemas.microsoft.com/office/drawing/2016/5/12/chartex" xmlns:cx7="http://schemas.microsoft.com/office/drawing/2016/5/13/chartex" xmlns:cx8="http://schemas.microsoft.com/office/drawing/2016/5/14/chartex" xmlns:mc="http://schemas.openxmlformats.org/markup-compatibility/2006" xmlns:aink="http://schemas.microsoft.com/office/drawing/2016/ink" xmlns:am3d="http://schemas.microsoft.com/office/drawing/2017/model3d" xmlns:o="urn:schemas-microsoft-com:office:office" xmlns:oel="http://schemas.microsoft.com/office/2019/extlst" xmlns:r="http://schemas.openxmlformats.org/officeDocument/2006/relationships" xmlns:m="http://schemas.openxmlformats.org/officeDocument/2006/math" xmlns:v="urn:schemas-microsoft-com:vml" xmlns:wp14="http://schemas.microsoft.com/office/word/2010/wordprocessingDrawing" xmlns:wp="http://schemas.openxmlformats.org/drawingml/2006/wordprocessingDrawing" xmlns:w10="urn:schemas-microsoft-com:office:word" xmlns:w="http://schemas.openxmlformats.org/wordprocessingml/2006/main" xmlns:w14="http://schemas.microsoft.com/office/word/2010/wordml" xmlns:w15="http://schemas.microsoft.com/office/word/2012/wordml" xmlns:w16cex="http://schemas.microsoft.com/office/word/2018/wordml/cex" xmlns:w16cid="http://schemas.microsoft.com/office/word/2016/wordml/cid" xmlns:w16="http://schemas.microsoft.com/office/word/2018/wordml" xmlns:w16du="http://schemas.microsoft.com/office/word/2023/wordml/word16du" xmlns:w16sdtdh="http://schemas.microsoft.com/office/word/2020/wordml/sdtdatahash" xmlns:w16se="http://schemas.microsoft.com/office/word/2015/wordml/symex" xmlns:wpg="http://schemas.microsoft.com/office/word/2010/wordprocessingGroup" xmlns:wpi="http://schemas.microsoft.com/office/word/2010/wordprocessingInk" xmlns:wne="http://schemas.microsoft.com/office/word/2006/wordml" xmlns:wps="http://schemas.microsoft.com/office/word/2010/wordprocessingShape" mc:Ignorable="w14 w15 w16se w16cid w16 w16cex w16sdtdh w16du wp14">
+  <w:footnote w:type="separator" w:id="-1">
+    <w:p>
+      <w:pPr>
+        <w:spacing w:after="0" w:line="240" w:lineRule="auto"/>
+      </w:pPr>
+      <w:r>
+        <w:separator/>
+      </w:r>
+    </w:p>
+  </w:footnote>
+  <w:footnote w:type="continuationSeparator" w:id="0">
+    <w:p>
+      <w:pPr>
+        <w:spacing w:after="0" w:line="240" w:lineRule="auto"/>
+      </w:pPr>
+      <w:r>
+        <w:continuationSeparator/>
+      </w:r>
+    </w:p>
+  </w:footnote>
+</w:footnotes>
+</file>
+
 <file path=word/numbering.xml><?xml version="1.0" encoding="utf-8"?>
 <w:numbering xmlns:wpc="http://schemas.microsoft.com/office/word/2010/wordprocessingCanvas" xmlns:cx="http://schemas.microsoft.com/office/drawing/2014/chartex" xmlns:cx1="http://schemas.microsoft.com/office/drawing/2015/9/8/chartex" xmlns:cx2="http://schemas.microsoft.com/office/drawing/2015/10/21/chartex" xmlns:cx3="http://schemas.microsoft.com/office/drawing/2016/5/9/chartex" xmlns:cx4="http://schemas.microsoft.com/office/drawing/2016/5/10/chartex" xmlns:cx5="http://schemas.microsoft.com/office/drawing/2016/5/11/chartex" xmlns:cx6="http://schemas.microsoft.com/office/drawing/2016/5/12/chartex" xmlns:cx7="http://schemas.microsoft.com/office/drawing/2016/5/13/chartex" xmlns:cx8="http://schemas.microsoft.com/office/drawing/2016/5/14/chartex" xmlns:mc="http://schemas.openxmlformats.org/markup-compatibility/2006" xmlns:aink="http://schemas.microsoft.com/office/drawing/2016/ink" xmlns:am3d="http://schemas.microsoft.com/office/drawing/2017/model3d" xmlns:o="urn:schemas-microsoft-com:office:office" xmlns:oel="http://schemas.microsoft.com/office/2019/extlst" xmlns:r="http://schemas.openxmlformats.org/officeDocument/2006/relationships" xmlns:m="http://schemas.openxmlformats.org/officeDocument/2006/math" xmlns:v="urn:schemas-microsoft-com:vml" xmlns:wp14="http://schemas.microsoft.com/office/word/2010/wordprocessingDrawing" xmlns:wp="http://schemas.openxmlformats.org/drawingml/2006/wordprocessingDrawing" xmlns:w10="urn:schemas-microsoft-com:office:word" xmlns:w="http://schemas.openxmlformats.org/wordprocessingml/2006/main" xmlns:w14="http://schemas.microsoft.com/office/word/2010/wordml" xmlns:w15="http://schemas.microsoft.com/office/word/2012/wordml" xmlns:w16cex="http://schemas.microsoft.com/office/word/2018/wordml/cex" xmlns:w16cid="http://schemas.microsoft.com/office/word/2016/wordml/cid" xmlns:w16="http://schemas.microsoft.com/office/word/2018/wordml" xmlns:w16du="http://schemas.microsoft.com/office/word/2023/wordml/word16du" xmlns:w16sdtdh="http://schemas.microsoft.com/office/word/2020/wordml/sdtdatahash" xmlns:w16se="http://schemas.microsoft.com/office/word/2015/wordml/symex" xmlns:wpg="http://schemas.microsoft.com/office/word/2010/wordprocessingGroup" xmlns:wpi="http://schemas.microsoft.com/office/word/2010/wordprocessingInk" xmlns:wne="http://schemas.microsoft.com/office/word/2006/wordml" xmlns:wps="http://schemas.microsoft.com/office/word/2010/wordprocessingShape" mc:Ignorable="w14 w15 w16se w16cid w16 w16cex w16sdtdh w16du wp14">
   <w:abstractNum w:abstractNumId="0" w15:restartNumberingAfterBreak="0">
-    <w:nsid w:val="168A72E3"/>
+    <w:nsid w:val="08683A45"/>
     <w:multiLevelType w:val="hybridMultilevel"/>
-    <w:tmpl w:val="5C0A6FA4"/>
-    <w:lvl w:ilvl="0" w:tplc="F036E706">
-      <w:start w:val="1"/>
-      <w:numFmt w:val="bullet"/>
-      <w:lvlText w:val=""/>
-      <w:lvlJc w:val="left"/>
-      <w:pPr>
-        <w:ind w:left="360" w:hanging="360"/>
-      </w:pPr>
-      <w:rPr>
-        <w:rFonts w:ascii="Wingdings" w:eastAsiaTheme="minorHAnsi" w:hAnsi="Wingdings" w:cs="Arial" w:hint="default"/>
+    <w:tmpl w:val="2E4A1EBE"/>
+    <w:lvl w:ilvl="0" w:tplc="40090001">
+      <w:start w:val="1"/>
+      <w:numFmt w:val="bullet"/>
+      <w:lvlText w:val=""/>
+      <w:lvlJc w:val="left"/>
+      <w:pPr>
+        <w:ind w:left="1440" w:hanging="360"/>
+      </w:pPr>
+      <w:rPr>
+        <w:rFonts w:ascii="Symbol" w:hAnsi="Symbol" w:hint="default"/>
       </w:rPr>
     </w:lvl>
     <w:lvl w:ilvl="1" w:tplc="40090003" w:tentative="1">
@@ -391,7 +4623,7 @@
       <w:lvlText w:val="o"/>
       <w:lvlJc w:val="left"/>
       <w:pPr>
-        <w:ind w:left="1080" w:hanging="360"/>
+        <w:ind w:left="2160" w:hanging="360"/>
       </w:pPr>
       <w:rPr>
         <w:rFonts w:ascii="Courier New" w:hAnsi="Courier New" w:cs="Courier New" w:hint="default"/>
@@ -403,7 +4635,7 @@
       <w:lvlText w:val=""/>
       <w:lvlJc w:val="left"/>
       <w:pPr>
-        <w:ind w:left="1800" w:hanging="360"/>
+        <w:ind w:left="2880" w:hanging="360"/>
       </w:pPr>
       <w:rPr>
         <w:rFonts w:ascii="Wingdings" w:hAnsi="Wingdings" w:hint="default"/>
@@ -415,7 +4647,7 @@
       <w:lvlText w:val=""/>
       <w:lvlJc w:val="left"/>
       <w:pPr>
-        <w:ind w:left="2520" w:hanging="360"/>
+        <w:ind w:left="3600" w:hanging="360"/>
       </w:pPr>
       <w:rPr>
         <w:rFonts w:ascii="Symbol" w:hAnsi="Symbol" w:hint="default"/>
@@ -427,7 +4659,7 @@
       <w:lvlText w:val="o"/>
       <w:lvlJc w:val="left"/>
       <w:pPr>
-        <w:ind w:left="3240" w:hanging="360"/>
+        <w:ind w:left="4320" w:hanging="360"/>
       </w:pPr>
       <w:rPr>
         <w:rFonts w:ascii="Courier New" w:hAnsi="Courier New" w:cs="Courier New" w:hint="default"/>
@@ -439,7 +4671,7 @@
       <w:lvlText w:val=""/>
       <w:lvlJc w:val="left"/>
       <w:pPr>
-        <w:ind w:left="3960" w:hanging="360"/>
+        <w:ind w:left="5040" w:hanging="360"/>
       </w:pPr>
       <w:rPr>
         <w:rFonts w:ascii="Wingdings" w:hAnsi="Wingdings" w:hint="default"/>
@@ -451,7 +4683,7 @@
       <w:lvlText w:val=""/>
       <w:lvlJc w:val="left"/>
       <w:pPr>
-        <w:ind w:left="4680" w:hanging="360"/>
+        <w:ind w:left="5760" w:hanging="360"/>
       </w:pPr>
       <w:rPr>
         <w:rFonts w:ascii="Symbol" w:hAnsi="Symbol" w:hint="default"/>
@@ -463,7 +4695,7 @@
       <w:lvlText w:val="o"/>
       <w:lvlJc w:val="left"/>
       <w:pPr>
-        <w:ind w:left="5400" w:hanging="360"/>
+        <w:ind w:left="6480" w:hanging="360"/>
       </w:pPr>
       <w:rPr>
         <w:rFonts w:ascii="Courier New" w:hAnsi="Courier New" w:cs="Courier New" w:hint="default"/>
@@ -475,7 +4707,7 @@
       <w:lvlText w:val=""/>
       <w:lvlJc w:val="left"/>
       <w:pPr>
-        <w:ind w:left="6120" w:hanging="360"/>
+        <w:ind w:left="7200" w:hanging="360"/>
       </w:pPr>
       <w:rPr>
         <w:rFonts w:ascii="Wingdings" w:hAnsi="Wingdings" w:hint="default"/>
@@ -483,19 +4715,133 @@
     </w:lvl>
   </w:abstractNum>
   <w:abstractNum w:abstractNumId="1" w15:restartNumberingAfterBreak="0">
-    <w:nsid w:val="37BE41C6"/>
+    <w:nsid w:val="0EB324A8"/>
     <w:multiLevelType w:val="hybridMultilevel"/>
-    <w:tmpl w:val="E4E26C20"/>
-    <w:lvl w:ilvl="0" w:tplc="4009000F">
+    <w:tmpl w:val="01CA1460"/>
+    <w:lvl w:ilvl="0" w:tplc="40090001">
+      <w:start w:val="1"/>
+      <w:numFmt w:val="bullet"/>
+      <w:lvlText w:val=""/>
+      <w:lvlJc w:val="left"/>
+      <w:pPr>
+        <w:ind w:left="1440" w:hanging="360"/>
+      </w:pPr>
+      <w:rPr>
+        <w:rFonts w:ascii="Symbol" w:hAnsi="Symbol" w:hint="default"/>
+      </w:rPr>
+    </w:lvl>
+    <w:lvl w:ilvl="1" w:tplc="40090003" w:tentative="1">
+      <w:start w:val="1"/>
+      <w:numFmt w:val="bullet"/>
+      <w:lvlText w:val="o"/>
+      <w:lvlJc w:val="left"/>
+      <w:pPr>
+        <w:ind w:left="2160" w:hanging="360"/>
+      </w:pPr>
+      <w:rPr>
+        <w:rFonts w:ascii="Courier New" w:hAnsi="Courier New" w:cs="Courier New" w:hint="default"/>
+      </w:rPr>
+    </w:lvl>
+    <w:lvl w:ilvl="2" w:tplc="40090005" w:tentative="1">
+      <w:start w:val="1"/>
+      <w:numFmt w:val="bullet"/>
+      <w:lvlText w:val=""/>
+      <w:lvlJc w:val="left"/>
+      <w:pPr>
+        <w:ind w:left="2880" w:hanging="360"/>
+      </w:pPr>
+      <w:rPr>
+        <w:rFonts w:ascii="Wingdings" w:hAnsi="Wingdings" w:hint="default"/>
+      </w:rPr>
+    </w:lvl>
+    <w:lvl w:ilvl="3" w:tplc="40090001" w:tentative="1">
+      <w:start w:val="1"/>
+      <w:numFmt w:val="bullet"/>
+      <w:lvlText w:val=""/>
+      <w:lvlJc w:val="left"/>
+      <w:pPr>
+        <w:ind w:left="3600" w:hanging="360"/>
+      </w:pPr>
+      <w:rPr>
+        <w:rFonts w:ascii="Symbol" w:hAnsi="Symbol" w:hint="default"/>
+      </w:rPr>
+    </w:lvl>
+    <w:lvl w:ilvl="4" w:tplc="40090003" w:tentative="1">
+      <w:start w:val="1"/>
+      <w:numFmt w:val="bullet"/>
+      <w:lvlText w:val="o"/>
+      <w:lvlJc w:val="left"/>
+      <w:pPr>
+        <w:ind w:left="4320" w:hanging="360"/>
+      </w:pPr>
+      <w:rPr>
+        <w:rFonts w:ascii="Courier New" w:hAnsi="Courier New" w:cs="Courier New" w:hint="default"/>
+      </w:rPr>
+    </w:lvl>
+    <w:lvl w:ilvl="5" w:tplc="40090005" w:tentative="1">
+      <w:start w:val="1"/>
+      <w:numFmt w:val="bullet"/>
+      <w:lvlText w:val=""/>
+      <w:lvlJc w:val="left"/>
+      <w:pPr>
+        <w:ind w:left="5040" w:hanging="360"/>
+      </w:pPr>
+      <w:rPr>
+        <w:rFonts w:ascii="Wingdings" w:hAnsi="Wingdings" w:hint="default"/>
+      </w:rPr>
+    </w:lvl>
+    <w:lvl w:ilvl="6" w:tplc="40090001" w:tentative="1">
+      <w:start w:val="1"/>
+      <w:numFmt w:val="bullet"/>
+      <w:lvlText w:val=""/>
+      <w:lvlJc w:val="left"/>
+      <w:pPr>
+        <w:ind w:left="5760" w:hanging="360"/>
+      </w:pPr>
+      <w:rPr>
+        <w:rFonts w:ascii="Symbol" w:hAnsi="Symbol" w:hint="default"/>
+      </w:rPr>
+    </w:lvl>
+    <w:lvl w:ilvl="7" w:tplc="40090003" w:tentative="1">
+      <w:start w:val="1"/>
+      <w:numFmt w:val="bullet"/>
+      <w:lvlText w:val="o"/>
+      <w:lvlJc w:val="left"/>
+      <w:pPr>
+        <w:ind w:left="6480" w:hanging="360"/>
+      </w:pPr>
+      <w:rPr>
+        <w:rFonts w:ascii="Courier New" w:hAnsi="Courier New" w:cs="Courier New" w:hint="default"/>
+      </w:rPr>
+    </w:lvl>
+    <w:lvl w:ilvl="8" w:tplc="40090005" w:tentative="1">
+      <w:start w:val="1"/>
+      <w:numFmt w:val="bullet"/>
+      <w:lvlText w:val=""/>
+      <w:lvlJc w:val="left"/>
+      <w:pPr>
+        <w:ind w:left="7200" w:hanging="360"/>
+      </w:pPr>
+      <w:rPr>
+        <w:rFonts w:ascii="Wingdings" w:hAnsi="Wingdings" w:hint="default"/>
+      </w:rPr>
+    </w:lvl>
+  </w:abstractNum>
+  <w:abstractNum w:abstractNumId="2" w15:restartNumberingAfterBreak="0">
+    <w:nsid w:val="147A4ABC"/>
+    <w:multiLevelType w:val="hybridMultilevel"/>
+    <w:tmpl w:val="4DEA5C08"/>
+    <w:lvl w:ilvl="0" w:tplc="FDC86D2A">
       <w:start w:val="1"/>
       <w:numFmt w:val="decimal"/>
       <w:lvlText w:val="%1."/>
       <w:lvlJc w:val="left"/>
       <w:pPr>
-        <w:ind w:left="360" w:hanging="360"/>
-      </w:pPr>
-      <w:rPr>
-        <w:rFonts w:hint="default"/>
+        <w:ind w:left="720" w:hanging="360"/>
+      </w:pPr>
+      <w:rPr>
+        <w:b/>
+        <w:bCs/>
       </w:rPr>
     </w:lvl>
     <w:lvl w:ilvl="1" w:tplc="40090019" w:tentative="1">
@@ -504,7 +4850,7 @@
       <w:lvlText w:val="%2."/>
       <w:lvlJc w:val="left"/>
       <w:pPr>
-        <w:ind w:left="1080" w:hanging="360"/>
+        <w:ind w:left="1440" w:hanging="360"/>
       </w:pPr>
     </w:lvl>
     <w:lvl w:ilvl="2" w:tplc="4009001B" w:tentative="1">
@@ -513,7 +4859,7 @@
       <w:lvlText w:val="%3."/>
       <w:lvlJc w:val="right"/>
       <w:pPr>
-        <w:ind w:left="1800" w:hanging="180"/>
+        <w:ind w:left="2160" w:hanging="180"/>
       </w:pPr>
     </w:lvl>
     <w:lvl w:ilvl="3" w:tplc="4009000F" w:tentative="1">
@@ -522,7 +4868,7 @@
       <w:lvlText w:val="%4."/>
       <w:lvlJc w:val="left"/>
       <w:pPr>
-        <w:ind w:left="2520" w:hanging="360"/>
+        <w:ind w:left="2880" w:hanging="360"/>
       </w:pPr>
     </w:lvl>
     <w:lvl w:ilvl="4" w:tplc="40090019" w:tentative="1">
@@ -531,7 +4877,7 @@
       <w:lvlText w:val="%5."/>
       <w:lvlJc w:val="left"/>
       <w:pPr>
-        <w:ind w:left="3240" w:hanging="360"/>
+        <w:ind w:left="3600" w:hanging="360"/>
       </w:pPr>
     </w:lvl>
     <w:lvl w:ilvl="5" w:tplc="4009001B" w:tentative="1">
@@ -540,7 +4886,7 @@
       <w:lvlText w:val="%6."/>
       <w:lvlJc w:val="right"/>
       <w:pPr>
-        <w:ind w:left="3960" w:hanging="180"/>
+        <w:ind w:left="4320" w:hanging="180"/>
       </w:pPr>
     </w:lvl>
     <w:lvl w:ilvl="6" w:tplc="4009000F" w:tentative="1">
@@ -549,7 +4895,7 @@
       <w:lvlText w:val="%7."/>
       <w:lvlJc w:val="left"/>
       <w:pPr>
-        <w:ind w:left="4680" w:hanging="360"/>
+        <w:ind w:left="5040" w:hanging="360"/>
       </w:pPr>
     </w:lvl>
     <w:lvl w:ilvl="7" w:tplc="40090019" w:tentative="1">
@@ -558,7 +4904,7 @@
       <w:lvlText w:val="%8."/>
       <w:lvlJc w:val="left"/>
       <w:pPr>
-        <w:ind w:left="5400" w:hanging="360"/>
+        <w:ind w:left="5760" w:hanging="360"/>
       </w:pPr>
     </w:lvl>
     <w:lvl w:ilvl="8" w:tplc="4009001B" w:tentative="1">
@@ -567,11 +4913,1925 @@
       <w:lvlText w:val="%9."/>
       <w:lvlJc w:val="right"/>
       <w:pPr>
+        <w:ind w:left="6480" w:hanging="180"/>
+      </w:pPr>
+    </w:lvl>
+  </w:abstractNum>
+  <w:abstractNum w:abstractNumId="3" w15:restartNumberingAfterBreak="0">
+    <w:nsid w:val="16102A66"/>
+    <w:multiLevelType w:val="hybridMultilevel"/>
+    <w:tmpl w:val="768E90CE"/>
+    <w:lvl w:ilvl="0" w:tplc="40090001">
+      <w:start w:val="1"/>
+      <w:numFmt w:val="bullet"/>
+      <w:lvlText w:val=""/>
+      <w:lvlJc w:val="left"/>
+      <w:pPr>
+        <w:ind w:left="1440" w:hanging="360"/>
+      </w:pPr>
+      <w:rPr>
+        <w:rFonts w:ascii="Symbol" w:hAnsi="Symbol" w:hint="default"/>
+      </w:rPr>
+    </w:lvl>
+    <w:lvl w:ilvl="1" w:tplc="40090003" w:tentative="1">
+      <w:start w:val="1"/>
+      <w:numFmt w:val="bullet"/>
+      <w:lvlText w:val="o"/>
+      <w:lvlJc w:val="left"/>
+      <w:pPr>
+        <w:ind w:left="2160" w:hanging="360"/>
+      </w:pPr>
+      <w:rPr>
+        <w:rFonts w:ascii="Courier New" w:hAnsi="Courier New" w:cs="Courier New" w:hint="default"/>
+      </w:rPr>
+    </w:lvl>
+    <w:lvl w:ilvl="2" w:tplc="40090005" w:tentative="1">
+      <w:start w:val="1"/>
+      <w:numFmt w:val="bullet"/>
+      <w:lvlText w:val=""/>
+      <w:lvlJc w:val="left"/>
+      <w:pPr>
+        <w:ind w:left="2880" w:hanging="360"/>
+      </w:pPr>
+      <w:rPr>
+        <w:rFonts w:ascii="Wingdings" w:hAnsi="Wingdings" w:hint="default"/>
+      </w:rPr>
+    </w:lvl>
+    <w:lvl w:ilvl="3" w:tplc="40090001" w:tentative="1">
+      <w:start w:val="1"/>
+      <w:numFmt w:val="bullet"/>
+      <w:lvlText w:val=""/>
+      <w:lvlJc w:val="left"/>
+      <w:pPr>
+        <w:ind w:left="3600" w:hanging="360"/>
+      </w:pPr>
+      <w:rPr>
+        <w:rFonts w:ascii="Symbol" w:hAnsi="Symbol" w:hint="default"/>
+      </w:rPr>
+    </w:lvl>
+    <w:lvl w:ilvl="4" w:tplc="40090003" w:tentative="1">
+      <w:start w:val="1"/>
+      <w:numFmt w:val="bullet"/>
+      <w:lvlText w:val="o"/>
+      <w:lvlJc w:val="left"/>
+      <w:pPr>
+        <w:ind w:left="4320" w:hanging="360"/>
+      </w:pPr>
+      <w:rPr>
+        <w:rFonts w:ascii="Courier New" w:hAnsi="Courier New" w:cs="Courier New" w:hint="default"/>
+      </w:rPr>
+    </w:lvl>
+    <w:lvl w:ilvl="5" w:tplc="40090005" w:tentative="1">
+      <w:start w:val="1"/>
+      <w:numFmt w:val="bullet"/>
+      <w:lvlText w:val=""/>
+      <w:lvlJc w:val="left"/>
+      <w:pPr>
+        <w:ind w:left="5040" w:hanging="360"/>
+      </w:pPr>
+      <w:rPr>
+        <w:rFonts w:ascii="Wingdings" w:hAnsi="Wingdings" w:hint="default"/>
+      </w:rPr>
+    </w:lvl>
+    <w:lvl w:ilvl="6" w:tplc="40090001" w:tentative="1">
+      <w:start w:val="1"/>
+      <w:numFmt w:val="bullet"/>
+      <w:lvlText w:val=""/>
+      <w:lvlJc w:val="left"/>
+      <w:pPr>
+        <w:ind w:left="5760" w:hanging="360"/>
+      </w:pPr>
+      <w:rPr>
+        <w:rFonts w:ascii="Symbol" w:hAnsi="Symbol" w:hint="default"/>
+      </w:rPr>
+    </w:lvl>
+    <w:lvl w:ilvl="7" w:tplc="40090003" w:tentative="1">
+      <w:start w:val="1"/>
+      <w:numFmt w:val="bullet"/>
+      <w:lvlText w:val="o"/>
+      <w:lvlJc w:val="left"/>
+      <w:pPr>
+        <w:ind w:left="6480" w:hanging="360"/>
+      </w:pPr>
+      <w:rPr>
+        <w:rFonts w:ascii="Courier New" w:hAnsi="Courier New" w:cs="Courier New" w:hint="default"/>
+      </w:rPr>
+    </w:lvl>
+    <w:lvl w:ilvl="8" w:tplc="40090005" w:tentative="1">
+      <w:start w:val="1"/>
+      <w:numFmt w:val="bullet"/>
+      <w:lvlText w:val=""/>
+      <w:lvlJc w:val="left"/>
+      <w:pPr>
+        <w:ind w:left="7200" w:hanging="360"/>
+      </w:pPr>
+      <w:rPr>
+        <w:rFonts w:ascii="Wingdings" w:hAnsi="Wingdings" w:hint="default"/>
+      </w:rPr>
+    </w:lvl>
+  </w:abstractNum>
+  <w:abstractNum w:abstractNumId="4" w15:restartNumberingAfterBreak="0">
+    <w:nsid w:val="168A72E3"/>
+    <w:multiLevelType w:val="hybridMultilevel"/>
+    <w:tmpl w:val="829043BC"/>
+    <w:lvl w:ilvl="0" w:tplc="157CAD4C">
+      <w:start w:val="1"/>
+      <w:numFmt w:val="bullet"/>
+      <w:lvlText w:val=""/>
+      <w:lvlJc w:val="left"/>
+      <w:pPr>
+        <w:ind w:left="360" w:hanging="360"/>
+      </w:pPr>
+      <w:rPr>
+        <w:rFonts w:ascii="Wingdings" w:eastAsiaTheme="minorHAnsi" w:hAnsi="Wingdings" w:cs="Arial" w:hint="default"/>
+        <w:color w:val="auto"/>
+      </w:rPr>
+    </w:lvl>
+    <w:lvl w:ilvl="1" w:tplc="40090003" w:tentative="1">
+      <w:start w:val="1"/>
+      <w:numFmt w:val="bullet"/>
+      <w:lvlText w:val="o"/>
+      <w:lvlJc w:val="left"/>
+      <w:pPr>
+        <w:ind w:left="1080" w:hanging="360"/>
+      </w:pPr>
+      <w:rPr>
+        <w:rFonts w:ascii="Courier New" w:hAnsi="Courier New" w:cs="Courier New" w:hint="default"/>
+      </w:rPr>
+    </w:lvl>
+    <w:lvl w:ilvl="2" w:tplc="40090005" w:tentative="1">
+      <w:start w:val="1"/>
+      <w:numFmt w:val="bullet"/>
+      <w:lvlText w:val=""/>
+      <w:lvlJc w:val="left"/>
+      <w:pPr>
+        <w:ind w:left="1800" w:hanging="360"/>
+      </w:pPr>
+      <w:rPr>
+        <w:rFonts w:ascii="Wingdings" w:hAnsi="Wingdings" w:hint="default"/>
+      </w:rPr>
+    </w:lvl>
+    <w:lvl w:ilvl="3" w:tplc="40090001" w:tentative="1">
+      <w:start w:val="1"/>
+      <w:numFmt w:val="bullet"/>
+      <w:lvlText w:val=""/>
+      <w:lvlJc w:val="left"/>
+      <w:pPr>
+        <w:ind w:left="2520" w:hanging="360"/>
+      </w:pPr>
+      <w:rPr>
+        <w:rFonts w:ascii="Symbol" w:hAnsi="Symbol" w:hint="default"/>
+      </w:rPr>
+    </w:lvl>
+    <w:lvl w:ilvl="4" w:tplc="40090003" w:tentative="1">
+      <w:start w:val="1"/>
+      <w:numFmt w:val="bullet"/>
+      <w:lvlText w:val="o"/>
+      <w:lvlJc w:val="left"/>
+      <w:pPr>
+        <w:ind w:left="3240" w:hanging="360"/>
+      </w:pPr>
+      <w:rPr>
+        <w:rFonts w:ascii="Courier New" w:hAnsi="Courier New" w:cs="Courier New" w:hint="default"/>
+      </w:rPr>
+    </w:lvl>
+    <w:lvl w:ilvl="5" w:tplc="40090005" w:tentative="1">
+      <w:start w:val="1"/>
+      <w:numFmt w:val="bullet"/>
+      <w:lvlText w:val=""/>
+      <w:lvlJc w:val="left"/>
+      <w:pPr>
+        <w:ind w:left="3960" w:hanging="360"/>
+      </w:pPr>
+      <w:rPr>
+        <w:rFonts w:ascii="Wingdings" w:hAnsi="Wingdings" w:hint="default"/>
+      </w:rPr>
+    </w:lvl>
+    <w:lvl w:ilvl="6" w:tplc="40090001" w:tentative="1">
+      <w:start w:val="1"/>
+      <w:numFmt w:val="bullet"/>
+      <w:lvlText w:val=""/>
+      <w:lvlJc w:val="left"/>
+      <w:pPr>
+        <w:ind w:left="4680" w:hanging="360"/>
+      </w:pPr>
+      <w:rPr>
+        <w:rFonts w:ascii="Symbol" w:hAnsi="Symbol" w:hint="default"/>
+      </w:rPr>
+    </w:lvl>
+    <w:lvl w:ilvl="7" w:tplc="40090003" w:tentative="1">
+      <w:start w:val="1"/>
+      <w:numFmt w:val="bullet"/>
+      <w:lvlText w:val="o"/>
+      <w:lvlJc w:val="left"/>
+      <w:pPr>
+        <w:ind w:left="5400" w:hanging="360"/>
+      </w:pPr>
+      <w:rPr>
+        <w:rFonts w:ascii="Courier New" w:hAnsi="Courier New" w:cs="Courier New" w:hint="default"/>
+      </w:rPr>
+    </w:lvl>
+    <w:lvl w:ilvl="8" w:tplc="40090005" w:tentative="1">
+      <w:start w:val="1"/>
+      <w:numFmt w:val="bullet"/>
+      <w:lvlText w:val=""/>
+      <w:lvlJc w:val="left"/>
+      <w:pPr>
+        <w:ind w:left="6120" w:hanging="360"/>
+      </w:pPr>
+      <w:rPr>
+        <w:rFonts w:ascii="Wingdings" w:hAnsi="Wingdings" w:hint="default"/>
+      </w:rPr>
+    </w:lvl>
+  </w:abstractNum>
+  <w:abstractNum w:abstractNumId="5" w15:restartNumberingAfterBreak="0">
+    <w:nsid w:val="1FEF5EB0"/>
+    <w:multiLevelType w:val="hybridMultilevel"/>
+    <w:tmpl w:val="B9069492"/>
+    <w:lvl w:ilvl="0" w:tplc="40090009">
+      <w:start w:val="1"/>
+      <w:numFmt w:val="bullet"/>
+      <w:lvlText w:val=""/>
+      <w:lvlJc w:val="left"/>
+      <w:pPr>
+        <w:ind w:left="1080" w:hanging="360"/>
+      </w:pPr>
+      <w:rPr>
+        <w:rFonts w:ascii="Wingdings" w:hAnsi="Wingdings" w:hint="default"/>
+      </w:rPr>
+    </w:lvl>
+    <w:lvl w:ilvl="1" w:tplc="40090003" w:tentative="1">
+      <w:start w:val="1"/>
+      <w:numFmt w:val="bullet"/>
+      <w:lvlText w:val="o"/>
+      <w:lvlJc w:val="left"/>
+      <w:pPr>
+        <w:ind w:left="1800" w:hanging="360"/>
+      </w:pPr>
+      <w:rPr>
+        <w:rFonts w:ascii="Courier New" w:hAnsi="Courier New" w:cs="Courier New" w:hint="default"/>
+      </w:rPr>
+    </w:lvl>
+    <w:lvl w:ilvl="2" w:tplc="40090005" w:tentative="1">
+      <w:start w:val="1"/>
+      <w:numFmt w:val="bullet"/>
+      <w:lvlText w:val=""/>
+      <w:lvlJc w:val="left"/>
+      <w:pPr>
+        <w:ind w:left="2520" w:hanging="360"/>
+      </w:pPr>
+      <w:rPr>
+        <w:rFonts w:ascii="Wingdings" w:hAnsi="Wingdings" w:hint="default"/>
+      </w:rPr>
+    </w:lvl>
+    <w:lvl w:ilvl="3" w:tplc="40090001" w:tentative="1">
+      <w:start w:val="1"/>
+      <w:numFmt w:val="bullet"/>
+      <w:lvlText w:val=""/>
+      <w:lvlJc w:val="left"/>
+      <w:pPr>
+        <w:ind w:left="3240" w:hanging="360"/>
+      </w:pPr>
+      <w:rPr>
+        <w:rFonts w:ascii="Symbol" w:hAnsi="Symbol" w:hint="default"/>
+      </w:rPr>
+    </w:lvl>
+    <w:lvl w:ilvl="4" w:tplc="40090003" w:tentative="1">
+      <w:start w:val="1"/>
+      <w:numFmt w:val="bullet"/>
+      <w:lvlText w:val="o"/>
+      <w:lvlJc w:val="left"/>
+      <w:pPr>
+        <w:ind w:left="3960" w:hanging="360"/>
+      </w:pPr>
+      <w:rPr>
+        <w:rFonts w:ascii="Courier New" w:hAnsi="Courier New" w:cs="Courier New" w:hint="default"/>
+      </w:rPr>
+    </w:lvl>
+    <w:lvl w:ilvl="5" w:tplc="40090005" w:tentative="1">
+      <w:start w:val="1"/>
+      <w:numFmt w:val="bullet"/>
+      <w:lvlText w:val=""/>
+      <w:lvlJc w:val="left"/>
+      <w:pPr>
+        <w:ind w:left="4680" w:hanging="360"/>
+      </w:pPr>
+      <w:rPr>
+        <w:rFonts w:ascii="Wingdings" w:hAnsi="Wingdings" w:hint="default"/>
+      </w:rPr>
+    </w:lvl>
+    <w:lvl w:ilvl="6" w:tplc="40090001" w:tentative="1">
+      <w:start w:val="1"/>
+      <w:numFmt w:val="bullet"/>
+      <w:lvlText w:val=""/>
+      <w:lvlJc w:val="left"/>
+      <w:pPr>
+        <w:ind w:left="5400" w:hanging="360"/>
+      </w:pPr>
+      <w:rPr>
+        <w:rFonts w:ascii="Symbol" w:hAnsi="Symbol" w:hint="default"/>
+      </w:rPr>
+    </w:lvl>
+    <w:lvl w:ilvl="7" w:tplc="40090003" w:tentative="1">
+      <w:start w:val="1"/>
+      <w:numFmt w:val="bullet"/>
+      <w:lvlText w:val="o"/>
+      <w:lvlJc w:val="left"/>
+      <w:pPr>
+        <w:ind w:left="6120" w:hanging="360"/>
+      </w:pPr>
+      <w:rPr>
+        <w:rFonts w:ascii="Courier New" w:hAnsi="Courier New" w:cs="Courier New" w:hint="default"/>
+      </w:rPr>
+    </w:lvl>
+    <w:lvl w:ilvl="8" w:tplc="40090005" w:tentative="1">
+      <w:start w:val="1"/>
+      <w:numFmt w:val="bullet"/>
+      <w:lvlText w:val=""/>
+      <w:lvlJc w:val="left"/>
+      <w:pPr>
+        <w:ind w:left="6840" w:hanging="360"/>
+      </w:pPr>
+      <w:rPr>
+        <w:rFonts w:ascii="Wingdings" w:hAnsi="Wingdings" w:hint="default"/>
+      </w:rPr>
+    </w:lvl>
+  </w:abstractNum>
+  <w:abstractNum w:abstractNumId="6" w15:restartNumberingAfterBreak="0">
+    <w:nsid w:val="26CE703E"/>
+    <w:multiLevelType w:val="multilevel"/>
+    <w:tmpl w:val="A54CC2E4"/>
+    <w:lvl w:ilvl="0">
+      <w:start w:val="1"/>
+      <w:numFmt w:val="bullet"/>
+      <w:lvlText w:val=""/>
+      <w:lvlJc w:val="left"/>
+      <w:pPr>
+        <w:tabs>
+          <w:tab w:val="num" w:pos="720"/>
+        </w:tabs>
+        <w:ind w:left="720" w:hanging="360"/>
+      </w:pPr>
+      <w:rPr>
+        <w:rFonts w:ascii="Symbol" w:hAnsi="Symbol" w:hint="default"/>
+        <w:sz w:val="20"/>
+      </w:rPr>
+    </w:lvl>
+    <w:lvl w:ilvl="1" w:tentative="1">
+      <w:start w:val="1"/>
+      <w:numFmt w:val="bullet"/>
+      <w:lvlText w:val="o"/>
+      <w:lvlJc w:val="left"/>
+      <w:pPr>
+        <w:tabs>
+          <w:tab w:val="num" w:pos="1440"/>
+        </w:tabs>
+        <w:ind w:left="1440" w:hanging="360"/>
+      </w:pPr>
+      <w:rPr>
+        <w:rFonts w:ascii="Courier New" w:hAnsi="Courier New" w:hint="default"/>
+        <w:sz w:val="20"/>
+      </w:rPr>
+    </w:lvl>
+    <w:lvl w:ilvl="2" w:tentative="1">
+      <w:start w:val="1"/>
+      <w:numFmt w:val="bullet"/>
+      <w:lvlText w:val=""/>
+      <w:lvlJc w:val="left"/>
+      <w:pPr>
+        <w:tabs>
+          <w:tab w:val="num" w:pos="2160"/>
+        </w:tabs>
+        <w:ind w:left="2160" w:hanging="360"/>
+      </w:pPr>
+      <w:rPr>
+        <w:rFonts w:ascii="Wingdings" w:hAnsi="Wingdings" w:hint="default"/>
+        <w:sz w:val="20"/>
+      </w:rPr>
+    </w:lvl>
+    <w:lvl w:ilvl="3" w:tentative="1">
+      <w:start w:val="1"/>
+      <w:numFmt w:val="bullet"/>
+      <w:lvlText w:val=""/>
+      <w:lvlJc w:val="left"/>
+      <w:pPr>
+        <w:tabs>
+          <w:tab w:val="num" w:pos="2880"/>
+        </w:tabs>
+        <w:ind w:left="2880" w:hanging="360"/>
+      </w:pPr>
+      <w:rPr>
+        <w:rFonts w:ascii="Wingdings" w:hAnsi="Wingdings" w:hint="default"/>
+        <w:sz w:val="20"/>
+      </w:rPr>
+    </w:lvl>
+    <w:lvl w:ilvl="4" w:tentative="1">
+      <w:start w:val="1"/>
+      <w:numFmt w:val="bullet"/>
+      <w:lvlText w:val=""/>
+      <w:lvlJc w:val="left"/>
+      <w:pPr>
+        <w:tabs>
+          <w:tab w:val="num" w:pos="3600"/>
+        </w:tabs>
+        <w:ind w:left="3600" w:hanging="360"/>
+      </w:pPr>
+      <w:rPr>
+        <w:rFonts w:ascii="Wingdings" w:hAnsi="Wingdings" w:hint="default"/>
+        <w:sz w:val="20"/>
+      </w:rPr>
+    </w:lvl>
+    <w:lvl w:ilvl="5" w:tentative="1">
+      <w:start w:val="1"/>
+      <w:numFmt w:val="bullet"/>
+      <w:lvlText w:val=""/>
+      <w:lvlJc w:val="left"/>
+      <w:pPr>
+        <w:tabs>
+          <w:tab w:val="num" w:pos="4320"/>
+        </w:tabs>
+        <w:ind w:left="4320" w:hanging="360"/>
+      </w:pPr>
+      <w:rPr>
+        <w:rFonts w:ascii="Wingdings" w:hAnsi="Wingdings" w:hint="default"/>
+        <w:sz w:val="20"/>
+      </w:rPr>
+    </w:lvl>
+    <w:lvl w:ilvl="6" w:tentative="1">
+      <w:start w:val="1"/>
+      <w:numFmt w:val="bullet"/>
+      <w:lvlText w:val=""/>
+      <w:lvlJc w:val="left"/>
+      <w:pPr>
+        <w:tabs>
+          <w:tab w:val="num" w:pos="5040"/>
+        </w:tabs>
+        <w:ind w:left="5040" w:hanging="360"/>
+      </w:pPr>
+      <w:rPr>
+        <w:rFonts w:ascii="Wingdings" w:hAnsi="Wingdings" w:hint="default"/>
+        <w:sz w:val="20"/>
+      </w:rPr>
+    </w:lvl>
+    <w:lvl w:ilvl="7" w:tentative="1">
+      <w:start w:val="1"/>
+      <w:numFmt w:val="bullet"/>
+      <w:lvlText w:val=""/>
+      <w:lvlJc w:val="left"/>
+      <w:pPr>
+        <w:tabs>
+          <w:tab w:val="num" w:pos="5760"/>
+        </w:tabs>
+        <w:ind w:left="5760" w:hanging="360"/>
+      </w:pPr>
+      <w:rPr>
+        <w:rFonts w:ascii="Wingdings" w:hAnsi="Wingdings" w:hint="default"/>
+        <w:sz w:val="20"/>
+      </w:rPr>
+    </w:lvl>
+    <w:lvl w:ilvl="8" w:tentative="1">
+      <w:start w:val="1"/>
+      <w:numFmt w:val="bullet"/>
+      <w:lvlText w:val=""/>
+      <w:lvlJc w:val="left"/>
+      <w:pPr>
+        <w:tabs>
+          <w:tab w:val="num" w:pos="6480"/>
+        </w:tabs>
+        <w:ind w:left="6480" w:hanging="360"/>
+      </w:pPr>
+      <w:rPr>
+        <w:rFonts w:ascii="Wingdings" w:hAnsi="Wingdings" w:hint="default"/>
+        <w:sz w:val="20"/>
+      </w:rPr>
+    </w:lvl>
+  </w:abstractNum>
+  <w:abstractNum w:abstractNumId="7" w15:restartNumberingAfterBreak="0">
+    <w:nsid w:val="2AF12BCA"/>
+    <w:multiLevelType w:val="hybridMultilevel"/>
+    <w:tmpl w:val="B88A0CE8"/>
+    <w:lvl w:ilvl="0" w:tplc="40090009">
+      <w:start w:val="1"/>
+      <w:numFmt w:val="bullet"/>
+      <w:lvlText w:val=""/>
+      <w:lvlJc w:val="left"/>
+      <w:pPr>
+        <w:ind w:left="1080" w:hanging="360"/>
+      </w:pPr>
+      <w:rPr>
+        <w:rFonts w:ascii="Wingdings" w:hAnsi="Wingdings" w:hint="default"/>
+      </w:rPr>
+    </w:lvl>
+    <w:lvl w:ilvl="1" w:tplc="FFFFFFFF">
+      <w:start w:val="1"/>
+      <w:numFmt w:val="bullet"/>
+      <w:lvlText w:val=""/>
+      <w:lvlJc w:val="left"/>
+      <w:pPr>
+        <w:ind w:left="1080" w:hanging="360"/>
+      </w:pPr>
+      <w:rPr>
+        <w:rFonts w:ascii="Wingdings" w:hAnsi="Wingdings" w:hint="default"/>
+      </w:rPr>
+    </w:lvl>
+    <w:lvl w:ilvl="2" w:tplc="FFFFFFFF" w:tentative="1">
+      <w:start w:val="1"/>
+      <w:numFmt w:val="bullet"/>
+      <w:lvlText w:val=""/>
+      <w:lvlJc w:val="left"/>
+      <w:pPr>
+        <w:ind w:left="1800" w:hanging="360"/>
+      </w:pPr>
+      <w:rPr>
+        <w:rFonts w:ascii="Wingdings" w:hAnsi="Wingdings" w:hint="default"/>
+      </w:rPr>
+    </w:lvl>
+    <w:lvl w:ilvl="3" w:tplc="FFFFFFFF" w:tentative="1">
+      <w:start w:val="1"/>
+      <w:numFmt w:val="bullet"/>
+      <w:lvlText w:val=""/>
+      <w:lvlJc w:val="left"/>
+      <w:pPr>
+        <w:ind w:left="2520" w:hanging="360"/>
+      </w:pPr>
+      <w:rPr>
+        <w:rFonts w:ascii="Symbol" w:hAnsi="Symbol" w:hint="default"/>
+      </w:rPr>
+    </w:lvl>
+    <w:lvl w:ilvl="4" w:tplc="FFFFFFFF" w:tentative="1">
+      <w:start w:val="1"/>
+      <w:numFmt w:val="bullet"/>
+      <w:lvlText w:val="o"/>
+      <w:lvlJc w:val="left"/>
+      <w:pPr>
+        <w:ind w:left="3240" w:hanging="360"/>
+      </w:pPr>
+      <w:rPr>
+        <w:rFonts w:ascii="Courier New" w:hAnsi="Courier New" w:cs="Courier New" w:hint="default"/>
+      </w:rPr>
+    </w:lvl>
+    <w:lvl w:ilvl="5" w:tplc="FFFFFFFF" w:tentative="1">
+      <w:start w:val="1"/>
+      <w:numFmt w:val="bullet"/>
+      <w:lvlText w:val=""/>
+      <w:lvlJc w:val="left"/>
+      <w:pPr>
+        <w:ind w:left="3960" w:hanging="360"/>
+      </w:pPr>
+      <w:rPr>
+        <w:rFonts w:ascii="Wingdings" w:hAnsi="Wingdings" w:hint="default"/>
+      </w:rPr>
+    </w:lvl>
+    <w:lvl w:ilvl="6" w:tplc="FFFFFFFF" w:tentative="1">
+      <w:start w:val="1"/>
+      <w:numFmt w:val="bullet"/>
+      <w:lvlText w:val=""/>
+      <w:lvlJc w:val="left"/>
+      <w:pPr>
+        <w:ind w:left="4680" w:hanging="360"/>
+      </w:pPr>
+      <w:rPr>
+        <w:rFonts w:ascii="Symbol" w:hAnsi="Symbol" w:hint="default"/>
+      </w:rPr>
+    </w:lvl>
+    <w:lvl w:ilvl="7" w:tplc="FFFFFFFF" w:tentative="1">
+      <w:start w:val="1"/>
+      <w:numFmt w:val="bullet"/>
+      <w:lvlText w:val="o"/>
+      <w:lvlJc w:val="left"/>
+      <w:pPr>
+        <w:ind w:left="5400" w:hanging="360"/>
+      </w:pPr>
+      <w:rPr>
+        <w:rFonts w:ascii="Courier New" w:hAnsi="Courier New" w:cs="Courier New" w:hint="default"/>
+      </w:rPr>
+    </w:lvl>
+    <w:lvl w:ilvl="8" w:tplc="FFFFFFFF" w:tentative="1">
+      <w:start w:val="1"/>
+      <w:numFmt w:val="bullet"/>
+      <w:lvlText w:val=""/>
+      <w:lvlJc w:val="left"/>
+      <w:pPr>
+        <w:ind w:left="6120" w:hanging="360"/>
+      </w:pPr>
+      <w:rPr>
+        <w:rFonts w:ascii="Wingdings" w:hAnsi="Wingdings" w:hint="default"/>
+      </w:rPr>
+    </w:lvl>
+  </w:abstractNum>
+  <w:abstractNum w:abstractNumId="8" w15:restartNumberingAfterBreak="0">
+    <w:nsid w:val="33EA5F5F"/>
+    <w:multiLevelType w:val="hybridMultilevel"/>
+    <w:tmpl w:val="6B3C4F1E"/>
+    <w:lvl w:ilvl="0" w:tplc="955C6CE4">
+      <w:start w:val="1"/>
+      <w:numFmt w:val="decimal"/>
+      <w:lvlText w:val="%1."/>
+      <w:lvlJc w:val="left"/>
+      <w:pPr>
+        <w:ind w:left="720" w:hanging="360"/>
+      </w:pPr>
+      <w:rPr>
+        <w:rFonts w:hint="default"/>
+        <w:b/>
+        <w:bCs/>
+      </w:rPr>
+    </w:lvl>
+    <w:lvl w:ilvl="1" w:tplc="40090019" w:tentative="1">
+      <w:start w:val="1"/>
+      <w:numFmt w:val="lowerLetter"/>
+      <w:lvlText w:val="%2."/>
+      <w:lvlJc w:val="left"/>
+      <w:pPr>
+        <w:ind w:left="1440" w:hanging="360"/>
+      </w:pPr>
+    </w:lvl>
+    <w:lvl w:ilvl="2" w:tplc="4009001B" w:tentative="1">
+      <w:start w:val="1"/>
+      <w:numFmt w:val="lowerRoman"/>
+      <w:lvlText w:val="%3."/>
+      <w:lvlJc w:val="right"/>
+      <w:pPr>
+        <w:ind w:left="2160" w:hanging="180"/>
+      </w:pPr>
+    </w:lvl>
+    <w:lvl w:ilvl="3" w:tplc="4009000F" w:tentative="1">
+      <w:start w:val="1"/>
+      <w:numFmt w:val="decimal"/>
+      <w:lvlText w:val="%4."/>
+      <w:lvlJc w:val="left"/>
+      <w:pPr>
+        <w:ind w:left="2880" w:hanging="360"/>
+      </w:pPr>
+    </w:lvl>
+    <w:lvl w:ilvl="4" w:tplc="40090019" w:tentative="1">
+      <w:start w:val="1"/>
+      <w:numFmt w:val="lowerLetter"/>
+      <w:lvlText w:val="%5."/>
+      <w:lvlJc w:val="left"/>
+      <w:pPr>
+        <w:ind w:left="3600" w:hanging="360"/>
+      </w:pPr>
+    </w:lvl>
+    <w:lvl w:ilvl="5" w:tplc="4009001B" w:tentative="1">
+      <w:start w:val="1"/>
+      <w:numFmt w:val="lowerRoman"/>
+      <w:lvlText w:val="%6."/>
+      <w:lvlJc w:val="right"/>
+      <w:pPr>
+        <w:ind w:left="4320" w:hanging="180"/>
+      </w:pPr>
+    </w:lvl>
+    <w:lvl w:ilvl="6" w:tplc="4009000F" w:tentative="1">
+      <w:start w:val="1"/>
+      <w:numFmt w:val="decimal"/>
+      <w:lvlText w:val="%7."/>
+      <w:lvlJc w:val="left"/>
+      <w:pPr>
+        <w:ind w:left="5040" w:hanging="360"/>
+      </w:pPr>
+    </w:lvl>
+    <w:lvl w:ilvl="7" w:tplc="40090019" w:tentative="1">
+      <w:start w:val="1"/>
+      <w:numFmt w:val="lowerLetter"/>
+      <w:lvlText w:val="%8."/>
+      <w:lvlJc w:val="left"/>
+      <w:pPr>
+        <w:ind w:left="5760" w:hanging="360"/>
+      </w:pPr>
+    </w:lvl>
+    <w:lvl w:ilvl="8" w:tplc="4009001B" w:tentative="1">
+      <w:start w:val="1"/>
+      <w:numFmt w:val="lowerRoman"/>
+      <w:lvlText w:val="%9."/>
+      <w:lvlJc w:val="right"/>
+      <w:pPr>
+        <w:ind w:left="6480" w:hanging="180"/>
+      </w:pPr>
+    </w:lvl>
+  </w:abstractNum>
+  <w:abstractNum w:abstractNumId="9" w15:restartNumberingAfterBreak="0">
+    <w:nsid w:val="37027CB3"/>
+    <w:multiLevelType w:val="hybridMultilevel"/>
+    <w:tmpl w:val="647ED5CC"/>
+    <w:lvl w:ilvl="0" w:tplc="40090009">
+      <w:start w:val="1"/>
+      <w:numFmt w:val="bullet"/>
+      <w:lvlText w:val=""/>
+      <w:lvlJc w:val="left"/>
+      <w:pPr>
+        <w:ind w:left="1080" w:hanging="360"/>
+      </w:pPr>
+      <w:rPr>
+        <w:rFonts w:ascii="Wingdings" w:hAnsi="Wingdings" w:hint="default"/>
+      </w:rPr>
+    </w:lvl>
+    <w:lvl w:ilvl="1" w:tplc="40090003" w:tentative="1">
+      <w:start w:val="1"/>
+      <w:numFmt w:val="bullet"/>
+      <w:lvlText w:val="o"/>
+      <w:lvlJc w:val="left"/>
+      <w:pPr>
+        <w:ind w:left="1800" w:hanging="360"/>
+      </w:pPr>
+      <w:rPr>
+        <w:rFonts w:ascii="Courier New" w:hAnsi="Courier New" w:cs="Courier New" w:hint="default"/>
+      </w:rPr>
+    </w:lvl>
+    <w:lvl w:ilvl="2" w:tplc="40090005" w:tentative="1">
+      <w:start w:val="1"/>
+      <w:numFmt w:val="bullet"/>
+      <w:lvlText w:val=""/>
+      <w:lvlJc w:val="left"/>
+      <w:pPr>
+        <w:ind w:left="2520" w:hanging="360"/>
+      </w:pPr>
+      <w:rPr>
+        <w:rFonts w:ascii="Wingdings" w:hAnsi="Wingdings" w:hint="default"/>
+      </w:rPr>
+    </w:lvl>
+    <w:lvl w:ilvl="3" w:tplc="40090001" w:tentative="1">
+      <w:start w:val="1"/>
+      <w:numFmt w:val="bullet"/>
+      <w:lvlText w:val=""/>
+      <w:lvlJc w:val="left"/>
+      <w:pPr>
+        <w:ind w:left="3240" w:hanging="360"/>
+      </w:pPr>
+      <w:rPr>
+        <w:rFonts w:ascii="Symbol" w:hAnsi="Symbol" w:hint="default"/>
+      </w:rPr>
+    </w:lvl>
+    <w:lvl w:ilvl="4" w:tplc="40090003" w:tentative="1">
+      <w:start w:val="1"/>
+      <w:numFmt w:val="bullet"/>
+      <w:lvlText w:val="o"/>
+      <w:lvlJc w:val="left"/>
+      <w:pPr>
+        <w:ind w:left="3960" w:hanging="360"/>
+      </w:pPr>
+      <w:rPr>
+        <w:rFonts w:ascii="Courier New" w:hAnsi="Courier New" w:cs="Courier New" w:hint="default"/>
+      </w:rPr>
+    </w:lvl>
+    <w:lvl w:ilvl="5" w:tplc="40090005" w:tentative="1">
+      <w:start w:val="1"/>
+      <w:numFmt w:val="bullet"/>
+      <w:lvlText w:val=""/>
+      <w:lvlJc w:val="left"/>
+      <w:pPr>
+        <w:ind w:left="4680" w:hanging="360"/>
+      </w:pPr>
+      <w:rPr>
+        <w:rFonts w:ascii="Wingdings" w:hAnsi="Wingdings" w:hint="default"/>
+      </w:rPr>
+    </w:lvl>
+    <w:lvl w:ilvl="6" w:tplc="40090001" w:tentative="1">
+      <w:start w:val="1"/>
+      <w:numFmt w:val="bullet"/>
+      <w:lvlText w:val=""/>
+      <w:lvlJc w:val="left"/>
+      <w:pPr>
+        <w:ind w:left="5400" w:hanging="360"/>
+      </w:pPr>
+      <w:rPr>
+        <w:rFonts w:ascii="Symbol" w:hAnsi="Symbol" w:hint="default"/>
+      </w:rPr>
+    </w:lvl>
+    <w:lvl w:ilvl="7" w:tplc="40090003" w:tentative="1">
+      <w:start w:val="1"/>
+      <w:numFmt w:val="bullet"/>
+      <w:lvlText w:val="o"/>
+      <w:lvlJc w:val="left"/>
+      <w:pPr>
+        <w:ind w:left="6120" w:hanging="360"/>
+      </w:pPr>
+      <w:rPr>
+        <w:rFonts w:ascii="Courier New" w:hAnsi="Courier New" w:cs="Courier New" w:hint="default"/>
+      </w:rPr>
+    </w:lvl>
+    <w:lvl w:ilvl="8" w:tplc="40090005" w:tentative="1">
+      <w:start w:val="1"/>
+      <w:numFmt w:val="bullet"/>
+      <w:lvlText w:val=""/>
+      <w:lvlJc w:val="left"/>
+      <w:pPr>
+        <w:ind w:left="6840" w:hanging="360"/>
+      </w:pPr>
+      <w:rPr>
+        <w:rFonts w:ascii="Wingdings" w:hAnsi="Wingdings" w:hint="default"/>
+      </w:rPr>
+    </w:lvl>
+  </w:abstractNum>
+  <w:abstractNum w:abstractNumId="10" w15:restartNumberingAfterBreak="0">
+    <w:nsid w:val="37BE41C6"/>
+    <w:multiLevelType w:val="hybridMultilevel"/>
+    <w:tmpl w:val="2266FCEC"/>
+    <w:lvl w:ilvl="0" w:tplc="AB6C0052">
+      <w:start w:val="1"/>
+      <w:numFmt w:val="decimal"/>
+      <w:lvlText w:val="%1."/>
+      <w:lvlJc w:val="left"/>
+      <w:pPr>
+        <w:ind w:left="360" w:hanging="360"/>
+      </w:pPr>
+      <w:rPr>
+        <w:rFonts w:hint="default"/>
+        <w:b/>
+        <w:bCs/>
+      </w:rPr>
+    </w:lvl>
+    <w:lvl w:ilvl="1" w:tplc="40090019" w:tentative="1">
+      <w:start w:val="1"/>
+      <w:numFmt w:val="lowerLetter"/>
+      <w:lvlText w:val="%2."/>
+      <w:lvlJc w:val="left"/>
+      <w:pPr>
+        <w:ind w:left="1080" w:hanging="360"/>
+      </w:pPr>
+    </w:lvl>
+    <w:lvl w:ilvl="2" w:tplc="4009001B" w:tentative="1">
+      <w:start w:val="1"/>
+      <w:numFmt w:val="lowerRoman"/>
+      <w:lvlText w:val="%3."/>
+      <w:lvlJc w:val="right"/>
+      <w:pPr>
+        <w:ind w:left="1800" w:hanging="180"/>
+      </w:pPr>
+    </w:lvl>
+    <w:lvl w:ilvl="3" w:tplc="4009000F" w:tentative="1">
+      <w:start w:val="1"/>
+      <w:numFmt w:val="decimal"/>
+      <w:lvlText w:val="%4."/>
+      <w:lvlJc w:val="left"/>
+      <w:pPr>
+        <w:ind w:left="2520" w:hanging="360"/>
+      </w:pPr>
+    </w:lvl>
+    <w:lvl w:ilvl="4" w:tplc="40090019" w:tentative="1">
+      <w:start w:val="1"/>
+      <w:numFmt w:val="lowerLetter"/>
+      <w:lvlText w:val="%5."/>
+      <w:lvlJc w:val="left"/>
+      <w:pPr>
+        <w:ind w:left="3240" w:hanging="360"/>
+      </w:pPr>
+    </w:lvl>
+    <w:lvl w:ilvl="5" w:tplc="4009001B" w:tentative="1">
+      <w:start w:val="1"/>
+      <w:numFmt w:val="lowerRoman"/>
+      <w:lvlText w:val="%6."/>
+      <w:lvlJc w:val="right"/>
+      <w:pPr>
+        <w:ind w:left="3960" w:hanging="180"/>
+      </w:pPr>
+    </w:lvl>
+    <w:lvl w:ilvl="6" w:tplc="4009000F" w:tentative="1">
+      <w:start w:val="1"/>
+      <w:numFmt w:val="decimal"/>
+      <w:lvlText w:val="%7."/>
+      <w:lvlJc w:val="left"/>
+      <w:pPr>
+        <w:ind w:left="4680" w:hanging="360"/>
+      </w:pPr>
+    </w:lvl>
+    <w:lvl w:ilvl="7" w:tplc="40090019" w:tentative="1">
+      <w:start w:val="1"/>
+      <w:numFmt w:val="lowerLetter"/>
+      <w:lvlText w:val="%8."/>
+      <w:lvlJc w:val="left"/>
+      <w:pPr>
+        <w:ind w:left="5400" w:hanging="360"/>
+      </w:pPr>
+    </w:lvl>
+    <w:lvl w:ilvl="8" w:tplc="4009001B" w:tentative="1">
+      <w:start w:val="1"/>
+      <w:numFmt w:val="lowerRoman"/>
+      <w:lvlText w:val="%9."/>
+      <w:lvlJc w:val="right"/>
+      <w:pPr>
         <w:ind w:left="6120" w:hanging="180"/>
       </w:pPr>
     </w:lvl>
   </w:abstractNum>
-  <w:abstractNum w:abstractNumId="2" w15:restartNumberingAfterBreak="0">
+  <w:abstractNum w:abstractNumId="11" w15:restartNumberingAfterBreak="0">
+    <w:nsid w:val="3CBE76AB"/>
+    <w:multiLevelType w:val="hybridMultilevel"/>
+    <w:tmpl w:val="8AB6DEE4"/>
+    <w:lvl w:ilvl="0" w:tplc="40090001">
+      <w:start w:val="1"/>
+      <w:numFmt w:val="bullet"/>
+      <w:lvlText w:val=""/>
+      <w:lvlJc w:val="left"/>
+      <w:pPr>
+        <w:ind w:left="1080" w:hanging="360"/>
+      </w:pPr>
+      <w:rPr>
+        <w:rFonts w:ascii="Symbol" w:hAnsi="Symbol" w:hint="default"/>
+      </w:rPr>
+    </w:lvl>
+    <w:lvl w:ilvl="1" w:tplc="40090003" w:tentative="1">
+      <w:start w:val="1"/>
+      <w:numFmt w:val="bullet"/>
+      <w:lvlText w:val="o"/>
+      <w:lvlJc w:val="left"/>
+      <w:pPr>
+        <w:ind w:left="1800" w:hanging="360"/>
+      </w:pPr>
+      <w:rPr>
+        <w:rFonts w:ascii="Courier New" w:hAnsi="Courier New" w:cs="Courier New" w:hint="default"/>
+      </w:rPr>
+    </w:lvl>
+    <w:lvl w:ilvl="2" w:tplc="40090005" w:tentative="1">
+      <w:start w:val="1"/>
+      <w:numFmt w:val="bullet"/>
+      <w:lvlText w:val=""/>
+      <w:lvlJc w:val="left"/>
+      <w:pPr>
+        <w:ind w:left="2520" w:hanging="360"/>
+      </w:pPr>
+      <w:rPr>
+        <w:rFonts w:ascii="Wingdings" w:hAnsi="Wingdings" w:hint="default"/>
+      </w:rPr>
+    </w:lvl>
+    <w:lvl w:ilvl="3" w:tplc="40090001" w:tentative="1">
+      <w:start w:val="1"/>
+      <w:numFmt w:val="bullet"/>
+      <w:lvlText w:val=""/>
+      <w:lvlJc w:val="left"/>
+      <w:pPr>
+        <w:ind w:left="3240" w:hanging="360"/>
+      </w:pPr>
+      <w:rPr>
+        <w:rFonts w:ascii="Symbol" w:hAnsi="Symbol" w:hint="default"/>
+      </w:rPr>
+    </w:lvl>
+    <w:lvl w:ilvl="4" w:tplc="40090003" w:tentative="1">
+      <w:start w:val="1"/>
+      <w:numFmt w:val="bullet"/>
+      <w:lvlText w:val="o"/>
+      <w:lvlJc w:val="left"/>
+      <w:pPr>
+        <w:ind w:left="3960" w:hanging="360"/>
+      </w:pPr>
+      <w:rPr>
+        <w:rFonts w:ascii="Courier New" w:hAnsi="Courier New" w:cs="Courier New" w:hint="default"/>
+      </w:rPr>
+    </w:lvl>
+    <w:lvl w:ilvl="5" w:tplc="40090005" w:tentative="1">
+      <w:start w:val="1"/>
+      <w:numFmt w:val="bullet"/>
+      <w:lvlText w:val=""/>
+      <w:lvlJc w:val="left"/>
+      <w:pPr>
+        <w:ind w:left="4680" w:hanging="360"/>
+      </w:pPr>
+      <w:rPr>
+        <w:rFonts w:ascii="Wingdings" w:hAnsi="Wingdings" w:hint="default"/>
+      </w:rPr>
+    </w:lvl>
+    <w:lvl w:ilvl="6" w:tplc="40090001" w:tentative="1">
+      <w:start w:val="1"/>
+      <w:numFmt w:val="bullet"/>
+      <w:lvlText w:val=""/>
+      <w:lvlJc w:val="left"/>
+      <w:pPr>
+        <w:ind w:left="5400" w:hanging="360"/>
+      </w:pPr>
+      <w:rPr>
+        <w:rFonts w:ascii="Symbol" w:hAnsi="Symbol" w:hint="default"/>
+      </w:rPr>
+    </w:lvl>
+    <w:lvl w:ilvl="7" w:tplc="40090003" w:tentative="1">
+      <w:start w:val="1"/>
+      <w:numFmt w:val="bullet"/>
+      <w:lvlText w:val="o"/>
+      <w:lvlJc w:val="left"/>
+      <w:pPr>
+        <w:ind w:left="6120" w:hanging="360"/>
+      </w:pPr>
+      <w:rPr>
+        <w:rFonts w:ascii="Courier New" w:hAnsi="Courier New" w:cs="Courier New" w:hint="default"/>
+      </w:rPr>
+    </w:lvl>
+    <w:lvl w:ilvl="8" w:tplc="40090005" w:tentative="1">
+      <w:start w:val="1"/>
+      <w:numFmt w:val="bullet"/>
+      <w:lvlText w:val=""/>
+      <w:lvlJc w:val="left"/>
+      <w:pPr>
+        <w:ind w:left="6840" w:hanging="360"/>
+      </w:pPr>
+      <w:rPr>
+        <w:rFonts w:ascii="Wingdings" w:hAnsi="Wingdings" w:hint="default"/>
+      </w:rPr>
+    </w:lvl>
+  </w:abstractNum>
+  <w:abstractNum w:abstractNumId="12" w15:restartNumberingAfterBreak="0">
+    <w:nsid w:val="3DDB49A7"/>
+    <w:multiLevelType w:val="hybridMultilevel"/>
+    <w:tmpl w:val="85DE2E28"/>
+    <w:lvl w:ilvl="0" w:tplc="40090001">
+      <w:start w:val="1"/>
+      <w:numFmt w:val="bullet"/>
+      <w:lvlText w:val=""/>
+      <w:lvlJc w:val="left"/>
+      <w:pPr>
+        <w:ind w:left="1080" w:hanging="360"/>
+      </w:pPr>
+      <w:rPr>
+        <w:rFonts w:ascii="Symbol" w:hAnsi="Symbol" w:hint="default"/>
+      </w:rPr>
+    </w:lvl>
+    <w:lvl w:ilvl="1" w:tplc="40090003" w:tentative="1">
+      <w:start w:val="1"/>
+      <w:numFmt w:val="bullet"/>
+      <w:lvlText w:val="o"/>
+      <w:lvlJc w:val="left"/>
+      <w:pPr>
+        <w:ind w:left="1800" w:hanging="360"/>
+      </w:pPr>
+      <w:rPr>
+        <w:rFonts w:ascii="Courier New" w:hAnsi="Courier New" w:cs="Courier New" w:hint="default"/>
+      </w:rPr>
+    </w:lvl>
+    <w:lvl w:ilvl="2" w:tplc="40090005" w:tentative="1">
+      <w:start w:val="1"/>
+      <w:numFmt w:val="bullet"/>
+      <w:lvlText w:val=""/>
+      <w:lvlJc w:val="left"/>
+      <w:pPr>
+        <w:ind w:left="2520" w:hanging="360"/>
+      </w:pPr>
+      <w:rPr>
+        <w:rFonts w:ascii="Wingdings" w:hAnsi="Wingdings" w:hint="default"/>
+      </w:rPr>
+    </w:lvl>
+    <w:lvl w:ilvl="3" w:tplc="40090001" w:tentative="1">
+      <w:start w:val="1"/>
+      <w:numFmt w:val="bullet"/>
+      <w:lvlText w:val=""/>
+      <w:lvlJc w:val="left"/>
+      <w:pPr>
+        <w:ind w:left="3240" w:hanging="360"/>
+      </w:pPr>
+      <w:rPr>
+        <w:rFonts w:ascii="Symbol" w:hAnsi="Symbol" w:hint="default"/>
+      </w:rPr>
+    </w:lvl>
+    <w:lvl w:ilvl="4" w:tplc="40090003" w:tentative="1">
+      <w:start w:val="1"/>
+      <w:numFmt w:val="bullet"/>
+      <w:lvlText w:val="o"/>
+      <w:lvlJc w:val="left"/>
+      <w:pPr>
+        <w:ind w:left="3960" w:hanging="360"/>
+      </w:pPr>
+      <w:rPr>
+        <w:rFonts w:ascii="Courier New" w:hAnsi="Courier New" w:cs="Courier New" w:hint="default"/>
+      </w:rPr>
+    </w:lvl>
+    <w:lvl w:ilvl="5" w:tplc="40090005" w:tentative="1">
+      <w:start w:val="1"/>
+      <w:numFmt w:val="bullet"/>
+      <w:lvlText w:val=""/>
+      <w:lvlJc w:val="left"/>
+      <w:pPr>
+        <w:ind w:left="4680" w:hanging="360"/>
+      </w:pPr>
+      <w:rPr>
+        <w:rFonts w:ascii="Wingdings" w:hAnsi="Wingdings" w:hint="default"/>
+      </w:rPr>
+    </w:lvl>
+    <w:lvl w:ilvl="6" w:tplc="40090001" w:tentative="1">
+      <w:start w:val="1"/>
+      <w:numFmt w:val="bullet"/>
+      <w:lvlText w:val=""/>
+      <w:lvlJc w:val="left"/>
+      <w:pPr>
+        <w:ind w:left="5400" w:hanging="360"/>
+      </w:pPr>
+      <w:rPr>
+        <w:rFonts w:ascii="Symbol" w:hAnsi="Symbol" w:hint="default"/>
+      </w:rPr>
+    </w:lvl>
+    <w:lvl w:ilvl="7" w:tplc="40090003" w:tentative="1">
+      <w:start w:val="1"/>
+      <w:numFmt w:val="bullet"/>
+      <w:lvlText w:val="o"/>
+      <w:lvlJc w:val="left"/>
+      <w:pPr>
+        <w:ind w:left="6120" w:hanging="360"/>
+      </w:pPr>
+      <w:rPr>
+        <w:rFonts w:ascii="Courier New" w:hAnsi="Courier New" w:cs="Courier New" w:hint="default"/>
+      </w:rPr>
+    </w:lvl>
+    <w:lvl w:ilvl="8" w:tplc="40090005" w:tentative="1">
+      <w:start w:val="1"/>
+      <w:numFmt w:val="bullet"/>
+      <w:lvlText w:val=""/>
+      <w:lvlJc w:val="left"/>
+      <w:pPr>
+        <w:ind w:left="6840" w:hanging="360"/>
+      </w:pPr>
+      <w:rPr>
+        <w:rFonts w:ascii="Wingdings" w:hAnsi="Wingdings" w:hint="default"/>
+      </w:rPr>
+    </w:lvl>
+  </w:abstractNum>
+  <w:abstractNum w:abstractNumId="13" w15:restartNumberingAfterBreak="0">
+    <w:nsid w:val="40861D31"/>
+    <w:multiLevelType w:val="hybridMultilevel"/>
+    <w:tmpl w:val="BD4EF3A4"/>
+    <w:lvl w:ilvl="0" w:tplc="40090009">
+      <w:start w:val="1"/>
+      <w:numFmt w:val="bullet"/>
+      <w:lvlText w:val=""/>
+      <w:lvlJc w:val="left"/>
+      <w:pPr>
+        <w:ind w:left="1080" w:hanging="360"/>
+      </w:pPr>
+      <w:rPr>
+        <w:rFonts w:ascii="Wingdings" w:hAnsi="Wingdings" w:hint="default"/>
+      </w:rPr>
+    </w:lvl>
+    <w:lvl w:ilvl="1" w:tplc="40090003" w:tentative="1">
+      <w:start w:val="1"/>
+      <w:numFmt w:val="bullet"/>
+      <w:lvlText w:val="o"/>
+      <w:lvlJc w:val="left"/>
+      <w:pPr>
+        <w:ind w:left="1800" w:hanging="360"/>
+      </w:pPr>
+      <w:rPr>
+        <w:rFonts w:ascii="Courier New" w:hAnsi="Courier New" w:cs="Courier New" w:hint="default"/>
+      </w:rPr>
+    </w:lvl>
+    <w:lvl w:ilvl="2" w:tplc="40090005" w:tentative="1">
+      <w:start w:val="1"/>
+      <w:numFmt w:val="bullet"/>
+      <w:lvlText w:val=""/>
+      <w:lvlJc w:val="left"/>
+      <w:pPr>
+        <w:ind w:left="2520" w:hanging="360"/>
+      </w:pPr>
+      <w:rPr>
+        <w:rFonts w:ascii="Wingdings" w:hAnsi="Wingdings" w:hint="default"/>
+      </w:rPr>
+    </w:lvl>
+    <w:lvl w:ilvl="3" w:tplc="40090001" w:tentative="1">
+      <w:start w:val="1"/>
+      <w:numFmt w:val="bullet"/>
+      <w:lvlText w:val=""/>
+      <w:lvlJc w:val="left"/>
+      <w:pPr>
+        <w:ind w:left="3240" w:hanging="360"/>
+      </w:pPr>
+      <w:rPr>
+        <w:rFonts w:ascii="Symbol" w:hAnsi="Symbol" w:hint="default"/>
+      </w:rPr>
+    </w:lvl>
+    <w:lvl w:ilvl="4" w:tplc="40090003" w:tentative="1">
+      <w:start w:val="1"/>
+      <w:numFmt w:val="bullet"/>
+      <w:lvlText w:val="o"/>
+      <w:lvlJc w:val="left"/>
+      <w:pPr>
+        <w:ind w:left="3960" w:hanging="360"/>
+      </w:pPr>
+      <w:rPr>
+        <w:rFonts w:ascii="Courier New" w:hAnsi="Courier New" w:cs="Courier New" w:hint="default"/>
+      </w:rPr>
+    </w:lvl>
+    <w:lvl w:ilvl="5" w:tplc="40090005" w:tentative="1">
+      <w:start w:val="1"/>
+      <w:numFmt w:val="bullet"/>
+      <w:lvlText w:val=""/>
+      <w:lvlJc w:val="left"/>
+      <w:pPr>
+        <w:ind w:left="4680" w:hanging="360"/>
+      </w:pPr>
+      <w:rPr>
+        <w:rFonts w:ascii="Wingdings" w:hAnsi="Wingdings" w:hint="default"/>
+      </w:rPr>
+    </w:lvl>
+    <w:lvl w:ilvl="6" w:tplc="40090001" w:tentative="1">
+      <w:start w:val="1"/>
+      <w:numFmt w:val="bullet"/>
+      <w:lvlText w:val=""/>
+      <w:lvlJc w:val="left"/>
+      <w:pPr>
+        <w:ind w:left="5400" w:hanging="360"/>
+      </w:pPr>
+      <w:rPr>
+        <w:rFonts w:ascii="Symbol" w:hAnsi="Symbol" w:hint="default"/>
+      </w:rPr>
+    </w:lvl>
+    <w:lvl w:ilvl="7" w:tplc="40090003" w:tentative="1">
+      <w:start w:val="1"/>
+      <w:numFmt w:val="bullet"/>
+      <w:lvlText w:val="o"/>
+      <w:lvlJc w:val="left"/>
+      <w:pPr>
+        <w:ind w:left="6120" w:hanging="360"/>
+      </w:pPr>
+      <w:rPr>
+        <w:rFonts w:ascii="Courier New" w:hAnsi="Courier New" w:cs="Courier New" w:hint="default"/>
+      </w:rPr>
+    </w:lvl>
+    <w:lvl w:ilvl="8" w:tplc="40090005" w:tentative="1">
+      <w:start w:val="1"/>
+      <w:numFmt w:val="bullet"/>
+      <w:lvlText w:val=""/>
+      <w:lvlJc w:val="left"/>
+      <w:pPr>
+        <w:ind w:left="6840" w:hanging="360"/>
+      </w:pPr>
+      <w:rPr>
+        <w:rFonts w:ascii="Wingdings" w:hAnsi="Wingdings" w:hint="default"/>
+      </w:rPr>
+    </w:lvl>
+  </w:abstractNum>
+  <w:abstractNum w:abstractNumId="14" w15:restartNumberingAfterBreak="0">
+    <w:nsid w:val="41CC7B55"/>
+    <w:multiLevelType w:val="hybridMultilevel"/>
+    <w:tmpl w:val="5E2645BA"/>
+    <w:lvl w:ilvl="0" w:tplc="40090001">
+      <w:start w:val="1"/>
+      <w:numFmt w:val="bullet"/>
+      <w:lvlText w:val=""/>
+      <w:lvlJc w:val="left"/>
+      <w:pPr>
+        <w:ind w:left="1440" w:hanging="360"/>
+      </w:pPr>
+      <w:rPr>
+        <w:rFonts w:ascii="Symbol" w:hAnsi="Symbol" w:hint="default"/>
+      </w:rPr>
+    </w:lvl>
+    <w:lvl w:ilvl="1" w:tplc="40090003" w:tentative="1">
+      <w:start w:val="1"/>
+      <w:numFmt w:val="bullet"/>
+      <w:lvlText w:val="o"/>
+      <w:lvlJc w:val="left"/>
+      <w:pPr>
+        <w:ind w:left="2160" w:hanging="360"/>
+      </w:pPr>
+      <w:rPr>
+        <w:rFonts w:ascii="Courier New" w:hAnsi="Courier New" w:cs="Courier New" w:hint="default"/>
+      </w:rPr>
+    </w:lvl>
+    <w:lvl w:ilvl="2" w:tplc="40090005" w:tentative="1">
+      <w:start w:val="1"/>
+      <w:numFmt w:val="bullet"/>
+      <w:lvlText w:val=""/>
+      <w:lvlJc w:val="left"/>
+      <w:pPr>
+        <w:ind w:left="2880" w:hanging="360"/>
+      </w:pPr>
+      <w:rPr>
+        <w:rFonts w:ascii="Wingdings" w:hAnsi="Wingdings" w:hint="default"/>
+      </w:rPr>
+    </w:lvl>
+    <w:lvl w:ilvl="3" w:tplc="40090001" w:tentative="1">
+      <w:start w:val="1"/>
+      <w:numFmt w:val="bullet"/>
+      <w:lvlText w:val=""/>
+      <w:lvlJc w:val="left"/>
+      <w:pPr>
+        <w:ind w:left="3600" w:hanging="360"/>
+      </w:pPr>
+      <w:rPr>
+        <w:rFonts w:ascii="Symbol" w:hAnsi="Symbol" w:hint="default"/>
+      </w:rPr>
+    </w:lvl>
+    <w:lvl w:ilvl="4" w:tplc="40090003" w:tentative="1">
+      <w:start w:val="1"/>
+      <w:numFmt w:val="bullet"/>
+      <w:lvlText w:val="o"/>
+      <w:lvlJc w:val="left"/>
+      <w:pPr>
+        <w:ind w:left="4320" w:hanging="360"/>
+      </w:pPr>
+      <w:rPr>
+        <w:rFonts w:ascii="Courier New" w:hAnsi="Courier New" w:cs="Courier New" w:hint="default"/>
+      </w:rPr>
+    </w:lvl>
+    <w:lvl w:ilvl="5" w:tplc="40090005" w:tentative="1">
+      <w:start w:val="1"/>
+      <w:numFmt w:val="bullet"/>
+      <w:lvlText w:val=""/>
+      <w:lvlJc w:val="left"/>
+      <w:pPr>
+        <w:ind w:left="5040" w:hanging="360"/>
+      </w:pPr>
+      <w:rPr>
+        <w:rFonts w:ascii="Wingdings" w:hAnsi="Wingdings" w:hint="default"/>
+      </w:rPr>
+    </w:lvl>
+    <w:lvl w:ilvl="6" w:tplc="40090001" w:tentative="1">
+      <w:start w:val="1"/>
+      <w:numFmt w:val="bullet"/>
+      <w:lvlText w:val=""/>
+      <w:lvlJc w:val="left"/>
+      <w:pPr>
+        <w:ind w:left="5760" w:hanging="360"/>
+      </w:pPr>
+      <w:rPr>
+        <w:rFonts w:ascii="Symbol" w:hAnsi="Symbol" w:hint="default"/>
+      </w:rPr>
+    </w:lvl>
+    <w:lvl w:ilvl="7" w:tplc="40090003" w:tentative="1">
+      <w:start w:val="1"/>
+      <w:numFmt w:val="bullet"/>
+      <w:lvlText w:val="o"/>
+      <w:lvlJc w:val="left"/>
+      <w:pPr>
+        <w:ind w:left="6480" w:hanging="360"/>
+      </w:pPr>
+      <w:rPr>
+        <w:rFonts w:ascii="Courier New" w:hAnsi="Courier New" w:cs="Courier New" w:hint="default"/>
+      </w:rPr>
+    </w:lvl>
+    <w:lvl w:ilvl="8" w:tplc="40090005" w:tentative="1">
+      <w:start w:val="1"/>
+      <w:numFmt w:val="bullet"/>
+      <w:lvlText w:val=""/>
+      <w:lvlJc w:val="left"/>
+      <w:pPr>
+        <w:ind w:left="7200" w:hanging="360"/>
+      </w:pPr>
+      <w:rPr>
+        <w:rFonts w:ascii="Wingdings" w:hAnsi="Wingdings" w:hint="default"/>
+      </w:rPr>
+    </w:lvl>
+  </w:abstractNum>
+  <w:abstractNum w:abstractNumId="15" w15:restartNumberingAfterBreak="0">
+    <w:nsid w:val="42004874"/>
+    <w:multiLevelType w:val="hybridMultilevel"/>
+    <w:tmpl w:val="BE8A2D8C"/>
+    <w:lvl w:ilvl="0" w:tplc="40090001">
+      <w:start w:val="1"/>
+      <w:numFmt w:val="bullet"/>
+      <w:lvlText w:val=""/>
+      <w:lvlJc w:val="left"/>
+      <w:pPr>
+        <w:ind w:left="1080" w:hanging="360"/>
+      </w:pPr>
+      <w:rPr>
+        <w:rFonts w:ascii="Symbol" w:hAnsi="Symbol" w:hint="default"/>
+      </w:rPr>
+    </w:lvl>
+    <w:lvl w:ilvl="1" w:tplc="40090003" w:tentative="1">
+      <w:start w:val="1"/>
+      <w:numFmt w:val="bullet"/>
+      <w:lvlText w:val="o"/>
+      <w:lvlJc w:val="left"/>
+      <w:pPr>
+        <w:ind w:left="1800" w:hanging="360"/>
+      </w:pPr>
+      <w:rPr>
+        <w:rFonts w:ascii="Courier New" w:hAnsi="Courier New" w:cs="Courier New" w:hint="default"/>
+      </w:rPr>
+    </w:lvl>
+    <w:lvl w:ilvl="2" w:tplc="40090005" w:tentative="1">
+      <w:start w:val="1"/>
+      <w:numFmt w:val="bullet"/>
+      <w:lvlText w:val=""/>
+      <w:lvlJc w:val="left"/>
+      <w:pPr>
+        <w:ind w:left="2520" w:hanging="360"/>
+      </w:pPr>
+      <w:rPr>
+        <w:rFonts w:ascii="Wingdings" w:hAnsi="Wingdings" w:hint="default"/>
+      </w:rPr>
+    </w:lvl>
+    <w:lvl w:ilvl="3" w:tplc="40090001" w:tentative="1">
+      <w:start w:val="1"/>
+      <w:numFmt w:val="bullet"/>
+      <w:lvlText w:val=""/>
+      <w:lvlJc w:val="left"/>
+      <w:pPr>
+        <w:ind w:left="3240" w:hanging="360"/>
+      </w:pPr>
+      <w:rPr>
+        <w:rFonts w:ascii="Symbol" w:hAnsi="Symbol" w:hint="default"/>
+      </w:rPr>
+    </w:lvl>
+    <w:lvl w:ilvl="4" w:tplc="40090003" w:tentative="1">
+      <w:start w:val="1"/>
+      <w:numFmt w:val="bullet"/>
+      <w:lvlText w:val="o"/>
+      <w:lvlJc w:val="left"/>
+      <w:pPr>
+        <w:ind w:left="3960" w:hanging="360"/>
+      </w:pPr>
+      <w:rPr>
+        <w:rFonts w:ascii="Courier New" w:hAnsi="Courier New" w:cs="Courier New" w:hint="default"/>
+      </w:rPr>
+    </w:lvl>
+    <w:lvl w:ilvl="5" w:tplc="40090005" w:tentative="1">
+      <w:start w:val="1"/>
+      <w:numFmt w:val="bullet"/>
+      <w:lvlText w:val=""/>
+      <w:lvlJc w:val="left"/>
+      <w:pPr>
+        <w:ind w:left="4680" w:hanging="360"/>
+      </w:pPr>
+      <w:rPr>
+        <w:rFonts w:ascii="Wingdings" w:hAnsi="Wingdings" w:hint="default"/>
+      </w:rPr>
+    </w:lvl>
+    <w:lvl w:ilvl="6" w:tplc="40090001" w:tentative="1">
+      <w:start w:val="1"/>
+      <w:numFmt w:val="bullet"/>
+      <w:lvlText w:val=""/>
+      <w:lvlJc w:val="left"/>
+      <w:pPr>
+        <w:ind w:left="5400" w:hanging="360"/>
+      </w:pPr>
+      <w:rPr>
+        <w:rFonts w:ascii="Symbol" w:hAnsi="Symbol" w:hint="default"/>
+      </w:rPr>
+    </w:lvl>
+    <w:lvl w:ilvl="7" w:tplc="40090003" w:tentative="1">
+      <w:start w:val="1"/>
+      <w:numFmt w:val="bullet"/>
+      <w:lvlText w:val="o"/>
+      <w:lvlJc w:val="left"/>
+      <w:pPr>
+        <w:ind w:left="6120" w:hanging="360"/>
+      </w:pPr>
+      <w:rPr>
+        <w:rFonts w:ascii="Courier New" w:hAnsi="Courier New" w:cs="Courier New" w:hint="default"/>
+      </w:rPr>
+    </w:lvl>
+    <w:lvl w:ilvl="8" w:tplc="40090005" w:tentative="1">
+      <w:start w:val="1"/>
+      <w:numFmt w:val="bullet"/>
+      <w:lvlText w:val=""/>
+      <w:lvlJc w:val="left"/>
+      <w:pPr>
+        <w:ind w:left="6840" w:hanging="360"/>
+      </w:pPr>
+      <w:rPr>
+        <w:rFonts w:ascii="Wingdings" w:hAnsi="Wingdings" w:hint="default"/>
+      </w:rPr>
+    </w:lvl>
+  </w:abstractNum>
+  <w:abstractNum w:abstractNumId="16" w15:restartNumberingAfterBreak="0">
+    <w:nsid w:val="42C9656C"/>
+    <w:multiLevelType w:val="hybridMultilevel"/>
+    <w:tmpl w:val="73B69F1C"/>
+    <w:lvl w:ilvl="0" w:tplc="4009000B">
+      <w:start w:val="1"/>
+      <w:numFmt w:val="bullet"/>
+      <w:lvlText w:val=""/>
+      <w:lvlJc w:val="left"/>
+      <w:pPr>
+        <w:ind w:left="720" w:hanging="360"/>
+      </w:pPr>
+      <w:rPr>
+        <w:rFonts w:ascii="Wingdings" w:hAnsi="Wingdings" w:hint="default"/>
+      </w:rPr>
+    </w:lvl>
+    <w:lvl w:ilvl="1" w:tplc="40090003" w:tentative="1">
+      <w:start w:val="1"/>
+      <w:numFmt w:val="bullet"/>
+      <w:lvlText w:val="o"/>
+      <w:lvlJc w:val="left"/>
+      <w:pPr>
+        <w:ind w:left="1440" w:hanging="360"/>
+      </w:pPr>
+      <w:rPr>
+        <w:rFonts w:ascii="Courier New" w:hAnsi="Courier New" w:cs="Courier New" w:hint="default"/>
+      </w:rPr>
+    </w:lvl>
+    <w:lvl w:ilvl="2" w:tplc="40090005" w:tentative="1">
+      <w:start w:val="1"/>
+      <w:numFmt w:val="bullet"/>
+      <w:lvlText w:val=""/>
+      <w:lvlJc w:val="left"/>
+      <w:pPr>
+        <w:ind w:left="2160" w:hanging="360"/>
+      </w:pPr>
+      <w:rPr>
+        <w:rFonts w:ascii="Wingdings" w:hAnsi="Wingdings" w:hint="default"/>
+      </w:rPr>
+    </w:lvl>
+    <w:lvl w:ilvl="3" w:tplc="40090001" w:tentative="1">
+      <w:start w:val="1"/>
+      <w:numFmt w:val="bullet"/>
+      <w:lvlText w:val=""/>
+      <w:lvlJc w:val="left"/>
+      <w:pPr>
+        <w:ind w:left="2880" w:hanging="360"/>
+      </w:pPr>
+      <w:rPr>
+        <w:rFonts w:ascii="Symbol" w:hAnsi="Symbol" w:hint="default"/>
+      </w:rPr>
+    </w:lvl>
+    <w:lvl w:ilvl="4" w:tplc="40090003" w:tentative="1">
+      <w:start w:val="1"/>
+      <w:numFmt w:val="bullet"/>
+      <w:lvlText w:val="o"/>
+      <w:lvlJc w:val="left"/>
+      <w:pPr>
+        <w:ind w:left="3600" w:hanging="360"/>
+      </w:pPr>
+      <w:rPr>
+        <w:rFonts w:ascii="Courier New" w:hAnsi="Courier New" w:cs="Courier New" w:hint="default"/>
+      </w:rPr>
+    </w:lvl>
+    <w:lvl w:ilvl="5" w:tplc="40090005" w:tentative="1">
+      <w:start w:val="1"/>
+      <w:numFmt w:val="bullet"/>
+      <w:lvlText w:val=""/>
+      <w:lvlJc w:val="left"/>
+      <w:pPr>
+        <w:ind w:left="4320" w:hanging="360"/>
+      </w:pPr>
+      <w:rPr>
+        <w:rFonts w:ascii="Wingdings" w:hAnsi="Wingdings" w:hint="default"/>
+      </w:rPr>
+    </w:lvl>
+    <w:lvl w:ilvl="6" w:tplc="40090001" w:tentative="1">
+      <w:start w:val="1"/>
+      <w:numFmt w:val="bullet"/>
+      <w:lvlText w:val=""/>
+      <w:lvlJc w:val="left"/>
+      <w:pPr>
+        <w:ind w:left="5040" w:hanging="360"/>
+      </w:pPr>
+      <w:rPr>
+        <w:rFonts w:ascii="Symbol" w:hAnsi="Symbol" w:hint="default"/>
+      </w:rPr>
+    </w:lvl>
+    <w:lvl w:ilvl="7" w:tplc="40090003" w:tentative="1">
+      <w:start w:val="1"/>
+      <w:numFmt w:val="bullet"/>
+      <w:lvlText w:val="o"/>
+      <w:lvlJc w:val="left"/>
+      <w:pPr>
+        <w:ind w:left="5760" w:hanging="360"/>
+      </w:pPr>
+      <w:rPr>
+        <w:rFonts w:ascii="Courier New" w:hAnsi="Courier New" w:cs="Courier New" w:hint="default"/>
+      </w:rPr>
+    </w:lvl>
+    <w:lvl w:ilvl="8" w:tplc="40090005" w:tentative="1">
+      <w:start w:val="1"/>
+      <w:numFmt w:val="bullet"/>
+      <w:lvlText w:val=""/>
+      <w:lvlJc w:val="left"/>
+      <w:pPr>
+        <w:ind w:left="6480" w:hanging="360"/>
+      </w:pPr>
+      <w:rPr>
+        <w:rFonts w:ascii="Wingdings" w:hAnsi="Wingdings" w:hint="default"/>
+      </w:rPr>
+    </w:lvl>
+  </w:abstractNum>
+  <w:abstractNum w:abstractNumId="17" w15:restartNumberingAfterBreak="0">
+    <w:nsid w:val="442C014B"/>
+    <w:multiLevelType w:val="hybridMultilevel"/>
+    <w:tmpl w:val="B1601FE6"/>
+    <w:lvl w:ilvl="0" w:tplc="40090001">
+      <w:start w:val="1"/>
+      <w:numFmt w:val="bullet"/>
+      <w:lvlText w:val=""/>
+      <w:lvlJc w:val="left"/>
+      <w:pPr>
+        <w:ind w:left="1440" w:hanging="360"/>
+      </w:pPr>
+      <w:rPr>
+        <w:rFonts w:ascii="Symbol" w:hAnsi="Symbol" w:hint="default"/>
+      </w:rPr>
+    </w:lvl>
+    <w:lvl w:ilvl="1" w:tplc="40090003" w:tentative="1">
+      <w:start w:val="1"/>
+      <w:numFmt w:val="bullet"/>
+      <w:lvlText w:val="o"/>
+      <w:lvlJc w:val="left"/>
+      <w:pPr>
+        <w:ind w:left="2160" w:hanging="360"/>
+      </w:pPr>
+      <w:rPr>
+        <w:rFonts w:ascii="Courier New" w:hAnsi="Courier New" w:cs="Courier New" w:hint="default"/>
+      </w:rPr>
+    </w:lvl>
+    <w:lvl w:ilvl="2" w:tplc="40090005" w:tentative="1">
+      <w:start w:val="1"/>
+      <w:numFmt w:val="bullet"/>
+      <w:lvlText w:val=""/>
+      <w:lvlJc w:val="left"/>
+      <w:pPr>
+        <w:ind w:left="2880" w:hanging="360"/>
+      </w:pPr>
+      <w:rPr>
+        <w:rFonts w:ascii="Wingdings" w:hAnsi="Wingdings" w:hint="default"/>
+      </w:rPr>
+    </w:lvl>
+    <w:lvl w:ilvl="3" w:tplc="40090001" w:tentative="1">
+      <w:start w:val="1"/>
+      <w:numFmt w:val="bullet"/>
+      <w:lvlText w:val=""/>
+      <w:lvlJc w:val="left"/>
+      <w:pPr>
+        <w:ind w:left="3600" w:hanging="360"/>
+      </w:pPr>
+      <w:rPr>
+        <w:rFonts w:ascii="Symbol" w:hAnsi="Symbol" w:hint="default"/>
+      </w:rPr>
+    </w:lvl>
+    <w:lvl w:ilvl="4" w:tplc="40090003" w:tentative="1">
+      <w:start w:val="1"/>
+      <w:numFmt w:val="bullet"/>
+      <w:lvlText w:val="o"/>
+      <w:lvlJc w:val="left"/>
+      <w:pPr>
+        <w:ind w:left="4320" w:hanging="360"/>
+      </w:pPr>
+      <w:rPr>
+        <w:rFonts w:ascii="Courier New" w:hAnsi="Courier New" w:cs="Courier New" w:hint="default"/>
+      </w:rPr>
+    </w:lvl>
+    <w:lvl w:ilvl="5" w:tplc="40090005" w:tentative="1">
+      <w:start w:val="1"/>
+      <w:numFmt w:val="bullet"/>
+      <w:lvlText w:val=""/>
+      <w:lvlJc w:val="left"/>
+      <w:pPr>
+        <w:ind w:left="5040" w:hanging="360"/>
+      </w:pPr>
+      <w:rPr>
+        <w:rFonts w:ascii="Wingdings" w:hAnsi="Wingdings" w:hint="default"/>
+      </w:rPr>
+    </w:lvl>
+    <w:lvl w:ilvl="6" w:tplc="40090001" w:tentative="1">
+      <w:start w:val="1"/>
+      <w:numFmt w:val="bullet"/>
+      <w:lvlText w:val=""/>
+      <w:lvlJc w:val="left"/>
+      <w:pPr>
+        <w:ind w:left="5760" w:hanging="360"/>
+      </w:pPr>
+      <w:rPr>
+        <w:rFonts w:ascii="Symbol" w:hAnsi="Symbol" w:hint="default"/>
+      </w:rPr>
+    </w:lvl>
+    <w:lvl w:ilvl="7" w:tplc="40090003" w:tentative="1">
+      <w:start w:val="1"/>
+      <w:numFmt w:val="bullet"/>
+      <w:lvlText w:val="o"/>
+      <w:lvlJc w:val="left"/>
+      <w:pPr>
+        <w:ind w:left="6480" w:hanging="360"/>
+      </w:pPr>
+      <w:rPr>
+        <w:rFonts w:ascii="Courier New" w:hAnsi="Courier New" w:cs="Courier New" w:hint="default"/>
+      </w:rPr>
+    </w:lvl>
+    <w:lvl w:ilvl="8" w:tplc="40090005" w:tentative="1">
+      <w:start w:val="1"/>
+      <w:numFmt w:val="bullet"/>
+      <w:lvlText w:val=""/>
+      <w:lvlJc w:val="left"/>
+      <w:pPr>
+        <w:ind w:left="7200" w:hanging="360"/>
+      </w:pPr>
+      <w:rPr>
+        <w:rFonts w:ascii="Wingdings" w:hAnsi="Wingdings" w:hint="default"/>
+      </w:rPr>
+    </w:lvl>
+  </w:abstractNum>
+  <w:abstractNum w:abstractNumId="18" w15:restartNumberingAfterBreak="0">
+    <w:nsid w:val="535E06BF"/>
+    <w:multiLevelType w:val="hybridMultilevel"/>
+    <w:tmpl w:val="EFDC4CEE"/>
+    <w:lvl w:ilvl="0" w:tplc="FFFFFFFF">
+      <w:start w:val="1"/>
+      <w:numFmt w:val="bullet"/>
+      <w:lvlText w:val=""/>
+      <w:lvlJc w:val="left"/>
+      <w:pPr>
+        <w:ind w:left="1080" w:hanging="360"/>
+      </w:pPr>
+      <w:rPr>
+        <w:rFonts w:ascii="Symbol" w:hAnsi="Symbol" w:hint="default"/>
+      </w:rPr>
+    </w:lvl>
+    <w:lvl w:ilvl="1" w:tplc="40090009">
+      <w:start w:val="1"/>
+      <w:numFmt w:val="bullet"/>
+      <w:lvlText w:val=""/>
+      <w:lvlJc w:val="left"/>
+      <w:pPr>
+        <w:ind w:left="1080" w:hanging="360"/>
+      </w:pPr>
+      <w:rPr>
+        <w:rFonts w:ascii="Wingdings" w:hAnsi="Wingdings" w:hint="default"/>
+      </w:rPr>
+    </w:lvl>
+    <w:lvl w:ilvl="2" w:tplc="FFFFFFFF" w:tentative="1">
+      <w:start w:val="1"/>
+      <w:numFmt w:val="bullet"/>
+      <w:lvlText w:val=""/>
+      <w:lvlJc w:val="left"/>
+      <w:pPr>
+        <w:ind w:left="1800" w:hanging="360"/>
+      </w:pPr>
+      <w:rPr>
+        <w:rFonts w:ascii="Wingdings" w:hAnsi="Wingdings" w:hint="default"/>
+      </w:rPr>
+    </w:lvl>
+    <w:lvl w:ilvl="3" w:tplc="FFFFFFFF" w:tentative="1">
+      <w:start w:val="1"/>
+      <w:numFmt w:val="bullet"/>
+      <w:lvlText w:val=""/>
+      <w:lvlJc w:val="left"/>
+      <w:pPr>
+        <w:ind w:left="2520" w:hanging="360"/>
+      </w:pPr>
+      <w:rPr>
+        <w:rFonts w:ascii="Symbol" w:hAnsi="Symbol" w:hint="default"/>
+      </w:rPr>
+    </w:lvl>
+    <w:lvl w:ilvl="4" w:tplc="FFFFFFFF" w:tentative="1">
+      <w:start w:val="1"/>
+      <w:numFmt w:val="bullet"/>
+      <w:lvlText w:val="o"/>
+      <w:lvlJc w:val="left"/>
+      <w:pPr>
+        <w:ind w:left="3240" w:hanging="360"/>
+      </w:pPr>
+      <w:rPr>
+        <w:rFonts w:ascii="Courier New" w:hAnsi="Courier New" w:cs="Courier New" w:hint="default"/>
+      </w:rPr>
+    </w:lvl>
+    <w:lvl w:ilvl="5" w:tplc="FFFFFFFF" w:tentative="1">
+      <w:start w:val="1"/>
+      <w:numFmt w:val="bullet"/>
+      <w:lvlText w:val=""/>
+      <w:lvlJc w:val="left"/>
+      <w:pPr>
+        <w:ind w:left="3960" w:hanging="360"/>
+      </w:pPr>
+      <w:rPr>
+        <w:rFonts w:ascii="Wingdings" w:hAnsi="Wingdings" w:hint="default"/>
+      </w:rPr>
+    </w:lvl>
+    <w:lvl w:ilvl="6" w:tplc="FFFFFFFF" w:tentative="1">
+      <w:start w:val="1"/>
+      <w:numFmt w:val="bullet"/>
+      <w:lvlText w:val=""/>
+      <w:lvlJc w:val="left"/>
+      <w:pPr>
+        <w:ind w:left="4680" w:hanging="360"/>
+      </w:pPr>
+      <w:rPr>
+        <w:rFonts w:ascii="Symbol" w:hAnsi="Symbol" w:hint="default"/>
+      </w:rPr>
+    </w:lvl>
+    <w:lvl w:ilvl="7" w:tplc="FFFFFFFF" w:tentative="1">
+      <w:start w:val="1"/>
+      <w:numFmt w:val="bullet"/>
+      <w:lvlText w:val="o"/>
+      <w:lvlJc w:val="left"/>
+      <w:pPr>
+        <w:ind w:left="5400" w:hanging="360"/>
+      </w:pPr>
+      <w:rPr>
+        <w:rFonts w:ascii="Courier New" w:hAnsi="Courier New" w:cs="Courier New" w:hint="default"/>
+      </w:rPr>
+    </w:lvl>
+    <w:lvl w:ilvl="8" w:tplc="FFFFFFFF" w:tentative="1">
+      <w:start w:val="1"/>
+      <w:numFmt w:val="bullet"/>
+      <w:lvlText w:val=""/>
+      <w:lvlJc w:val="left"/>
+      <w:pPr>
+        <w:ind w:left="6120" w:hanging="360"/>
+      </w:pPr>
+      <w:rPr>
+        <w:rFonts w:ascii="Wingdings" w:hAnsi="Wingdings" w:hint="default"/>
+      </w:rPr>
+    </w:lvl>
+  </w:abstractNum>
+  <w:abstractNum w:abstractNumId="19" w15:restartNumberingAfterBreak="0">
+    <w:nsid w:val="5BCB3CAC"/>
+    <w:multiLevelType w:val="hybridMultilevel"/>
+    <w:tmpl w:val="2BA23F6A"/>
+    <w:lvl w:ilvl="0" w:tplc="40090009">
+      <w:start w:val="1"/>
+      <w:numFmt w:val="bullet"/>
+      <w:lvlText w:val=""/>
+      <w:lvlJc w:val="left"/>
+      <w:pPr>
+        <w:ind w:left="1080" w:hanging="360"/>
+      </w:pPr>
+      <w:rPr>
+        <w:rFonts w:ascii="Wingdings" w:hAnsi="Wingdings" w:hint="default"/>
+      </w:rPr>
+    </w:lvl>
+    <w:lvl w:ilvl="1" w:tplc="40090003" w:tentative="1">
+      <w:start w:val="1"/>
+      <w:numFmt w:val="bullet"/>
+      <w:lvlText w:val="o"/>
+      <w:lvlJc w:val="left"/>
+      <w:pPr>
+        <w:ind w:left="1800" w:hanging="360"/>
+      </w:pPr>
+      <w:rPr>
+        <w:rFonts w:ascii="Courier New" w:hAnsi="Courier New" w:cs="Courier New" w:hint="default"/>
+      </w:rPr>
+    </w:lvl>
+    <w:lvl w:ilvl="2" w:tplc="40090005" w:tentative="1">
+      <w:start w:val="1"/>
+      <w:numFmt w:val="bullet"/>
+      <w:lvlText w:val=""/>
+      <w:lvlJc w:val="left"/>
+      <w:pPr>
+        <w:ind w:left="2520" w:hanging="360"/>
+      </w:pPr>
+      <w:rPr>
+        <w:rFonts w:ascii="Wingdings" w:hAnsi="Wingdings" w:hint="default"/>
+      </w:rPr>
+    </w:lvl>
+    <w:lvl w:ilvl="3" w:tplc="40090001" w:tentative="1">
+      <w:start w:val="1"/>
+      <w:numFmt w:val="bullet"/>
+      <w:lvlText w:val=""/>
+      <w:lvlJc w:val="left"/>
+      <w:pPr>
+        <w:ind w:left="3240" w:hanging="360"/>
+      </w:pPr>
+      <w:rPr>
+        <w:rFonts w:ascii="Symbol" w:hAnsi="Symbol" w:hint="default"/>
+      </w:rPr>
+    </w:lvl>
+    <w:lvl w:ilvl="4" w:tplc="40090003" w:tentative="1">
+      <w:start w:val="1"/>
+      <w:numFmt w:val="bullet"/>
+      <w:lvlText w:val="o"/>
+      <w:lvlJc w:val="left"/>
+      <w:pPr>
+        <w:ind w:left="3960" w:hanging="360"/>
+      </w:pPr>
+      <w:rPr>
+        <w:rFonts w:ascii="Courier New" w:hAnsi="Courier New" w:cs="Courier New" w:hint="default"/>
+      </w:rPr>
+    </w:lvl>
+    <w:lvl w:ilvl="5" w:tplc="40090005" w:tentative="1">
+      <w:start w:val="1"/>
+      <w:numFmt w:val="bullet"/>
+      <w:lvlText w:val=""/>
+      <w:lvlJc w:val="left"/>
+      <w:pPr>
+        <w:ind w:left="4680" w:hanging="360"/>
+      </w:pPr>
+      <w:rPr>
+        <w:rFonts w:ascii="Wingdings" w:hAnsi="Wingdings" w:hint="default"/>
+      </w:rPr>
+    </w:lvl>
+    <w:lvl w:ilvl="6" w:tplc="40090001" w:tentative="1">
+      <w:start w:val="1"/>
+      <w:numFmt w:val="bullet"/>
+      <w:lvlText w:val=""/>
+      <w:lvlJc w:val="left"/>
+      <w:pPr>
+        <w:ind w:left="5400" w:hanging="360"/>
+      </w:pPr>
+      <w:rPr>
+        <w:rFonts w:ascii="Symbol" w:hAnsi="Symbol" w:hint="default"/>
+      </w:rPr>
+    </w:lvl>
+    <w:lvl w:ilvl="7" w:tplc="40090003" w:tentative="1">
+      <w:start w:val="1"/>
+      <w:numFmt w:val="bullet"/>
+      <w:lvlText w:val="o"/>
+      <w:lvlJc w:val="left"/>
+      <w:pPr>
+        <w:ind w:left="6120" w:hanging="360"/>
+      </w:pPr>
+      <w:rPr>
+        <w:rFonts w:ascii="Courier New" w:hAnsi="Courier New" w:cs="Courier New" w:hint="default"/>
+      </w:rPr>
+    </w:lvl>
+    <w:lvl w:ilvl="8" w:tplc="40090005" w:tentative="1">
+      <w:start w:val="1"/>
+      <w:numFmt w:val="bullet"/>
+      <w:lvlText w:val=""/>
+      <w:lvlJc w:val="left"/>
+      <w:pPr>
+        <w:ind w:left="6840" w:hanging="360"/>
+      </w:pPr>
+      <w:rPr>
+        <w:rFonts w:ascii="Wingdings" w:hAnsi="Wingdings" w:hint="default"/>
+      </w:rPr>
+    </w:lvl>
+  </w:abstractNum>
+  <w:abstractNum w:abstractNumId="20" w15:restartNumberingAfterBreak="0">
     <w:nsid w:val="5F04734A"/>
     <w:multiLevelType w:val="hybridMultilevel"/>
     <w:tmpl w:val="8C6EDCEC"/>
@@ -661,14 +6921,1041 @@
       </w:pPr>
     </w:lvl>
   </w:abstractNum>
+  <w:abstractNum w:abstractNumId="21" w15:restartNumberingAfterBreak="0">
+    <w:nsid w:val="5FB61973"/>
+    <w:multiLevelType w:val="hybridMultilevel"/>
+    <w:tmpl w:val="1996DCE0"/>
+    <w:lvl w:ilvl="0" w:tplc="40090001">
+      <w:start w:val="1"/>
+      <w:numFmt w:val="bullet"/>
+      <w:lvlText w:val=""/>
+      <w:lvlJc w:val="left"/>
+      <w:pPr>
+        <w:ind w:left="1440" w:hanging="360"/>
+      </w:pPr>
+      <w:rPr>
+        <w:rFonts w:ascii="Symbol" w:hAnsi="Symbol" w:hint="default"/>
+      </w:rPr>
+    </w:lvl>
+    <w:lvl w:ilvl="1" w:tplc="40090003" w:tentative="1">
+      <w:start w:val="1"/>
+      <w:numFmt w:val="bullet"/>
+      <w:lvlText w:val="o"/>
+      <w:lvlJc w:val="left"/>
+      <w:pPr>
+        <w:ind w:left="2160" w:hanging="360"/>
+      </w:pPr>
+      <w:rPr>
+        <w:rFonts w:ascii="Courier New" w:hAnsi="Courier New" w:cs="Courier New" w:hint="default"/>
+      </w:rPr>
+    </w:lvl>
+    <w:lvl w:ilvl="2" w:tplc="40090005" w:tentative="1">
+      <w:start w:val="1"/>
+      <w:numFmt w:val="bullet"/>
+      <w:lvlText w:val=""/>
+      <w:lvlJc w:val="left"/>
+      <w:pPr>
+        <w:ind w:left="2880" w:hanging="360"/>
+      </w:pPr>
+      <w:rPr>
+        <w:rFonts w:ascii="Wingdings" w:hAnsi="Wingdings" w:hint="default"/>
+      </w:rPr>
+    </w:lvl>
+    <w:lvl w:ilvl="3" w:tplc="40090001" w:tentative="1">
+      <w:start w:val="1"/>
+      <w:numFmt w:val="bullet"/>
+      <w:lvlText w:val=""/>
+      <w:lvlJc w:val="left"/>
+      <w:pPr>
+        <w:ind w:left="3600" w:hanging="360"/>
+      </w:pPr>
+      <w:rPr>
+        <w:rFonts w:ascii="Symbol" w:hAnsi="Symbol" w:hint="default"/>
+      </w:rPr>
+    </w:lvl>
+    <w:lvl w:ilvl="4" w:tplc="40090003" w:tentative="1">
+      <w:start w:val="1"/>
+      <w:numFmt w:val="bullet"/>
+      <w:lvlText w:val="o"/>
+      <w:lvlJc w:val="left"/>
+      <w:pPr>
+        <w:ind w:left="4320" w:hanging="360"/>
+      </w:pPr>
+      <w:rPr>
+        <w:rFonts w:ascii="Courier New" w:hAnsi="Courier New" w:cs="Courier New" w:hint="default"/>
+      </w:rPr>
+    </w:lvl>
+    <w:lvl w:ilvl="5" w:tplc="40090005" w:tentative="1">
+      <w:start w:val="1"/>
+      <w:numFmt w:val="bullet"/>
+      <w:lvlText w:val=""/>
+      <w:lvlJc w:val="left"/>
+      <w:pPr>
+        <w:ind w:left="5040" w:hanging="360"/>
+      </w:pPr>
+      <w:rPr>
+        <w:rFonts w:ascii="Wingdings" w:hAnsi="Wingdings" w:hint="default"/>
+      </w:rPr>
+    </w:lvl>
+    <w:lvl w:ilvl="6" w:tplc="40090001" w:tentative="1">
+      <w:start w:val="1"/>
+      <w:numFmt w:val="bullet"/>
+      <w:lvlText w:val=""/>
+      <w:lvlJc w:val="left"/>
+      <w:pPr>
+        <w:ind w:left="5760" w:hanging="360"/>
+      </w:pPr>
+      <w:rPr>
+        <w:rFonts w:ascii="Symbol" w:hAnsi="Symbol" w:hint="default"/>
+      </w:rPr>
+    </w:lvl>
+    <w:lvl w:ilvl="7" w:tplc="40090003" w:tentative="1">
+      <w:start w:val="1"/>
+      <w:numFmt w:val="bullet"/>
+      <w:lvlText w:val="o"/>
+      <w:lvlJc w:val="left"/>
+      <w:pPr>
+        <w:ind w:left="6480" w:hanging="360"/>
+      </w:pPr>
+      <w:rPr>
+        <w:rFonts w:ascii="Courier New" w:hAnsi="Courier New" w:cs="Courier New" w:hint="default"/>
+      </w:rPr>
+    </w:lvl>
+    <w:lvl w:ilvl="8" w:tplc="40090005" w:tentative="1">
+      <w:start w:val="1"/>
+      <w:numFmt w:val="bullet"/>
+      <w:lvlText w:val=""/>
+      <w:lvlJc w:val="left"/>
+      <w:pPr>
+        <w:ind w:left="7200" w:hanging="360"/>
+      </w:pPr>
+      <w:rPr>
+        <w:rFonts w:ascii="Wingdings" w:hAnsi="Wingdings" w:hint="default"/>
+      </w:rPr>
+    </w:lvl>
+  </w:abstractNum>
+  <w:abstractNum w:abstractNumId="22" w15:restartNumberingAfterBreak="0">
+    <w:nsid w:val="630A2FA3"/>
+    <w:multiLevelType w:val="multilevel"/>
+    <w:tmpl w:val="5A3079B6"/>
+    <w:lvl w:ilvl="0">
+      <w:start w:val="1"/>
+      <w:numFmt w:val="bullet"/>
+      <w:lvlText w:val=""/>
+      <w:lvlJc w:val="left"/>
+      <w:pPr>
+        <w:tabs>
+          <w:tab w:val="num" w:pos="1080"/>
+        </w:tabs>
+        <w:ind w:left="1080" w:hanging="360"/>
+      </w:pPr>
+      <w:rPr>
+        <w:rFonts w:ascii="Symbol" w:hAnsi="Symbol" w:hint="default"/>
+        <w:sz w:val="20"/>
+      </w:rPr>
+    </w:lvl>
+    <w:lvl w:ilvl="1" w:tentative="1">
+      <w:start w:val="1"/>
+      <w:numFmt w:val="bullet"/>
+      <w:lvlText w:val=""/>
+      <w:lvlJc w:val="left"/>
+      <w:pPr>
+        <w:tabs>
+          <w:tab w:val="num" w:pos="1800"/>
+        </w:tabs>
+        <w:ind w:left="1800" w:hanging="360"/>
+      </w:pPr>
+      <w:rPr>
+        <w:rFonts w:ascii="Symbol" w:hAnsi="Symbol" w:hint="default"/>
+        <w:sz w:val="20"/>
+      </w:rPr>
+    </w:lvl>
+    <w:lvl w:ilvl="2" w:tentative="1">
+      <w:start w:val="1"/>
+      <w:numFmt w:val="bullet"/>
+      <w:lvlText w:val=""/>
+      <w:lvlJc w:val="left"/>
+      <w:pPr>
+        <w:tabs>
+          <w:tab w:val="num" w:pos="2520"/>
+        </w:tabs>
+        <w:ind w:left="2520" w:hanging="360"/>
+      </w:pPr>
+      <w:rPr>
+        <w:rFonts w:ascii="Symbol" w:hAnsi="Symbol" w:hint="default"/>
+        <w:sz w:val="20"/>
+      </w:rPr>
+    </w:lvl>
+    <w:lvl w:ilvl="3" w:tentative="1">
+      <w:start w:val="1"/>
+      <w:numFmt w:val="bullet"/>
+      <w:lvlText w:val=""/>
+      <w:lvlJc w:val="left"/>
+      <w:pPr>
+        <w:tabs>
+          <w:tab w:val="num" w:pos="3240"/>
+        </w:tabs>
+        <w:ind w:left="3240" w:hanging="360"/>
+      </w:pPr>
+      <w:rPr>
+        <w:rFonts w:ascii="Symbol" w:hAnsi="Symbol" w:hint="default"/>
+        <w:sz w:val="20"/>
+      </w:rPr>
+    </w:lvl>
+    <w:lvl w:ilvl="4" w:tentative="1">
+      <w:start w:val="1"/>
+      <w:numFmt w:val="bullet"/>
+      <w:lvlText w:val=""/>
+      <w:lvlJc w:val="left"/>
+      <w:pPr>
+        <w:tabs>
+          <w:tab w:val="num" w:pos="3960"/>
+        </w:tabs>
+        <w:ind w:left="3960" w:hanging="360"/>
+      </w:pPr>
+      <w:rPr>
+        <w:rFonts w:ascii="Symbol" w:hAnsi="Symbol" w:hint="default"/>
+        <w:sz w:val="20"/>
+      </w:rPr>
+    </w:lvl>
+    <w:lvl w:ilvl="5" w:tentative="1">
+      <w:start w:val="1"/>
+      <w:numFmt w:val="bullet"/>
+      <w:lvlText w:val=""/>
+      <w:lvlJc w:val="left"/>
+      <w:pPr>
+        <w:tabs>
+          <w:tab w:val="num" w:pos="4680"/>
+        </w:tabs>
+        <w:ind w:left="4680" w:hanging="360"/>
+      </w:pPr>
+      <w:rPr>
+        <w:rFonts w:ascii="Symbol" w:hAnsi="Symbol" w:hint="default"/>
+        <w:sz w:val="20"/>
+      </w:rPr>
+    </w:lvl>
+    <w:lvl w:ilvl="6" w:tentative="1">
+      <w:start w:val="1"/>
+      <w:numFmt w:val="bullet"/>
+      <w:lvlText w:val=""/>
+      <w:lvlJc w:val="left"/>
+      <w:pPr>
+        <w:tabs>
+          <w:tab w:val="num" w:pos="5400"/>
+        </w:tabs>
+        <w:ind w:left="5400" w:hanging="360"/>
+      </w:pPr>
+      <w:rPr>
+        <w:rFonts w:ascii="Symbol" w:hAnsi="Symbol" w:hint="default"/>
+        <w:sz w:val="20"/>
+      </w:rPr>
+    </w:lvl>
+    <w:lvl w:ilvl="7" w:tentative="1">
+      <w:start w:val="1"/>
+      <w:numFmt w:val="bullet"/>
+      <w:lvlText w:val=""/>
+      <w:lvlJc w:val="left"/>
+      <w:pPr>
+        <w:tabs>
+          <w:tab w:val="num" w:pos="6120"/>
+        </w:tabs>
+        <w:ind w:left="6120" w:hanging="360"/>
+      </w:pPr>
+      <w:rPr>
+        <w:rFonts w:ascii="Symbol" w:hAnsi="Symbol" w:hint="default"/>
+        <w:sz w:val="20"/>
+      </w:rPr>
+    </w:lvl>
+    <w:lvl w:ilvl="8" w:tentative="1">
+      <w:start w:val="1"/>
+      <w:numFmt w:val="bullet"/>
+      <w:lvlText w:val=""/>
+      <w:lvlJc w:val="left"/>
+      <w:pPr>
+        <w:tabs>
+          <w:tab w:val="num" w:pos="6840"/>
+        </w:tabs>
+        <w:ind w:left="6840" w:hanging="360"/>
+      </w:pPr>
+      <w:rPr>
+        <w:rFonts w:ascii="Symbol" w:hAnsi="Symbol" w:hint="default"/>
+        <w:sz w:val="20"/>
+      </w:rPr>
+    </w:lvl>
+  </w:abstractNum>
+  <w:abstractNum w:abstractNumId="23" w15:restartNumberingAfterBreak="0">
+    <w:nsid w:val="6B7E04CC"/>
+    <w:multiLevelType w:val="hybridMultilevel"/>
+    <w:tmpl w:val="65E0CCBC"/>
+    <w:lvl w:ilvl="0" w:tplc="40090001">
+      <w:start w:val="1"/>
+      <w:numFmt w:val="bullet"/>
+      <w:lvlText w:val=""/>
+      <w:lvlJc w:val="left"/>
+      <w:pPr>
+        <w:ind w:left="1440" w:hanging="360"/>
+      </w:pPr>
+      <w:rPr>
+        <w:rFonts w:ascii="Symbol" w:hAnsi="Symbol" w:hint="default"/>
+      </w:rPr>
+    </w:lvl>
+    <w:lvl w:ilvl="1" w:tplc="40090003" w:tentative="1">
+      <w:start w:val="1"/>
+      <w:numFmt w:val="bullet"/>
+      <w:lvlText w:val="o"/>
+      <w:lvlJc w:val="left"/>
+      <w:pPr>
+        <w:ind w:left="2160" w:hanging="360"/>
+      </w:pPr>
+      <w:rPr>
+        <w:rFonts w:ascii="Courier New" w:hAnsi="Courier New" w:cs="Courier New" w:hint="default"/>
+      </w:rPr>
+    </w:lvl>
+    <w:lvl w:ilvl="2" w:tplc="40090005" w:tentative="1">
+      <w:start w:val="1"/>
+      <w:numFmt w:val="bullet"/>
+      <w:lvlText w:val=""/>
+      <w:lvlJc w:val="left"/>
+      <w:pPr>
+        <w:ind w:left="2880" w:hanging="360"/>
+      </w:pPr>
+      <w:rPr>
+        <w:rFonts w:ascii="Wingdings" w:hAnsi="Wingdings" w:hint="default"/>
+      </w:rPr>
+    </w:lvl>
+    <w:lvl w:ilvl="3" w:tplc="40090001" w:tentative="1">
+      <w:start w:val="1"/>
+      <w:numFmt w:val="bullet"/>
+      <w:lvlText w:val=""/>
+      <w:lvlJc w:val="left"/>
+      <w:pPr>
+        <w:ind w:left="3600" w:hanging="360"/>
+      </w:pPr>
+      <w:rPr>
+        <w:rFonts w:ascii="Symbol" w:hAnsi="Symbol" w:hint="default"/>
+      </w:rPr>
+    </w:lvl>
+    <w:lvl w:ilvl="4" w:tplc="40090003" w:tentative="1">
+      <w:start w:val="1"/>
+      <w:numFmt w:val="bullet"/>
+      <w:lvlText w:val="o"/>
+      <w:lvlJc w:val="left"/>
+      <w:pPr>
+        <w:ind w:left="4320" w:hanging="360"/>
+      </w:pPr>
+      <w:rPr>
+        <w:rFonts w:ascii="Courier New" w:hAnsi="Courier New" w:cs="Courier New" w:hint="default"/>
+      </w:rPr>
+    </w:lvl>
+    <w:lvl w:ilvl="5" w:tplc="40090005" w:tentative="1">
+      <w:start w:val="1"/>
+      <w:numFmt w:val="bullet"/>
+      <w:lvlText w:val=""/>
+      <w:lvlJc w:val="left"/>
+      <w:pPr>
+        <w:ind w:left="5040" w:hanging="360"/>
+      </w:pPr>
+      <w:rPr>
+        <w:rFonts w:ascii="Wingdings" w:hAnsi="Wingdings" w:hint="default"/>
+      </w:rPr>
+    </w:lvl>
+    <w:lvl w:ilvl="6" w:tplc="40090001" w:tentative="1">
+      <w:start w:val="1"/>
+      <w:numFmt w:val="bullet"/>
+      <w:lvlText w:val=""/>
+      <w:lvlJc w:val="left"/>
+      <w:pPr>
+        <w:ind w:left="5760" w:hanging="360"/>
+      </w:pPr>
+      <w:rPr>
+        <w:rFonts w:ascii="Symbol" w:hAnsi="Symbol" w:hint="default"/>
+      </w:rPr>
+    </w:lvl>
+    <w:lvl w:ilvl="7" w:tplc="40090003" w:tentative="1">
+      <w:start w:val="1"/>
+      <w:numFmt w:val="bullet"/>
+      <w:lvlText w:val="o"/>
+      <w:lvlJc w:val="left"/>
+      <w:pPr>
+        <w:ind w:left="6480" w:hanging="360"/>
+      </w:pPr>
+      <w:rPr>
+        <w:rFonts w:ascii="Courier New" w:hAnsi="Courier New" w:cs="Courier New" w:hint="default"/>
+      </w:rPr>
+    </w:lvl>
+    <w:lvl w:ilvl="8" w:tplc="40090005" w:tentative="1">
+      <w:start w:val="1"/>
+      <w:numFmt w:val="bullet"/>
+      <w:lvlText w:val=""/>
+      <w:lvlJc w:val="left"/>
+      <w:pPr>
+        <w:ind w:left="7200" w:hanging="360"/>
+      </w:pPr>
+      <w:rPr>
+        <w:rFonts w:ascii="Wingdings" w:hAnsi="Wingdings" w:hint="default"/>
+      </w:rPr>
+    </w:lvl>
+  </w:abstractNum>
+  <w:abstractNum w:abstractNumId="24" w15:restartNumberingAfterBreak="0">
+    <w:nsid w:val="6FB66A40"/>
+    <w:multiLevelType w:val="hybridMultilevel"/>
+    <w:tmpl w:val="1A4E71CA"/>
+    <w:lvl w:ilvl="0" w:tplc="40090009">
+      <w:start w:val="1"/>
+      <w:numFmt w:val="bullet"/>
+      <w:lvlText w:val=""/>
+      <w:lvlJc w:val="left"/>
+      <w:pPr>
+        <w:ind w:left="1080" w:hanging="360"/>
+      </w:pPr>
+      <w:rPr>
+        <w:rFonts w:ascii="Wingdings" w:hAnsi="Wingdings" w:hint="default"/>
+      </w:rPr>
+    </w:lvl>
+    <w:lvl w:ilvl="1" w:tplc="40090003" w:tentative="1">
+      <w:start w:val="1"/>
+      <w:numFmt w:val="bullet"/>
+      <w:lvlText w:val="o"/>
+      <w:lvlJc w:val="left"/>
+      <w:pPr>
+        <w:ind w:left="1800" w:hanging="360"/>
+      </w:pPr>
+      <w:rPr>
+        <w:rFonts w:ascii="Courier New" w:hAnsi="Courier New" w:cs="Courier New" w:hint="default"/>
+      </w:rPr>
+    </w:lvl>
+    <w:lvl w:ilvl="2" w:tplc="40090005" w:tentative="1">
+      <w:start w:val="1"/>
+      <w:numFmt w:val="bullet"/>
+      <w:lvlText w:val=""/>
+      <w:lvlJc w:val="left"/>
+      <w:pPr>
+        <w:ind w:left="2520" w:hanging="360"/>
+      </w:pPr>
+      <w:rPr>
+        <w:rFonts w:ascii="Wingdings" w:hAnsi="Wingdings" w:hint="default"/>
+      </w:rPr>
+    </w:lvl>
+    <w:lvl w:ilvl="3" w:tplc="40090001" w:tentative="1">
+      <w:start w:val="1"/>
+      <w:numFmt w:val="bullet"/>
+      <w:lvlText w:val=""/>
+      <w:lvlJc w:val="left"/>
+      <w:pPr>
+        <w:ind w:left="3240" w:hanging="360"/>
+      </w:pPr>
+      <w:rPr>
+        <w:rFonts w:ascii="Symbol" w:hAnsi="Symbol" w:hint="default"/>
+      </w:rPr>
+    </w:lvl>
+    <w:lvl w:ilvl="4" w:tplc="40090003" w:tentative="1">
+      <w:start w:val="1"/>
+      <w:numFmt w:val="bullet"/>
+      <w:lvlText w:val="o"/>
+      <w:lvlJc w:val="left"/>
+      <w:pPr>
+        <w:ind w:left="3960" w:hanging="360"/>
+      </w:pPr>
+      <w:rPr>
+        <w:rFonts w:ascii="Courier New" w:hAnsi="Courier New" w:cs="Courier New" w:hint="default"/>
+      </w:rPr>
+    </w:lvl>
+    <w:lvl w:ilvl="5" w:tplc="40090005" w:tentative="1">
+      <w:start w:val="1"/>
+      <w:numFmt w:val="bullet"/>
+      <w:lvlText w:val=""/>
+      <w:lvlJc w:val="left"/>
+      <w:pPr>
+        <w:ind w:left="4680" w:hanging="360"/>
+      </w:pPr>
+      <w:rPr>
+        <w:rFonts w:ascii="Wingdings" w:hAnsi="Wingdings" w:hint="default"/>
+      </w:rPr>
+    </w:lvl>
+    <w:lvl w:ilvl="6" w:tplc="40090001" w:tentative="1">
+      <w:start w:val="1"/>
+      <w:numFmt w:val="bullet"/>
+      <w:lvlText w:val=""/>
+      <w:lvlJc w:val="left"/>
+      <w:pPr>
+        <w:ind w:left="5400" w:hanging="360"/>
+      </w:pPr>
+      <w:rPr>
+        <w:rFonts w:ascii="Symbol" w:hAnsi="Symbol" w:hint="default"/>
+      </w:rPr>
+    </w:lvl>
+    <w:lvl w:ilvl="7" w:tplc="40090003" w:tentative="1">
+      <w:start w:val="1"/>
+      <w:numFmt w:val="bullet"/>
+      <w:lvlText w:val="o"/>
+      <w:lvlJc w:val="left"/>
+      <w:pPr>
+        <w:ind w:left="6120" w:hanging="360"/>
+      </w:pPr>
+      <w:rPr>
+        <w:rFonts w:ascii="Courier New" w:hAnsi="Courier New" w:cs="Courier New" w:hint="default"/>
+      </w:rPr>
+    </w:lvl>
+    <w:lvl w:ilvl="8" w:tplc="40090005" w:tentative="1">
+      <w:start w:val="1"/>
+      <w:numFmt w:val="bullet"/>
+      <w:lvlText w:val=""/>
+      <w:lvlJc w:val="left"/>
+      <w:pPr>
+        <w:ind w:left="6840" w:hanging="360"/>
+      </w:pPr>
+      <w:rPr>
+        <w:rFonts w:ascii="Wingdings" w:hAnsi="Wingdings" w:hint="default"/>
+      </w:rPr>
+    </w:lvl>
+  </w:abstractNum>
+  <w:abstractNum w:abstractNumId="25" w15:restartNumberingAfterBreak="0">
+    <w:nsid w:val="70360AAF"/>
+    <w:multiLevelType w:val="multilevel"/>
+    <w:tmpl w:val="04C68512"/>
+    <w:lvl w:ilvl="0">
+      <w:start w:val="1"/>
+      <w:numFmt w:val="bullet"/>
+      <w:lvlText w:val="o"/>
+      <w:lvlJc w:val="left"/>
+      <w:pPr>
+        <w:tabs>
+          <w:tab w:val="num" w:pos="1080"/>
+        </w:tabs>
+        <w:ind w:left="1080" w:hanging="360"/>
+      </w:pPr>
+      <w:rPr>
+        <w:rFonts w:ascii="Courier New" w:hAnsi="Courier New" w:hint="default"/>
+        <w:sz w:val="20"/>
+      </w:rPr>
+    </w:lvl>
+    <w:lvl w:ilvl="1" w:tentative="1">
+      <w:start w:val="1"/>
+      <w:numFmt w:val="bullet"/>
+      <w:lvlText w:val="o"/>
+      <w:lvlJc w:val="left"/>
+      <w:pPr>
+        <w:tabs>
+          <w:tab w:val="num" w:pos="1800"/>
+        </w:tabs>
+        <w:ind w:left="1800" w:hanging="360"/>
+      </w:pPr>
+      <w:rPr>
+        <w:rFonts w:ascii="Courier New" w:hAnsi="Courier New" w:hint="default"/>
+        <w:sz w:val="20"/>
+      </w:rPr>
+    </w:lvl>
+    <w:lvl w:ilvl="2" w:tentative="1">
+      <w:start w:val="1"/>
+      <w:numFmt w:val="bullet"/>
+      <w:lvlText w:val="o"/>
+      <w:lvlJc w:val="left"/>
+      <w:pPr>
+        <w:tabs>
+          <w:tab w:val="num" w:pos="2520"/>
+        </w:tabs>
+        <w:ind w:left="2520" w:hanging="360"/>
+      </w:pPr>
+      <w:rPr>
+        <w:rFonts w:ascii="Courier New" w:hAnsi="Courier New" w:hint="default"/>
+        <w:sz w:val="20"/>
+      </w:rPr>
+    </w:lvl>
+    <w:lvl w:ilvl="3" w:tentative="1">
+      <w:start w:val="1"/>
+      <w:numFmt w:val="bullet"/>
+      <w:lvlText w:val="o"/>
+      <w:lvlJc w:val="left"/>
+      <w:pPr>
+        <w:tabs>
+          <w:tab w:val="num" w:pos="3240"/>
+        </w:tabs>
+        <w:ind w:left="3240" w:hanging="360"/>
+      </w:pPr>
+      <w:rPr>
+        <w:rFonts w:ascii="Courier New" w:hAnsi="Courier New" w:hint="default"/>
+        <w:sz w:val="20"/>
+      </w:rPr>
+    </w:lvl>
+    <w:lvl w:ilvl="4" w:tentative="1">
+      <w:start w:val="1"/>
+      <w:numFmt w:val="bullet"/>
+      <w:lvlText w:val="o"/>
+      <w:lvlJc w:val="left"/>
+      <w:pPr>
+        <w:tabs>
+          <w:tab w:val="num" w:pos="3960"/>
+        </w:tabs>
+        <w:ind w:left="3960" w:hanging="360"/>
+      </w:pPr>
+      <w:rPr>
+        <w:rFonts w:ascii="Courier New" w:hAnsi="Courier New" w:hint="default"/>
+        <w:sz w:val="20"/>
+      </w:rPr>
+    </w:lvl>
+    <w:lvl w:ilvl="5" w:tentative="1">
+      <w:start w:val="1"/>
+      <w:numFmt w:val="bullet"/>
+      <w:lvlText w:val="o"/>
+      <w:lvlJc w:val="left"/>
+      <w:pPr>
+        <w:tabs>
+          <w:tab w:val="num" w:pos="4680"/>
+        </w:tabs>
+        <w:ind w:left="4680" w:hanging="360"/>
+      </w:pPr>
+      <w:rPr>
+        <w:rFonts w:ascii="Courier New" w:hAnsi="Courier New" w:hint="default"/>
+        <w:sz w:val="20"/>
+      </w:rPr>
+    </w:lvl>
+    <w:lvl w:ilvl="6" w:tentative="1">
+      <w:start w:val="1"/>
+      <w:numFmt w:val="bullet"/>
+      <w:lvlText w:val="o"/>
+      <w:lvlJc w:val="left"/>
+      <w:pPr>
+        <w:tabs>
+          <w:tab w:val="num" w:pos="5400"/>
+        </w:tabs>
+        <w:ind w:left="5400" w:hanging="360"/>
+      </w:pPr>
+      <w:rPr>
+        <w:rFonts w:ascii="Courier New" w:hAnsi="Courier New" w:hint="default"/>
+        <w:sz w:val="20"/>
+      </w:rPr>
+    </w:lvl>
+    <w:lvl w:ilvl="7" w:tentative="1">
+      <w:start w:val="1"/>
+      <w:numFmt w:val="bullet"/>
+      <w:lvlText w:val="o"/>
+      <w:lvlJc w:val="left"/>
+      <w:pPr>
+        <w:tabs>
+          <w:tab w:val="num" w:pos="6120"/>
+        </w:tabs>
+        <w:ind w:left="6120" w:hanging="360"/>
+      </w:pPr>
+      <w:rPr>
+        <w:rFonts w:ascii="Courier New" w:hAnsi="Courier New" w:hint="default"/>
+        <w:sz w:val="20"/>
+      </w:rPr>
+    </w:lvl>
+    <w:lvl w:ilvl="8" w:tentative="1">
+      <w:start w:val="1"/>
+      <w:numFmt w:val="bullet"/>
+      <w:lvlText w:val="o"/>
+      <w:lvlJc w:val="left"/>
+      <w:pPr>
+        <w:tabs>
+          <w:tab w:val="num" w:pos="6840"/>
+        </w:tabs>
+        <w:ind w:left="6840" w:hanging="360"/>
+      </w:pPr>
+      <w:rPr>
+        <w:rFonts w:ascii="Courier New" w:hAnsi="Courier New" w:hint="default"/>
+        <w:sz w:val="20"/>
+      </w:rPr>
+    </w:lvl>
+  </w:abstractNum>
+  <w:abstractNum w:abstractNumId="26" w15:restartNumberingAfterBreak="0">
+    <w:nsid w:val="74244ABF"/>
+    <w:multiLevelType w:val="hybridMultilevel"/>
+    <w:tmpl w:val="A96AC204"/>
+    <w:lvl w:ilvl="0" w:tplc="4009000F">
+      <w:start w:val="1"/>
+      <w:numFmt w:val="decimal"/>
+      <w:lvlText w:val="%1."/>
+      <w:lvlJc w:val="left"/>
+      <w:pPr>
+        <w:ind w:left="1080" w:hanging="360"/>
+      </w:pPr>
+    </w:lvl>
+    <w:lvl w:ilvl="1" w:tplc="40090019" w:tentative="1">
+      <w:start w:val="1"/>
+      <w:numFmt w:val="lowerLetter"/>
+      <w:lvlText w:val="%2."/>
+      <w:lvlJc w:val="left"/>
+      <w:pPr>
+        <w:ind w:left="1800" w:hanging="360"/>
+      </w:pPr>
+    </w:lvl>
+    <w:lvl w:ilvl="2" w:tplc="4009001B" w:tentative="1">
+      <w:start w:val="1"/>
+      <w:numFmt w:val="lowerRoman"/>
+      <w:lvlText w:val="%3."/>
+      <w:lvlJc w:val="right"/>
+      <w:pPr>
+        <w:ind w:left="2520" w:hanging="180"/>
+      </w:pPr>
+    </w:lvl>
+    <w:lvl w:ilvl="3" w:tplc="4009000F" w:tentative="1">
+      <w:start w:val="1"/>
+      <w:numFmt w:val="decimal"/>
+      <w:lvlText w:val="%4."/>
+      <w:lvlJc w:val="left"/>
+      <w:pPr>
+        <w:ind w:left="3240" w:hanging="360"/>
+      </w:pPr>
+    </w:lvl>
+    <w:lvl w:ilvl="4" w:tplc="40090019" w:tentative="1">
+      <w:start w:val="1"/>
+      <w:numFmt w:val="lowerLetter"/>
+      <w:lvlText w:val="%5."/>
+      <w:lvlJc w:val="left"/>
+      <w:pPr>
+        <w:ind w:left="3960" w:hanging="360"/>
+      </w:pPr>
+    </w:lvl>
+    <w:lvl w:ilvl="5" w:tplc="4009001B" w:tentative="1">
+      <w:start w:val="1"/>
+      <w:numFmt w:val="lowerRoman"/>
+      <w:lvlText w:val="%6."/>
+      <w:lvlJc w:val="right"/>
+      <w:pPr>
+        <w:ind w:left="4680" w:hanging="180"/>
+      </w:pPr>
+    </w:lvl>
+    <w:lvl w:ilvl="6" w:tplc="4009000F" w:tentative="1">
+      <w:start w:val="1"/>
+      <w:numFmt w:val="decimal"/>
+      <w:lvlText w:val="%7."/>
+      <w:lvlJc w:val="left"/>
+      <w:pPr>
+        <w:ind w:left="5400" w:hanging="360"/>
+      </w:pPr>
+    </w:lvl>
+    <w:lvl w:ilvl="7" w:tplc="40090019" w:tentative="1">
+      <w:start w:val="1"/>
+      <w:numFmt w:val="lowerLetter"/>
+      <w:lvlText w:val="%8."/>
+      <w:lvlJc w:val="left"/>
+      <w:pPr>
+        <w:ind w:left="6120" w:hanging="360"/>
+      </w:pPr>
+    </w:lvl>
+    <w:lvl w:ilvl="8" w:tplc="4009001B" w:tentative="1">
+      <w:start w:val="1"/>
+      <w:numFmt w:val="lowerRoman"/>
+      <w:lvlText w:val="%9."/>
+      <w:lvlJc w:val="right"/>
+      <w:pPr>
+        <w:ind w:left="6840" w:hanging="180"/>
+      </w:pPr>
+    </w:lvl>
+  </w:abstractNum>
+  <w:abstractNum w:abstractNumId="27" w15:restartNumberingAfterBreak="0">
+    <w:nsid w:val="74861334"/>
+    <w:multiLevelType w:val="hybridMultilevel"/>
+    <w:tmpl w:val="D338AAF4"/>
+    <w:lvl w:ilvl="0" w:tplc="40090001">
+      <w:start w:val="1"/>
+      <w:numFmt w:val="bullet"/>
+      <w:lvlText w:val=""/>
+      <w:lvlJc w:val="left"/>
+      <w:pPr>
+        <w:ind w:left="2160" w:hanging="360"/>
+      </w:pPr>
+      <w:rPr>
+        <w:rFonts w:ascii="Symbol" w:hAnsi="Symbol" w:hint="default"/>
+      </w:rPr>
+    </w:lvl>
+    <w:lvl w:ilvl="1" w:tplc="40090003">
+      <w:start w:val="1"/>
+      <w:numFmt w:val="bullet"/>
+      <w:lvlText w:val="o"/>
+      <w:lvlJc w:val="left"/>
+      <w:pPr>
+        <w:ind w:left="2160" w:hanging="360"/>
+      </w:pPr>
+      <w:rPr>
+        <w:rFonts w:ascii="Courier New" w:hAnsi="Courier New" w:cs="Courier New" w:hint="default"/>
+      </w:rPr>
+    </w:lvl>
+    <w:lvl w:ilvl="2" w:tplc="40090005" w:tentative="1">
+      <w:start w:val="1"/>
+      <w:numFmt w:val="bullet"/>
+      <w:lvlText w:val=""/>
+      <w:lvlJc w:val="left"/>
+      <w:pPr>
+        <w:ind w:left="2880" w:hanging="360"/>
+      </w:pPr>
+      <w:rPr>
+        <w:rFonts w:ascii="Wingdings" w:hAnsi="Wingdings" w:hint="default"/>
+      </w:rPr>
+    </w:lvl>
+    <w:lvl w:ilvl="3" w:tplc="40090001" w:tentative="1">
+      <w:start w:val="1"/>
+      <w:numFmt w:val="bullet"/>
+      <w:lvlText w:val=""/>
+      <w:lvlJc w:val="left"/>
+      <w:pPr>
+        <w:ind w:left="3600" w:hanging="360"/>
+      </w:pPr>
+      <w:rPr>
+        <w:rFonts w:ascii="Symbol" w:hAnsi="Symbol" w:hint="default"/>
+      </w:rPr>
+    </w:lvl>
+    <w:lvl w:ilvl="4" w:tplc="40090003" w:tentative="1">
+      <w:start w:val="1"/>
+      <w:numFmt w:val="bullet"/>
+      <w:lvlText w:val="o"/>
+      <w:lvlJc w:val="left"/>
+      <w:pPr>
+        <w:ind w:left="4320" w:hanging="360"/>
+      </w:pPr>
+      <w:rPr>
+        <w:rFonts w:ascii="Courier New" w:hAnsi="Courier New" w:cs="Courier New" w:hint="default"/>
+      </w:rPr>
+    </w:lvl>
+    <w:lvl w:ilvl="5" w:tplc="40090005" w:tentative="1">
+      <w:start w:val="1"/>
+      <w:numFmt w:val="bullet"/>
+      <w:lvlText w:val=""/>
+      <w:lvlJc w:val="left"/>
+      <w:pPr>
+        <w:ind w:left="5040" w:hanging="360"/>
+      </w:pPr>
+      <w:rPr>
+        <w:rFonts w:ascii="Wingdings" w:hAnsi="Wingdings" w:hint="default"/>
+      </w:rPr>
+    </w:lvl>
+    <w:lvl w:ilvl="6" w:tplc="40090001" w:tentative="1">
+      <w:start w:val="1"/>
+      <w:numFmt w:val="bullet"/>
+      <w:lvlText w:val=""/>
+      <w:lvlJc w:val="left"/>
+      <w:pPr>
+        <w:ind w:left="5760" w:hanging="360"/>
+      </w:pPr>
+      <w:rPr>
+        <w:rFonts w:ascii="Symbol" w:hAnsi="Symbol" w:hint="default"/>
+      </w:rPr>
+    </w:lvl>
+    <w:lvl w:ilvl="7" w:tplc="40090003" w:tentative="1">
+      <w:start w:val="1"/>
+      <w:numFmt w:val="bullet"/>
+      <w:lvlText w:val="o"/>
+      <w:lvlJc w:val="left"/>
+      <w:pPr>
+        <w:ind w:left="6480" w:hanging="360"/>
+      </w:pPr>
+      <w:rPr>
+        <w:rFonts w:ascii="Courier New" w:hAnsi="Courier New" w:cs="Courier New" w:hint="default"/>
+      </w:rPr>
+    </w:lvl>
+    <w:lvl w:ilvl="8" w:tplc="40090005" w:tentative="1">
+      <w:start w:val="1"/>
+      <w:numFmt w:val="bullet"/>
+      <w:lvlText w:val=""/>
+      <w:lvlJc w:val="left"/>
+      <w:pPr>
+        <w:ind w:left="7200" w:hanging="360"/>
+      </w:pPr>
+      <w:rPr>
+        <w:rFonts w:ascii="Wingdings" w:hAnsi="Wingdings" w:hint="default"/>
+      </w:rPr>
+    </w:lvl>
+  </w:abstractNum>
+  <w:abstractNum w:abstractNumId="28" w15:restartNumberingAfterBreak="0">
+    <w:nsid w:val="7E9C0BB7"/>
+    <w:multiLevelType w:val="hybridMultilevel"/>
+    <w:tmpl w:val="48B84E5E"/>
+    <w:lvl w:ilvl="0" w:tplc="40090009">
+      <w:start w:val="1"/>
+      <w:numFmt w:val="bullet"/>
+      <w:lvlText w:val=""/>
+      <w:lvlJc w:val="left"/>
+      <w:pPr>
+        <w:ind w:left="1080" w:hanging="360"/>
+      </w:pPr>
+      <w:rPr>
+        <w:rFonts w:ascii="Wingdings" w:hAnsi="Wingdings" w:hint="default"/>
+      </w:rPr>
+    </w:lvl>
+    <w:lvl w:ilvl="1" w:tplc="40090003" w:tentative="1">
+      <w:start w:val="1"/>
+      <w:numFmt w:val="bullet"/>
+      <w:lvlText w:val="o"/>
+      <w:lvlJc w:val="left"/>
+      <w:pPr>
+        <w:ind w:left="1800" w:hanging="360"/>
+      </w:pPr>
+      <w:rPr>
+        <w:rFonts w:ascii="Courier New" w:hAnsi="Courier New" w:cs="Courier New" w:hint="default"/>
+      </w:rPr>
+    </w:lvl>
+    <w:lvl w:ilvl="2" w:tplc="40090005" w:tentative="1">
+      <w:start w:val="1"/>
+      <w:numFmt w:val="bullet"/>
+      <w:lvlText w:val=""/>
+      <w:lvlJc w:val="left"/>
+      <w:pPr>
+        <w:ind w:left="2520" w:hanging="360"/>
+      </w:pPr>
+      <w:rPr>
+        <w:rFonts w:ascii="Wingdings" w:hAnsi="Wingdings" w:hint="default"/>
+      </w:rPr>
+    </w:lvl>
+    <w:lvl w:ilvl="3" w:tplc="40090001" w:tentative="1">
+      <w:start w:val="1"/>
+      <w:numFmt w:val="bullet"/>
+      <w:lvlText w:val=""/>
+      <w:lvlJc w:val="left"/>
+      <w:pPr>
+        <w:ind w:left="3240" w:hanging="360"/>
+      </w:pPr>
+      <w:rPr>
+        <w:rFonts w:ascii="Symbol" w:hAnsi="Symbol" w:hint="default"/>
+      </w:rPr>
+    </w:lvl>
+    <w:lvl w:ilvl="4" w:tplc="40090003" w:tentative="1">
+      <w:start w:val="1"/>
+      <w:numFmt w:val="bullet"/>
+      <w:lvlText w:val="o"/>
+      <w:lvlJc w:val="left"/>
+      <w:pPr>
+        <w:ind w:left="3960" w:hanging="360"/>
+      </w:pPr>
+      <w:rPr>
+        <w:rFonts w:ascii="Courier New" w:hAnsi="Courier New" w:cs="Courier New" w:hint="default"/>
+      </w:rPr>
+    </w:lvl>
+    <w:lvl w:ilvl="5" w:tplc="40090005" w:tentative="1">
+      <w:start w:val="1"/>
+      <w:numFmt w:val="bullet"/>
+      <w:lvlText w:val=""/>
+      <w:lvlJc w:val="left"/>
+      <w:pPr>
+        <w:ind w:left="4680" w:hanging="360"/>
+      </w:pPr>
+      <w:rPr>
+        <w:rFonts w:ascii="Wingdings" w:hAnsi="Wingdings" w:hint="default"/>
+      </w:rPr>
+    </w:lvl>
+    <w:lvl w:ilvl="6" w:tplc="40090001" w:tentative="1">
+      <w:start w:val="1"/>
+      <w:numFmt w:val="bullet"/>
+      <w:lvlText w:val=""/>
+      <w:lvlJc w:val="left"/>
+      <w:pPr>
+        <w:ind w:left="5400" w:hanging="360"/>
+      </w:pPr>
+      <w:rPr>
+        <w:rFonts w:ascii="Symbol" w:hAnsi="Symbol" w:hint="default"/>
+      </w:rPr>
+    </w:lvl>
+    <w:lvl w:ilvl="7" w:tplc="40090003" w:tentative="1">
+      <w:start w:val="1"/>
+      <w:numFmt w:val="bullet"/>
+      <w:lvlText w:val="o"/>
+      <w:lvlJc w:val="left"/>
+      <w:pPr>
+        <w:ind w:left="6120" w:hanging="360"/>
+      </w:pPr>
+      <w:rPr>
+        <w:rFonts w:ascii="Courier New" w:hAnsi="Courier New" w:cs="Courier New" w:hint="default"/>
+      </w:rPr>
+    </w:lvl>
+    <w:lvl w:ilvl="8" w:tplc="40090005" w:tentative="1">
+      <w:start w:val="1"/>
+      <w:numFmt w:val="bullet"/>
+      <w:lvlText w:val=""/>
+      <w:lvlJc w:val="left"/>
+      <w:pPr>
+        <w:ind w:left="6840" w:hanging="360"/>
+      </w:pPr>
+      <w:rPr>
+        <w:rFonts w:ascii="Wingdings" w:hAnsi="Wingdings" w:hint="default"/>
+      </w:rPr>
+    </w:lvl>
+  </w:abstractNum>
   <w:num w:numId="1" w16cid:durableId="1507401772">
+    <w:abstractNumId w:val="10"/>
+  </w:num>
+  <w:num w:numId="2" w16cid:durableId="1747336862">
+    <w:abstractNumId w:val="4"/>
+  </w:num>
+  <w:num w:numId="3" w16cid:durableId="477889358">
+    <w:abstractNumId w:val="20"/>
+  </w:num>
+  <w:num w:numId="4" w16cid:durableId="1180311228">
+    <w:abstractNumId w:val="25"/>
+  </w:num>
+  <w:num w:numId="5" w16cid:durableId="11227786">
+    <w:abstractNumId w:val="11"/>
+  </w:num>
+  <w:num w:numId="6" w16cid:durableId="1238513315">
+    <w:abstractNumId w:val="12"/>
+  </w:num>
+  <w:num w:numId="7" w16cid:durableId="1899171728">
+    <w:abstractNumId w:val="16"/>
+  </w:num>
+  <w:num w:numId="8" w16cid:durableId="1600093418">
+    <w:abstractNumId w:val="26"/>
+  </w:num>
+  <w:num w:numId="9" w16cid:durableId="292448917">
+    <w:abstractNumId w:val="2"/>
+  </w:num>
+  <w:num w:numId="10" w16cid:durableId="1275864175">
+    <w:abstractNumId w:val="22"/>
+  </w:num>
+  <w:num w:numId="11" w16cid:durableId="758911716">
+    <w:abstractNumId w:val="6"/>
+  </w:num>
+  <w:num w:numId="12" w16cid:durableId="823665364">
+    <w:abstractNumId w:val="8"/>
+  </w:num>
+  <w:num w:numId="13" w16cid:durableId="2045708258">
     <w:abstractNumId w:val="1"/>
   </w:num>
-  <w:num w:numId="2" w16cid:durableId="1747336862">
+  <w:num w:numId="14" w16cid:durableId="494805076">
+    <w:abstractNumId w:val="23"/>
+  </w:num>
+  <w:num w:numId="15" w16cid:durableId="1158302053">
+    <w:abstractNumId w:val="21"/>
+  </w:num>
+  <w:num w:numId="16" w16cid:durableId="1699814036">
+    <w:abstractNumId w:val="17"/>
+  </w:num>
+  <w:num w:numId="17" w16cid:durableId="55403104">
+    <w:abstractNumId w:val="14"/>
+  </w:num>
+  <w:num w:numId="18" w16cid:durableId="1141843122">
     <w:abstractNumId w:val="0"/>
   </w:num>
-  <w:num w:numId="3" w16cid:durableId="477889358">
-    <w:abstractNumId w:val="2"/>
+  <w:num w:numId="19" w16cid:durableId="1898543806">
+    <w:abstractNumId w:val="3"/>
+  </w:num>
+  <w:num w:numId="20" w16cid:durableId="1044911295">
+    <w:abstractNumId w:val="5"/>
+  </w:num>
+  <w:num w:numId="21" w16cid:durableId="938414837">
+    <w:abstractNumId w:val="27"/>
+  </w:num>
+  <w:num w:numId="22" w16cid:durableId="277565875">
+    <w:abstractNumId w:val="18"/>
+  </w:num>
+  <w:num w:numId="23" w16cid:durableId="332222744">
+    <w:abstractNumId w:val="7"/>
+  </w:num>
+  <w:num w:numId="24" w16cid:durableId="989670875">
+    <w:abstractNumId w:val="24"/>
+  </w:num>
+  <w:num w:numId="25" w16cid:durableId="2094928831">
+    <w:abstractNumId w:val="13"/>
+  </w:num>
+  <w:num w:numId="26" w16cid:durableId="356395271">
+    <w:abstractNumId w:val="9"/>
+  </w:num>
+  <w:num w:numId="27" w16cid:durableId="966162095">
+    <w:abstractNumId w:val="19"/>
+  </w:num>
+  <w:num w:numId="28" w16cid:durableId="324823323">
+    <w:abstractNumId w:val="28"/>
+  </w:num>
+  <w:num w:numId="29" w16cid:durableId="1423261354">
+    <w:abstractNumId w:val="15"/>
   </w:num>
 </w:numbering>
 </file>
@@ -1073,6 +8360,7 @@
   <w:style w:type="paragraph" w:default="1" w:styleId="Normal">
     <w:name w:val="Normal"/>
     <w:qFormat/>
+    <w:rsid w:val="00FD5408"/>
   </w:style>
   <w:style w:type="character" w:default="1" w:styleId="DefaultParagraphFont">
     <w:name w:val="Default Paragraph Font"/>
@@ -1133,6 +8421,50 @@
       <w:color w:val="605E5C"/>
       <w:shd w:val="clear" w:color="auto" w:fill="E1DFDD"/>
     </w:rPr>
+  </w:style>
+  <w:style w:type="paragraph" w:styleId="Header">
+    <w:name w:val="header"/>
+    <w:basedOn w:val="Normal"/>
+    <w:link w:val="HeaderChar"/>
+    <w:uiPriority w:val="99"/>
+    <w:unhideWhenUsed/>
+    <w:rsid w:val="004512F8"/>
+    <w:pPr>
+      <w:tabs>
+        <w:tab w:val="center" w:pos="4513"/>
+        <w:tab w:val="right" w:pos="9026"/>
+      </w:tabs>
+      <w:spacing w:after="0" w:line="240" w:lineRule="auto"/>
+    </w:pPr>
+  </w:style>
+  <w:style w:type="character" w:customStyle="1" w:styleId="HeaderChar">
+    <w:name w:val="Header Char"/>
+    <w:basedOn w:val="DefaultParagraphFont"/>
+    <w:link w:val="Header"/>
+    <w:uiPriority w:val="99"/>
+    <w:rsid w:val="004512F8"/>
+  </w:style>
+  <w:style w:type="paragraph" w:styleId="Footer">
+    <w:name w:val="footer"/>
+    <w:basedOn w:val="Normal"/>
+    <w:link w:val="FooterChar"/>
+    <w:uiPriority w:val="99"/>
+    <w:unhideWhenUsed/>
+    <w:rsid w:val="004512F8"/>
+    <w:pPr>
+      <w:tabs>
+        <w:tab w:val="center" w:pos="4513"/>
+        <w:tab w:val="right" w:pos="9026"/>
+      </w:tabs>
+      <w:spacing w:after="0" w:line="240" w:lineRule="auto"/>
+    </w:pPr>
+  </w:style>
+  <w:style w:type="character" w:customStyle="1" w:styleId="FooterChar">
+    <w:name w:val="Footer Char"/>
+    <w:basedOn w:val="DefaultParagraphFont"/>
+    <w:link w:val="Footer"/>
+    <w:uiPriority w:val="99"/>
+    <w:rsid w:val="004512F8"/>
   </w:style>
 </w:styles>
 </file>

--- a/Assignment.docx
+++ b/Assignment.docx
@@ -413,15 +413,7 @@
           <w:sz w:val="24"/>
           <w:szCs w:val="24"/>
         </w:rPr>
-        <w:t xml:space="preserve">: </w:t>
-      </w:r>
-      <w:r>
-        <w:rPr>
-          <w:rFonts w:ascii="Arial" w:hAnsi="Arial" w:cs="Arial"/>
-          <w:sz w:val="24"/>
-          <w:szCs w:val="24"/>
-        </w:rPr>
-        <w:t xml:space="preserve">software engineering is the discipline of designing, creating, and maintaining software systems using engineering principles and techniques. </w:t>
+        <w:t xml:space="preserve">: software engineering is the discipline of designing, creating, and maintaining software systems using engineering principles and techniques. </w:t>
       </w:r>
     </w:p>
     <w:p>
@@ -658,6 +650,7 @@
       <w:r>
         <w:rPr>
           <w:rFonts w:ascii="Arial" w:hAnsi="Arial" w:cs="Arial"/>
+          <w:noProof/>
           <w:sz w:val="24"/>
           <w:szCs w:val="24"/>
         </w:rPr>
@@ -1225,23 +1218,7 @@
           <w:sz w:val="24"/>
           <w:szCs w:val="24"/>
         </w:rPr>
-        <w:t xml:space="preserve">The two main categories of software are application software and system software. An application is software that </w:t>
-      </w:r>
-      <w:r>
-        <w:rPr>
-          <w:rFonts w:ascii="Arial" w:hAnsi="Arial" w:cs="Arial"/>
-          <w:sz w:val="24"/>
-          <w:szCs w:val="24"/>
-        </w:rPr>
-        <w:t>fulfils</w:t>
-      </w:r>
-      <w:r>
-        <w:rPr>
-          <w:rFonts w:ascii="Arial" w:hAnsi="Arial" w:cs="Arial"/>
-          <w:sz w:val="24"/>
-          <w:szCs w:val="24"/>
-        </w:rPr>
-        <w:t xml:space="preserve"> a specific need or performs tasks. System software is designed to run a computer's hardware and provides a platform for applications to run on top of.</w:t>
+        <w:t>The two main categories of software are application software and system software. An application is software that fulfils a specific need or performs tasks. System software is designed to run a computer's hardware and provides a platform for applications to run on top of.</w:t>
       </w:r>
     </w:p>
     <w:p>
@@ -1384,8 +1361,45 @@
           <w:sz w:val="24"/>
           <w:szCs w:val="24"/>
         </w:rPr>
-        <w:t xml:space="preserve">Application </w:t>
-      </w:r>
+        <w:t>Application software:</w:t>
+      </w:r>
+      <w:r>
+        <w:rPr>
+          <w:rFonts w:ascii="Arial" w:hAnsi="Arial" w:cs="Arial"/>
+          <w:sz w:val="24"/>
+          <w:szCs w:val="24"/>
+        </w:rPr>
+        <w:t xml:space="preserve"> The most common type of software, application software is a computer software package that performs a specific function for a user, or in some cases, for another application. An application can be self-contained, or it can be a group of programs that run the application for the user. Examples of modern applications include office suites, graphics software, databases and database management programs, web browsers, word processors, software development tools, image editors and communication platforms.</w:t>
+      </w:r>
+    </w:p>
+    <w:p>
+      <w:pPr>
+        <w:pStyle w:val="ListParagraph"/>
+        <w:spacing w:line="360" w:lineRule="auto"/>
+        <w:ind w:left="360"/>
+        <w:jc w:val="both"/>
+        <w:rPr>
+          <w:rFonts w:ascii="Arial" w:hAnsi="Arial" w:cs="Arial"/>
+          <w:sz w:val="24"/>
+          <w:szCs w:val="24"/>
+        </w:rPr>
+      </w:pPr>
+    </w:p>
+    <w:p>
+      <w:pPr>
+        <w:pStyle w:val="ListParagraph"/>
+        <w:numPr>
+          <w:ilvl w:val="0"/>
+          <w:numId w:val="9"/>
+        </w:numPr>
+        <w:spacing w:line="360" w:lineRule="auto"/>
+        <w:jc w:val="both"/>
+        <w:rPr>
+          <w:rFonts w:ascii="Arial" w:hAnsi="Arial" w:cs="Arial"/>
+          <w:sz w:val="24"/>
+          <w:szCs w:val="24"/>
+        </w:rPr>
+      </w:pPr>
       <w:r>
         <w:rPr>
           <w:rFonts w:ascii="Arial" w:hAnsi="Arial" w:cs="Arial"/>
@@ -1394,54 +1408,20 @@
           <w:sz w:val="24"/>
           <w:szCs w:val="24"/>
         </w:rPr>
-        <w:t>software:</w:t>
-      </w:r>
-      <w:r>
-        <w:rPr>
-          <w:rFonts w:ascii="Arial" w:hAnsi="Arial" w:cs="Arial"/>
-          <w:sz w:val="24"/>
-          <w:szCs w:val="24"/>
-        </w:rPr>
-        <w:t xml:space="preserve"> The</w:t>
-      </w:r>
-      <w:r>
-        <w:rPr>
-          <w:rFonts w:ascii="Arial" w:hAnsi="Arial" w:cs="Arial"/>
-          <w:sz w:val="24"/>
-          <w:szCs w:val="24"/>
-        </w:rPr>
-        <w:t xml:space="preserve"> most common type of software, application software is a computer software package that performs a specific function for a user, or in some cases, for another application. An application can be self-contained, or it can be a group of programs that run the application for the user. Examples of modern applications include office suites, graphics software, databases and database management programs, web browsers, word processors, software development tools, image editors and communication platforms.</w:t>
-      </w:r>
-    </w:p>
-    <w:p>
-      <w:pPr>
-        <w:pStyle w:val="ListParagraph"/>
-        <w:spacing w:line="360" w:lineRule="auto"/>
-        <w:ind w:left="360"/>
-        <w:jc w:val="both"/>
-        <w:rPr>
-          <w:rFonts w:ascii="Arial" w:hAnsi="Arial" w:cs="Arial"/>
-          <w:sz w:val="24"/>
-          <w:szCs w:val="24"/>
-        </w:rPr>
-      </w:pPr>
-    </w:p>
-    <w:p>
-      <w:pPr>
-        <w:pStyle w:val="ListParagraph"/>
-        <w:numPr>
-          <w:ilvl w:val="0"/>
-          <w:numId w:val="9"/>
-        </w:numPr>
-        <w:spacing w:line="360" w:lineRule="auto"/>
-        <w:jc w:val="both"/>
-        <w:rPr>
-          <w:rFonts w:ascii="Arial" w:hAnsi="Arial" w:cs="Arial"/>
-          <w:sz w:val="24"/>
-          <w:szCs w:val="24"/>
-        </w:rPr>
-      </w:pPr>
-      <w:r>
+        <w:t>System software:</w:t>
+      </w:r>
+      <w:r>
+        <w:rPr>
+          <w:rFonts w:ascii="Arial" w:hAnsi="Arial" w:cs="Arial"/>
+          <w:sz w:val="24"/>
+          <w:szCs w:val="24"/>
+        </w:rPr>
+        <w:t xml:space="preserve"> These software programs are designed to run a computer's application programs and hardware. System software coordinates the activities and functions of the hardware and software. In addition, it controls the operations of the computer hardware and provides an environment or platform for all the other types of software to work in. The OS is the best example of system software; it manages all the other computer programs. Other examples of system software include the firmware, computer language translators and system utilities.</w:t>
+      </w:r>
+    </w:p>
+    <w:p>
+      <w:pPr>
+        <w:pStyle w:val="ListParagraph"/>
         <w:rPr>
           <w:rFonts w:ascii="Arial" w:hAnsi="Arial" w:cs="Arial"/>
           <w:b/>
@@ -1449,8 +1429,23 @@
           <w:sz w:val="24"/>
           <w:szCs w:val="24"/>
         </w:rPr>
-        <w:t>System software</w:t>
-      </w:r>
+      </w:pPr>
+    </w:p>
+    <w:p>
+      <w:pPr>
+        <w:pStyle w:val="ListParagraph"/>
+        <w:numPr>
+          <w:ilvl w:val="0"/>
+          <w:numId w:val="9"/>
+        </w:numPr>
+        <w:spacing w:line="360" w:lineRule="auto"/>
+        <w:jc w:val="both"/>
+        <w:rPr>
+          <w:rFonts w:ascii="Arial" w:hAnsi="Arial" w:cs="Arial"/>
+          <w:sz w:val="24"/>
+          <w:szCs w:val="24"/>
+        </w:rPr>
+      </w:pPr>
       <w:r>
         <w:rPr>
           <w:rFonts w:ascii="Arial" w:hAnsi="Arial" w:cs="Arial"/>
@@ -1459,20 +1454,46 @@
           <w:sz w:val="24"/>
           <w:szCs w:val="24"/>
         </w:rPr>
-        <w:t>:</w:t>
-      </w:r>
-      <w:r>
-        <w:rPr>
-          <w:rFonts w:ascii="Arial" w:hAnsi="Arial" w:cs="Arial"/>
-          <w:sz w:val="24"/>
-          <w:szCs w:val="24"/>
-        </w:rPr>
-        <w:t xml:space="preserve"> These software programs are designed to run a computer's application programs and hardware. System software coordinates the activities and functions of the hardware and software. In addition, it controls the operations of the computer hardware and provides an environment or platform for all the other types of software to work in. The OS is the best example of system software; it manages all the other computer programs. Other examples of system software include the firmware, computer language translators and system utilities.</w:t>
-      </w:r>
-    </w:p>
-    <w:p>
-      <w:pPr>
-        <w:pStyle w:val="ListParagraph"/>
+        <w:t>Driver software:</w:t>
+      </w:r>
+      <w:r>
+        <w:rPr>
+          <w:rFonts w:ascii="Arial" w:hAnsi="Arial" w:cs="Arial"/>
+          <w:sz w:val="24"/>
+          <w:szCs w:val="24"/>
+        </w:rPr>
+        <w:t xml:space="preserve"> Also known as device drivers, this software is often considered a type of system software. Device drivers control the devices and peripherals connected to a computer, enabling them to perform their specific tasks. Every device that is connected to a computer needs at least one device driver to function. Examples include software that comes with any nonstandard hardware, including special game controllers, as well as the software that enables standard hardware, such as USB storage devices, keyboards, headphones and printers.</w:t>
+      </w:r>
+    </w:p>
+    <w:p>
+      <w:pPr>
+        <w:pStyle w:val="ListParagraph"/>
+        <w:spacing w:line="360" w:lineRule="auto"/>
+        <w:ind w:left="360"/>
+        <w:jc w:val="both"/>
+        <w:rPr>
+          <w:rFonts w:ascii="Arial" w:hAnsi="Arial" w:cs="Arial"/>
+          <w:sz w:val="24"/>
+          <w:szCs w:val="24"/>
+        </w:rPr>
+      </w:pPr>
+    </w:p>
+    <w:p>
+      <w:pPr>
+        <w:pStyle w:val="ListParagraph"/>
+        <w:numPr>
+          <w:ilvl w:val="0"/>
+          <w:numId w:val="9"/>
+        </w:numPr>
+        <w:spacing w:line="360" w:lineRule="auto"/>
+        <w:jc w:val="both"/>
+        <w:rPr>
+          <w:rFonts w:ascii="Arial" w:hAnsi="Arial" w:cs="Arial"/>
+          <w:sz w:val="24"/>
+          <w:szCs w:val="24"/>
+        </w:rPr>
+      </w:pPr>
+      <w:r>
         <w:rPr>
           <w:rFonts w:ascii="Arial" w:hAnsi="Arial" w:cs="Arial"/>
           <w:b/>
@@ -1480,6 +1501,45 @@
           <w:sz w:val="24"/>
           <w:szCs w:val="24"/>
         </w:rPr>
+        <w:t>Middleware</w:t>
+      </w:r>
+      <w:r>
+        <w:rPr>
+          <w:rFonts w:ascii="Arial" w:hAnsi="Arial" w:cs="Arial"/>
+          <w:sz w:val="24"/>
+          <w:szCs w:val="24"/>
+        </w:rPr>
+        <w:t>:</w:t>
+      </w:r>
+      <w:r>
+        <w:rPr>
+          <w:rFonts w:ascii="Arial" w:hAnsi="Arial" w:cs="Arial"/>
+          <w:sz w:val="24"/>
+          <w:szCs w:val="24"/>
+        </w:rPr>
+        <w:t xml:space="preserve"> The term middleware describes software that mediates between application and system software or between two different kinds of application software. For example, middleware enables Microsoft Windows to talk to Excel and Word. It is also used to send a remote work request from an application in </w:t>
+      </w:r>
+      <w:r>
+        <w:rPr>
+          <w:rFonts w:ascii="Arial" w:hAnsi="Arial" w:cs="Arial"/>
+          <w:sz w:val="24"/>
+          <w:szCs w:val="24"/>
+        </w:rPr>
+        <w:lastRenderedPageBreak/>
+        <w:t>a computer that has one kind of OS, to an application in a computer with a different OS. It also enables newer applications to work with legacy ones.</w:t>
+      </w:r>
+    </w:p>
+    <w:p>
+      <w:pPr>
+        <w:pStyle w:val="ListParagraph"/>
+        <w:spacing w:line="360" w:lineRule="auto"/>
+        <w:ind w:left="360"/>
+        <w:jc w:val="both"/>
+        <w:rPr>
+          <w:rFonts w:ascii="Arial" w:hAnsi="Arial" w:cs="Arial"/>
+          <w:sz w:val="24"/>
+          <w:szCs w:val="24"/>
+        </w:rPr>
       </w:pPr>
     </w:p>
     <w:p>
@@ -1505,8 +1565,42 @@
           <w:sz w:val="24"/>
           <w:szCs w:val="24"/>
         </w:rPr>
-        <w:t>Driver software</w:t>
-      </w:r>
+        <w:t>Programming software:</w:t>
+      </w:r>
+      <w:r>
+        <w:rPr>
+          <w:rFonts w:ascii="Arial" w:hAnsi="Arial" w:cs="Arial"/>
+          <w:sz w:val="24"/>
+          <w:szCs w:val="24"/>
+        </w:rPr>
+        <w:t xml:space="preserve"> Computer programmers use programming software to write code. Programming software and programming tools enable developers to develop, write, test and debug other software programs. Examples of programming software include assemblers, compilers, debuggers and interpreters.</w:t>
+      </w:r>
+    </w:p>
+    <w:p>
+      <w:pPr>
+        <w:pStyle w:val="ListParagraph"/>
+        <w:rPr>
+          <w:rFonts w:ascii="Arial" w:hAnsi="Arial" w:cs="Arial"/>
+          <w:sz w:val="24"/>
+          <w:szCs w:val="24"/>
+        </w:rPr>
+      </w:pPr>
+    </w:p>
+    <w:p>
+      <w:pPr>
+        <w:pStyle w:val="ListParagraph"/>
+        <w:numPr>
+          <w:ilvl w:val="0"/>
+          <w:numId w:val="9"/>
+        </w:numPr>
+        <w:spacing w:line="360" w:lineRule="auto"/>
+        <w:jc w:val="both"/>
+        <w:rPr>
+          <w:rFonts w:ascii="Arial" w:hAnsi="Arial" w:cs="Arial"/>
+          <w:sz w:val="24"/>
+          <w:szCs w:val="24"/>
+        </w:rPr>
+      </w:pPr>
       <w:r>
         <w:rPr>
           <w:rFonts w:ascii="Arial" w:hAnsi="Arial" w:cs="Arial"/>
@@ -1515,7 +1609,7 @@
           <w:sz w:val="24"/>
           <w:szCs w:val="24"/>
         </w:rPr>
-        <w:t>:</w:t>
+        <w:t>Embedded Software:</w:t>
       </w:r>
       <w:r>
         <w:rPr>
@@ -1531,14 +1625,29 @@
           <w:sz w:val="24"/>
           <w:szCs w:val="24"/>
         </w:rPr>
-        <w:t>Also known as device drivers, this software is often considered a type of system software. Device drivers control the devices and peripherals connected to a computer, enabling them to perform their specific tasks. Every device that is connected to a computer needs at least one device driver to function. Examples include software that comes with any nonstandard hardware, including special game controllers, as well as the software that enables standard hardware, such as USB storage devices, keyboards, headphones and printers.</w:t>
-      </w:r>
-    </w:p>
-    <w:p>
-      <w:pPr>
-        <w:pStyle w:val="ListParagraph"/>
-        <w:spacing w:line="360" w:lineRule="auto"/>
-        <w:ind w:left="360"/>
+        <w:t>Designed to operate hardware and perform specific control functions within larger systems.</w:t>
+      </w:r>
+      <w:r>
+        <w:rPr>
+          <w:rFonts w:ascii="Arial" w:hAnsi="Arial" w:cs="Arial"/>
+          <w:sz w:val="24"/>
+          <w:szCs w:val="24"/>
+        </w:rPr>
+        <w:t xml:space="preserve"> </w:t>
+      </w:r>
+      <w:r>
+        <w:rPr>
+          <w:rFonts w:ascii="Arial" w:hAnsi="Arial" w:cs="Arial"/>
+          <w:sz w:val="24"/>
+          <w:szCs w:val="24"/>
+        </w:rPr>
+        <w:t>Embedded Systems Software Found in various devices like automotive control systems, medical devices, and consumer electronics (e.g., software in a microwave oven or a car's navigation system).</w:t>
+      </w:r>
+    </w:p>
+    <w:p>
+      <w:pPr>
+        <w:pStyle w:val="ListParagraph"/>
+        <w:spacing w:line="360" w:lineRule="auto"/>
         <w:jc w:val="both"/>
         <w:rPr>
           <w:rFonts w:ascii="Arial" w:hAnsi="Arial" w:cs="Arial"/>
@@ -1570,39 +1679,65 @@
           <w:sz w:val="24"/>
           <w:szCs w:val="24"/>
         </w:rPr>
-        <w:t>Middleware</w:t>
-      </w:r>
-      <w:r>
-        <w:rPr>
-          <w:rFonts w:ascii="Arial" w:hAnsi="Arial" w:cs="Arial"/>
-          <w:sz w:val="24"/>
-          <w:szCs w:val="24"/>
-        </w:rPr>
-        <w:t>:</w:t>
-      </w:r>
-      <w:r>
-        <w:rPr>
-          <w:rFonts w:ascii="Arial" w:hAnsi="Arial" w:cs="Arial"/>
-          <w:sz w:val="24"/>
-          <w:szCs w:val="24"/>
-        </w:rPr>
-        <w:t xml:space="preserve"> The term middleware describes software that mediates between application and system software or between two different kinds of application software. For example, middleware enables Microsoft Windows to talk to Excel and Word. It is also used to send a remote work request from an application in </w:t>
-      </w:r>
-      <w:r>
-        <w:rPr>
-          <w:rFonts w:ascii="Arial" w:hAnsi="Arial" w:cs="Arial"/>
-          <w:sz w:val="24"/>
-          <w:szCs w:val="24"/>
-        </w:rPr>
-        <w:lastRenderedPageBreak/>
-        <w:t>a computer that has one kind of OS, to an application in a computer with a different OS. It also enables newer applications to work with legacy ones.</w:t>
-      </w:r>
-    </w:p>
-    <w:p>
-      <w:pPr>
-        <w:pStyle w:val="ListParagraph"/>
-        <w:spacing w:line="360" w:lineRule="auto"/>
-        <w:ind w:left="360"/>
+        <w:t>Entertainment Software:</w:t>
+      </w:r>
+      <w:r>
+        <w:rPr>
+          <w:rFonts w:ascii="Arial" w:hAnsi="Arial" w:cs="Arial"/>
+          <w:sz w:val="24"/>
+          <w:szCs w:val="24"/>
+        </w:rPr>
+        <w:t xml:space="preserve"> </w:t>
+      </w:r>
+      <w:r>
+        <w:rPr>
+          <w:rFonts w:ascii="Arial" w:hAnsi="Arial" w:cs="Arial"/>
+          <w:sz w:val="24"/>
+          <w:szCs w:val="24"/>
+        </w:rPr>
+        <w:t>Provides entertainment and recreational activities.</w:t>
+      </w:r>
+    </w:p>
+    <w:p>
+      <w:pPr>
+        <w:pStyle w:val="ListParagraph"/>
+        <w:spacing w:line="360" w:lineRule="auto"/>
+        <w:jc w:val="both"/>
+        <w:rPr>
+          <w:rFonts w:ascii="Arial" w:hAnsi="Arial" w:cs="Arial"/>
+          <w:sz w:val="24"/>
+          <w:szCs w:val="24"/>
+        </w:rPr>
+      </w:pPr>
+      <w:r>
+        <w:rPr>
+          <w:rFonts w:ascii="Arial" w:hAnsi="Arial" w:cs="Arial"/>
+          <w:sz w:val="24"/>
+          <w:szCs w:val="24"/>
+        </w:rPr>
+        <w:t>Video Games: Software designed for interactive play (e.g., Fortnite, Minecraft, The Legend of Zelda).</w:t>
+      </w:r>
+      <w:r>
+        <w:rPr>
+          <w:rFonts w:ascii="Arial" w:hAnsi="Arial" w:cs="Arial"/>
+          <w:sz w:val="24"/>
+          <w:szCs w:val="24"/>
+        </w:rPr>
+        <w:t xml:space="preserve"> </w:t>
+      </w:r>
+      <w:r>
+        <w:rPr>
+          <w:rFonts w:ascii="Arial" w:hAnsi="Arial" w:cs="Arial"/>
+          <w:sz w:val="24"/>
+          <w:szCs w:val="24"/>
+        </w:rPr>
+        <w:t>Media Players: Applications used to play audio and video content (e.g., iTunes, Spotify, Windows Media Player).</w:t>
+      </w:r>
+    </w:p>
+    <w:p>
+      <w:pPr>
+        <w:pStyle w:val="ListParagraph"/>
+        <w:spacing w:line="360" w:lineRule="auto"/>
         <w:jc w:val="both"/>
         <w:rPr>
           <w:rFonts w:ascii="Arial" w:hAnsi="Arial" w:cs="Arial"/>
@@ -1634,8 +1769,118 @@
           <w:sz w:val="24"/>
           <w:szCs w:val="24"/>
         </w:rPr>
-        <w:t>Programming software</w:t>
-      </w:r>
+        <w:t>Educational Software:</w:t>
+      </w:r>
+      <w:r>
+        <w:rPr>
+          <w:rFonts w:ascii="Arial" w:hAnsi="Arial" w:cs="Arial"/>
+          <w:sz w:val="24"/>
+          <w:szCs w:val="24"/>
+        </w:rPr>
+        <w:t xml:space="preserve"> </w:t>
+      </w:r>
+      <w:r>
+        <w:rPr>
+          <w:rFonts w:ascii="Arial" w:hAnsi="Arial" w:cs="Arial"/>
+          <w:sz w:val="24"/>
+          <w:szCs w:val="24"/>
+        </w:rPr>
+        <w:t>Facilitates learning and education.</w:t>
+      </w:r>
+      <w:r>
+        <w:rPr>
+          <w:rFonts w:ascii="Arial" w:hAnsi="Arial" w:cs="Arial"/>
+          <w:sz w:val="24"/>
+          <w:szCs w:val="24"/>
+        </w:rPr>
+        <w:t xml:space="preserve"> </w:t>
+      </w:r>
+      <w:r>
+        <w:rPr>
+          <w:rFonts w:ascii="Arial" w:hAnsi="Arial" w:cs="Arial"/>
+          <w:sz w:val="24"/>
+          <w:szCs w:val="24"/>
+        </w:rPr>
+        <w:t>E-Learning Platforms</w:t>
+      </w:r>
+      <w:r>
+        <w:rPr>
+          <w:rFonts w:ascii="Arial" w:hAnsi="Arial" w:cs="Arial"/>
+          <w:sz w:val="24"/>
+          <w:szCs w:val="24"/>
+        </w:rPr>
+        <w:t xml:space="preserve"> </w:t>
+      </w:r>
+      <w:r>
+        <w:rPr>
+          <w:rFonts w:ascii="Arial" w:hAnsi="Arial" w:cs="Arial"/>
+          <w:sz w:val="24"/>
+          <w:szCs w:val="24"/>
+        </w:rPr>
+        <w:t>Provide online courses and training programs (e.g., Khan Academy, Coursera).</w:t>
+      </w:r>
+      <w:r>
+        <w:rPr>
+          <w:rFonts w:ascii="Arial" w:hAnsi="Arial" w:cs="Arial"/>
+          <w:sz w:val="24"/>
+          <w:szCs w:val="24"/>
+        </w:rPr>
+        <w:t xml:space="preserve"> </w:t>
+      </w:r>
+      <w:r>
+        <w:rPr>
+          <w:rFonts w:ascii="Arial" w:hAnsi="Arial" w:cs="Arial"/>
+          <w:sz w:val="24"/>
+          <w:szCs w:val="24"/>
+        </w:rPr>
+        <w:t xml:space="preserve">Educational Games: Designed to teach specific skills or knowledge through gameplay (e.g., Duolingo for language learning, educational software for kids like </w:t>
+      </w:r>
+      <w:proofErr w:type="spellStart"/>
+      <w:r>
+        <w:rPr>
+          <w:rFonts w:ascii="Arial" w:hAnsi="Arial" w:cs="Arial"/>
+          <w:sz w:val="24"/>
+          <w:szCs w:val="24"/>
+        </w:rPr>
+        <w:t>ABCmouse</w:t>
+      </w:r>
+      <w:proofErr w:type="spellEnd"/>
+      <w:r>
+        <w:rPr>
+          <w:rFonts w:ascii="Arial" w:hAnsi="Arial" w:cs="Arial"/>
+          <w:sz w:val="24"/>
+          <w:szCs w:val="24"/>
+        </w:rPr>
+        <w:t>).</w:t>
+      </w:r>
+    </w:p>
+    <w:p>
+      <w:pPr>
+        <w:pStyle w:val="ListParagraph"/>
+        <w:spacing w:line="360" w:lineRule="auto"/>
+        <w:jc w:val="both"/>
+        <w:rPr>
+          <w:rFonts w:ascii="Arial" w:hAnsi="Arial" w:cs="Arial"/>
+          <w:sz w:val="24"/>
+          <w:szCs w:val="24"/>
+        </w:rPr>
+      </w:pPr>
+    </w:p>
+    <w:p>
+      <w:pPr>
+        <w:pStyle w:val="ListParagraph"/>
+        <w:numPr>
+          <w:ilvl w:val="0"/>
+          <w:numId w:val="9"/>
+        </w:numPr>
+        <w:spacing w:line="360" w:lineRule="auto"/>
+        <w:jc w:val="both"/>
+        <w:rPr>
+          <w:rFonts w:ascii="Arial" w:hAnsi="Arial" w:cs="Arial"/>
+          <w:sz w:val="24"/>
+          <w:szCs w:val="24"/>
+        </w:rPr>
+      </w:pPr>
       <w:r>
         <w:rPr>
           <w:rFonts w:ascii="Arial" w:hAnsi="Arial" w:cs="Arial"/>
@@ -1644,371 +1889,7 @@
           <w:sz w:val="24"/>
           <w:szCs w:val="24"/>
         </w:rPr>
-        <w:t>:</w:t>
-      </w:r>
-      <w:r>
-        <w:rPr>
-          <w:rFonts w:ascii="Arial" w:hAnsi="Arial" w:cs="Arial"/>
-          <w:sz w:val="24"/>
-          <w:szCs w:val="24"/>
-        </w:rPr>
-        <w:t xml:space="preserve"> Computer programmers use programming software to write code. Programming software and programming tools enable developers to develop, write, test and debug other software programs. Examples of programming software include assemblers, compilers, debuggers and interpreters.</w:t>
-      </w:r>
-    </w:p>
-    <w:p>
-      <w:pPr>
-        <w:pStyle w:val="ListParagraph"/>
-        <w:rPr>
-          <w:rFonts w:ascii="Arial" w:hAnsi="Arial" w:cs="Arial"/>
-          <w:sz w:val="24"/>
-          <w:szCs w:val="24"/>
-        </w:rPr>
-      </w:pPr>
-    </w:p>
-    <w:p>
-      <w:pPr>
-        <w:pStyle w:val="ListParagraph"/>
-        <w:numPr>
-          <w:ilvl w:val="0"/>
-          <w:numId w:val="9"/>
-        </w:numPr>
-        <w:spacing w:line="360" w:lineRule="auto"/>
-        <w:jc w:val="both"/>
-        <w:rPr>
-          <w:rFonts w:ascii="Arial" w:hAnsi="Arial" w:cs="Arial"/>
-          <w:sz w:val="24"/>
-          <w:szCs w:val="24"/>
-        </w:rPr>
-      </w:pPr>
-      <w:r>
-        <w:rPr>
-          <w:rFonts w:ascii="Arial" w:hAnsi="Arial" w:cs="Arial"/>
-          <w:b/>
-          <w:bCs/>
-          <w:sz w:val="24"/>
-          <w:szCs w:val="24"/>
-        </w:rPr>
-        <w:t>Embedded Software</w:t>
-      </w:r>
-      <w:r>
-        <w:rPr>
-          <w:rFonts w:ascii="Arial" w:hAnsi="Arial" w:cs="Arial"/>
-          <w:b/>
-          <w:bCs/>
-          <w:sz w:val="24"/>
-          <w:szCs w:val="24"/>
-        </w:rPr>
-        <w:t>:</w:t>
-      </w:r>
-      <w:r>
-        <w:rPr>
-          <w:rFonts w:ascii="Arial" w:hAnsi="Arial" w:cs="Arial"/>
-          <w:sz w:val="24"/>
-          <w:szCs w:val="24"/>
-        </w:rPr>
-        <w:t xml:space="preserve"> </w:t>
-      </w:r>
-      <w:r>
-        <w:rPr>
-          <w:rFonts w:ascii="Arial" w:hAnsi="Arial" w:cs="Arial"/>
-          <w:sz w:val="24"/>
-          <w:szCs w:val="24"/>
-        </w:rPr>
-        <w:t>Designed to operate hardware and perform specific control functions within larger systems.</w:t>
-      </w:r>
-      <w:r>
-        <w:rPr>
-          <w:rFonts w:ascii="Arial" w:hAnsi="Arial" w:cs="Arial"/>
-          <w:sz w:val="24"/>
-          <w:szCs w:val="24"/>
-        </w:rPr>
-        <w:t xml:space="preserve"> </w:t>
-      </w:r>
-      <w:r>
-        <w:rPr>
-          <w:rFonts w:ascii="Arial" w:hAnsi="Arial" w:cs="Arial"/>
-          <w:sz w:val="24"/>
-          <w:szCs w:val="24"/>
-        </w:rPr>
-        <w:t>Embedded Systems Software Found in various devices like automotive control systems, medical devices, and consumer electronics (e.g., software in a microwave oven or a car's navigation system).</w:t>
-      </w:r>
-    </w:p>
-    <w:p>
-      <w:pPr>
-        <w:pStyle w:val="ListParagraph"/>
-        <w:spacing w:line="360" w:lineRule="auto"/>
-        <w:jc w:val="both"/>
-        <w:rPr>
-          <w:rFonts w:ascii="Arial" w:hAnsi="Arial" w:cs="Arial"/>
-          <w:sz w:val="24"/>
-          <w:szCs w:val="24"/>
-        </w:rPr>
-      </w:pPr>
-    </w:p>
-    <w:p>
-      <w:pPr>
-        <w:pStyle w:val="ListParagraph"/>
-        <w:numPr>
-          <w:ilvl w:val="0"/>
-          <w:numId w:val="9"/>
-        </w:numPr>
-        <w:spacing w:line="360" w:lineRule="auto"/>
-        <w:jc w:val="both"/>
-        <w:rPr>
-          <w:rFonts w:ascii="Arial" w:hAnsi="Arial" w:cs="Arial"/>
-          <w:sz w:val="24"/>
-          <w:szCs w:val="24"/>
-        </w:rPr>
-      </w:pPr>
-      <w:r>
-        <w:rPr>
-          <w:rFonts w:ascii="Arial" w:hAnsi="Arial" w:cs="Arial"/>
-          <w:b/>
-          <w:bCs/>
-          <w:sz w:val="24"/>
-          <w:szCs w:val="24"/>
-        </w:rPr>
-        <w:t>Entertainment Software</w:t>
-      </w:r>
-      <w:r>
-        <w:rPr>
-          <w:rFonts w:ascii="Arial" w:hAnsi="Arial" w:cs="Arial"/>
-          <w:b/>
-          <w:bCs/>
-          <w:sz w:val="24"/>
-          <w:szCs w:val="24"/>
-        </w:rPr>
-        <w:t>:</w:t>
-      </w:r>
-      <w:r>
-        <w:rPr>
-          <w:rFonts w:ascii="Arial" w:hAnsi="Arial" w:cs="Arial"/>
-          <w:sz w:val="24"/>
-          <w:szCs w:val="24"/>
-        </w:rPr>
-        <w:t xml:space="preserve"> </w:t>
-      </w:r>
-      <w:r>
-        <w:rPr>
-          <w:rFonts w:ascii="Arial" w:hAnsi="Arial" w:cs="Arial"/>
-          <w:sz w:val="24"/>
-          <w:szCs w:val="24"/>
-        </w:rPr>
-        <w:t>Provides entertainment and recreational activities.</w:t>
-      </w:r>
-    </w:p>
-    <w:p>
-      <w:pPr>
-        <w:pStyle w:val="ListParagraph"/>
-        <w:spacing w:line="360" w:lineRule="auto"/>
-        <w:jc w:val="both"/>
-        <w:rPr>
-          <w:rFonts w:ascii="Arial" w:hAnsi="Arial" w:cs="Arial"/>
-          <w:sz w:val="24"/>
-          <w:szCs w:val="24"/>
-        </w:rPr>
-      </w:pPr>
-      <w:r>
-        <w:rPr>
-          <w:rFonts w:ascii="Arial" w:hAnsi="Arial" w:cs="Arial"/>
-          <w:sz w:val="24"/>
-          <w:szCs w:val="24"/>
-        </w:rPr>
-        <w:t>Video Games: Software designed for interactive play (e.g., Fortnite, Minecraft, The Legend of Zelda).</w:t>
-      </w:r>
-      <w:r>
-        <w:rPr>
-          <w:rFonts w:ascii="Arial" w:hAnsi="Arial" w:cs="Arial"/>
-          <w:sz w:val="24"/>
-          <w:szCs w:val="24"/>
-        </w:rPr>
-        <w:t xml:space="preserve"> </w:t>
-      </w:r>
-      <w:r>
-        <w:rPr>
-          <w:rFonts w:ascii="Arial" w:hAnsi="Arial" w:cs="Arial"/>
-          <w:sz w:val="24"/>
-          <w:szCs w:val="24"/>
-        </w:rPr>
-        <w:t>Media Players: Applications used to play audio and video content (e.g., iTunes, Spotify, Windows Media Player).</w:t>
-      </w:r>
-    </w:p>
-    <w:p>
-      <w:pPr>
-        <w:pStyle w:val="ListParagraph"/>
-        <w:spacing w:line="360" w:lineRule="auto"/>
-        <w:jc w:val="both"/>
-        <w:rPr>
-          <w:rFonts w:ascii="Arial" w:hAnsi="Arial" w:cs="Arial"/>
-          <w:sz w:val="24"/>
-          <w:szCs w:val="24"/>
-        </w:rPr>
-      </w:pPr>
-    </w:p>
-    <w:p>
-      <w:pPr>
-        <w:pStyle w:val="ListParagraph"/>
-        <w:numPr>
-          <w:ilvl w:val="0"/>
-          <w:numId w:val="9"/>
-        </w:numPr>
-        <w:spacing w:line="360" w:lineRule="auto"/>
-        <w:jc w:val="both"/>
-        <w:rPr>
-          <w:rFonts w:ascii="Arial" w:hAnsi="Arial" w:cs="Arial"/>
-          <w:sz w:val="24"/>
-          <w:szCs w:val="24"/>
-        </w:rPr>
-      </w:pPr>
-      <w:r>
-        <w:rPr>
-          <w:rFonts w:ascii="Arial" w:hAnsi="Arial" w:cs="Arial"/>
-          <w:b/>
-          <w:bCs/>
-          <w:sz w:val="24"/>
-          <w:szCs w:val="24"/>
-        </w:rPr>
-        <w:t>Educational Software</w:t>
-      </w:r>
-      <w:r>
-        <w:rPr>
-          <w:rFonts w:ascii="Arial" w:hAnsi="Arial" w:cs="Arial"/>
-          <w:b/>
-          <w:bCs/>
-          <w:sz w:val="24"/>
-          <w:szCs w:val="24"/>
-        </w:rPr>
-        <w:t>:</w:t>
-      </w:r>
-      <w:r>
-        <w:rPr>
-          <w:rFonts w:ascii="Arial" w:hAnsi="Arial" w:cs="Arial"/>
-          <w:sz w:val="24"/>
-          <w:szCs w:val="24"/>
-        </w:rPr>
-        <w:t xml:space="preserve"> </w:t>
-      </w:r>
-      <w:r>
-        <w:rPr>
-          <w:rFonts w:ascii="Arial" w:hAnsi="Arial" w:cs="Arial"/>
-          <w:sz w:val="24"/>
-          <w:szCs w:val="24"/>
-        </w:rPr>
-        <w:t>Facilitates learning and education.</w:t>
-      </w:r>
-      <w:r>
-        <w:rPr>
-          <w:rFonts w:ascii="Arial" w:hAnsi="Arial" w:cs="Arial"/>
-          <w:sz w:val="24"/>
-          <w:szCs w:val="24"/>
-        </w:rPr>
-        <w:t xml:space="preserve"> </w:t>
-      </w:r>
-      <w:r>
-        <w:rPr>
-          <w:rFonts w:ascii="Arial" w:hAnsi="Arial" w:cs="Arial"/>
-          <w:sz w:val="24"/>
-          <w:szCs w:val="24"/>
-        </w:rPr>
-        <w:t>E-Learning Platforms</w:t>
-      </w:r>
-      <w:r>
-        <w:rPr>
-          <w:rFonts w:ascii="Arial" w:hAnsi="Arial" w:cs="Arial"/>
-          <w:sz w:val="24"/>
-          <w:szCs w:val="24"/>
-        </w:rPr>
-        <w:t xml:space="preserve"> </w:t>
-      </w:r>
-      <w:r>
-        <w:rPr>
-          <w:rFonts w:ascii="Arial" w:hAnsi="Arial" w:cs="Arial"/>
-          <w:sz w:val="24"/>
-          <w:szCs w:val="24"/>
-        </w:rPr>
-        <w:t>Provide online courses and training programs (e.g., Khan Academy, Coursera).</w:t>
-      </w:r>
-      <w:r>
-        <w:rPr>
-          <w:rFonts w:ascii="Arial" w:hAnsi="Arial" w:cs="Arial"/>
-          <w:sz w:val="24"/>
-          <w:szCs w:val="24"/>
-        </w:rPr>
-        <w:t xml:space="preserve"> </w:t>
-      </w:r>
-      <w:r>
-        <w:rPr>
-          <w:rFonts w:ascii="Arial" w:hAnsi="Arial" w:cs="Arial"/>
-          <w:sz w:val="24"/>
-          <w:szCs w:val="24"/>
-        </w:rPr>
-        <w:t xml:space="preserve">Educational Games: Designed to teach specific skills or knowledge through gameplay (e.g., Duolingo for language learning, educational software for kids like </w:t>
-      </w:r>
-      <w:proofErr w:type="spellStart"/>
-      <w:r>
-        <w:rPr>
-          <w:rFonts w:ascii="Arial" w:hAnsi="Arial" w:cs="Arial"/>
-          <w:sz w:val="24"/>
-          <w:szCs w:val="24"/>
-        </w:rPr>
-        <w:t>ABCmouse</w:t>
-      </w:r>
-      <w:proofErr w:type="spellEnd"/>
-      <w:r>
-        <w:rPr>
-          <w:rFonts w:ascii="Arial" w:hAnsi="Arial" w:cs="Arial"/>
-          <w:sz w:val="24"/>
-          <w:szCs w:val="24"/>
-        </w:rPr>
-        <w:t>).</w:t>
-      </w:r>
-    </w:p>
-    <w:p>
-      <w:pPr>
-        <w:pStyle w:val="ListParagraph"/>
-        <w:spacing w:line="360" w:lineRule="auto"/>
-        <w:jc w:val="both"/>
-        <w:rPr>
-          <w:rFonts w:ascii="Arial" w:hAnsi="Arial" w:cs="Arial"/>
-          <w:sz w:val="24"/>
-          <w:szCs w:val="24"/>
-        </w:rPr>
-      </w:pPr>
-    </w:p>
-    <w:p>
-      <w:pPr>
-        <w:pStyle w:val="ListParagraph"/>
-        <w:numPr>
-          <w:ilvl w:val="0"/>
-          <w:numId w:val="9"/>
-        </w:numPr>
-        <w:spacing w:line="360" w:lineRule="auto"/>
-        <w:jc w:val="both"/>
-        <w:rPr>
-          <w:rFonts w:ascii="Arial" w:hAnsi="Arial" w:cs="Arial"/>
-          <w:sz w:val="24"/>
-          <w:szCs w:val="24"/>
-        </w:rPr>
-      </w:pPr>
-      <w:r>
-        <w:rPr>
-          <w:rFonts w:ascii="Arial" w:hAnsi="Arial" w:cs="Arial"/>
-          <w:b/>
-          <w:bCs/>
-          <w:sz w:val="24"/>
-          <w:szCs w:val="24"/>
-        </w:rPr>
-        <w:t>Business Software</w:t>
-      </w:r>
-      <w:r>
-        <w:rPr>
-          <w:rFonts w:ascii="Arial" w:hAnsi="Arial" w:cs="Arial"/>
-          <w:b/>
-          <w:bCs/>
-          <w:sz w:val="24"/>
-          <w:szCs w:val="24"/>
-        </w:rPr>
-        <w:t>:</w:t>
+        <w:t>Business Software:</w:t>
       </w:r>
       <w:r>
         <w:rPr>
@@ -2235,17 +2116,7 @@
           <w:sz w:val="24"/>
           <w:szCs w:val="24"/>
         </w:rPr>
-        <w:t>B</w:t>
-      </w:r>
-      <w:r>
-        <w:rPr>
-          <w:rFonts w:ascii="Arial" w:hAnsi="Arial" w:cs="Arial"/>
-          <w:b/>
-          <w:bCs/>
-          <w:sz w:val="24"/>
-          <w:szCs w:val="24"/>
-        </w:rPr>
-        <w:t>enefits of SDLC:</w:t>
+        <w:t>Benefits of SDLC:</w:t>
       </w:r>
     </w:p>
     <w:p>
@@ -2610,14 +2481,6 @@
     <w:p>
       <w:pPr>
         <w:pStyle w:val="ListParagraph"/>
-        <w:numPr>
-          <w:ilvl w:val="0"/>
-          <w:numId w:val="11"/>
-        </w:numPr>
-        <w:tabs>
-          <w:tab w:val="clear" w:pos="720"/>
-          <w:tab w:val="num" w:pos="1080"/>
-        </w:tabs>
         <w:spacing w:line="360" w:lineRule="auto"/>
         <w:ind w:left="1080"/>
         <w:jc w:val="both"/>
@@ -2963,17 +2826,7 @@
           <w:sz w:val="24"/>
           <w:szCs w:val="24"/>
         </w:rPr>
-        <w:t>Requirements Analysis</w:t>
-      </w:r>
-      <w:r>
-        <w:rPr>
-          <w:rFonts w:ascii="Arial" w:hAnsi="Arial" w:cs="Arial"/>
-          <w:b/>
-          <w:bCs/>
-          <w:sz w:val="24"/>
-          <w:szCs w:val="24"/>
-        </w:rPr>
-        <w:t>:</w:t>
+        <w:t>Requirements Analysis:</w:t>
       </w:r>
     </w:p>
     <w:p>
@@ -4161,51 +4014,7 @@
           <w:sz w:val="24"/>
           <w:szCs w:val="24"/>
         </w:rPr>
-        <w:t xml:space="preserve">What is </w:t>
-      </w:r>
-      <w:r>
-        <w:rPr>
-          <w:rFonts w:ascii="Arial" w:hAnsi="Arial" w:cs="Arial"/>
-          <w:b/>
-          <w:bCs/>
-          <w:color w:val="004E9A"/>
-          <w:sz w:val="24"/>
-          <w:szCs w:val="24"/>
-        </w:rPr>
-        <w:t>DFD</w:t>
-      </w:r>
-      <w:r>
-        <w:rPr>
-          <w:rFonts w:ascii="Arial" w:hAnsi="Arial" w:cs="Arial"/>
-          <w:b/>
-          <w:bCs/>
-          <w:color w:val="004E9A"/>
-          <w:sz w:val="24"/>
-          <w:szCs w:val="24"/>
-        </w:rPr>
-        <w:t xml:space="preserve">? </w:t>
-      </w:r>
-      <w:r>
-        <w:rPr>
-          <w:rFonts w:ascii="Arial" w:hAnsi="Arial" w:cs="Arial"/>
-          <w:b/>
-          <w:bCs/>
-          <w:color w:val="004E9A"/>
-          <w:sz w:val="24"/>
-          <w:szCs w:val="24"/>
-        </w:rPr>
-        <w:t>Create a DFD diagram on Flipkart</w:t>
-      </w:r>
-      <w:r>
-        <w:rPr>
-          <w:rFonts w:ascii="Arial" w:hAnsi="Arial" w:cs="Arial"/>
-          <w:b/>
-          <w:bCs/>
-          <w:color w:val="004E9A"/>
-          <w:sz w:val="24"/>
-          <w:szCs w:val="24"/>
-        </w:rPr>
-        <w:t>.</w:t>
+        <w:t>What is DFD? Create a DFD diagram on Flipkart.</w:t>
       </w:r>
     </w:p>
     <w:p>
@@ -4229,23 +4038,7 @@
           <w:sz w:val="24"/>
           <w:szCs w:val="24"/>
         </w:rPr>
-        <w:t xml:space="preserve">DFD is the abbreviation for Data Flow Diagram. The flow of data in a system or process is represented by a Data Flow Diagram (DFD). It also gives insight into the inputs and outputs of each entity and the process itself. Data Flow Diagram (DFD) does not have a control flow and no loops or decision rules are present. Specific operations, depending on the type of data, can be explained by a flowchart. It is a graphical tool, useful for communicating with users, managers and other personnel. it is useful for </w:t>
-      </w:r>
-      <w:r>
-        <w:rPr>
-          <w:rFonts w:ascii="Arial" w:hAnsi="Arial" w:cs="Arial"/>
-          <w:sz w:val="24"/>
-          <w:szCs w:val="24"/>
-        </w:rPr>
-        <w:t>analysing</w:t>
-      </w:r>
-      <w:r>
-        <w:rPr>
-          <w:rFonts w:ascii="Arial" w:hAnsi="Arial" w:cs="Arial"/>
-          <w:sz w:val="24"/>
-          <w:szCs w:val="24"/>
-        </w:rPr>
-        <w:t xml:space="preserve"> existing as well as proposed systems.</w:t>
+        <w:t>DFD is the abbreviation for Data Flow Diagram. The flow of data in a system or process is represented by a Data Flow Diagram (DFD). It also gives insight into the inputs and outputs of each entity and the process itself. Data Flow Diagram (DFD) does not have a control flow and no loops or decision rules are present. Specific operations, depending on the type of data, can be explained by a flowchart. It is a graphical tool, useful for communicating with users, managers and other personnel. it is useful for analysing existing as well as proposed systems.</w:t>
       </w:r>
     </w:p>
     <w:p>
@@ -4383,23 +4176,7 @@
           <w:sz w:val="24"/>
           <w:szCs w:val="24"/>
         </w:rPr>
-        <w:t xml:space="preserve">What results are </w:t>
-      </w:r>
-      <w:r>
-        <w:rPr>
-          <w:rFonts w:ascii="Arial" w:hAnsi="Arial" w:cs="Arial"/>
-          <w:sz w:val="24"/>
-          <w:szCs w:val="24"/>
-        </w:rPr>
-        <w:t>produced,</w:t>
-      </w:r>
-      <w:r>
-        <w:rPr>
-          <w:rFonts w:ascii="Arial" w:hAnsi="Arial" w:cs="Arial"/>
-          <w:sz w:val="24"/>
-          <w:szCs w:val="24"/>
-        </w:rPr>
-        <w:t xml:space="preserve"> etc.</w:t>
+        <w:t>What results are produced, etc.</w:t>
       </w:r>
     </w:p>
     <w:p>
@@ -4433,23 +4210,7 @@
           <w:sz w:val="24"/>
           <w:szCs w:val="24"/>
         </w:rPr>
-        <w:t xml:space="preserve">Data Flow Diagram can be represented in several ways. The Data Flow Diagram (DFD) belongs to structured-analysis </w:t>
-      </w:r>
-      <w:r>
-        <w:rPr>
-          <w:rFonts w:ascii="Arial" w:hAnsi="Arial" w:cs="Arial"/>
-          <w:sz w:val="24"/>
-          <w:szCs w:val="24"/>
-        </w:rPr>
-        <w:t>modelling</w:t>
-      </w:r>
-      <w:r>
-        <w:rPr>
-          <w:rFonts w:ascii="Arial" w:hAnsi="Arial" w:cs="Arial"/>
-          <w:sz w:val="24"/>
-          <w:szCs w:val="24"/>
-        </w:rPr>
-        <w:t xml:space="preserve"> tools. Data Flow diagrams are very popular because they help us to visualize the major steps and data involved in software-system processes.</w:t>
+        <w:t>Data Flow Diagram can be represented in several ways. The Data Flow Diagram (DFD) belongs to structured-analysis modelling tools. Data Flow diagrams are very popular because they help us to visualize the major steps and data involved in software-system processes.</w:t>
       </w:r>
     </w:p>
     <w:p>
@@ -8365,6 +8126,7 @@
   <w:style w:type="character" w:default="1" w:styleId="DefaultParagraphFont">
     <w:name w:val="Default Paragraph Font"/>
     <w:uiPriority w:val="1"/>
+    <w:semiHidden/>
     <w:unhideWhenUsed/>
   </w:style>
   <w:style w:type="table" w:default="1" w:styleId="TableNormal">

--- a/Assignment.docx
+++ b/Assignment.docx
@@ -28,16 +28,11 @@
     <w:p>
       <w:pPr>
         <w:spacing w:line="360" w:lineRule="auto"/>
-        <w:rPr>
-          <w:rFonts w:ascii="Arial" w:hAnsi="Arial" w:cs="Arial"/>
-        </w:rPr>
-      </w:pPr>
-      <w:r>
-        <w:rPr>
-          <w:rFonts w:ascii="Arial" w:hAnsi="Arial" w:cs="Arial"/>
-        </w:rPr>
-        <w:t xml:space="preserve"> </w:t>
-      </w:r>
+        <w:jc w:val="center"/>
+        <w:rPr>
+          <w:rFonts w:ascii="Arial" w:hAnsi="Arial" w:cs="Arial"/>
+        </w:rPr>
+      </w:pPr>
     </w:p>
     <w:p>
       <w:pPr>
@@ -85,6 +80,7 @@
     <w:p>
       <w:pPr>
         <w:spacing w:line="360" w:lineRule="auto"/>
+        <w:jc w:val="both"/>
         <w:rPr>
           <w:rFonts w:ascii="Arial" w:hAnsi="Arial" w:cs="Arial"/>
           <w:sz w:val="24"/>
@@ -322,6 +318,7 @@
       <w:pPr>
         <w:pStyle w:val="ListParagraph"/>
         <w:spacing w:line="360" w:lineRule="auto"/>
+        <w:jc w:val="both"/>
         <w:rPr>
           <w:rFonts w:ascii="Arial" w:hAnsi="Arial" w:cs="Arial"/>
           <w:sz w:val="24"/>
@@ -375,6 +372,7 @@
       <w:pPr>
         <w:pStyle w:val="ListParagraph"/>
         <w:spacing w:line="360" w:lineRule="auto"/>
+        <w:jc w:val="both"/>
         <w:rPr>
           <w:rFonts w:ascii="Arial" w:hAnsi="Arial" w:cs="Arial"/>
           <w:sz w:val="24"/>
@@ -709,7 +707,7 @@
         <w:pStyle w:val="ListParagraph"/>
         <w:spacing w:line="360" w:lineRule="auto"/>
         <w:ind w:left="360"/>
-        <w:jc w:val="center"/>
+        <w:jc w:val="both"/>
         <w:rPr>
           <w:rFonts w:ascii="Arial" w:hAnsi="Arial" w:cs="Arial"/>
           <w:sz w:val="24"/>
@@ -1422,6 +1420,7 @@
     <w:p>
       <w:pPr>
         <w:pStyle w:val="ListParagraph"/>
+        <w:jc w:val="both"/>
         <w:rPr>
           <w:rFonts w:ascii="Arial" w:hAnsi="Arial" w:cs="Arial"/>
           <w:b/>
@@ -1579,6 +1578,7 @@
     <w:p>
       <w:pPr>
         <w:pStyle w:val="ListParagraph"/>
+        <w:jc w:val="both"/>
         <w:rPr>
           <w:rFonts w:ascii="Arial" w:hAnsi="Arial" w:cs="Arial"/>
           <w:sz w:val="24"/>
@@ -1833,25 +1833,7 @@
           <w:sz w:val="24"/>
           <w:szCs w:val="24"/>
         </w:rPr>
-        <w:t xml:space="preserve">Educational Games: Designed to teach specific skills or knowledge through gameplay (e.g., Duolingo for language learning, educational software for kids like </w:t>
-      </w:r>
-      <w:proofErr w:type="spellStart"/>
-      <w:r>
-        <w:rPr>
-          <w:rFonts w:ascii="Arial" w:hAnsi="Arial" w:cs="Arial"/>
-          <w:sz w:val="24"/>
-          <w:szCs w:val="24"/>
-        </w:rPr>
-        <w:t>ABCmouse</w:t>
-      </w:r>
-      <w:proofErr w:type="spellEnd"/>
-      <w:r>
-        <w:rPr>
-          <w:rFonts w:ascii="Arial" w:hAnsi="Arial" w:cs="Arial"/>
-          <w:sz w:val="24"/>
-          <w:szCs w:val="24"/>
-        </w:rPr>
-        <w:t>).</w:t>
+        <w:t>Educational Games: Designed to teach specific skills or knowledge through gameplay (e.g., Duolingo for language learning, educational software for kids like ABCmouse).</w:t>
       </w:r>
     </w:p>
     <w:p>
@@ -2531,7 +2513,7 @@
         <w:pStyle w:val="ListParagraph"/>
         <w:spacing w:line="360" w:lineRule="auto"/>
         <w:ind w:left="360"/>
-        <w:jc w:val="both"/>
+        <w:jc w:val="center"/>
         <w:rPr>
           <w:rFonts w:ascii="Arial" w:hAnsi="Arial" w:cs="Arial"/>
           <w:sz w:val="24"/>
@@ -2922,25 +2904,7 @@
           <w:sz w:val="24"/>
           <w:szCs w:val="24"/>
         </w:rPr>
-        <w:t xml:space="preserve">Collect and </w:t>
-      </w:r>
-      <w:proofErr w:type="spellStart"/>
-      <w:r>
-        <w:rPr>
-          <w:rFonts w:ascii="Arial" w:hAnsi="Arial" w:cs="Arial"/>
-          <w:sz w:val="24"/>
-          <w:szCs w:val="24"/>
-        </w:rPr>
-        <w:t>analyze</w:t>
-      </w:r>
-      <w:proofErr w:type="spellEnd"/>
-      <w:r>
-        <w:rPr>
-          <w:rFonts w:ascii="Arial" w:hAnsi="Arial" w:cs="Arial"/>
-          <w:sz w:val="24"/>
-          <w:szCs w:val="24"/>
-        </w:rPr>
-        <w:t xml:space="preserve"> user requirements.</w:t>
+        <w:t>Collect and analyze user requirements.</w:t>
       </w:r>
     </w:p>
     <w:p>
@@ -3978,17 +3942,6 @@
     </w:p>
     <w:p>
       <w:pPr>
-        <w:spacing w:line="360" w:lineRule="auto"/>
-        <w:jc w:val="both"/>
-        <w:rPr>
-          <w:rFonts w:ascii="Arial" w:hAnsi="Arial" w:cs="Arial"/>
-          <w:sz w:val="24"/>
-          <w:szCs w:val="24"/>
-        </w:rPr>
-      </w:pPr>
-    </w:p>
-    <w:p>
-      <w:pPr>
         <w:pStyle w:val="ListParagraph"/>
         <w:numPr>
           <w:ilvl w:val="0"/>
@@ -4014,7 +3967,29 @@
           <w:sz w:val="24"/>
           <w:szCs w:val="24"/>
         </w:rPr>
-        <w:t>What is DFD? Create a DFD diagram on Flipkart.</w:t>
+        <w:t>What is DFD? Create a DFD diag</w:t>
+      </w:r>
+      <w:r>
+        <w:rPr>
+          <w:rFonts w:ascii="Arial" w:hAnsi="Arial" w:cs="Arial"/>
+          <w:b/>
+          <w:bCs/>
+          <w:color w:val="2F5496" w:themeColor="accent1" w:themeShade="BF"/>
+          <w:sz w:val="24"/>
+          <w:szCs w:val="24"/>
+        </w:rPr>
+        <w:t>ram</w:t>
+      </w:r>
+      <w:r>
+        <w:rPr>
+          <w:rFonts w:ascii="Arial" w:hAnsi="Arial" w:cs="Arial"/>
+          <w:b/>
+          <w:bCs/>
+          <w:color w:val="004E9A"/>
+          <w:sz w:val="24"/>
+          <w:szCs w:val="24"/>
+        </w:rPr>
+        <w:t xml:space="preserve"> on Flipkart.</w:t>
       </w:r>
     </w:p>
     <w:p>
@@ -4181,6 +4156,41 @@
     </w:p>
     <w:p>
       <w:pPr>
+        <w:spacing w:line="360" w:lineRule="auto"/>
+        <w:jc w:val="both"/>
+        <w:rPr>
+          <w:rFonts w:ascii="Arial" w:hAnsi="Arial" w:cs="Arial"/>
+          <w:sz w:val="24"/>
+          <w:szCs w:val="24"/>
+        </w:rPr>
+      </w:pPr>
+    </w:p>
+    <w:p>
+      <w:pPr>
+        <w:pStyle w:val="ListParagraph"/>
+        <w:numPr>
+          <w:ilvl w:val="0"/>
+          <w:numId w:val="2"/>
+        </w:numPr>
+        <w:spacing w:line="360" w:lineRule="auto"/>
+        <w:jc w:val="both"/>
+        <w:rPr>
+          <w:rFonts w:ascii="Arial" w:hAnsi="Arial" w:cs="Arial"/>
+          <w:sz w:val="24"/>
+          <w:szCs w:val="24"/>
+        </w:rPr>
+      </w:pPr>
+      <w:r>
+        <w:rPr>
+          <w:rFonts w:ascii="Arial" w:hAnsi="Arial" w:cs="Arial"/>
+          <w:sz w:val="24"/>
+          <w:szCs w:val="24"/>
+        </w:rPr>
+        <w:t>Context level DFD – 0 level:</w:t>
+      </w:r>
+    </w:p>
+    <w:p>
+      <w:pPr>
         <w:pStyle w:val="ListParagraph"/>
         <w:spacing w:line="360" w:lineRule="auto"/>
         <w:ind w:left="360"/>
@@ -4207,10 +4217,93 @@
       <w:r>
         <w:rPr>
           <w:rFonts w:ascii="Arial" w:hAnsi="Arial" w:cs="Arial"/>
-          <w:sz w:val="24"/>
-          <w:szCs w:val="24"/>
-        </w:rPr>
-        <w:t>Data Flow Diagram can be represented in several ways. The Data Flow Diagram (DFD) belongs to structured-analysis modelling tools. Data Flow diagrams are very popular because they help us to visualize the major steps and data involved in software-system processes.</w:t>
+          <w:noProof/>
+          <w:sz w:val="24"/>
+          <w:szCs w:val="24"/>
+        </w:rPr>
+        <w:drawing>
+          <wp:inline distT="0" distB="0" distL="0" distR="0" wp14:anchorId="3FFAACED" wp14:editId="1E86580E">
+            <wp:extent cx="5731510" cy="1359535"/>
+            <wp:effectExtent l="0" t="0" r="2540" b="0"/>
+            <wp:docPr id="2027183880" name="Picture 1"/>
+            <wp:cNvGraphicFramePr>
+              <a:graphicFrameLocks xmlns:a="http://schemas.openxmlformats.org/drawingml/2006/main" noChangeAspect="1"/>
+            </wp:cNvGraphicFramePr>
+            <a:graphic xmlns:a="http://schemas.openxmlformats.org/drawingml/2006/main">
+              <a:graphicData uri="http://schemas.openxmlformats.org/drawingml/2006/picture">
+                <pic:pic xmlns:pic="http://schemas.openxmlformats.org/drawingml/2006/picture">
+                  <pic:nvPicPr>
+                    <pic:cNvPr id="2027183880" name="Picture 2027183880"/>
+                    <pic:cNvPicPr/>
+                  </pic:nvPicPr>
+                  <pic:blipFill>
+                    <a:blip r:embed="rId10">
+                      <a:extLst>
+                        <a:ext uri="{28A0092B-C50C-407E-A947-70E740481C1C}">
+                          <a14:useLocalDpi xmlns:a14="http://schemas.microsoft.com/office/drawing/2010/main" val="0"/>
+                        </a:ext>
+                      </a:extLst>
+                    </a:blip>
+                    <a:stretch>
+                      <a:fillRect/>
+                    </a:stretch>
+                  </pic:blipFill>
+                  <pic:spPr>
+                    <a:xfrm>
+                      <a:off x="0" y="0"/>
+                      <a:ext cx="5731510" cy="1359535"/>
+                    </a:xfrm>
+                    <a:prstGeom prst="rect">
+                      <a:avLst/>
+                    </a:prstGeom>
+                  </pic:spPr>
+                </pic:pic>
+              </a:graphicData>
+            </a:graphic>
+          </wp:inline>
+        </w:drawing>
+      </w:r>
+    </w:p>
+    <w:p>
+      <w:pPr>
+        <w:pStyle w:val="ListParagraph"/>
+        <w:numPr>
+          <w:ilvl w:val="0"/>
+          <w:numId w:val="2"/>
+        </w:numPr>
+        <w:spacing w:line="360" w:lineRule="auto"/>
+        <w:jc w:val="both"/>
+        <w:rPr>
+          <w:rFonts w:ascii="Arial" w:hAnsi="Arial" w:cs="Arial"/>
+          <w:sz w:val="24"/>
+          <w:szCs w:val="24"/>
+        </w:rPr>
+      </w:pPr>
+      <w:r>
+        <w:rPr>
+          <w:rFonts w:ascii="Arial" w:hAnsi="Arial" w:cs="Arial"/>
+          <w:sz w:val="24"/>
+          <w:szCs w:val="24"/>
+        </w:rPr>
+        <w:lastRenderedPageBreak/>
+        <w:t>1</w:t>
+      </w:r>
+      <w:r>
+        <w:rPr>
+          <w:rFonts w:ascii="Arial" w:hAnsi="Arial" w:cs="Arial"/>
+          <w:sz w:val="24"/>
+          <w:szCs w:val="24"/>
+          <w:vertAlign w:val="superscript"/>
+        </w:rPr>
+        <w:t>st</w:t>
+      </w:r>
+      <w:r>
+        <w:rPr>
+          <w:rFonts w:ascii="Arial" w:hAnsi="Arial" w:cs="Arial"/>
+          <w:sz w:val="24"/>
+          <w:szCs w:val="24"/>
+        </w:rPr>
+        <w:t xml:space="preserve"> level DFD:</w:t>
       </w:r>
     </w:p>
     <w:p>
@@ -4230,6 +4323,109 @@
       <w:pPr>
         <w:pStyle w:val="ListParagraph"/>
         <w:spacing w:line="360" w:lineRule="auto"/>
+        <w:ind w:left="0"/>
+        <w:rPr>
+          <w:rFonts w:ascii="Arial" w:hAnsi="Arial" w:cs="Arial"/>
+          <w:sz w:val="24"/>
+          <w:szCs w:val="24"/>
+        </w:rPr>
+      </w:pPr>
+      <w:r>
+        <w:rPr>
+          <w:rFonts w:ascii="Arial" w:hAnsi="Arial" w:cs="Arial"/>
+          <w:noProof/>
+          <w:sz w:val="24"/>
+          <w:szCs w:val="24"/>
+        </w:rPr>
+        <w:drawing>
+          <wp:inline distT="0" distB="0" distL="0" distR="0" wp14:anchorId="146B0CF9" wp14:editId="0FC709BE">
+            <wp:extent cx="5731510" cy="8093710"/>
+            <wp:effectExtent l="0" t="0" r="2540" b="2540"/>
+            <wp:docPr id="2127130735" name="Picture 4"/>
+            <wp:cNvGraphicFramePr>
+              <a:graphicFrameLocks xmlns:a="http://schemas.openxmlformats.org/drawingml/2006/main" noChangeAspect="1"/>
+            </wp:cNvGraphicFramePr>
+            <a:graphic xmlns:a="http://schemas.openxmlformats.org/drawingml/2006/main">
+              <a:graphicData uri="http://schemas.openxmlformats.org/drawingml/2006/picture">
+                <pic:pic xmlns:pic="http://schemas.openxmlformats.org/drawingml/2006/picture">
+                  <pic:nvPicPr>
+                    <pic:cNvPr id="2127130735" name="Picture 2127130735"/>
+                    <pic:cNvPicPr/>
+                  </pic:nvPicPr>
+                  <pic:blipFill>
+                    <a:blip r:embed="rId11">
+                      <a:extLst>
+                        <a:ext uri="{28A0092B-C50C-407E-A947-70E740481C1C}">
+                          <a14:useLocalDpi xmlns:a14="http://schemas.microsoft.com/office/drawing/2010/main" val="0"/>
+                        </a:ext>
+                      </a:extLst>
+                    </a:blip>
+                    <a:stretch>
+                      <a:fillRect/>
+                    </a:stretch>
+                  </pic:blipFill>
+                  <pic:spPr>
+                    <a:xfrm>
+                      <a:off x="0" y="0"/>
+                      <a:ext cx="5731510" cy="8093710"/>
+                    </a:xfrm>
+                    <a:prstGeom prst="rect">
+                      <a:avLst/>
+                    </a:prstGeom>
+                  </pic:spPr>
+                </pic:pic>
+              </a:graphicData>
+            </a:graphic>
+          </wp:inline>
+        </w:drawing>
+      </w:r>
+    </w:p>
+    <w:p>
+      <w:pPr>
+        <w:pStyle w:val="ListParagraph"/>
+        <w:numPr>
+          <w:ilvl w:val="0"/>
+          <w:numId w:val="2"/>
+        </w:numPr>
+        <w:spacing w:line="360" w:lineRule="auto"/>
+        <w:jc w:val="both"/>
+        <w:rPr>
+          <w:rFonts w:ascii="Arial" w:hAnsi="Arial" w:cs="Arial"/>
+          <w:sz w:val="24"/>
+          <w:szCs w:val="24"/>
+        </w:rPr>
+      </w:pPr>
+      <w:r>
+        <w:rPr>
+          <w:rFonts w:ascii="Arial" w:hAnsi="Arial" w:cs="Arial"/>
+          <w:sz w:val="24"/>
+          <w:szCs w:val="24"/>
+        </w:rPr>
+        <w:lastRenderedPageBreak/>
+        <w:t>2</w:t>
+      </w:r>
+      <w:r>
+        <w:rPr>
+          <w:rFonts w:ascii="Arial" w:hAnsi="Arial" w:cs="Arial"/>
+          <w:sz w:val="24"/>
+          <w:szCs w:val="24"/>
+          <w:vertAlign w:val="superscript"/>
+        </w:rPr>
+        <w:t>nd</w:t>
+      </w:r>
+      <w:r>
+        <w:rPr>
+          <w:rFonts w:ascii="Arial" w:hAnsi="Arial" w:cs="Arial"/>
+          <w:sz w:val="24"/>
+          <w:szCs w:val="24"/>
+        </w:rPr>
+        <w:t xml:space="preserve"> level DFD (buy a item module):</w:t>
+      </w:r>
+    </w:p>
+    <w:p>
+      <w:pPr>
+        <w:pStyle w:val="ListParagraph"/>
+        <w:spacing w:line="360" w:lineRule="auto"/>
         <w:ind w:left="360"/>
         <w:jc w:val="both"/>
         <w:rPr>
@@ -4239,8 +4435,2162 @@
         </w:rPr>
       </w:pPr>
     </w:p>
+    <w:p>
+      <w:pPr>
+        <w:pStyle w:val="ListParagraph"/>
+        <w:spacing w:line="360" w:lineRule="auto"/>
+        <w:ind w:left="0"/>
+        <w:rPr>
+          <w:rFonts w:ascii="Arial" w:hAnsi="Arial" w:cs="Arial"/>
+          <w:sz w:val="24"/>
+          <w:szCs w:val="24"/>
+        </w:rPr>
+      </w:pPr>
+      <w:r>
+        <w:rPr>
+          <w:rFonts w:ascii="Arial" w:hAnsi="Arial" w:cs="Arial"/>
+          <w:noProof/>
+          <w:sz w:val="24"/>
+          <w:szCs w:val="24"/>
+        </w:rPr>
+        <w:drawing>
+          <wp:inline distT="0" distB="0" distL="0" distR="0" wp14:anchorId="211F27F1" wp14:editId="28DED067">
+            <wp:extent cx="5731510" cy="5168265"/>
+            <wp:effectExtent l="0" t="0" r="2540" b="0"/>
+            <wp:docPr id="303165452" name="Picture 5"/>
+            <wp:cNvGraphicFramePr>
+              <a:graphicFrameLocks xmlns:a="http://schemas.openxmlformats.org/drawingml/2006/main" noChangeAspect="1"/>
+            </wp:cNvGraphicFramePr>
+            <a:graphic xmlns:a="http://schemas.openxmlformats.org/drawingml/2006/main">
+              <a:graphicData uri="http://schemas.openxmlformats.org/drawingml/2006/picture">
+                <pic:pic xmlns:pic="http://schemas.openxmlformats.org/drawingml/2006/picture">
+                  <pic:nvPicPr>
+                    <pic:cNvPr id="303165452" name="Picture 303165452"/>
+                    <pic:cNvPicPr/>
+                  </pic:nvPicPr>
+                  <pic:blipFill>
+                    <a:blip r:embed="rId12">
+                      <a:extLst>
+                        <a:ext uri="{28A0092B-C50C-407E-A947-70E740481C1C}">
+                          <a14:useLocalDpi xmlns:a14="http://schemas.microsoft.com/office/drawing/2010/main" val="0"/>
+                        </a:ext>
+                      </a:extLst>
+                    </a:blip>
+                    <a:stretch>
+                      <a:fillRect/>
+                    </a:stretch>
+                  </pic:blipFill>
+                  <pic:spPr>
+                    <a:xfrm>
+                      <a:off x="0" y="0"/>
+                      <a:ext cx="5731510" cy="5168265"/>
+                    </a:xfrm>
+                    <a:prstGeom prst="rect">
+                      <a:avLst/>
+                    </a:prstGeom>
+                  </pic:spPr>
+                </pic:pic>
+              </a:graphicData>
+            </a:graphic>
+          </wp:inline>
+        </w:drawing>
+      </w:r>
+    </w:p>
+    <w:p>
+      <w:pPr>
+        <w:pStyle w:val="ListParagraph"/>
+        <w:spacing w:line="360" w:lineRule="auto"/>
+        <w:ind w:left="0"/>
+        <w:jc w:val="both"/>
+        <w:rPr>
+          <w:rFonts w:ascii="Arial" w:hAnsi="Arial" w:cs="Arial"/>
+          <w:sz w:val="24"/>
+          <w:szCs w:val="24"/>
+        </w:rPr>
+      </w:pPr>
+    </w:p>
+    <w:p>
+      <w:pPr>
+        <w:jc w:val="both"/>
+        <w:rPr>
+          <w:rFonts w:ascii="Arial" w:hAnsi="Arial" w:cs="Arial"/>
+          <w:sz w:val="24"/>
+          <w:szCs w:val="24"/>
+        </w:rPr>
+      </w:pPr>
+      <w:r>
+        <w:rPr>
+          <w:rFonts w:ascii="Arial" w:hAnsi="Arial" w:cs="Arial"/>
+          <w:sz w:val="24"/>
+          <w:szCs w:val="24"/>
+        </w:rPr>
+        <w:br w:type="page"/>
+      </w:r>
+    </w:p>
+    <w:p>
+      <w:pPr>
+        <w:pStyle w:val="ListParagraph"/>
+        <w:numPr>
+          <w:ilvl w:val="0"/>
+          <w:numId w:val="1"/>
+        </w:numPr>
+        <w:spacing w:line="360" w:lineRule="auto"/>
+        <w:jc w:val="both"/>
+        <w:rPr>
+          <w:rFonts w:ascii="Arial" w:hAnsi="Arial" w:cs="Arial"/>
+          <w:sz w:val="24"/>
+          <w:szCs w:val="24"/>
+        </w:rPr>
+      </w:pPr>
+      <w:r>
+        <w:rPr>
+          <w:rFonts w:ascii="Arial" w:hAnsi="Arial" w:cs="Arial"/>
+          <w:b/>
+          <w:bCs/>
+          <w:color w:val="004E9A"/>
+          <w:sz w:val="24"/>
+          <w:szCs w:val="24"/>
+        </w:rPr>
+        <w:lastRenderedPageBreak/>
+        <w:t xml:space="preserve">What is Flow Chart? Create a </w:t>
+      </w:r>
+      <w:r>
+        <w:rPr>
+          <w:rFonts w:ascii="Arial" w:hAnsi="Arial" w:cs="Arial"/>
+          <w:b/>
+          <w:bCs/>
+          <w:color w:val="004E9A"/>
+          <w:sz w:val="24"/>
+          <w:szCs w:val="24"/>
+        </w:rPr>
+        <w:t>f</w:t>
+      </w:r>
+      <w:r>
+        <w:rPr>
+          <w:rFonts w:ascii="Arial" w:hAnsi="Arial" w:cs="Arial"/>
+          <w:b/>
+          <w:bCs/>
+          <w:color w:val="004E9A"/>
+          <w:sz w:val="24"/>
+          <w:szCs w:val="24"/>
+        </w:rPr>
+        <w:t>low</w:t>
+      </w:r>
+      <w:r>
+        <w:rPr>
+          <w:rFonts w:ascii="Arial" w:hAnsi="Arial" w:cs="Arial"/>
+          <w:b/>
+          <w:bCs/>
+          <w:color w:val="004E9A"/>
+          <w:sz w:val="24"/>
+          <w:szCs w:val="24"/>
+        </w:rPr>
+        <w:t>c</w:t>
+      </w:r>
+      <w:r>
+        <w:rPr>
+          <w:rFonts w:ascii="Arial" w:hAnsi="Arial" w:cs="Arial"/>
+          <w:b/>
+          <w:bCs/>
+          <w:color w:val="004E9A"/>
+          <w:sz w:val="24"/>
+          <w:szCs w:val="24"/>
+        </w:rPr>
+        <w:t>hart to</w:t>
+      </w:r>
+      <w:r>
+        <w:rPr>
+          <w:rFonts w:ascii="Arial" w:hAnsi="Arial" w:cs="Arial"/>
+          <w:b/>
+          <w:bCs/>
+          <w:color w:val="004E9A"/>
+          <w:sz w:val="24"/>
+          <w:szCs w:val="24"/>
+        </w:rPr>
+        <w:t xml:space="preserve"> make addition of two numbers.</w:t>
+      </w:r>
+    </w:p>
+    <w:p>
+      <w:pPr>
+        <w:pStyle w:val="ListParagraph"/>
+        <w:numPr>
+          <w:ilvl w:val="0"/>
+          <w:numId w:val="2"/>
+        </w:numPr>
+        <w:spacing w:line="360" w:lineRule="auto"/>
+        <w:jc w:val="both"/>
+        <w:rPr>
+          <w:rFonts w:ascii="Arial" w:hAnsi="Arial" w:cs="Arial"/>
+          <w:sz w:val="24"/>
+          <w:szCs w:val="24"/>
+        </w:rPr>
+      </w:pPr>
+      <w:r>
+        <w:rPr>
+          <w:rFonts w:ascii="Arial" w:hAnsi="Arial" w:cs="Arial"/>
+          <w:sz w:val="24"/>
+          <w:szCs w:val="24"/>
+        </w:rPr>
+        <w:t xml:space="preserve">A flowchart is a graphical representation of a process or a system that uses various symbols to denote different steps, actions, or decisions. It helps in visualizing the flow of operations and understanding the sequence of activities in a clear and structured manner. Flowcharts are commonly used in planning, documenting, and </w:t>
+      </w:r>
+      <w:r>
+        <w:rPr>
+          <w:rFonts w:ascii="Arial" w:hAnsi="Arial" w:cs="Arial"/>
+          <w:sz w:val="24"/>
+          <w:szCs w:val="24"/>
+        </w:rPr>
+        <w:t>analysing</w:t>
+      </w:r>
+      <w:r>
+        <w:rPr>
+          <w:rFonts w:ascii="Arial" w:hAnsi="Arial" w:cs="Arial"/>
+          <w:sz w:val="24"/>
+          <w:szCs w:val="24"/>
+        </w:rPr>
+        <w:t xml:space="preserve"> processes in various fields such as computer programming, business management, and engineering.</w:t>
+      </w:r>
+    </w:p>
+    <w:p>
+      <w:pPr>
+        <w:pStyle w:val="ListParagraph"/>
+        <w:spacing w:line="360" w:lineRule="auto"/>
+        <w:ind w:left="360"/>
+        <w:jc w:val="both"/>
+        <w:rPr>
+          <w:rFonts w:ascii="Arial" w:hAnsi="Arial" w:cs="Arial"/>
+          <w:sz w:val="24"/>
+          <w:szCs w:val="24"/>
+        </w:rPr>
+      </w:pPr>
+    </w:p>
+    <w:p>
+      <w:pPr>
+        <w:pStyle w:val="ListParagraph"/>
+        <w:spacing w:line="360" w:lineRule="auto"/>
+        <w:ind w:left="360"/>
+        <w:jc w:val="both"/>
+        <w:rPr>
+          <w:rFonts w:ascii="Times New Roman" w:eastAsia="Times New Roman" w:hAnsi="Times New Roman" w:cs="Times New Roman"/>
+          <w:b/>
+          <w:bCs/>
+          <w:kern w:val="0"/>
+          <w:sz w:val="27"/>
+          <w:szCs w:val="27"/>
+          <w:lang w:eastAsia="en-IN"/>
+          <w14:ligatures w14:val="none"/>
+        </w:rPr>
+      </w:pPr>
+      <w:r>
+        <w:rPr>
+          <w:rFonts w:ascii="Arial" w:hAnsi="Arial" w:cs="Arial"/>
+          <w:sz w:val="24"/>
+          <w:szCs w:val="24"/>
+        </w:rPr>
+        <w:t>Each step in the process is represented by a different symbol, and arrows are used to show the flow from one step to the next. Flowcharts are commonly used to design and document complex processes, making them easier to understand and analyze.</w:t>
+      </w:r>
+      <w:r>
+        <w:rPr>
+          <w:rFonts w:ascii="Times New Roman" w:eastAsia="Times New Roman" w:hAnsi="Times New Roman" w:cs="Times New Roman"/>
+          <w:b/>
+          <w:bCs/>
+          <w:kern w:val="0"/>
+          <w:sz w:val="27"/>
+          <w:szCs w:val="27"/>
+          <w:lang w:eastAsia="en-IN"/>
+          <w14:ligatures w14:val="none"/>
+        </w:rPr>
+        <w:t xml:space="preserve"> </w:t>
+      </w:r>
+    </w:p>
+    <w:p>
+      <w:pPr>
+        <w:pStyle w:val="ListParagraph"/>
+        <w:spacing w:line="360" w:lineRule="auto"/>
+        <w:ind w:left="360"/>
+        <w:jc w:val="both"/>
+        <w:rPr>
+          <w:rFonts w:ascii="Times New Roman" w:eastAsia="Times New Roman" w:hAnsi="Times New Roman" w:cs="Times New Roman"/>
+          <w:b/>
+          <w:bCs/>
+          <w:kern w:val="0"/>
+          <w:sz w:val="27"/>
+          <w:szCs w:val="27"/>
+          <w:lang w:eastAsia="en-IN"/>
+          <w14:ligatures w14:val="none"/>
+        </w:rPr>
+      </w:pPr>
+    </w:p>
+    <w:p>
+      <w:pPr>
+        <w:pStyle w:val="ListParagraph"/>
+        <w:spacing w:line="360" w:lineRule="auto"/>
+        <w:ind w:left="360"/>
+        <w:jc w:val="both"/>
+        <w:rPr>
+          <w:rFonts w:ascii="Arial" w:hAnsi="Arial" w:cs="Arial"/>
+          <w:b/>
+          <w:bCs/>
+        </w:rPr>
+      </w:pPr>
+      <w:r>
+        <w:rPr>
+          <w:rFonts w:ascii="Arial" w:hAnsi="Arial" w:cs="Arial"/>
+          <w:b/>
+          <w:bCs/>
+        </w:rPr>
+        <w:t>Key Elements of a Flowchart:</w:t>
+      </w:r>
+    </w:p>
+    <w:p>
+      <w:pPr>
+        <w:pStyle w:val="ListParagraph"/>
+        <w:numPr>
+          <w:ilvl w:val="0"/>
+          <w:numId w:val="30"/>
+        </w:numPr>
+        <w:spacing w:line="360" w:lineRule="auto"/>
+        <w:jc w:val="both"/>
+        <w:rPr>
+          <w:rFonts w:ascii="Arial" w:hAnsi="Arial" w:cs="Arial"/>
+          <w:sz w:val="24"/>
+          <w:szCs w:val="24"/>
+        </w:rPr>
+      </w:pPr>
+      <w:r>
+        <w:rPr>
+          <w:rFonts w:ascii="Arial" w:hAnsi="Arial" w:cs="Arial"/>
+          <w:b/>
+          <w:bCs/>
+          <w:sz w:val="24"/>
+          <w:szCs w:val="24"/>
+        </w:rPr>
+        <w:t>Symbols</w:t>
+      </w:r>
+      <w:r>
+        <w:rPr>
+          <w:rFonts w:ascii="Arial" w:hAnsi="Arial" w:cs="Arial"/>
+          <w:sz w:val="24"/>
+          <w:szCs w:val="24"/>
+        </w:rPr>
+        <w:t>: Different shapes represent different types of actions or steps:</w:t>
+      </w:r>
+    </w:p>
+    <w:p>
+      <w:pPr>
+        <w:pStyle w:val="ListParagraph"/>
+        <w:numPr>
+          <w:ilvl w:val="1"/>
+          <w:numId w:val="30"/>
+        </w:numPr>
+        <w:spacing w:line="360" w:lineRule="auto"/>
+        <w:jc w:val="both"/>
+        <w:rPr>
+          <w:rFonts w:ascii="Arial" w:hAnsi="Arial" w:cs="Arial"/>
+          <w:sz w:val="24"/>
+          <w:szCs w:val="24"/>
+        </w:rPr>
+      </w:pPr>
+      <w:r>
+        <w:rPr>
+          <w:rFonts w:ascii="Arial" w:hAnsi="Arial" w:cs="Arial"/>
+          <w:b/>
+          <w:bCs/>
+          <w:sz w:val="24"/>
+          <w:szCs w:val="24"/>
+        </w:rPr>
+        <w:t>Oval</w:t>
+      </w:r>
+      <w:r>
+        <w:rPr>
+          <w:rFonts w:ascii="Arial" w:hAnsi="Arial" w:cs="Arial"/>
+          <w:sz w:val="24"/>
+          <w:szCs w:val="24"/>
+        </w:rPr>
+        <w:t>: Represents the start and end points of the process.</w:t>
+      </w:r>
+    </w:p>
+    <w:p>
+      <w:pPr>
+        <w:pStyle w:val="ListParagraph"/>
+        <w:numPr>
+          <w:ilvl w:val="1"/>
+          <w:numId w:val="30"/>
+        </w:numPr>
+        <w:spacing w:line="360" w:lineRule="auto"/>
+        <w:jc w:val="both"/>
+        <w:rPr>
+          <w:rFonts w:ascii="Arial" w:hAnsi="Arial" w:cs="Arial"/>
+          <w:sz w:val="24"/>
+          <w:szCs w:val="24"/>
+        </w:rPr>
+      </w:pPr>
+      <w:r>
+        <w:rPr>
+          <w:rFonts w:ascii="Arial" w:hAnsi="Arial" w:cs="Arial"/>
+          <w:b/>
+          <w:bCs/>
+          <w:sz w:val="24"/>
+          <w:szCs w:val="24"/>
+        </w:rPr>
+        <w:t>Rectangle</w:t>
+      </w:r>
+      <w:r>
+        <w:rPr>
+          <w:rFonts w:ascii="Arial" w:hAnsi="Arial" w:cs="Arial"/>
+          <w:sz w:val="24"/>
+          <w:szCs w:val="24"/>
+        </w:rPr>
+        <w:t>: Indicates a process or action step, such as a calculation or an operation.</w:t>
+      </w:r>
+    </w:p>
+    <w:p>
+      <w:pPr>
+        <w:pStyle w:val="ListParagraph"/>
+        <w:numPr>
+          <w:ilvl w:val="1"/>
+          <w:numId w:val="30"/>
+        </w:numPr>
+        <w:spacing w:line="360" w:lineRule="auto"/>
+        <w:jc w:val="both"/>
+        <w:rPr>
+          <w:rFonts w:ascii="Arial" w:hAnsi="Arial" w:cs="Arial"/>
+          <w:sz w:val="24"/>
+          <w:szCs w:val="24"/>
+        </w:rPr>
+      </w:pPr>
+      <w:r>
+        <w:rPr>
+          <w:rFonts w:ascii="Arial" w:hAnsi="Arial" w:cs="Arial"/>
+          <w:b/>
+          <w:bCs/>
+          <w:sz w:val="24"/>
+          <w:szCs w:val="24"/>
+        </w:rPr>
+        <w:t>Diamond</w:t>
+      </w:r>
+      <w:r>
+        <w:rPr>
+          <w:rFonts w:ascii="Arial" w:hAnsi="Arial" w:cs="Arial"/>
+          <w:sz w:val="24"/>
+          <w:szCs w:val="24"/>
+        </w:rPr>
+        <w:t>: Represents a decision point that can lead to different branches in the flow.</w:t>
+      </w:r>
+    </w:p>
+    <w:p>
+      <w:pPr>
+        <w:pStyle w:val="ListParagraph"/>
+        <w:numPr>
+          <w:ilvl w:val="1"/>
+          <w:numId w:val="30"/>
+        </w:numPr>
+        <w:spacing w:line="360" w:lineRule="auto"/>
+        <w:jc w:val="both"/>
+        <w:rPr>
+          <w:rFonts w:ascii="Arial" w:hAnsi="Arial" w:cs="Arial"/>
+          <w:sz w:val="24"/>
+          <w:szCs w:val="24"/>
+        </w:rPr>
+      </w:pPr>
+      <w:r>
+        <w:rPr>
+          <w:rFonts w:ascii="Arial" w:hAnsi="Arial" w:cs="Arial"/>
+          <w:b/>
+          <w:bCs/>
+          <w:sz w:val="24"/>
+          <w:szCs w:val="24"/>
+        </w:rPr>
+        <w:t>Parallelogram</w:t>
+      </w:r>
+      <w:r>
+        <w:rPr>
+          <w:rFonts w:ascii="Arial" w:hAnsi="Arial" w:cs="Arial"/>
+          <w:sz w:val="24"/>
+          <w:szCs w:val="24"/>
+        </w:rPr>
+        <w:t>: Used for input and output operations.</w:t>
+      </w:r>
+    </w:p>
+    <w:p>
+      <w:pPr>
+        <w:pStyle w:val="ListParagraph"/>
+        <w:numPr>
+          <w:ilvl w:val="1"/>
+          <w:numId w:val="30"/>
+        </w:numPr>
+        <w:spacing w:line="360" w:lineRule="auto"/>
+        <w:jc w:val="both"/>
+        <w:rPr>
+          <w:rFonts w:ascii="Arial" w:hAnsi="Arial" w:cs="Arial"/>
+          <w:sz w:val="24"/>
+          <w:szCs w:val="24"/>
+        </w:rPr>
+      </w:pPr>
+      <w:r>
+        <w:rPr>
+          <w:rFonts w:ascii="Arial" w:hAnsi="Arial" w:cs="Arial"/>
+          <w:b/>
+          <w:bCs/>
+          <w:sz w:val="24"/>
+          <w:szCs w:val="24"/>
+        </w:rPr>
+        <w:t>Arrows</w:t>
+      </w:r>
+      <w:r>
+        <w:rPr>
+          <w:rFonts w:ascii="Arial" w:hAnsi="Arial" w:cs="Arial"/>
+          <w:sz w:val="24"/>
+          <w:szCs w:val="24"/>
+        </w:rPr>
+        <w:t>: Indicate the direction of the process flow from one step to the next.</w:t>
+      </w:r>
+    </w:p>
+    <w:p>
+      <w:pPr>
+        <w:pStyle w:val="ListParagraph"/>
+        <w:numPr>
+          <w:ilvl w:val="0"/>
+          <w:numId w:val="30"/>
+        </w:numPr>
+        <w:spacing w:line="360" w:lineRule="auto"/>
+        <w:jc w:val="both"/>
+        <w:rPr>
+          <w:rFonts w:ascii="Arial" w:hAnsi="Arial" w:cs="Arial"/>
+          <w:sz w:val="24"/>
+          <w:szCs w:val="24"/>
+        </w:rPr>
+      </w:pPr>
+      <w:r>
+        <w:rPr>
+          <w:rFonts w:ascii="Arial" w:hAnsi="Arial" w:cs="Arial"/>
+          <w:b/>
+          <w:bCs/>
+          <w:sz w:val="24"/>
+          <w:szCs w:val="24"/>
+        </w:rPr>
+        <w:t>Flow Lines</w:t>
+      </w:r>
+      <w:r>
+        <w:rPr>
+          <w:rFonts w:ascii="Arial" w:hAnsi="Arial" w:cs="Arial"/>
+          <w:sz w:val="24"/>
+          <w:szCs w:val="24"/>
+        </w:rPr>
+        <w:t>: Arrows that connect the symbols and show the direction of the process flow.</w:t>
+      </w:r>
+    </w:p>
+    <w:p>
+      <w:pPr>
+        <w:pStyle w:val="ListParagraph"/>
+        <w:spacing w:line="360" w:lineRule="auto"/>
+        <w:jc w:val="both"/>
+        <w:rPr>
+          <w:rFonts w:ascii="Arial" w:hAnsi="Arial" w:cs="Arial"/>
+          <w:sz w:val="24"/>
+          <w:szCs w:val="24"/>
+        </w:rPr>
+      </w:pPr>
+    </w:p>
+    <w:p>
+      <w:pPr>
+        <w:pStyle w:val="ListParagraph"/>
+        <w:spacing w:line="360" w:lineRule="auto"/>
+        <w:ind w:left="360"/>
+        <w:jc w:val="both"/>
+        <w:rPr>
+          <w:rFonts w:ascii="Arial" w:hAnsi="Arial" w:cs="Arial"/>
+          <w:b/>
+          <w:bCs/>
+          <w:sz w:val="24"/>
+          <w:szCs w:val="24"/>
+        </w:rPr>
+      </w:pPr>
+      <w:r>
+        <w:rPr>
+          <w:rFonts w:ascii="Arial" w:hAnsi="Arial" w:cs="Arial"/>
+          <w:b/>
+          <w:bCs/>
+          <w:sz w:val="24"/>
+          <w:szCs w:val="24"/>
+        </w:rPr>
+        <w:t>Benefits of Using Flowcharts:</w:t>
+      </w:r>
+    </w:p>
+    <w:p>
+      <w:pPr>
+        <w:pStyle w:val="ListParagraph"/>
+        <w:numPr>
+          <w:ilvl w:val="0"/>
+          <w:numId w:val="31"/>
+        </w:numPr>
+        <w:spacing w:line="360" w:lineRule="auto"/>
+        <w:jc w:val="both"/>
+        <w:rPr>
+          <w:rFonts w:ascii="Arial" w:hAnsi="Arial" w:cs="Arial"/>
+          <w:sz w:val="24"/>
+          <w:szCs w:val="24"/>
+        </w:rPr>
+      </w:pPr>
+      <w:r>
+        <w:rPr>
+          <w:rFonts w:ascii="Arial" w:hAnsi="Arial" w:cs="Arial"/>
+          <w:b/>
+          <w:bCs/>
+          <w:sz w:val="24"/>
+          <w:szCs w:val="24"/>
+        </w:rPr>
+        <w:t>Clarity</w:t>
+      </w:r>
+      <w:r>
+        <w:rPr>
+          <w:rFonts w:ascii="Arial" w:hAnsi="Arial" w:cs="Arial"/>
+          <w:sz w:val="24"/>
+          <w:szCs w:val="24"/>
+        </w:rPr>
+        <w:t>: Visualizing the steps makes complex processes easier to understand.</w:t>
+      </w:r>
+    </w:p>
+    <w:p>
+      <w:pPr>
+        <w:pStyle w:val="ListParagraph"/>
+        <w:numPr>
+          <w:ilvl w:val="0"/>
+          <w:numId w:val="31"/>
+        </w:numPr>
+        <w:spacing w:line="360" w:lineRule="auto"/>
+        <w:jc w:val="both"/>
+        <w:rPr>
+          <w:rFonts w:ascii="Arial" w:hAnsi="Arial" w:cs="Arial"/>
+          <w:sz w:val="24"/>
+          <w:szCs w:val="24"/>
+        </w:rPr>
+      </w:pPr>
+      <w:r>
+        <w:rPr>
+          <w:rFonts w:ascii="Arial" w:hAnsi="Arial" w:cs="Arial"/>
+          <w:b/>
+          <w:bCs/>
+          <w:sz w:val="24"/>
+          <w:szCs w:val="24"/>
+        </w:rPr>
+        <w:t>Communication</w:t>
+      </w:r>
+      <w:r>
+        <w:rPr>
+          <w:rFonts w:ascii="Arial" w:hAnsi="Arial" w:cs="Arial"/>
+          <w:sz w:val="24"/>
+          <w:szCs w:val="24"/>
+        </w:rPr>
+        <w:t>: Provides a clear way to communicate how a process works.</w:t>
+      </w:r>
+    </w:p>
+    <w:p>
+      <w:pPr>
+        <w:pStyle w:val="ListParagraph"/>
+        <w:numPr>
+          <w:ilvl w:val="0"/>
+          <w:numId w:val="31"/>
+        </w:numPr>
+        <w:spacing w:line="360" w:lineRule="auto"/>
+        <w:jc w:val="both"/>
+        <w:rPr>
+          <w:rFonts w:ascii="Arial" w:hAnsi="Arial" w:cs="Arial"/>
+          <w:sz w:val="24"/>
+          <w:szCs w:val="24"/>
+        </w:rPr>
+      </w:pPr>
+      <w:r>
+        <w:rPr>
+          <w:rFonts w:ascii="Arial" w:hAnsi="Arial" w:cs="Arial"/>
+          <w:b/>
+          <w:bCs/>
+          <w:sz w:val="24"/>
+          <w:szCs w:val="24"/>
+        </w:rPr>
+        <w:t>Problem-Solving</w:t>
+      </w:r>
+      <w:r>
+        <w:rPr>
+          <w:rFonts w:ascii="Arial" w:hAnsi="Arial" w:cs="Arial"/>
+          <w:sz w:val="24"/>
+          <w:szCs w:val="24"/>
+        </w:rPr>
+        <w:t>: Helps in identifying bottlenecks and inefficiencies in a process.</w:t>
+      </w:r>
+    </w:p>
+    <w:p>
+      <w:pPr>
+        <w:pStyle w:val="ListParagraph"/>
+        <w:numPr>
+          <w:ilvl w:val="0"/>
+          <w:numId w:val="31"/>
+        </w:numPr>
+        <w:spacing w:line="360" w:lineRule="auto"/>
+        <w:jc w:val="both"/>
+        <w:rPr>
+          <w:rFonts w:ascii="Arial" w:hAnsi="Arial" w:cs="Arial"/>
+          <w:sz w:val="24"/>
+          <w:szCs w:val="24"/>
+        </w:rPr>
+      </w:pPr>
+      <w:r>
+        <w:rPr>
+          <w:rFonts w:ascii="Arial" w:hAnsi="Arial" w:cs="Arial"/>
+          <w:b/>
+          <w:bCs/>
+          <w:sz w:val="24"/>
+          <w:szCs w:val="24"/>
+        </w:rPr>
+        <w:t>Documentation</w:t>
+      </w:r>
+      <w:r>
+        <w:rPr>
+          <w:rFonts w:ascii="Arial" w:hAnsi="Arial" w:cs="Arial"/>
+          <w:sz w:val="24"/>
+          <w:szCs w:val="24"/>
+        </w:rPr>
+        <w:t>: Acts as a reference for process documentation and standardization.</w:t>
+      </w:r>
+    </w:p>
+    <w:p>
+      <w:pPr>
+        <w:pStyle w:val="ListParagraph"/>
+        <w:spacing w:line="360" w:lineRule="auto"/>
+        <w:jc w:val="both"/>
+        <w:rPr>
+          <w:rFonts w:ascii="Arial" w:hAnsi="Arial" w:cs="Arial"/>
+          <w:sz w:val="24"/>
+          <w:szCs w:val="24"/>
+        </w:rPr>
+      </w:pPr>
+    </w:p>
+    <w:p>
+      <w:pPr>
+        <w:pStyle w:val="ListParagraph"/>
+        <w:numPr>
+          <w:ilvl w:val="0"/>
+          <w:numId w:val="2"/>
+        </w:numPr>
+        <w:spacing w:line="360" w:lineRule="auto"/>
+        <w:jc w:val="both"/>
+        <w:rPr>
+          <w:rFonts w:ascii="Arial" w:hAnsi="Arial" w:cs="Arial"/>
+          <w:sz w:val="24"/>
+          <w:szCs w:val="24"/>
+        </w:rPr>
+      </w:pPr>
+      <w:bookmarkStart w:id="0" w:name="_Hlk167537042"/>
+      <w:r>
+        <w:rPr>
+          <w:rFonts w:ascii="Arial" w:hAnsi="Arial" w:cs="Arial"/>
+          <w:sz w:val="24"/>
+          <w:szCs w:val="24"/>
+        </w:rPr>
+        <w:lastRenderedPageBreak/>
+        <w:t>Flow chart for adding two numbers:</w:t>
+      </w:r>
+      <w:bookmarkEnd w:id="0"/>
+    </w:p>
+    <w:p>
+      <w:pPr>
+        <w:pStyle w:val="ListParagraph"/>
+        <w:spacing w:line="360" w:lineRule="auto"/>
+        <w:ind w:left="360"/>
+        <w:jc w:val="center"/>
+        <w:rPr>
+          <w:rFonts w:ascii="Arial" w:hAnsi="Arial" w:cs="Arial"/>
+          <w:sz w:val="24"/>
+          <w:szCs w:val="24"/>
+        </w:rPr>
+      </w:pPr>
+      <w:r>
+        <w:rPr>
+          <w:rFonts w:ascii="Arial" w:hAnsi="Arial" w:cs="Arial"/>
+          <w:noProof/>
+          <w:sz w:val="24"/>
+          <w:szCs w:val="24"/>
+        </w:rPr>
+        <w:drawing>
+          <wp:inline distT="0" distB="0" distL="0" distR="0" wp14:anchorId="28D63384" wp14:editId="12B9C96A">
+            <wp:extent cx="2295525" cy="6296025"/>
+            <wp:effectExtent l="0" t="0" r="9525" b="9525"/>
+            <wp:docPr id="1929317270" name="Picture 6"/>
+            <wp:cNvGraphicFramePr>
+              <a:graphicFrameLocks xmlns:a="http://schemas.openxmlformats.org/drawingml/2006/main" noChangeAspect="1"/>
+            </wp:cNvGraphicFramePr>
+            <a:graphic xmlns:a="http://schemas.openxmlformats.org/drawingml/2006/main">
+              <a:graphicData uri="http://schemas.openxmlformats.org/drawingml/2006/picture">
+                <pic:pic xmlns:pic="http://schemas.openxmlformats.org/drawingml/2006/picture">
+                  <pic:nvPicPr>
+                    <pic:cNvPr id="1929317270" name="Picture 1929317270"/>
+                    <pic:cNvPicPr/>
+                  </pic:nvPicPr>
+                  <pic:blipFill>
+                    <a:blip r:embed="rId13">
+                      <a:extLst>
+                        <a:ext uri="{28A0092B-C50C-407E-A947-70E740481C1C}">
+                          <a14:useLocalDpi xmlns:a14="http://schemas.microsoft.com/office/drawing/2010/main" val="0"/>
+                        </a:ext>
+                      </a:extLst>
+                    </a:blip>
+                    <a:stretch>
+                      <a:fillRect/>
+                    </a:stretch>
+                  </pic:blipFill>
+                  <pic:spPr>
+                    <a:xfrm>
+                      <a:off x="0" y="0"/>
+                      <a:ext cx="2295525" cy="6296025"/>
+                    </a:xfrm>
+                    <a:prstGeom prst="rect">
+                      <a:avLst/>
+                    </a:prstGeom>
+                  </pic:spPr>
+                </pic:pic>
+              </a:graphicData>
+            </a:graphic>
+          </wp:inline>
+        </w:drawing>
+      </w:r>
+    </w:p>
+    <w:p>
+      <w:pPr>
+        <w:pStyle w:val="ListParagraph"/>
+        <w:spacing w:line="360" w:lineRule="auto"/>
+        <w:ind w:left="360"/>
+        <w:jc w:val="both"/>
+        <w:rPr>
+          <w:rFonts w:ascii="Arial" w:hAnsi="Arial" w:cs="Arial"/>
+          <w:sz w:val="24"/>
+          <w:szCs w:val="24"/>
+        </w:rPr>
+      </w:pPr>
+    </w:p>
+    <w:p>
+      <w:pPr>
+        <w:pStyle w:val="ListParagraph"/>
+        <w:spacing w:line="276" w:lineRule="auto"/>
+        <w:ind w:left="360"/>
+        <w:jc w:val="both"/>
+        <w:rPr>
+          <w:rFonts w:ascii="Arial" w:hAnsi="Arial" w:cs="Arial"/>
+          <w:b/>
+          <w:bCs/>
+          <w:sz w:val="24"/>
+          <w:szCs w:val="24"/>
+        </w:rPr>
+      </w:pPr>
+      <w:r>
+        <w:rPr>
+          <w:rFonts w:ascii="Arial" w:hAnsi="Arial" w:cs="Arial"/>
+          <w:b/>
+          <w:bCs/>
+          <w:sz w:val="24"/>
+          <w:szCs w:val="24"/>
+        </w:rPr>
+        <w:t>Explanation:</w:t>
+      </w:r>
+    </w:p>
+    <w:p>
+      <w:pPr>
+        <w:pStyle w:val="ListParagraph"/>
+        <w:numPr>
+          <w:ilvl w:val="0"/>
+          <w:numId w:val="32"/>
+        </w:numPr>
+        <w:spacing w:line="276" w:lineRule="auto"/>
+        <w:jc w:val="both"/>
+        <w:rPr>
+          <w:rFonts w:ascii="Arial" w:hAnsi="Arial" w:cs="Arial"/>
+          <w:sz w:val="24"/>
+          <w:szCs w:val="24"/>
+        </w:rPr>
+      </w:pPr>
+      <w:r>
+        <w:rPr>
+          <w:rFonts w:ascii="Arial" w:hAnsi="Arial" w:cs="Arial"/>
+          <w:b/>
+          <w:bCs/>
+          <w:sz w:val="24"/>
+          <w:szCs w:val="24"/>
+        </w:rPr>
+        <w:t>Start</w:t>
+      </w:r>
+      <w:r>
+        <w:rPr>
+          <w:rFonts w:ascii="Arial" w:hAnsi="Arial" w:cs="Arial"/>
+          <w:sz w:val="24"/>
+          <w:szCs w:val="24"/>
+        </w:rPr>
+        <w:t>: The beginning of the process.</w:t>
+      </w:r>
+    </w:p>
+    <w:p>
+      <w:pPr>
+        <w:pStyle w:val="ListParagraph"/>
+        <w:numPr>
+          <w:ilvl w:val="0"/>
+          <w:numId w:val="32"/>
+        </w:numPr>
+        <w:spacing w:line="276" w:lineRule="auto"/>
+        <w:jc w:val="both"/>
+        <w:rPr>
+          <w:rFonts w:ascii="Arial" w:hAnsi="Arial" w:cs="Arial"/>
+          <w:b/>
+          <w:bCs/>
+          <w:sz w:val="24"/>
+          <w:szCs w:val="24"/>
+        </w:rPr>
+      </w:pPr>
+      <w:r>
+        <w:rPr>
+          <w:rFonts w:ascii="Arial" w:hAnsi="Arial" w:cs="Arial"/>
+          <w:b/>
+          <w:bCs/>
+          <w:sz w:val="24"/>
+          <w:szCs w:val="24"/>
+        </w:rPr>
+        <w:t>Declaration</w:t>
+      </w:r>
+      <w:r>
+        <w:rPr>
+          <w:rFonts w:ascii="Arial" w:hAnsi="Arial" w:cs="Arial"/>
+          <w:b/>
+          <w:bCs/>
+          <w:sz w:val="24"/>
+          <w:szCs w:val="24"/>
+        </w:rPr>
+        <w:t xml:space="preserve">: </w:t>
+      </w:r>
+      <w:r>
+        <w:rPr>
+          <w:rFonts w:ascii="Arial" w:hAnsi="Arial" w:cs="Arial"/>
+          <w:sz w:val="24"/>
+          <w:szCs w:val="24"/>
+        </w:rPr>
+        <w:t>process</w:t>
+      </w:r>
+      <w:r>
+        <w:rPr>
+          <w:rFonts w:ascii="Arial" w:hAnsi="Arial" w:cs="Arial"/>
+          <w:sz w:val="24"/>
+          <w:szCs w:val="24"/>
+        </w:rPr>
+        <w:t xml:space="preserve"> of declaring variables.</w:t>
+      </w:r>
+    </w:p>
+    <w:p>
+      <w:pPr>
+        <w:pStyle w:val="ListParagraph"/>
+        <w:numPr>
+          <w:ilvl w:val="0"/>
+          <w:numId w:val="32"/>
+        </w:numPr>
+        <w:spacing w:line="276" w:lineRule="auto"/>
+        <w:jc w:val="both"/>
+        <w:rPr>
+          <w:rFonts w:ascii="Arial" w:hAnsi="Arial" w:cs="Arial"/>
+          <w:sz w:val="24"/>
+          <w:szCs w:val="24"/>
+        </w:rPr>
+      </w:pPr>
+      <w:r>
+        <w:rPr>
+          <w:rFonts w:ascii="Arial" w:hAnsi="Arial" w:cs="Arial"/>
+          <w:b/>
+          <w:bCs/>
+          <w:sz w:val="24"/>
+          <w:szCs w:val="24"/>
+        </w:rPr>
+        <w:t>Input Num</w:t>
+      </w:r>
+      <w:r>
+        <w:rPr>
+          <w:rFonts w:ascii="Arial" w:hAnsi="Arial" w:cs="Arial"/>
+          <w:b/>
+          <w:bCs/>
+          <w:sz w:val="24"/>
+          <w:szCs w:val="24"/>
+        </w:rPr>
+        <w:t>1</w:t>
+      </w:r>
+      <w:r>
+        <w:rPr>
+          <w:rFonts w:ascii="Arial" w:hAnsi="Arial" w:cs="Arial"/>
+          <w:sz w:val="24"/>
+          <w:szCs w:val="24"/>
+        </w:rPr>
+        <w:t>: The user is prompted to input the first number.</w:t>
+      </w:r>
+    </w:p>
+    <w:p>
+      <w:pPr>
+        <w:pStyle w:val="ListParagraph"/>
+        <w:numPr>
+          <w:ilvl w:val="0"/>
+          <w:numId w:val="32"/>
+        </w:numPr>
+        <w:spacing w:line="276" w:lineRule="auto"/>
+        <w:jc w:val="both"/>
+        <w:rPr>
+          <w:rFonts w:ascii="Arial" w:hAnsi="Arial" w:cs="Arial"/>
+          <w:sz w:val="24"/>
+          <w:szCs w:val="24"/>
+        </w:rPr>
+      </w:pPr>
+      <w:r>
+        <w:rPr>
+          <w:rFonts w:ascii="Arial" w:hAnsi="Arial" w:cs="Arial"/>
+          <w:b/>
+          <w:bCs/>
+          <w:sz w:val="24"/>
+          <w:szCs w:val="24"/>
+        </w:rPr>
+        <w:t>Input Nu</w:t>
+      </w:r>
+      <w:r>
+        <w:rPr>
+          <w:rFonts w:ascii="Arial" w:hAnsi="Arial" w:cs="Arial"/>
+          <w:b/>
+          <w:bCs/>
+          <w:sz w:val="24"/>
+          <w:szCs w:val="24"/>
+        </w:rPr>
+        <w:t>m2</w:t>
+      </w:r>
+      <w:r>
+        <w:rPr>
+          <w:rFonts w:ascii="Arial" w:hAnsi="Arial" w:cs="Arial"/>
+          <w:sz w:val="24"/>
+          <w:szCs w:val="24"/>
+        </w:rPr>
+        <w:t>: The user is prompted to input the second number.</w:t>
+      </w:r>
+    </w:p>
+    <w:p>
+      <w:pPr>
+        <w:pStyle w:val="ListParagraph"/>
+        <w:numPr>
+          <w:ilvl w:val="0"/>
+          <w:numId w:val="32"/>
+        </w:numPr>
+        <w:spacing w:line="276" w:lineRule="auto"/>
+        <w:jc w:val="both"/>
+        <w:rPr>
+          <w:rFonts w:ascii="Arial" w:hAnsi="Arial" w:cs="Arial"/>
+          <w:sz w:val="24"/>
+          <w:szCs w:val="24"/>
+        </w:rPr>
+      </w:pPr>
+      <w:r>
+        <w:rPr>
+          <w:rFonts w:ascii="Arial" w:hAnsi="Arial" w:cs="Arial"/>
+          <w:b/>
+          <w:bCs/>
+          <w:sz w:val="24"/>
+          <w:szCs w:val="24"/>
+        </w:rPr>
+        <w:t xml:space="preserve">Sum = </w:t>
+      </w:r>
+      <w:r>
+        <w:rPr>
+          <w:rFonts w:ascii="Arial" w:hAnsi="Arial" w:cs="Arial"/>
+          <w:b/>
+          <w:bCs/>
+          <w:sz w:val="24"/>
+          <w:szCs w:val="24"/>
+        </w:rPr>
+        <w:t>num1 + num2</w:t>
+      </w:r>
+      <w:r>
+        <w:rPr>
+          <w:rFonts w:ascii="Arial" w:hAnsi="Arial" w:cs="Arial"/>
+          <w:sz w:val="24"/>
+          <w:szCs w:val="24"/>
+        </w:rPr>
+        <w:t>: The process step where the two numbers are added together.</w:t>
+      </w:r>
+    </w:p>
+    <w:p>
+      <w:pPr>
+        <w:pStyle w:val="ListParagraph"/>
+        <w:numPr>
+          <w:ilvl w:val="0"/>
+          <w:numId w:val="32"/>
+        </w:numPr>
+        <w:spacing w:line="276" w:lineRule="auto"/>
+        <w:jc w:val="both"/>
+        <w:rPr>
+          <w:rFonts w:ascii="Arial" w:hAnsi="Arial" w:cs="Arial"/>
+          <w:sz w:val="24"/>
+          <w:szCs w:val="24"/>
+        </w:rPr>
+      </w:pPr>
+      <w:r>
+        <w:rPr>
+          <w:rFonts w:ascii="Arial" w:hAnsi="Arial" w:cs="Arial"/>
+          <w:b/>
+          <w:bCs/>
+          <w:sz w:val="24"/>
+          <w:szCs w:val="24"/>
+        </w:rPr>
+        <w:t>Output Sum</w:t>
+      </w:r>
+      <w:r>
+        <w:rPr>
+          <w:rFonts w:ascii="Arial" w:hAnsi="Arial" w:cs="Arial"/>
+          <w:sz w:val="24"/>
+          <w:szCs w:val="24"/>
+        </w:rPr>
+        <w:t>: The result of the addition is displayed.</w:t>
+      </w:r>
+    </w:p>
+    <w:p>
+      <w:pPr>
+        <w:pStyle w:val="ListParagraph"/>
+        <w:numPr>
+          <w:ilvl w:val="0"/>
+          <w:numId w:val="32"/>
+        </w:numPr>
+        <w:spacing w:line="360" w:lineRule="auto"/>
+        <w:jc w:val="both"/>
+        <w:rPr>
+          <w:rFonts w:ascii="Arial" w:hAnsi="Arial" w:cs="Arial"/>
+          <w:sz w:val="24"/>
+          <w:szCs w:val="24"/>
+        </w:rPr>
+      </w:pPr>
+      <w:r>
+        <w:rPr>
+          <w:rFonts w:ascii="Arial" w:hAnsi="Arial" w:cs="Arial"/>
+          <w:b/>
+          <w:bCs/>
+          <w:sz w:val="24"/>
+          <w:szCs w:val="24"/>
+        </w:rPr>
+        <w:t>End</w:t>
+      </w:r>
+      <w:r>
+        <w:rPr>
+          <w:rFonts w:ascii="Arial" w:hAnsi="Arial" w:cs="Arial"/>
+          <w:sz w:val="24"/>
+          <w:szCs w:val="24"/>
+        </w:rPr>
+        <w:t>: The end of the process.</w:t>
+      </w:r>
+    </w:p>
+    <w:p>
+      <w:pPr>
+        <w:pStyle w:val="ListParagraph"/>
+        <w:numPr>
+          <w:ilvl w:val="0"/>
+          <w:numId w:val="1"/>
+        </w:numPr>
+        <w:spacing w:line="360" w:lineRule="auto"/>
+        <w:jc w:val="both"/>
+        <w:rPr>
+          <w:rFonts w:ascii="Arial" w:hAnsi="Arial" w:cs="Arial"/>
+          <w:sz w:val="24"/>
+          <w:szCs w:val="24"/>
+        </w:rPr>
+      </w:pPr>
+      <w:r>
+        <w:rPr>
+          <w:rFonts w:ascii="Arial" w:hAnsi="Arial" w:cs="Arial"/>
+          <w:b/>
+          <w:bCs/>
+          <w:color w:val="004E9A"/>
+          <w:sz w:val="24"/>
+          <w:szCs w:val="24"/>
+        </w:rPr>
+        <w:lastRenderedPageBreak/>
+        <w:t xml:space="preserve"> What is Use Case Diagram</w:t>
+      </w:r>
+      <w:r>
+        <w:rPr>
+          <w:rFonts w:ascii="Arial" w:hAnsi="Arial" w:cs="Arial"/>
+          <w:b/>
+          <w:bCs/>
+          <w:color w:val="004E9A"/>
+          <w:sz w:val="24"/>
+          <w:szCs w:val="24"/>
+        </w:rPr>
+        <w:t>? Create a use-ca</w:t>
+      </w:r>
+      <w:r>
+        <w:rPr>
+          <w:rFonts w:ascii="Arial" w:hAnsi="Arial" w:cs="Arial"/>
+          <w:b/>
+          <w:bCs/>
+          <w:color w:val="004E9A"/>
+          <w:sz w:val="24"/>
+          <w:szCs w:val="24"/>
+        </w:rPr>
+        <w:t>se on bill payment on paytm.</w:t>
+      </w:r>
+    </w:p>
+    <w:p>
+      <w:pPr>
+        <w:pStyle w:val="ListParagraph"/>
+        <w:numPr>
+          <w:ilvl w:val="0"/>
+          <w:numId w:val="2"/>
+        </w:numPr>
+        <w:spacing w:line="360" w:lineRule="auto"/>
+        <w:jc w:val="both"/>
+        <w:rPr>
+          <w:rFonts w:ascii="Arial" w:hAnsi="Arial" w:cs="Arial"/>
+        </w:rPr>
+      </w:pPr>
+      <w:r>
+        <w:rPr>
+          <w:rFonts w:ascii="Arial" w:hAnsi="Arial" w:cs="Arial"/>
+        </w:rPr>
+        <w:t xml:space="preserve">A use case diagram is a type of </w:t>
+      </w:r>
+      <w:r>
+        <w:rPr>
+          <w:rFonts w:ascii="Arial" w:hAnsi="Arial" w:cs="Arial"/>
+        </w:rPr>
+        <w:t>behavioural</w:t>
+      </w:r>
+      <w:r>
+        <w:rPr>
+          <w:rFonts w:ascii="Arial" w:hAnsi="Arial" w:cs="Arial"/>
+        </w:rPr>
+        <w:t xml:space="preserve"> diagram defined by the Unified Modeling Language (UML) that represents the interactions between users (actors) and a system to achieve a goal. It visually depicts the functional requirements of a system, showing how various actors interact with different use cases (functions or services) that the system provides.</w:t>
+      </w:r>
+    </w:p>
+    <w:p>
+      <w:pPr>
+        <w:pStyle w:val="ListParagraph"/>
+        <w:spacing w:line="360" w:lineRule="auto"/>
+        <w:ind w:left="360"/>
+        <w:jc w:val="both"/>
+        <w:rPr>
+          <w:rFonts w:ascii="Arial" w:hAnsi="Arial" w:cs="Arial"/>
+          <w:b/>
+          <w:bCs/>
+          <w:sz w:val="24"/>
+          <w:szCs w:val="24"/>
+        </w:rPr>
+      </w:pPr>
+    </w:p>
+    <w:p>
+      <w:pPr>
+        <w:pStyle w:val="ListParagraph"/>
+        <w:spacing w:line="360" w:lineRule="auto"/>
+        <w:ind w:left="360"/>
+        <w:jc w:val="both"/>
+        <w:rPr>
+          <w:rFonts w:ascii="Arial" w:hAnsi="Arial" w:cs="Arial"/>
+          <w:b/>
+          <w:bCs/>
+          <w:sz w:val="24"/>
+          <w:szCs w:val="24"/>
+        </w:rPr>
+      </w:pPr>
+      <w:r>
+        <w:rPr>
+          <w:rFonts w:ascii="Arial" w:hAnsi="Arial" w:cs="Arial"/>
+          <w:b/>
+          <w:bCs/>
+          <w:sz w:val="24"/>
+          <w:szCs w:val="24"/>
+        </w:rPr>
+        <w:t>Key Components of a Use Case Diagram:</w:t>
+      </w:r>
+    </w:p>
+    <w:p>
+      <w:pPr>
+        <w:pStyle w:val="ListParagraph"/>
+        <w:numPr>
+          <w:ilvl w:val="0"/>
+          <w:numId w:val="36"/>
+        </w:numPr>
+        <w:spacing w:line="360" w:lineRule="auto"/>
+        <w:jc w:val="both"/>
+        <w:rPr>
+          <w:rFonts w:ascii="Arial" w:hAnsi="Arial" w:cs="Arial"/>
+          <w:sz w:val="24"/>
+          <w:szCs w:val="24"/>
+        </w:rPr>
+      </w:pPr>
+      <w:r>
+        <w:rPr>
+          <w:rFonts w:ascii="Arial" w:hAnsi="Arial" w:cs="Arial"/>
+          <w:b/>
+          <w:bCs/>
+          <w:sz w:val="24"/>
+          <w:szCs w:val="24"/>
+        </w:rPr>
+        <w:t>Actors</w:t>
+      </w:r>
+      <w:r>
+        <w:rPr>
+          <w:rFonts w:ascii="Arial" w:hAnsi="Arial" w:cs="Arial"/>
+          <w:sz w:val="24"/>
+          <w:szCs w:val="24"/>
+        </w:rPr>
+        <w:t>: Entities that interact with the system, which can be users, other systems, or devices. Actors are usually represented by stick figures.</w:t>
+      </w:r>
+    </w:p>
+    <w:p>
+      <w:pPr>
+        <w:pStyle w:val="ListParagraph"/>
+        <w:numPr>
+          <w:ilvl w:val="0"/>
+          <w:numId w:val="36"/>
+        </w:numPr>
+        <w:spacing w:line="360" w:lineRule="auto"/>
+        <w:jc w:val="both"/>
+        <w:rPr>
+          <w:rFonts w:ascii="Arial" w:hAnsi="Arial" w:cs="Arial"/>
+          <w:sz w:val="24"/>
+          <w:szCs w:val="24"/>
+        </w:rPr>
+      </w:pPr>
+      <w:r>
+        <w:rPr>
+          <w:rFonts w:ascii="Arial" w:hAnsi="Arial" w:cs="Arial"/>
+          <w:b/>
+          <w:bCs/>
+          <w:sz w:val="24"/>
+          <w:szCs w:val="24"/>
+        </w:rPr>
+        <w:t>Use Cases</w:t>
+      </w:r>
+      <w:r>
+        <w:rPr>
+          <w:rFonts w:ascii="Arial" w:hAnsi="Arial" w:cs="Arial"/>
+          <w:sz w:val="24"/>
+          <w:szCs w:val="24"/>
+        </w:rPr>
+        <w:t>: Functions or services that the system provides to the actors, represented by ovals. Each use case should deliver a specific goal or task for the actor.</w:t>
+      </w:r>
+    </w:p>
+    <w:p>
+      <w:pPr>
+        <w:pStyle w:val="ListParagraph"/>
+        <w:numPr>
+          <w:ilvl w:val="0"/>
+          <w:numId w:val="36"/>
+        </w:numPr>
+        <w:spacing w:line="360" w:lineRule="auto"/>
+        <w:jc w:val="both"/>
+        <w:rPr>
+          <w:rFonts w:ascii="Arial" w:hAnsi="Arial" w:cs="Arial"/>
+          <w:sz w:val="24"/>
+          <w:szCs w:val="24"/>
+        </w:rPr>
+      </w:pPr>
+      <w:r>
+        <w:rPr>
+          <w:rFonts w:ascii="Arial" w:hAnsi="Arial" w:cs="Arial"/>
+          <w:b/>
+          <w:bCs/>
+          <w:sz w:val="24"/>
+          <w:szCs w:val="24"/>
+        </w:rPr>
+        <w:t>System Boundary</w:t>
+      </w:r>
+      <w:r>
+        <w:rPr>
+          <w:rFonts w:ascii="Arial" w:hAnsi="Arial" w:cs="Arial"/>
+          <w:sz w:val="24"/>
+          <w:szCs w:val="24"/>
+        </w:rPr>
+        <w:t>: A rectangle that defines the scope of the system, enclosing all the use cases.</w:t>
+      </w:r>
+    </w:p>
+    <w:p>
+      <w:pPr>
+        <w:pStyle w:val="ListParagraph"/>
+        <w:numPr>
+          <w:ilvl w:val="0"/>
+          <w:numId w:val="36"/>
+        </w:numPr>
+        <w:spacing w:line="360" w:lineRule="auto"/>
+        <w:jc w:val="both"/>
+        <w:rPr>
+          <w:rFonts w:ascii="Arial" w:hAnsi="Arial" w:cs="Arial"/>
+          <w:sz w:val="24"/>
+          <w:szCs w:val="24"/>
+        </w:rPr>
+      </w:pPr>
+      <w:r>
+        <w:rPr>
+          <w:rFonts w:ascii="Arial" w:hAnsi="Arial" w:cs="Arial"/>
+          <w:b/>
+          <w:bCs/>
+          <w:sz w:val="24"/>
+          <w:szCs w:val="24"/>
+        </w:rPr>
+        <w:t>Relationships</w:t>
+      </w:r>
+      <w:r>
+        <w:rPr>
+          <w:rFonts w:ascii="Arial" w:hAnsi="Arial" w:cs="Arial"/>
+          <w:sz w:val="24"/>
+          <w:szCs w:val="24"/>
+        </w:rPr>
+        <w:t>: Lines or arrows that connect actors to use cases, indicating interactions. Common types of relationships include:</w:t>
+      </w:r>
+    </w:p>
+    <w:p>
+      <w:pPr>
+        <w:pStyle w:val="ListParagraph"/>
+        <w:numPr>
+          <w:ilvl w:val="0"/>
+          <w:numId w:val="36"/>
+        </w:numPr>
+        <w:spacing w:line="360" w:lineRule="auto"/>
+        <w:jc w:val="both"/>
+        <w:rPr>
+          <w:rFonts w:ascii="Arial" w:hAnsi="Arial" w:cs="Arial"/>
+          <w:sz w:val="24"/>
+          <w:szCs w:val="24"/>
+        </w:rPr>
+      </w:pPr>
+      <w:r>
+        <w:rPr>
+          <w:rFonts w:ascii="Arial" w:hAnsi="Arial" w:cs="Arial"/>
+          <w:b/>
+          <w:bCs/>
+          <w:sz w:val="24"/>
+          <w:szCs w:val="24"/>
+        </w:rPr>
+        <w:t>Association</w:t>
+      </w:r>
+      <w:r>
+        <w:rPr>
+          <w:rFonts w:ascii="Arial" w:hAnsi="Arial" w:cs="Arial"/>
+          <w:sz w:val="24"/>
+          <w:szCs w:val="24"/>
+        </w:rPr>
+        <w:t>: A line connecting an actor to a use case, showing that the actor uses the functionality of the use case.</w:t>
+      </w:r>
+    </w:p>
+    <w:p>
+      <w:pPr>
+        <w:pStyle w:val="ListParagraph"/>
+        <w:numPr>
+          <w:ilvl w:val="0"/>
+          <w:numId w:val="36"/>
+        </w:numPr>
+        <w:spacing w:line="360" w:lineRule="auto"/>
+        <w:jc w:val="both"/>
+        <w:rPr>
+          <w:rFonts w:ascii="Arial" w:hAnsi="Arial" w:cs="Arial"/>
+          <w:sz w:val="24"/>
+          <w:szCs w:val="24"/>
+        </w:rPr>
+      </w:pPr>
+      <w:r>
+        <w:rPr>
+          <w:rFonts w:ascii="Arial" w:hAnsi="Arial" w:cs="Arial"/>
+          <w:b/>
+          <w:bCs/>
+          <w:sz w:val="24"/>
+          <w:szCs w:val="24"/>
+        </w:rPr>
+        <w:t>Include</w:t>
+      </w:r>
+      <w:r>
+        <w:rPr>
+          <w:rFonts w:ascii="Arial" w:hAnsi="Arial" w:cs="Arial"/>
+          <w:sz w:val="24"/>
+          <w:szCs w:val="24"/>
+        </w:rPr>
+        <w:t>: A dashed arrow from one use case to another, indicating that the behavior of the second use case is included in the first.</w:t>
+      </w:r>
+    </w:p>
+    <w:p>
+      <w:pPr>
+        <w:pStyle w:val="ListParagraph"/>
+        <w:numPr>
+          <w:ilvl w:val="0"/>
+          <w:numId w:val="36"/>
+        </w:numPr>
+        <w:spacing w:line="360" w:lineRule="auto"/>
+        <w:jc w:val="both"/>
+        <w:rPr>
+          <w:rFonts w:ascii="Arial" w:hAnsi="Arial" w:cs="Arial"/>
+          <w:sz w:val="24"/>
+          <w:szCs w:val="24"/>
+        </w:rPr>
+      </w:pPr>
+      <w:r>
+        <w:rPr>
+          <w:rFonts w:ascii="Arial" w:hAnsi="Arial" w:cs="Arial"/>
+          <w:b/>
+          <w:bCs/>
+          <w:sz w:val="24"/>
+          <w:szCs w:val="24"/>
+        </w:rPr>
+        <w:t>Extend</w:t>
+      </w:r>
+      <w:r>
+        <w:rPr>
+          <w:rFonts w:ascii="Arial" w:hAnsi="Arial" w:cs="Arial"/>
+          <w:sz w:val="24"/>
+          <w:szCs w:val="24"/>
+        </w:rPr>
+        <w:t>: A dashed arrow from one use case to another, showing that the second use case extends the behavior of the first, usually under certain conditions.</w:t>
+      </w:r>
+    </w:p>
+    <w:p>
+      <w:pPr>
+        <w:pStyle w:val="ListParagraph"/>
+        <w:numPr>
+          <w:ilvl w:val="0"/>
+          <w:numId w:val="36"/>
+        </w:numPr>
+        <w:spacing w:line="360" w:lineRule="auto"/>
+        <w:jc w:val="both"/>
+        <w:rPr>
+          <w:rFonts w:ascii="Arial" w:hAnsi="Arial" w:cs="Arial"/>
+          <w:sz w:val="24"/>
+          <w:szCs w:val="24"/>
+        </w:rPr>
+      </w:pPr>
+      <w:r>
+        <w:rPr>
+          <w:rFonts w:ascii="Arial" w:hAnsi="Arial" w:cs="Arial"/>
+          <w:b/>
+          <w:bCs/>
+          <w:sz w:val="24"/>
+          <w:szCs w:val="24"/>
+        </w:rPr>
+        <w:t>Generalization</w:t>
+      </w:r>
+      <w:r>
+        <w:rPr>
+          <w:rFonts w:ascii="Arial" w:hAnsi="Arial" w:cs="Arial"/>
+          <w:sz w:val="24"/>
+          <w:szCs w:val="24"/>
+        </w:rPr>
+        <w:t>: An arrow pointing from a specialized actor or use case to a more general actor or use case, indicating inheritance.</w:t>
+      </w:r>
+    </w:p>
+    <w:p>
+      <w:pPr>
+        <w:pStyle w:val="ListParagraph"/>
+        <w:spacing w:line="360" w:lineRule="auto"/>
+        <w:jc w:val="both"/>
+        <w:rPr>
+          <w:rFonts w:ascii="Arial" w:hAnsi="Arial" w:cs="Arial"/>
+          <w:b/>
+          <w:bCs/>
+          <w:sz w:val="24"/>
+          <w:szCs w:val="24"/>
+        </w:rPr>
+      </w:pPr>
+    </w:p>
+    <w:p>
+      <w:pPr>
+        <w:pStyle w:val="ListParagraph"/>
+        <w:spacing w:line="360" w:lineRule="auto"/>
+        <w:ind w:left="360"/>
+        <w:jc w:val="both"/>
+        <w:rPr>
+          <w:rFonts w:ascii="Arial" w:hAnsi="Arial" w:cs="Arial"/>
+          <w:b/>
+          <w:bCs/>
+          <w:sz w:val="24"/>
+          <w:szCs w:val="24"/>
+        </w:rPr>
+      </w:pPr>
+      <w:r>
+        <w:rPr>
+          <w:rFonts w:ascii="Arial" w:hAnsi="Arial" w:cs="Arial"/>
+          <w:b/>
+          <w:bCs/>
+          <w:sz w:val="24"/>
+          <w:szCs w:val="24"/>
+        </w:rPr>
+        <w:t>Benefits of Use Case Diagrams:</w:t>
+      </w:r>
+    </w:p>
+    <w:p>
+      <w:pPr>
+        <w:pStyle w:val="ListParagraph"/>
+        <w:numPr>
+          <w:ilvl w:val="0"/>
+          <w:numId w:val="35"/>
+        </w:numPr>
+        <w:spacing w:line="360" w:lineRule="auto"/>
+        <w:jc w:val="both"/>
+        <w:rPr>
+          <w:rFonts w:ascii="Arial" w:hAnsi="Arial" w:cs="Arial"/>
+          <w:sz w:val="24"/>
+          <w:szCs w:val="24"/>
+        </w:rPr>
+      </w:pPr>
+      <w:r>
+        <w:rPr>
+          <w:rFonts w:ascii="Arial" w:hAnsi="Arial" w:cs="Arial"/>
+          <w:b/>
+          <w:bCs/>
+          <w:sz w:val="24"/>
+          <w:szCs w:val="24"/>
+        </w:rPr>
+        <w:t>Clarity</w:t>
+      </w:r>
+      <w:r>
+        <w:rPr>
+          <w:rFonts w:ascii="Arial" w:hAnsi="Arial" w:cs="Arial"/>
+          <w:sz w:val="24"/>
+          <w:szCs w:val="24"/>
+        </w:rPr>
+        <w:t>: Provides a clear and simple visual representation of system functionality and interactions.</w:t>
+      </w:r>
+    </w:p>
+    <w:p>
+      <w:pPr>
+        <w:pStyle w:val="ListParagraph"/>
+        <w:numPr>
+          <w:ilvl w:val="0"/>
+          <w:numId w:val="35"/>
+        </w:numPr>
+        <w:spacing w:line="360" w:lineRule="auto"/>
+        <w:jc w:val="both"/>
+        <w:rPr>
+          <w:rFonts w:ascii="Arial" w:hAnsi="Arial" w:cs="Arial"/>
+          <w:sz w:val="24"/>
+          <w:szCs w:val="24"/>
+        </w:rPr>
+      </w:pPr>
+      <w:r>
+        <w:rPr>
+          <w:rFonts w:ascii="Arial" w:hAnsi="Arial" w:cs="Arial"/>
+          <w:b/>
+          <w:bCs/>
+          <w:sz w:val="24"/>
+          <w:szCs w:val="24"/>
+        </w:rPr>
+        <w:t>Communication</w:t>
+      </w:r>
+      <w:r>
+        <w:rPr>
+          <w:rFonts w:ascii="Arial" w:hAnsi="Arial" w:cs="Arial"/>
+          <w:sz w:val="24"/>
+          <w:szCs w:val="24"/>
+        </w:rPr>
+        <w:t>: Enhances communication between stakeholders, developers, and users by clearly illustrating requirements.</w:t>
+      </w:r>
+    </w:p>
+    <w:p>
+      <w:pPr>
+        <w:pStyle w:val="ListParagraph"/>
+        <w:numPr>
+          <w:ilvl w:val="0"/>
+          <w:numId w:val="35"/>
+        </w:numPr>
+        <w:spacing w:line="360" w:lineRule="auto"/>
+        <w:jc w:val="both"/>
+        <w:rPr>
+          <w:rFonts w:ascii="Arial" w:hAnsi="Arial" w:cs="Arial"/>
+          <w:sz w:val="24"/>
+          <w:szCs w:val="24"/>
+        </w:rPr>
+      </w:pPr>
+      <w:r>
+        <w:rPr>
+          <w:rFonts w:ascii="Arial" w:hAnsi="Arial" w:cs="Arial"/>
+          <w:b/>
+          <w:bCs/>
+          <w:sz w:val="24"/>
+          <w:szCs w:val="24"/>
+        </w:rPr>
+        <w:t>Organization</w:t>
+      </w:r>
+      <w:r>
+        <w:rPr>
+          <w:rFonts w:ascii="Arial" w:hAnsi="Arial" w:cs="Arial"/>
+          <w:sz w:val="24"/>
+          <w:szCs w:val="24"/>
+        </w:rPr>
+        <w:t>: Helps in organizing system requirements and identifying user interactions.</w:t>
+      </w:r>
+    </w:p>
+    <w:p>
+      <w:pPr>
+        <w:pStyle w:val="ListParagraph"/>
+        <w:numPr>
+          <w:ilvl w:val="0"/>
+          <w:numId w:val="35"/>
+        </w:numPr>
+        <w:spacing w:line="360" w:lineRule="auto"/>
+        <w:jc w:val="both"/>
+        <w:rPr>
+          <w:rFonts w:ascii="Arial" w:hAnsi="Arial" w:cs="Arial"/>
+          <w:sz w:val="24"/>
+          <w:szCs w:val="24"/>
+        </w:rPr>
+      </w:pPr>
+      <w:r>
+        <w:rPr>
+          <w:rFonts w:ascii="Arial" w:hAnsi="Arial" w:cs="Arial"/>
+          <w:b/>
+          <w:bCs/>
+          <w:sz w:val="24"/>
+          <w:szCs w:val="24"/>
+        </w:rPr>
+        <w:lastRenderedPageBreak/>
+        <w:t>Scope Definition</w:t>
+      </w:r>
+      <w:r>
+        <w:rPr>
+          <w:rFonts w:ascii="Arial" w:hAnsi="Arial" w:cs="Arial"/>
+          <w:sz w:val="24"/>
+          <w:szCs w:val="24"/>
+        </w:rPr>
+        <w:t>: Defines the boundaries of the system and helps in understanding what is inside and outside the scope of the system.</w:t>
+      </w:r>
+    </w:p>
+    <w:p>
+      <w:pPr>
+        <w:pStyle w:val="ListParagraph"/>
+        <w:spacing w:line="360" w:lineRule="auto"/>
+        <w:ind w:left="1440"/>
+        <w:jc w:val="both"/>
+        <w:rPr>
+          <w:rFonts w:ascii="Arial" w:hAnsi="Arial" w:cs="Arial"/>
+          <w:sz w:val="24"/>
+          <w:szCs w:val="24"/>
+        </w:rPr>
+      </w:pPr>
+    </w:p>
+    <w:p>
+      <w:pPr>
+        <w:pStyle w:val="ListParagraph"/>
+        <w:numPr>
+          <w:ilvl w:val="0"/>
+          <w:numId w:val="2"/>
+        </w:numPr>
+        <w:spacing w:line="360" w:lineRule="auto"/>
+        <w:jc w:val="both"/>
+        <w:rPr>
+          <w:rFonts w:ascii="Arial" w:hAnsi="Arial" w:cs="Arial"/>
+          <w:b/>
+          <w:bCs/>
+          <w:sz w:val="24"/>
+          <w:szCs w:val="24"/>
+        </w:rPr>
+      </w:pPr>
+      <w:r>
+        <w:rPr>
+          <w:rFonts w:ascii="Arial" w:hAnsi="Arial" w:cs="Arial"/>
+          <w:b/>
+          <w:bCs/>
+          <w:sz w:val="24"/>
+          <w:szCs w:val="24"/>
+        </w:rPr>
+        <w:t>Use-case on bill payment on paytm:</w:t>
+      </w:r>
+    </w:p>
+    <w:p>
+      <w:pPr>
+        <w:pStyle w:val="ListParagraph"/>
+        <w:spacing w:line="360" w:lineRule="auto"/>
+        <w:ind w:left="360"/>
+        <w:jc w:val="both"/>
+        <w:rPr>
+          <w:rFonts w:ascii="Arial" w:hAnsi="Arial" w:cs="Arial"/>
+          <w:b/>
+          <w:bCs/>
+          <w:sz w:val="24"/>
+          <w:szCs w:val="24"/>
+        </w:rPr>
+      </w:pPr>
+      <w:r>
+        <w:rPr>
+          <w:rFonts w:ascii="Arial" w:hAnsi="Arial" w:cs="Arial"/>
+          <w:sz w:val="24"/>
+          <w:szCs w:val="24"/>
+        </w:rPr>
+        <w:t>Actors:</w:t>
+      </w:r>
+    </w:p>
+    <w:p>
+      <w:pPr>
+        <w:pStyle w:val="ListParagraph"/>
+        <w:numPr>
+          <w:ilvl w:val="0"/>
+          <w:numId w:val="39"/>
+        </w:numPr>
+        <w:spacing w:line="360" w:lineRule="auto"/>
+        <w:jc w:val="both"/>
+        <w:rPr>
+          <w:rFonts w:ascii="Arial" w:hAnsi="Arial" w:cs="Arial"/>
+          <w:sz w:val="24"/>
+          <w:szCs w:val="24"/>
+        </w:rPr>
+      </w:pPr>
+      <w:r>
+        <w:rPr>
+          <w:rFonts w:ascii="Arial" w:hAnsi="Arial" w:cs="Arial"/>
+          <w:sz w:val="24"/>
+          <w:szCs w:val="24"/>
+        </w:rPr>
+        <w:t>User: The individual using the Paytm app to pay a utility bill.</w:t>
+      </w:r>
+    </w:p>
+    <w:p>
+      <w:pPr>
+        <w:pStyle w:val="ListParagraph"/>
+        <w:numPr>
+          <w:ilvl w:val="0"/>
+          <w:numId w:val="39"/>
+        </w:numPr>
+        <w:spacing w:line="360" w:lineRule="auto"/>
+        <w:jc w:val="both"/>
+        <w:rPr>
+          <w:rFonts w:ascii="Arial" w:hAnsi="Arial" w:cs="Arial"/>
+          <w:sz w:val="24"/>
+          <w:szCs w:val="24"/>
+        </w:rPr>
+      </w:pPr>
+      <w:r>
+        <w:rPr>
+          <w:rFonts w:ascii="Arial" w:hAnsi="Arial" w:cs="Arial"/>
+          <w:sz w:val="24"/>
+          <w:szCs w:val="24"/>
+        </w:rPr>
+        <w:t>Paytm System: The backend system of Paytm facilitating the transaction.</w:t>
+      </w:r>
+    </w:p>
+    <w:p>
+      <w:pPr>
+        <w:pStyle w:val="ListParagraph"/>
+        <w:numPr>
+          <w:ilvl w:val="0"/>
+          <w:numId w:val="39"/>
+        </w:numPr>
+        <w:spacing w:line="360" w:lineRule="auto"/>
+        <w:jc w:val="both"/>
+        <w:rPr>
+          <w:rFonts w:ascii="Arial" w:hAnsi="Arial" w:cs="Arial"/>
+          <w:sz w:val="24"/>
+          <w:szCs w:val="24"/>
+        </w:rPr>
+      </w:pPr>
+      <w:r>
+        <w:rPr>
+          <w:rFonts w:ascii="Arial" w:hAnsi="Arial" w:cs="Arial"/>
+          <w:sz w:val="24"/>
+          <w:szCs w:val="24"/>
+        </w:rPr>
+        <w:t xml:space="preserve">Utility Service Provider: The entity providing the utility service (e.g., electricity company, </w:t>
+      </w:r>
+      <w:r>
+        <w:rPr>
+          <w:rFonts w:ascii="Arial" w:hAnsi="Arial" w:cs="Arial"/>
+          <w:sz w:val="24"/>
+          <w:szCs w:val="24"/>
+        </w:rPr>
+        <w:t>gas bill, credit card bill</w:t>
+      </w:r>
+      <w:r>
+        <w:rPr>
+          <w:rFonts w:ascii="Arial" w:hAnsi="Arial" w:cs="Arial"/>
+          <w:sz w:val="24"/>
+          <w:szCs w:val="24"/>
+        </w:rPr>
+        <w:t>).</w:t>
+      </w:r>
+    </w:p>
+    <w:p>
+      <w:pPr>
+        <w:pStyle w:val="ListParagraph"/>
+        <w:spacing w:line="360" w:lineRule="auto"/>
+        <w:ind w:left="1080"/>
+        <w:jc w:val="both"/>
+        <w:rPr>
+          <w:rFonts w:ascii="Arial" w:hAnsi="Arial" w:cs="Arial"/>
+          <w:sz w:val="24"/>
+          <w:szCs w:val="24"/>
+        </w:rPr>
+      </w:pPr>
+    </w:p>
+    <w:p>
+      <w:pPr>
+        <w:pStyle w:val="ListParagraph"/>
+        <w:spacing w:line="360" w:lineRule="auto"/>
+        <w:ind w:left="360"/>
+        <w:jc w:val="both"/>
+        <w:rPr>
+          <w:rFonts w:ascii="Arial" w:hAnsi="Arial" w:cs="Arial"/>
+          <w:sz w:val="24"/>
+          <w:szCs w:val="24"/>
+        </w:rPr>
+      </w:pPr>
+      <w:r>
+        <w:rPr>
+          <w:rFonts w:ascii="Arial" w:hAnsi="Arial" w:cs="Arial"/>
+          <w:sz w:val="24"/>
+          <w:szCs w:val="24"/>
+        </w:rPr>
+        <w:t>Use Cases:</w:t>
+      </w:r>
+    </w:p>
+    <w:p>
+      <w:pPr>
+        <w:pStyle w:val="ListParagraph"/>
+        <w:numPr>
+          <w:ilvl w:val="0"/>
+          <w:numId w:val="38"/>
+        </w:numPr>
+        <w:spacing w:line="360" w:lineRule="auto"/>
+        <w:jc w:val="both"/>
+        <w:rPr>
+          <w:rFonts w:ascii="Arial" w:hAnsi="Arial" w:cs="Arial"/>
+          <w:sz w:val="24"/>
+          <w:szCs w:val="24"/>
+        </w:rPr>
+      </w:pPr>
+      <w:r>
+        <w:rPr>
+          <w:rFonts w:ascii="Arial" w:hAnsi="Arial" w:cs="Arial"/>
+          <w:sz w:val="24"/>
+          <w:szCs w:val="24"/>
+        </w:rPr>
+        <w:t>Login: The user logs into their Paytm account.</w:t>
+      </w:r>
+    </w:p>
+    <w:p>
+      <w:pPr>
+        <w:pStyle w:val="ListParagraph"/>
+        <w:numPr>
+          <w:ilvl w:val="0"/>
+          <w:numId w:val="38"/>
+        </w:numPr>
+        <w:spacing w:line="360" w:lineRule="auto"/>
+        <w:jc w:val="both"/>
+        <w:rPr>
+          <w:rFonts w:ascii="Arial" w:hAnsi="Arial" w:cs="Arial"/>
+          <w:sz w:val="24"/>
+          <w:szCs w:val="24"/>
+        </w:rPr>
+      </w:pPr>
+      <w:r>
+        <w:rPr>
+          <w:rFonts w:ascii="Arial" w:hAnsi="Arial" w:cs="Arial"/>
+          <w:sz w:val="24"/>
+          <w:szCs w:val="24"/>
+        </w:rPr>
+        <w:t>Select Utility Bill Payment: The user navigates to the utility bill payment section.</w:t>
+      </w:r>
+    </w:p>
+    <w:p>
+      <w:pPr>
+        <w:pStyle w:val="ListParagraph"/>
+        <w:numPr>
+          <w:ilvl w:val="0"/>
+          <w:numId w:val="38"/>
+        </w:numPr>
+        <w:spacing w:line="360" w:lineRule="auto"/>
+        <w:jc w:val="both"/>
+        <w:rPr>
+          <w:rFonts w:ascii="Arial" w:hAnsi="Arial" w:cs="Arial"/>
+          <w:sz w:val="24"/>
+          <w:szCs w:val="24"/>
+        </w:rPr>
+      </w:pPr>
+      <w:r>
+        <w:rPr>
+          <w:rFonts w:ascii="Arial" w:hAnsi="Arial" w:cs="Arial"/>
+          <w:sz w:val="24"/>
+          <w:szCs w:val="24"/>
+        </w:rPr>
+        <w:t>Enter Utility Details: The user inputs necessary details like customer account number and bill amount.</w:t>
+      </w:r>
+    </w:p>
+    <w:p>
+      <w:pPr>
+        <w:pStyle w:val="ListParagraph"/>
+        <w:numPr>
+          <w:ilvl w:val="0"/>
+          <w:numId w:val="38"/>
+        </w:numPr>
+        <w:spacing w:line="360" w:lineRule="auto"/>
+        <w:jc w:val="both"/>
+        <w:rPr>
+          <w:rFonts w:ascii="Arial" w:hAnsi="Arial" w:cs="Arial"/>
+          <w:sz w:val="24"/>
+          <w:szCs w:val="24"/>
+        </w:rPr>
+      </w:pPr>
+      <w:r>
+        <w:rPr>
+          <w:rFonts w:ascii="Arial" w:hAnsi="Arial" w:cs="Arial"/>
+          <w:sz w:val="24"/>
+          <w:szCs w:val="24"/>
+        </w:rPr>
+        <w:t>Verify Utility Details: Paytm system verifies the entered details with the utility service provider.</w:t>
+      </w:r>
+    </w:p>
+    <w:p>
+      <w:pPr>
+        <w:pStyle w:val="ListParagraph"/>
+        <w:numPr>
+          <w:ilvl w:val="0"/>
+          <w:numId w:val="38"/>
+        </w:numPr>
+        <w:spacing w:line="360" w:lineRule="auto"/>
+        <w:jc w:val="both"/>
+        <w:rPr>
+          <w:rFonts w:ascii="Arial" w:hAnsi="Arial" w:cs="Arial"/>
+          <w:sz w:val="24"/>
+          <w:szCs w:val="24"/>
+        </w:rPr>
+      </w:pPr>
+      <w:r>
+        <w:rPr>
+          <w:rFonts w:ascii="Arial" w:hAnsi="Arial" w:cs="Arial"/>
+          <w:sz w:val="24"/>
+          <w:szCs w:val="24"/>
+        </w:rPr>
+        <w:t>Choose Payment Method: The user selects a payment method (e.g., Paytm wallet, credit card, bank account).</w:t>
+      </w:r>
+    </w:p>
+    <w:p>
+      <w:pPr>
+        <w:pStyle w:val="ListParagraph"/>
+        <w:numPr>
+          <w:ilvl w:val="0"/>
+          <w:numId w:val="38"/>
+        </w:numPr>
+        <w:spacing w:line="360" w:lineRule="auto"/>
+        <w:jc w:val="both"/>
+        <w:rPr>
+          <w:rFonts w:ascii="Arial" w:hAnsi="Arial" w:cs="Arial"/>
+          <w:sz w:val="24"/>
+          <w:szCs w:val="24"/>
+        </w:rPr>
+      </w:pPr>
+      <w:r>
+        <w:rPr>
+          <w:rFonts w:ascii="Arial" w:hAnsi="Arial" w:cs="Arial"/>
+          <w:sz w:val="24"/>
+          <w:szCs w:val="24"/>
+        </w:rPr>
+        <w:t>Make Payment: The user confirms and makes the payment.</w:t>
+      </w:r>
+    </w:p>
+    <w:p>
+      <w:pPr>
+        <w:pStyle w:val="ListParagraph"/>
+        <w:numPr>
+          <w:ilvl w:val="0"/>
+          <w:numId w:val="38"/>
+        </w:numPr>
+        <w:spacing w:line="360" w:lineRule="auto"/>
+        <w:jc w:val="both"/>
+        <w:rPr>
+          <w:rFonts w:ascii="Arial" w:hAnsi="Arial" w:cs="Arial"/>
+          <w:sz w:val="24"/>
+          <w:szCs w:val="24"/>
+        </w:rPr>
+      </w:pPr>
+      <w:r>
+        <w:rPr>
+          <w:rFonts w:ascii="Arial" w:hAnsi="Arial" w:cs="Arial"/>
+          <w:sz w:val="24"/>
+          <w:szCs w:val="24"/>
+        </w:rPr>
+        <w:t>Receive Confirmation: The user receives a confirmation of the payment from Paytm.</w:t>
+      </w:r>
+    </w:p>
+    <w:p>
+      <w:pPr>
+        <w:pStyle w:val="ListParagraph"/>
+        <w:numPr>
+          <w:ilvl w:val="0"/>
+          <w:numId w:val="38"/>
+        </w:numPr>
+        <w:spacing w:line="360" w:lineRule="auto"/>
+        <w:jc w:val="both"/>
+        <w:rPr>
+          <w:rFonts w:ascii="Arial" w:hAnsi="Arial" w:cs="Arial"/>
+          <w:sz w:val="24"/>
+          <w:szCs w:val="24"/>
+        </w:rPr>
+      </w:pPr>
+      <w:r>
+        <w:rPr>
+          <w:rFonts w:ascii="Arial" w:hAnsi="Arial" w:cs="Arial"/>
+          <w:sz w:val="24"/>
+          <w:szCs w:val="24"/>
+        </w:rPr>
+        <w:t>Notify Utility Provider: Paytm notifies the utility service provider about the payment.</w:t>
+      </w:r>
+    </w:p>
+    <w:p>
+      <w:pPr>
+        <w:spacing w:line="360" w:lineRule="auto"/>
+        <w:jc w:val="both"/>
+        <w:rPr>
+          <w:rFonts w:ascii="Arial" w:hAnsi="Arial" w:cs="Arial"/>
+          <w:sz w:val="24"/>
+          <w:szCs w:val="24"/>
+        </w:rPr>
+      </w:pPr>
+      <w:r>
+        <w:rPr>
+          <w:rFonts w:ascii="Arial" w:hAnsi="Arial" w:cs="Arial"/>
+          <w:sz w:val="24"/>
+          <w:szCs w:val="24"/>
+        </w:rPr>
+        <w:t>n</w:t>
+      </w:r>
+    </w:p>
+    <w:p>
+      <w:pPr>
+        <w:pStyle w:val="ListParagraph"/>
+        <w:spacing w:line="360" w:lineRule="auto"/>
+        <w:ind w:left="360"/>
+        <w:jc w:val="both"/>
+        <w:rPr>
+          <w:rFonts w:ascii="Arial" w:hAnsi="Arial" w:cs="Arial"/>
+          <w:b/>
+          <w:bCs/>
+          <w:sz w:val="24"/>
+          <w:szCs w:val="24"/>
+        </w:rPr>
+      </w:pPr>
+    </w:p>
+    <w:p>
+      <w:pPr>
+        <w:pStyle w:val="ListParagraph"/>
+        <w:spacing w:line="360" w:lineRule="auto"/>
+        <w:ind w:left="360"/>
+        <w:jc w:val="both"/>
+        <w:rPr>
+          <w:rFonts w:ascii="Arial" w:hAnsi="Arial" w:cs="Arial"/>
+          <w:b/>
+          <w:bCs/>
+          <w:sz w:val="24"/>
+          <w:szCs w:val="24"/>
+        </w:rPr>
+      </w:pPr>
+    </w:p>
+    <w:p>
+      <w:pPr>
+        <w:pStyle w:val="ListParagraph"/>
+        <w:spacing w:line="360" w:lineRule="auto"/>
+        <w:ind w:left="360"/>
+        <w:jc w:val="both"/>
+        <w:rPr>
+          <w:rFonts w:ascii="Arial" w:hAnsi="Arial" w:cs="Arial"/>
+          <w:sz w:val="24"/>
+          <w:szCs w:val="24"/>
+        </w:rPr>
+      </w:pPr>
+    </w:p>
     <w:sectPr>
-      <w:footerReference w:type="default" r:id="rId10"/>
+      <w:footerReference w:type="default" r:id="rId14"/>
       <w:pgSz w:w="11906" w:h="16838" w:code="9"/>
       <w:pgMar w:top="1440" w:right="1440" w:bottom="1440" w:left="1440" w:header="708" w:footer="708" w:gutter="0"/>
       <w:pgBorders w:offsetFrom="page">
@@ -4679,6 +7029,385 @@
     </w:lvl>
   </w:abstractNum>
   <w:abstractNum w:abstractNumId="3" w15:restartNumberingAfterBreak="0">
+    <w:nsid w:val="14C33ECD"/>
+    <w:multiLevelType w:val="multilevel"/>
+    <w:tmpl w:val="0A304416"/>
+    <w:lvl w:ilvl="0">
+      <w:start w:val="1"/>
+      <w:numFmt w:val="bullet"/>
+      <w:lvlText w:val=""/>
+      <w:lvlJc w:val="left"/>
+      <w:pPr>
+        <w:tabs>
+          <w:tab w:val="num" w:pos="720"/>
+        </w:tabs>
+        <w:ind w:left="720" w:hanging="360"/>
+      </w:pPr>
+      <w:rPr>
+        <w:rFonts w:ascii="Symbol" w:hAnsi="Symbol" w:hint="default"/>
+        <w:sz w:val="20"/>
+      </w:rPr>
+    </w:lvl>
+    <w:lvl w:ilvl="1" w:tentative="1">
+      <w:start w:val="1"/>
+      <w:numFmt w:val="bullet"/>
+      <w:lvlText w:val="o"/>
+      <w:lvlJc w:val="left"/>
+      <w:pPr>
+        <w:tabs>
+          <w:tab w:val="num" w:pos="1440"/>
+        </w:tabs>
+        <w:ind w:left="1440" w:hanging="360"/>
+      </w:pPr>
+      <w:rPr>
+        <w:rFonts w:ascii="Courier New" w:hAnsi="Courier New" w:hint="default"/>
+        <w:sz w:val="20"/>
+      </w:rPr>
+    </w:lvl>
+    <w:lvl w:ilvl="2" w:tentative="1">
+      <w:start w:val="1"/>
+      <w:numFmt w:val="bullet"/>
+      <w:lvlText w:val=""/>
+      <w:lvlJc w:val="left"/>
+      <w:pPr>
+        <w:tabs>
+          <w:tab w:val="num" w:pos="2160"/>
+        </w:tabs>
+        <w:ind w:left="2160" w:hanging="360"/>
+      </w:pPr>
+      <w:rPr>
+        <w:rFonts w:ascii="Wingdings" w:hAnsi="Wingdings" w:hint="default"/>
+        <w:sz w:val="20"/>
+      </w:rPr>
+    </w:lvl>
+    <w:lvl w:ilvl="3" w:tentative="1">
+      <w:start w:val="1"/>
+      <w:numFmt w:val="bullet"/>
+      <w:lvlText w:val=""/>
+      <w:lvlJc w:val="left"/>
+      <w:pPr>
+        <w:tabs>
+          <w:tab w:val="num" w:pos="2880"/>
+        </w:tabs>
+        <w:ind w:left="2880" w:hanging="360"/>
+      </w:pPr>
+      <w:rPr>
+        <w:rFonts w:ascii="Wingdings" w:hAnsi="Wingdings" w:hint="default"/>
+        <w:sz w:val="20"/>
+      </w:rPr>
+    </w:lvl>
+    <w:lvl w:ilvl="4" w:tentative="1">
+      <w:start w:val="1"/>
+      <w:numFmt w:val="bullet"/>
+      <w:lvlText w:val=""/>
+      <w:lvlJc w:val="left"/>
+      <w:pPr>
+        <w:tabs>
+          <w:tab w:val="num" w:pos="3600"/>
+        </w:tabs>
+        <w:ind w:left="3600" w:hanging="360"/>
+      </w:pPr>
+      <w:rPr>
+        <w:rFonts w:ascii="Wingdings" w:hAnsi="Wingdings" w:hint="default"/>
+        <w:sz w:val="20"/>
+      </w:rPr>
+    </w:lvl>
+    <w:lvl w:ilvl="5" w:tentative="1">
+      <w:start w:val="1"/>
+      <w:numFmt w:val="bullet"/>
+      <w:lvlText w:val=""/>
+      <w:lvlJc w:val="left"/>
+      <w:pPr>
+        <w:tabs>
+          <w:tab w:val="num" w:pos="4320"/>
+        </w:tabs>
+        <w:ind w:left="4320" w:hanging="360"/>
+      </w:pPr>
+      <w:rPr>
+        <w:rFonts w:ascii="Wingdings" w:hAnsi="Wingdings" w:hint="default"/>
+        <w:sz w:val="20"/>
+      </w:rPr>
+    </w:lvl>
+    <w:lvl w:ilvl="6" w:tentative="1">
+      <w:start w:val="1"/>
+      <w:numFmt w:val="bullet"/>
+      <w:lvlText w:val=""/>
+      <w:lvlJc w:val="left"/>
+      <w:pPr>
+        <w:tabs>
+          <w:tab w:val="num" w:pos="5040"/>
+        </w:tabs>
+        <w:ind w:left="5040" w:hanging="360"/>
+      </w:pPr>
+      <w:rPr>
+        <w:rFonts w:ascii="Wingdings" w:hAnsi="Wingdings" w:hint="default"/>
+        <w:sz w:val="20"/>
+      </w:rPr>
+    </w:lvl>
+    <w:lvl w:ilvl="7" w:tentative="1">
+      <w:start w:val="1"/>
+      <w:numFmt w:val="bullet"/>
+      <w:lvlText w:val=""/>
+      <w:lvlJc w:val="left"/>
+      <w:pPr>
+        <w:tabs>
+          <w:tab w:val="num" w:pos="5760"/>
+        </w:tabs>
+        <w:ind w:left="5760" w:hanging="360"/>
+      </w:pPr>
+      <w:rPr>
+        <w:rFonts w:ascii="Wingdings" w:hAnsi="Wingdings" w:hint="default"/>
+        <w:sz w:val="20"/>
+      </w:rPr>
+    </w:lvl>
+    <w:lvl w:ilvl="8" w:tentative="1">
+      <w:start w:val="1"/>
+      <w:numFmt w:val="bullet"/>
+      <w:lvlText w:val=""/>
+      <w:lvlJc w:val="left"/>
+      <w:pPr>
+        <w:tabs>
+          <w:tab w:val="num" w:pos="6480"/>
+        </w:tabs>
+        <w:ind w:left="6480" w:hanging="360"/>
+      </w:pPr>
+      <w:rPr>
+        <w:rFonts w:ascii="Wingdings" w:hAnsi="Wingdings" w:hint="default"/>
+        <w:sz w:val="20"/>
+      </w:rPr>
+    </w:lvl>
+  </w:abstractNum>
+  <w:abstractNum w:abstractNumId="4" w15:restartNumberingAfterBreak="0">
+    <w:nsid w:val="15353F54"/>
+    <w:multiLevelType w:val="multilevel"/>
+    <w:tmpl w:val="8188B828"/>
+    <w:lvl w:ilvl="0">
+      <w:start w:val="1"/>
+      <w:numFmt w:val="decimal"/>
+      <w:lvlText w:val="%1."/>
+      <w:lvlJc w:val="left"/>
+      <w:pPr>
+        <w:tabs>
+          <w:tab w:val="num" w:pos="1080"/>
+        </w:tabs>
+        <w:ind w:left="1080" w:hanging="360"/>
+      </w:pPr>
+    </w:lvl>
+    <w:lvl w:ilvl="1" w:tentative="1">
+      <w:start w:val="1"/>
+      <w:numFmt w:val="decimal"/>
+      <w:lvlText w:val="%2."/>
+      <w:lvlJc w:val="left"/>
+      <w:pPr>
+        <w:tabs>
+          <w:tab w:val="num" w:pos="1800"/>
+        </w:tabs>
+        <w:ind w:left="1800" w:hanging="360"/>
+      </w:pPr>
+    </w:lvl>
+    <w:lvl w:ilvl="2" w:tentative="1">
+      <w:start w:val="1"/>
+      <w:numFmt w:val="decimal"/>
+      <w:lvlText w:val="%3."/>
+      <w:lvlJc w:val="left"/>
+      <w:pPr>
+        <w:tabs>
+          <w:tab w:val="num" w:pos="2520"/>
+        </w:tabs>
+        <w:ind w:left="2520" w:hanging="360"/>
+      </w:pPr>
+    </w:lvl>
+    <w:lvl w:ilvl="3" w:tentative="1">
+      <w:start w:val="1"/>
+      <w:numFmt w:val="decimal"/>
+      <w:lvlText w:val="%4."/>
+      <w:lvlJc w:val="left"/>
+      <w:pPr>
+        <w:tabs>
+          <w:tab w:val="num" w:pos="3240"/>
+        </w:tabs>
+        <w:ind w:left="3240" w:hanging="360"/>
+      </w:pPr>
+    </w:lvl>
+    <w:lvl w:ilvl="4" w:tentative="1">
+      <w:start w:val="1"/>
+      <w:numFmt w:val="decimal"/>
+      <w:lvlText w:val="%5."/>
+      <w:lvlJc w:val="left"/>
+      <w:pPr>
+        <w:tabs>
+          <w:tab w:val="num" w:pos="3960"/>
+        </w:tabs>
+        <w:ind w:left="3960" w:hanging="360"/>
+      </w:pPr>
+    </w:lvl>
+    <w:lvl w:ilvl="5" w:tentative="1">
+      <w:start w:val="1"/>
+      <w:numFmt w:val="decimal"/>
+      <w:lvlText w:val="%6."/>
+      <w:lvlJc w:val="left"/>
+      <w:pPr>
+        <w:tabs>
+          <w:tab w:val="num" w:pos="4680"/>
+        </w:tabs>
+        <w:ind w:left="4680" w:hanging="360"/>
+      </w:pPr>
+    </w:lvl>
+    <w:lvl w:ilvl="6" w:tentative="1">
+      <w:start w:val="1"/>
+      <w:numFmt w:val="decimal"/>
+      <w:lvlText w:val="%7."/>
+      <w:lvlJc w:val="left"/>
+      <w:pPr>
+        <w:tabs>
+          <w:tab w:val="num" w:pos="5400"/>
+        </w:tabs>
+        <w:ind w:left="5400" w:hanging="360"/>
+      </w:pPr>
+    </w:lvl>
+    <w:lvl w:ilvl="7" w:tentative="1">
+      <w:start w:val="1"/>
+      <w:numFmt w:val="decimal"/>
+      <w:lvlText w:val="%8."/>
+      <w:lvlJc w:val="left"/>
+      <w:pPr>
+        <w:tabs>
+          <w:tab w:val="num" w:pos="6120"/>
+        </w:tabs>
+        <w:ind w:left="6120" w:hanging="360"/>
+      </w:pPr>
+    </w:lvl>
+    <w:lvl w:ilvl="8" w:tentative="1">
+      <w:start w:val="1"/>
+      <w:numFmt w:val="decimal"/>
+      <w:lvlText w:val="%9."/>
+      <w:lvlJc w:val="left"/>
+      <w:pPr>
+        <w:tabs>
+          <w:tab w:val="num" w:pos="6840"/>
+        </w:tabs>
+        <w:ind w:left="6840" w:hanging="360"/>
+      </w:pPr>
+    </w:lvl>
+  </w:abstractNum>
+  <w:abstractNum w:abstractNumId="5" w15:restartNumberingAfterBreak="0">
+    <w:nsid w:val="159F1935"/>
+    <w:multiLevelType w:val="multilevel"/>
+    <w:tmpl w:val="8DEAF518"/>
+    <w:lvl w:ilvl="0">
+      <w:start w:val="1"/>
+      <w:numFmt w:val="decimal"/>
+      <w:lvlText w:val="%1."/>
+      <w:lvlJc w:val="left"/>
+      <w:pPr>
+        <w:tabs>
+          <w:tab w:val="num" w:pos="720"/>
+        </w:tabs>
+        <w:ind w:left="720" w:hanging="360"/>
+      </w:pPr>
+    </w:lvl>
+    <w:lvl w:ilvl="1">
+      <w:start w:val="1"/>
+      <w:numFmt w:val="bullet"/>
+      <w:lvlText w:val="o"/>
+      <w:lvlJc w:val="left"/>
+      <w:pPr>
+        <w:tabs>
+          <w:tab w:val="num" w:pos="1440"/>
+        </w:tabs>
+        <w:ind w:left="1440" w:hanging="360"/>
+      </w:pPr>
+      <w:rPr>
+        <w:rFonts w:ascii="Courier New" w:hAnsi="Courier New" w:hint="default"/>
+        <w:sz w:val="20"/>
+      </w:rPr>
+    </w:lvl>
+    <w:lvl w:ilvl="2" w:tentative="1">
+      <w:start w:val="1"/>
+      <w:numFmt w:val="decimal"/>
+      <w:lvlText w:val="%3."/>
+      <w:lvlJc w:val="left"/>
+      <w:pPr>
+        <w:tabs>
+          <w:tab w:val="num" w:pos="2160"/>
+        </w:tabs>
+        <w:ind w:left="2160" w:hanging="360"/>
+      </w:pPr>
+    </w:lvl>
+    <w:lvl w:ilvl="3" w:tentative="1">
+      <w:start w:val="1"/>
+      <w:numFmt w:val="decimal"/>
+      <w:lvlText w:val="%4."/>
+      <w:lvlJc w:val="left"/>
+      <w:pPr>
+        <w:tabs>
+          <w:tab w:val="num" w:pos="2880"/>
+        </w:tabs>
+        <w:ind w:left="2880" w:hanging="360"/>
+      </w:pPr>
+    </w:lvl>
+    <w:lvl w:ilvl="4" w:tentative="1">
+      <w:start w:val="1"/>
+      <w:numFmt w:val="decimal"/>
+      <w:lvlText w:val="%5."/>
+      <w:lvlJc w:val="left"/>
+      <w:pPr>
+        <w:tabs>
+          <w:tab w:val="num" w:pos="3600"/>
+        </w:tabs>
+        <w:ind w:left="3600" w:hanging="360"/>
+      </w:pPr>
+    </w:lvl>
+    <w:lvl w:ilvl="5" w:tentative="1">
+      <w:start w:val="1"/>
+      <w:numFmt w:val="decimal"/>
+      <w:lvlText w:val="%6."/>
+      <w:lvlJc w:val="left"/>
+      <w:pPr>
+        <w:tabs>
+          <w:tab w:val="num" w:pos="4320"/>
+        </w:tabs>
+        <w:ind w:left="4320" w:hanging="360"/>
+      </w:pPr>
+    </w:lvl>
+    <w:lvl w:ilvl="6" w:tentative="1">
+      <w:start w:val="1"/>
+      <w:numFmt w:val="decimal"/>
+      <w:lvlText w:val="%7."/>
+      <w:lvlJc w:val="left"/>
+      <w:pPr>
+        <w:tabs>
+          <w:tab w:val="num" w:pos="5040"/>
+        </w:tabs>
+        <w:ind w:left="5040" w:hanging="360"/>
+      </w:pPr>
+    </w:lvl>
+    <w:lvl w:ilvl="7" w:tentative="1">
+      <w:start w:val="1"/>
+      <w:numFmt w:val="decimal"/>
+      <w:lvlText w:val="%8."/>
+      <w:lvlJc w:val="left"/>
+      <w:pPr>
+        <w:tabs>
+          <w:tab w:val="num" w:pos="5760"/>
+        </w:tabs>
+        <w:ind w:left="5760" w:hanging="360"/>
+      </w:pPr>
+    </w:lvl>
+    <w:lvl w:ilvl="8" w:tentative="1">
+      <w:start w:val="1"/>
+      <w:numFmt w:val="decimal"/>
+      <w:lvlText w:val="%9."/>
+      <w:lvlJc w:val="left"/>
+      <w:pPr>
+        <w:tabs>
+          <w:tab w:val="num" w:pos="6480"/>
+        </w:tabs>
+        <w:ind w:left="6480" w:hanging="360"/>
+      </w:pPr>
+    </w:lvl>
+  </w:abstractNum>
+  <w:abstractNum w:abstractNumId="6" w15:restartNumberingAfterBreak="0">
     <w:nsid w:val="16102A66"/>
     <w:multiLevelType w:val="hybridMultilevel"/>
     <w:tmpl w:val="768E90CE"/>
@@ -4791,7 +7520,7 @@
       </w:rPr>
     </w:lvl>
   </w:abstractNum>
-  <w:abstractNum w:abstractNumId="4" w15:restartNumberingAfterBreak="0">
+  <w:abstractNum w:abstractNumId="7" w15:restartNumberingAfterBreak="0">
     <w:nsid w:val="168A72E3"/>
     <w:multiLevelType w:val="hybridMultilevel"/>
     <w:tmpl w:val="829043BC"/>
@@ -4808,7 +7537,7 @@
         <w:color w:val="auto"/>
       </w:rPr>
     </w:lvl>
-    <w:lvl w:ilvl="1" w:tplc="40090003" w:tentative="1">
+    <w:lvl w:ilvl="1" w:tplc="40090003">
       <w:start w:val="1"/>
       <w:numFmt w:val="bullet"/>
       <w:lvlText w:val="o"/>
@@ -4905,7 +7634,7 @@
       </w:rPr>
     </w:lvl>
   </w:abstractNum>
-  <w:abstractNum w:abstractNumId="5" w15:restartNumberingAfterBreak="0">
+  <w:abstractNum w:abstractNumId="8" w15:restartNumberingAfterBreak="0">
     <w:nsid w:val="1FEF5EB0"/>
     <w:multiLevelType w:val="hybridMultilevel"/>
     <w:tmpl w:val="B9069492"/>
@@ -5018,7 +7747,120 @@
       </w:rPr>
     </w:lvl>
   </w:abstractNum>
-  <w:abstractNum w:abstractNumId="6" w15:restartNumberingAfterBreak="0">
+  <w:abstractNum w:abstractNumId="9" w15:restartNumberingAfterBreak="0">
+    <w:nsid w:val="2286164E"/>
+    <w:multiLevelType w:val="hybridMultilevel"/>
+    <w:tmpl w:val="C324C268"/>
+    <w:lvl w:ilvl="0" w:tplc="40090001">
+      <w:start w:val="1"/>
+      <w:numFmt w:val="bullet"/>
+      <w:lvlText w:val=""/>
+      <w:lvlJc w:val="left"/>
+      <w:pPr>
+        <w:ind w:left="1080" w:hanging="360"/>
+      </w:pPr>
+      <w:rPr>
+        <w:rFonts w:ascii="Symbol" w:hAnsi="Symbol" w:hint="default"/>
+      </w:rPr>
+    </w:lvl>
+    <w:lvl w:ilvl="1" w:tplc="40090003" w:tentative="1">
+      <w:start w:val="1"/>
+      <w:numFmt w:val="bullet"/>
+      <w:lvlText w:val="o"/>
+      <w:lvlJc w:val="left"/>
+      <w:pPr>
+        <w:ind w:left="1800" w:hanging="360"/>
+      </w:pPr>
+      <w:rPr>
+        <w:rFonts w:ascii="Courier New" w:hAnsi="Courier New" w:cs="Courier New" w:hint="default"/>
+      </w:rPr>
+    </w:lvl>
+    <w:lvl w:ilvl="2" w:tplc="40090005" w:tentative="1">
+      <w:start w:val="1"/>
+      <w:numFmt w:val="bullet"/>
+      <w:lvlText w:val=""/>
+      <w:lvlJc w:val="left"/>
+      <w:pPr>
+        <w:ind w:left="2520" w:hanging="360"/>
+      </w:pPr>
+      <w:rPr>
+        <w:rFonts w:ascii="Wingdings" w:hAnsi="Wingdings" w:hint="default"/>
+      </w:rPr>
+    </w:lvl>
+    <w:lvl w:ilvl="3" w:tplc="40090001" w:tentative="1">
+      <w:start w:val="1"/>
+      <w:numFmt w:val="bullet"/>
+      <w:lvlText w:val=""/>
+      <w:lvlJc w:val="left"/>
+      <w:pPr>
+        <w:ind w:left="3240" w:hanging="360"/>
+      </w:pPr>
+      <w:rPr>
+        <w:rFonts w:ascii="Symbol" w:hAnsi="Symbol" w:hint="default"/>
+      </w:rPr>
+    </w:lvl>
+    <w:lvl w:ilvl="4" w:tplc="40090003" w:tentative="1">
+      <w:start w:val="1"/>
+      <w:numFmt w:val="bullet"/>
+      <w:lvlText w:val="o"/>
+      <w:lvlJc w:val="left"/>
+      <w:pPr>
+        <w:ind w:left="3960" w:hanging="360"/>
+      </w:pPr>
+      <w:rPr>
+        <w:rFonts w:ascii="Courier New" w:hAnsi="Courier New" w:cs="Courier New" w:hint="default"/>
+      </w:rPr>
+    </w:lvl>
+    <w:lvl w:ilvl="5" w:tplc="40090005" w:tentative="1">
+      <w:start w:val="1"/>
+      <w:numFmt w:val="bullet"/>
+      <w:lvlText w:val=""/>
+      <w:lvlJc w:val="left"/>
+      <w:pPr>
+        <w:ind w:left="4680" w:hanging="360"/>
+      </w:pPr>
+      <w:rPr>
+        <w:rFonts w:ascii="Wingdings" w:hAnsi="Wingdings" w:hint="default"/>
+      </w:rPr>
+    </w:lvl>
+    <w:lvl w:ilvl="6" w:tplc="40090001" w:tentative="1">
+      <w:start w:val="1"/>
+      <w:numFmt w:val="bullet"/>
+      <w:lvlText w:val=""/>
+      <w:lvlJc w:val="left"/>
+      <w:pPr>
+        <w:ind w:left="5400" w:hanging="360"/>
+      </w:pPr>
+      <w:rPr>
+        <w:rFonts w:ascii="Symbol" w:hAnsi="Symbol" w:hint="default"/>
+      </w:rPr>
+    </w:lvl>
+    <w:lvl w:ilvl="7" w:tplc="40090003" w:tentative="1">
+      <w:start w:val="1"/>
+      <w:numFmt w:val="bullet"/>
+      <w:lvlText w:val="o"/>
+      <w:lvlJc w:val="left"/>
+      <w:pPr>
+        <w:ind w:left="6120" w:hanging="360"/>
+      </w:pPr>
+      <w:rPr>
+        <w:rFonts w:ascii="Courier New" w:hAnsi="Courier New" w:cs="Courier New" w:hint="default"/>
+      </w:rPr>
+    </w:lvl>
+    <w:lvl w:ilvl="8" w:tplc="40090005" w:tentative="1">
+      <w:start w:val="1"/>
+      <w:numFmt w:val="bullet"/>
+      <w:lvlText w:val=""/>
+      <w:lvlJc w:val="left"/>
+      <w:pPr>
+        <w:ind w:left="6840" w:hanging="360"/>
+      </w:pPr>
+      <w:rPr>
+        <w:rFonts w:ascii="Wingdings" w:hAnsi="Wingdings" w:hint="default"/>
+      </w:rPr>
+    </w:lvl>
+  </w:abstractNum>
+  <w:abstractNum w:abstractNumId="10" w15:restartNumberingAfterBreak="0">
     <w:nsid w:val="26CE703E"/>
     <w:multiLevelType w:val="multilevel"/>
     <w:tmpl w:val="A54CC2E4"/>
@@ -5167,7 +8009,7 @@
       </w:rPr>
     </w:lvl>
   </w:abstractNum>
-  <w:abstractNum w:abstractNumId="7" w15:restartNumberingAfterBreak="0">
+  <w:abstractNum w:abstractNumId="11" w15:restartNumberingAfterBreak="0">
     <w:nsid w:val="2AF12BCA"/>
     <w:multiLevelType w:val="hybridMultilevel"/>
     <w:tmpl w:val="B88A0CE8"/>
@@ -5280,7 +8122,7 @@
       </w:rPr>
     </w:lvl>
   </w:abstractNum>
-  <w:abstractNum w:abstractNumId="8" w15:restartNumberingAfterBreak="0">
+  <w:abstractNum w:abstractNumId="12" w15:restartNumberingAfterBreak="0">
     <w:nsid w:val="33EA5F5F"/>
     <w:multiLevelType w:val="hybridMultilevel"/>
     <w:tmpl w:val="6B3C4F1E"/>
@@ -5371,7 +8213,124 @@
       </w:pPr>
     </w:lvl>
   </w:abstractNum>
-  <w:abstractNum w:abstractNumId="9" w15:restartNumberingAfterBreak="0">
+  <w:abstractNum w:abstractNumId="13" w15:restartNumberingAfterBreak="0">
+    <w:nsid w:val="369C4525"/>
+    <w:multiLevelType w:val="multilevel"/>
+    <w:tmpl w:val="DC740972"/>
+    <w:lvl w:ilvl="0">
+      <w:start w:val="1"/>
+      <w:numFmt w:val="decimal"/>
+      <w:lvlText w:val="%1."/>
+      <w:lvlJc w:val="left"/>
+      <w:pPr>
+        <w:tabs>
+          <w:tab w:val="num" w:pos="720"/>
+        </w:tabs>
+        <w:ind w:left="720" w:hanging="360"/>
+      </w:pPr>
+    </w:lvl>
+    <w:lvl w:ilvl="1">
+      <w:start w:val="1"/>
+      <w:numFmt w:val="bullet"/>
+      <w:lvlText w:val="o"/>
+      <w:lvlJc w:val="left"/>
+      <w:pPr>
+        <w:tabs>
+          <w:tab w:val="num" w:pos="1440"/>
+        </w:tabs>
+        <w:ind w:left="1440" w:hanging="360"/>
+      </w:pPr>
+      <w:rPr>
+        <w:rFonts w:ascii="Courier New" w:hAnsi="Courier New" w:hint="default"/>
+        <w:sz w:val="20"/>
+      </w:rPr>
+    </w:lvl>
+    <w:lvl w:ilvl="2" w:tentative="1">
+      <w:start w:val="1"/>
+      <w:numFmt w:val="decimal"/>
+      <w:lvlText w:val="%3."/>
+      <w:lvlJc w:val="left"/>
+      <w:pPr>
+        <w:tabs>
+          <w:tab w:val="num" w:pos="2160"/>
+        </w:tabs>
+        <w:ind w:left="2160" w:hanging="360"/>
+      </w:pPr>
+    </w:lvl>
+    <w:lvl w:ilvl="3" w:tentative="1">
+      <w:start w:val="1"/>
+      <w:numFmt w:val="decimal"/>
+      <w:lvlText w:val="%4."/>
+      <w:lvlJc w:val="left"/>
+      <w:pPr>
+        <w:tabs>
+          <w:tab w:val="num" w:pos="2880"/>
+        </w:tabs>
+        <w:ind w:left="2880" w:hanging="360"/>
+      </w:pPr>
+    </w:lvl>
+    <w:lvl w:ilvl="4" w:tentative="1">
+      <w:start w:val="1"/>
+      <w:numFmt w:val="decimal"/>
+      <w:lvlText w:val="%5."/>
+      <w:lvlJc w:val="left"/>
+      <w:pPr>
+        <w:tabs>
+          <w:tab w:val="num" w:pos="3600"/>
+        </w:tabs>
+        <w:ind w:left="3600" w:hanging="360"/>
+      </w:pPr>
+    </w:lvl>
+    <w:lvl w:ilvl="5" w:tentative="1">
+      <w:start w:val="1"/>
+      <w:numFmt w:val="decimal"/>
+      <w:lvlText w:val="%6."/>
+      <w:lvlJc w:val="left"/>
+      <w:pPr>
+        <w:tabs>
+          <w:tab w:val="num" w:pos="4320"/>
+        </w:tabs>
+        <w:ind w:left="4320" w:hanging="360"/>
+      </w:pPr>
+    </w:lvl>
+    <w:lvl w:ilvl="6" w:tentative="1">
+      <w:start w:val="1"/>
+      <w:numFmt w:val="decimal"/>
+      <w:lvlText w:val="%7."/>
+      <w:lvlJc w:val="left"/>
+      <w:pPr>
+        <w:tabs>
+          <w:tab w:val="num" w:pos="5040"/>
+        </w:tabs>
+        <w:ind w:left="5040" w:hanging="360"/>
+      </w:pPr>
+    </w:lvl>
+    <w:lvl w:ilvl="7" w:tentative="1">
+      <w:start w:val="1"/>
+      <w:numFmt w:val="decimal"/>
+      <w:lvlText w:val="%8."/>
+      <w:lvlJc w:val="left"/>
+      <w:pPr>
+        <w:tabs>
+          <w:tab w:val="num" w:pos="5760"/>
+        </w:tabs>
+        <w:ind w:left="5760" w:hanging="360"/>
+      </w:pPr>
+    </w:lvl>
+    <w:lvl w:ilvl="8" w:tentative="1">
+      <w:start w:val="1"/>
+      <w:numFmt w:val="decimal"/>
+      <w:lvlText w:val="%9."/>
+      <w:lvlJc w:val="left"/>
+      <w:pPr>
+        <w:tabs>
+          <w:tab w:val="num" w:pos="6480"/>
+        </w:tabs>
+        <w:ind w:left="6480" w:hanging="360"/>
+      </w:pPr>
+    </w:lvl>
+  </w:abstractNum>
+  <w:abstractNum w:abstractNumId="14" w15:restartNumberingAfterBreak="0">
     <w:nsid w:val="37027CB3"/>
     <w:multiLevelType w:val="hybridMultilevel"/>
     <w:tmpl w:val="647ED5CC"/>
@@ -5484,11 +8443,11 @@
       </w:rPr>
     </w:lvl>
   </w:abstractNum>
-  <w:abstractNum w:abstractNumId="10" w15:restartNumberingAfterBreak="0">
+  <w:abstractNum w:abstractNumId="15" w15:restartNumberingAfterBreak="0">
     <w:nsid w:val="37BE41C6"/>
     <w:multiLevelType w:val="hybridMultilevel"/>
-    <w:tmpl w:val="2266FCEC"/>
-    <w:lvl w:ilvl="0" w:tplc="AB6C0052">
+    <w:tmpl w:val="ECA86C3C"/>
+    <w:lvl w:ilvl="0" w:tplc="D570AB0E">
       <w:start w:val="1"/>
       <w:numFmt w:val="decimal"/>
       <w:lvlText w:val="%1."/>
@@ -5500,6 +8459,7 @@
         <w:rFonts w:hint="default"/>
         <w:b/>
         <w:bCs/>
+        <w:color w:val="2F5496" w:themeColor="accent1" w:themeShade="BF"/>
       </w:rPr>
     </w:lvl>
     <w:lvl w:ilvl="1" w:tplc="40090019" w:tentative="1">
@@ -5575,7 +8535,156 @@
       </w:pPr>
     </w:lvl>
   </w:abstractNum>
-  <w:abstractNum w:abstractNumId="11" w15:restartNumberingAfterBreak="0">
+  <w:abstractNum w:abstractNumId="16" w15:restartNumberingAfterBreak="0">
+    <w:nsid w:val="3A6A38C9"/>
+    <w:multiLevelType w:val="multilevel"/>
+    <w:tmpl w:val="563A64F6"/>
+    <w:lvl w:ilvl="0">
+      <w:start w:val="1"/>
+      <w:numFmt w:val="bullet"/>
+      <w:lvlText w:val=""/>
+      <w:lvlJc w:val="left"/>
+      <w:pPr>
+        <w:tabs>
+          <w:tab w:val="num" w:pos="720"/>
+        </w:tabs>
+        <w:ind w:left="720" w:hanging="360"/>
+      </w:pPr>
+      <w:rPr>
+        <w:rFonts w:ascii="Symbol" w:hAnsi="Symbol" w:hint="default"/>
+        <w:sz w:val="20"/>
+      </w:rPr>
+    </w:lvl>
+    <w:lvl w:ilvl="1" w:tentative="1">
+      <w:start w:val="1"/>
+      <w:numFmt w:val="bullet"/>
+      <w:lvlText w:val="o"/>
+      <w:lvlJc w:val="left"/>
+      <w:pPr>
+        <w:tabs>
+          <w:tab w:val="num" w:pos="1440"/>
+        </w:tabs>
+        <w:ind w:left="1440" w:hanging="360"/>
+      </w:pPr>
+      <w:rPr>
+        <w:rFonts w:ascii="Courier New" w:hAnsi="Courier New" w:hint="default"/>
+        <w:sz w:val="20"/>
+      </w:rPr>
+    </w:lvl>
+    <w:lvl w:ilvl="2" w:tentative="1">
+      <w:start w:val="1"/>
+      <w:numFmt w:val="bullet"/>
+      <w:lvlText w:val=""/>
+      <w:lvlJc w:val="left"/>
+      <w:pPr>
+        <w:tabs>
+          <w:tab w:val="num" w:pos="2160"/>
+        </w:tabs>
+        <w:ind w:left="2160" w:hanging="360"/>
+      </w:pPr>
+      <w:rPr>
+        <w:rFonts w:ascii="Wingdings" w:hAnsi="Wingdings" w:hint="default"/>
+        <w:sz w:val="20"/>
+      </w:rPr>
+    </w:lvl>
+    <w:lvl w:ilvl="3" w:tentative="1">
+      <w:start w:val="1"/>
+      <w:numFmt w:val="bullet"/>
+      <w:lvlText w:val=""/>
+      <w:lvlJc w:val="left"/>
+      <w:pPr>
+        <w:tabs>
+          <w:tab w:val="num" w:pos="2880"/>
+        </w:tabs>
+        <w:ind w:left="2880" w:hanging="360"/>
+      </w:pPr>
+      <w:rPr>
+        <w:rFonts w:ascii="Wingdings" w:hAnsi="Wingdings" w:hint="default"/>
+        <w:sz w:val="20"/>
+      </w:rPr>
+    </w:lvl>
+    <w:lvl w:ilvl="4" w:tentative="1">
+      <w:start w:val="1"/>
+      <w:numFmt w:val="bullet"/>
+      <w:lvlText w:val=""/>
+      <w:lvlJc w:val="left"/>
+      <w:pPr>
+        <w:tabs>
+          <w:tab w:val="num" w:pos="3600"/>
+        </w:tabs>
+        <w:ind w:left="3600" w:hanging="360"/>
+      </w:pPr>
+      <w:rPr>
+        <w:rFonts w:ascii="Wingdings" w:hAnsi="Wingdings" w:hint="default"/>
+        <w:sz w:val="20"/>
+      </w:rPr>
+    </w:lvl>
+    <w:lvl w:ilvl="5" w:tentative="1">
+      <w:start w:val="1"/>
+      <w:numFmt w:val="bullet"/>
+      <w:lvlText w:val=""/>
+      <w:lvlJc w:val="left"/>
+      <w:pPr>
+        <w:tabs>
+          <w:tab w:val="num" w:pos="4320"/>
+        </w:tabs>
+        <w:ind w:left="4320" w:hanging="360"/>
+      </w:pPr>
+      <w:rPr>
+        <w:rFonts w:ascii="Wingdings" w:hAnsi="Wingdings" w:hint="default"/>
+        <w:sz w:val="20"/>
+      </w:rPr>
+    </w:lvl>
+    <w:lvl w:ilvl="6" w:tentative="1">
+      <w:start w:val="1"/>
+      <w:numFmt w:val="bullet"/>
+      <w:lvlText w:val=""/>
+      <w:lvlJc w:val="left"/>
+      <w:pPr>
+        <w:tabs>
+          <w:tab w:val="num" w:pos="5040"/>
+        </w:tabs>
+        <w:ind w:left="5040" w:hanging="360"/>
+      </w:pPr>
+      <w:rPr>
+        <w:rFonts w:ascii="Wingdings" w:hAnsi="Wingdings" w:hint="default"/>
+        <w:sz w:val="20"/>
+      </w:rPr>
+    </w:lvl>
+    <w:lvl w:ilvl="7" w:tentative="1">
+      <w:start w:val="1"/>
+      <w:numFmt w:val="bullet"/>
+      <w:lvlText w:val=""/>
+      <w:lvlJc w:val="left"/>
+      <w:pPr>
+        <w:tabs>
+          <w:tab w:val="num" w:pos="5760"/>
+        </w:tabs>
+        <w:ind w:left="5760" w:hanging="360"/>
+      </w:pPr>
+      <w:rPr>
+        <w:rFonts w:ascii="Wingdings" w:hAnsi="Wingdings" w:hint="default"/>
+        <w:sz w:val="20"/>
+      </w:rPr>
+    </w:lvl>
+    <w:lvl w:ilvl="8" w:tentative="1">
+      <w:start w:val="1"/>
+      <w:numFmt w:val="bullet"/>
+      <w:lvlText w:val=""/>
+      <w:lvlJc w:val="left"/>
+      <w:pPr>
+        <w:tabs>
+          <w:tab w:val="num" w:pos="6480"/>
+        </w:tabs>
+        <w:ind w:left="6480" w:hanging="360"/>
+      </w:pPr>
+      <w:rPr>
+        <w:rFonts w:ascii="Wingdings" w:hAnsi="Wingdings" w:hint="default"/>
+        <w:sz w:val="20"/>
+      </w:rPr>
+    </w:lvl>
+  </w:abstractNum>
+  <w:abstractNum w:abstractNumId="17" w15:restartNumberingAfterBreak="0">
     <w:nsid w:val="3CBE76AB"/>
     <w:multiLevelType w:val="hybridMultilevel"/>
     <w:tmpl w:val="8AB6DEE4"/>
@@ -5688,7 +8797,7 @@
       </w:rPr>
     </w:lvl>
   </w:abstractNum>
-  <w:abstractNum w:abstractNumId="12" w15:restartNumberingAfterBreak="0">
+  <w:abstractNum w:abstractNumId="18" w15:restartNumberingAfterBreak="0">
     <w:nsid w:val="3DDB49A7"/>
     <w:multiLevelType w:val="hybridMultilevel"/>
     <w:tmpl w:val="85DE2E28"/>
@@ -5801,7 +8910,7 @@
       </w:rPr>
     </w:lvl>
   </w:abstractNum>
-  <w:abstractNum w:abstractNumId="13" w15:restartNumberingAfterBreak="0">
+  <w:abstractNum w:abstractNumId="19" w15:restartNumberingAfterBreak="0">
     <w:nsid w:val="40861D31"/>
     <w:multiLevelType w:val="hybridMultilevel"/>
     <w:tmpl w:val="BD4EF3A4"/>
@@ -5914,7 +9023,7 @@
       </w:rPr>
     </w:lvl>
   </w:abstractNum>
-  <w:abstractNum w:abstractNumId="14" w15:restartNumberingAfterBreak="0">
+  <w:abstractNum w:abstractNumId="20" w15:restartNumberingAfterBreak="0">
     <w:nsid w:val="41CC7B55"/>
     <w:multiLevelType w:val="hybridMultilevel"/>
     <w:tmpl w:val="5E2645BA"/>
@@ -6027,7 +9136,7 @@
       </w:rPr>
     </w:lvl>
   </w:abstractNum>
-  <w:abstractNum w:abstractNumId="15" w15:restartNumberingAfterBreak="0">
+  <w:abstractNum w:abstractNumId="21" w15:restartNumberingAfterBreak="0">
     <w:nsid w:val="42004874"/>
     <w:multiLevelType w:val="hybridMultilevel"/>
     <w:tmpl w:val="BE8A2D8C"/>
@@ -6140,7 +9249,7 @@
       </w:rPr>
     </w:lvl>
   </w:abstractNum>
-  <w:abstractNum w:abstractNumId="16" w15:restartNumberingAfterBreak="0">
+  <w:abstractNum w:abstractNumId="22" w15:restartNumberingAfterBreak="0">
     <w:nsid w:val="42C9656C"/>
     <w:multiLevelType w:val="hybridMultilevel"/>
     <w:tmpl w:val="73B69F1C"/>
@@ -6253,7 +9362,7 @@
       </w:rPr>
     </w:lvl>
   </w:abstractNum>
-  <w:abstractNum w:abstractNumId="17" w15:restartNumberingAfterBreak="0">
+  <w:abstractNum w:abstractNumId="23" w15:restartNumberingAfterBreak="0">
     <w:nsid w:val="442C014B"/>
     <w:multiLevelType w:val="hybridMultilevel"/>
     <w:tmpl w:val="B1601FE6"/>
@@ -6366,7 +9475,7 @@
       </w:rPr>
     </w:lvl>
   </w:abstractNum>
-  <w:abstractNum w:abstractNumId="18" w15:restartNumberingAfterBreak="0">
+  <w:abstractNum w:abstractNumId="24" w15:restartNumberingAfterBreak="0">
     <w:nsid w:val="535E06BF"/>
     <w:multiLevelType w:val="hybridMultilevel"/>
     <w:tmpl w:val="EFDC4CEE"/>
@@ -6479,7 +9588,124 @@
       </w:rPr>
     </w:lvl>
   </w:abstractNum>
-  <w:abstractNum w:abstractNumId="19" w15:restartNumberingAfterBreak="0">
+  <w:abstractNum w:abstractNumId="25" w15:restartNumberingAfterBreak="0">
+    <w:nsid w:val="5AD14235"/>
+    <w:multiLevelType w:val="multilevel"/>
+    <w:tmpl w:val="72F6E1DA"/>
+    <w:lvl w:ilvl="0">
+      <w:start w:val="1"/>
+      <w:numFmt w:val="decimal"/>
+      <w:lvlText w:val="%1."/>
+      <w:lvlJc w:val="left"/>
+      <w:pPr>
+        <w:tabs>
+          <w:tab w:val="num" w:pos="720"/>
+        </w:tabs>
+        <w:ind w:left="720" w:hanging="360"/>
+      </w:pPr>
+    </w:lvl>
+    <w:lvl w:ilvl="1">
+      <w:start w:val="1"/>
+      <w:numFmt w:val="bullet"/>
+      <w:lvlText w:val="o"/>
+      <w:lvlJc w:val="left"/>
+      <w:pPr>
+        <w:tabs>
+          <w:tab w:val="num" w:pos="1440"/>
+        </w:tabs>
+        <w:ind w:left="1440" w:hanging="360"/>
+      </w:pPr>
+      <w:rPr>
+        <w:rFonts w:ascii="Courier New" w:hAnsi="Courier New" w:hint="default"/>
+        <w:sz w:val="20"/>
+      </w:rPr>
+    </w:lvl>
+    <w:lvl w:ilvl="2" w:tentative="1">
+      <w:start w:val="1"/>
+      <w:numFmt w:val="decimal"/>
+      <w:lvlText w:val="%3."/>
+      <w:lvlJc w:val="left"/>
+      <w:pPr>
+        <w:tabs>
+          <w:tab w:val="num" w:pos="2160"/>
+        </w:tabs>
+        <w:ind w:left="2160" w:hanging="360"/>
+      </w:pPr>
+    </w:lvl>
+    <w:lvl w:ilvl="3" w:tentative="1">
+      <w:start w:val="1"/>
+      <w:numFmt w:val="decimal"/>
+      <w:lvlText w:val="%4."/>
+      <w:lvlJc w:val="left"/>
+      <w:pPr>
+        <w:tabs>
+          <w:tab w:val="num" w:pos="2880"/>
+        </w:tabs>
+        <w:ind w:left="2880" w:hanging="360"/>
+      </w:pPr>
+    </w:lvl>
+    <w:lvl w:ilvl="4" w:tentative="1">
+      <w:start w:val="1"/>
+      <w:numFmt w:val="decimal"/>
+      <w:lvlText w:val="%5."/>
+      <w:lvlJc w:val="left"/>
+      <w:pPr>
+        <w:tabs>
+          <w:tab w:val="num" w:pos="3600"/>
+        </w:tabs>
+        <w:ind w:left="3600" w:hanging="360"/>
+      </w:pPr>
+    </w:lvl>
+    <w:lvl w:ilvl="5" w:tentative="1">
+      <w:start w:val="1"/>
+      <w:numFmt w:val="decimal"/>
+      <w:lvlText w:val="%6."/>
+      <w:lvlJc w:val="left"/>
+      <w:pPr>
+        <w:tabs>
+          <w:tab w:val="num" w:pos="4320"/>
+        </w:tabs>
+        <w:ind w:left="4320" w:hanging="360"/>
+      </w:pPr>
+    </w:lvl>
+    <w:lvl w:ilvl="6" w:tentative="1">
+      <w:start w:val="1"/>
+      <w:numFmt w:val="decimal"/>
+      <w:lvlText w:val="%7."/>
+      <w:lvlJc w:val="left"/>
+      <w:pPr>
+        <w:tabs>
+          <w:tab w:val="num" w:pos="5040"/>
+        </w:tabs>
+        <w:ind w:left="5040" w:hanging="360"/>
+      </w:pPr>
+    </w:lvl>
+    <w:lvl w:ilvl="7" w:tentative="1">
+      <w:start w:val="1"/>
+      <w:numFmt w:val="decimal"/>
+      <w:lvlText w:val="%8."/>
+      <w:lvlJc w:val="left"/>
+      <w:pPr>
+        <w:tabs>
+          <w:tab w:val="num" w:pos="5760"/>
+        </w:tabs>
+        <w:ind w:left="5760" w:hanging="360"/>
+      </w:pPr>
+    </w:lvl>
+    <w:lvl w:ilvl="8" w:tentative="1">
+      <w:start w:val="1"/>
+      <w:numFmt w:val="decimal"/>
+      <w:lvlText w:val="%9."/>
+      <w:lvlJc w:val="left"/>
+      <w:pPr>
+        <w:tabs>
+          <w:tab w:val="num" w:pos="6480"/>
+        </w:tabs>
+        <w:ind w:left="6480" w:hanging="360"/>
+      </w:pPr>
+    </w:lvl>
+  </w:abstractNum>
+  <w:abstractNum w:abstractNumId="26" w15:restartNumberingAfterBreak="0">
     <w:nsid w:val="5BCB3CAC"/>
     <w:multiLevelType w:val="hybridMultilevel"/>
     <w:tmpl w:val="2BA23F6A"/>
@@ -6592,7 +9818,120 @@
       </w:rPr>
     </w:lvl>
   </w:abstractNum>
-  <w:abstractNum w:abstractNumId="20" w15:restartNumberingAfterBreak="0">
+  <w:abstractNum w:abstractNumId="27" w15:restartNumberingAfterBreak="0">
+    <w:nsid w:val="5CD80E92"/>
+    <w:multiLevelType w:val="hybridMultilevel"/>
+    <w:tmpl w:val="6B947E14"/>
+    <w:lvl w:ilvl="0" w:tplc="40090001">
+      <w:start w:val="1"/>
+      <w:numFmt w:val="bullet"/>
+      <w:lvlText w:val=""/>
+      <w:lvlJc w:val="left"/>
+      <w:pPr>
+        <w:ind w:left="1080" w:hanging="360"/>
+      </w:pPr>
+      <w:rPr>
+        <w:rFonts w:ascii="Symbol" w:hAnsi="Symbol" w:hint="default"/>
+      </w:rPr>
+    </w:lvl>
+    <w:lvl w:ilvl="1" w:tplc="40090003" w:tentative="1">
+      <w:start w:val="1"/>
+      <w:numFmt w:val="bullet"/>
+      <w:lvlText w:val="o"/>
+      <w:lvlJc w:val="left"/>
+      <w:pPr>
+        <w:ind w:left="1800" w:hanging="360"/>
+      </w:pPr>
+      <w:rPr>
+        <w:rFonts w:ascii="Courier New" w:hAnsi="Courier New" w:cs="Courier New" w:hint="default"/>
+      </w:rPr>
+    </w:lvl>
+    <w:lvl w:ilvl="2" w:tplc="40090005" w:tentative="1">
+      <w:start w:val="1"/>
+      <w:numFmt w:val="bullet"/>
+      <w:lvlText w:val=""/>
+      <w:lvlJc w:val="left"/>
+      <w:pPr>
+        <w:ind w:left="2520" w:hanging="360"/>
+      </w:pPr>
+      <w:rPr>
+        <w:rFonts w:ascii="Wingdings" w:hAnsi="Wingdings" w:hint="default"/>
+      </w:rPr>
+    </w:lvl>
+    <w:lvl w:ilvl="3" w:tplc="40090001" w:tentative="1">
+      <w:start w:val="1"/>
+      <w:numFmt w:val="bullet"/>
+      <w:lvlText w:val=""/>
+      <w:lvlJc w:val="left"/>
+      <w:pPr>
+        <w:ind w:left="3240" w:hanging="360"/>
+      </w:pPr>
+      <w:rPr>
+        <w:rFonts w:ascii="Symbol" w:hAnsi="Symbol" w:hint="default"/>
+      </w:rPr>
+    </w:lvl>
+    <w:lvl w:ilvl="4" w:tplc="40090003" w:tentative="1">
+      <w:start w:val="1"/>
+      <w:numFmt w:val="bullet"/>
+      <w:lvlText w:val="o"/>
+      <w:lvlJc w:val="left"/>
+      <w:pPr>
+        <w:ind w:left="3960" w:hanging="360"/>
+      </w:pPr>
+      <w:rPr>
+        <w:rFonts w:ascii="Courier New" w:hAnsi="Courier New" w:cs="Courier New" w:hint="default"/>
+      </w:rPr>
+    </w:lvl>
+    <w:lvl w:ilvl="5" w:tplc="40090005" w:tentative="1">
+      <w:start w:val="1"/>
+      <w:numFmt w:val="bullet"/>
+      <w:lvlText w:val=""/>
+      <w:lvlJc w:val="left"/>
+      <w:pPr>
+        <w:ind w:left="4680" w:hanging="360"/>
+      </w:pPr>
+      <w:rPr>
+        <w:rFonts w:ascii="Wingdings" w:hAnsi="Wingdings" w:hint="default"/>
+      </w:rPr>
+    </w:lvl>
+    <w:lvl w:ilvl="6" w:tplc="40090001" w:tentative="1">
+      <w:start w:val="1"/>
+      <w:numFmt w:val="bullet"/>
+      <w:lvlText w:val=""/>
+      <w:lvlJc w:val="left"/>
+      <w:pPr>
+        <w:ind w:left="5400" w:hanging="360"/>
+      </w:pPr>
+      <w:rPr>
+        <w:rFonts w:ascii="Symbol" w:hAnsi="Symbol" w:hint="default"/>
+      </w:rPr>
+    </w:lvl>
+    <w:lvl w:ilvl="7" w:tplc="40090003" w:tentative="1">
+      <w:start w:val="1"/>
+      <w:numFmt w:val="bullet"/>
+      <w:lvlText w:val="o"/>
+      <w:lvlJc w:val="left"/>
+      <w:pPr>
+        <w:ind w:left="6120" w:hanging="360"/>
+      </w:pPr>
+      <w:rPr>
+        <w:rFonts w:ascii="Courier New" w:hAnsi="Courier New" w:cs="Courier New" w:hint="default"/>
+      </w:rPr>
+    </w:lvl>
+    <w:lvl w:ilvl="8" w:tplc="40090005" w:tentative="1">
+      <w:start w:val="1"/>
+      <w:numFmt w:val="bullet"/>
+      <w:lvlText w:val=""/>
+      <w:lvlJc w:val="left"/>
+      <w:pPr>
+        <w:ind w:left="6840" w:hanging="360"/>
+      </w:pPr>
+      <w:rPr>
+        <w:rFonts w:ascii="Wingdings" w:hAnsi="Wingdings" w:hint="default"/>
+      </w:rPr>
+    </w:lvl>
+  </w:abstractNum>
+  <w:abstractNum w:abstractNumId="28" w15:restartNumberingAfterBreak="0">
     <w:nsid w:val="5F04734A"/>
     <w:multiLevelType w:val="hybridMultilevel"/>
     <w:tmpl w:val="8C6EDCEC"/>
@@ -6682,7 +10021,7 @@
       </w:pPr>
     </w:lvl>
   </w:abstractNum>
-  <w:abstractNum w:abstractNumId="21" w15:restartNumberingAfterBreak="0">
+  <w:abstractNum w:abstractNumId="29" w15:restartNumberingAfterBreak="0">
     <w:nsid w:val="5FB61973"/>
     <w:multiLevelType w:val="hybridMultilevel"/>
     <w:tmpl w:val="1996DCE0"/>
@@ -6795,7 +10134,7 @@
       </w:rPr>
     </w:lvl>
   </w:abstractNum>
-  <w:abstractNum w:abstractNumId="22" w15:restartNumberingAfterBreak="0">
+  <w:abstractNum w:abstractNumId="30" w15:restartNumberingAfterBreak="0">
     <w:nsid w:val="630A2FA3"/>
     <w:multiLevelType w:val="multilevel"/>
     <w:tmpl w:val="5A3079B6"/>
@@ -6944,7 +10283,7 @@
       </w:rPr>
     </w:lvl>
   </w:abstractNum>
-  <w:abstractNum w:abstractNumId="23" w15:restartNumberingAfterBreak="0">
+  <w:abstractNum w:abstractNumId="31" w15:restartNumberingAfterBreak="0">
     <w:nsid w:val="6B7E04CC"/>
     <w:multiLevelType w:val="hybridMultilevel"/>
     <w:tmpl w:val="65E0CCBC"/>
@@ -7057,7 +10396,7 @@
       </w:rPr>
     </w:lvl>
   </w:abstractNum>
-  <w:abstractNum w:abstractNumId="24" w15:restartNumberingAfterBreak="0">
+  <w:abstractNum w:abstractNumId="32" w15:restartNumberingAfterBreak="0">
     <w:nsid w:val="6FB66A40"/>
     <w:multiLevelType w:val="hybridMultilevel"/>
     <w:tmpl w:val="1A4E71CA"/>
@@ -7170,7 +10509,7 @@
       </w:rPr>
     </w:lvl>
   </w:abstractNum>
-  <w:abstractNum w:abstractNumId="25" w15:restartNumberingAfterBreak="0">
+  <w:abstractNum w:abstractNumId="33" w15:restartNumberingAfterBreak="0">
     <w:nsid w:val="70360AAF"/>
     <w:multiLevelType w:val="multilevel"/>
     <w:tmpl w:val="04C68512"/>
@@ -7319,7 +10658,7 @@
       </w:rPr>
     </w:lvl>
   </w:abstractNum>
-  <w:abstractNum w:abstractNumId="26" w15:restartNumberingAfterBreak="0">
+  <w:abstractNum w:abstractNumId="34" w15:restartNumberingAfterBreak="0">
     <w:nsid w:val="74244ABF"/>
     <w:multiLevelType w:val="hybridMultilevel"/>
     <w:tmpl w:val="A96AC204"/>
@@ -7405,7 +10744,7 @@
       </w:pPr>
     </w:lvl>
   </w:abstractNum>
-  <w:abstractNum w:abstractNumId="27" w15:restartNumberingAfterBreak="0">
+  <w:abstractNum w:abstractNumId="35" w15:restartNumberingAfterBreak="0">
     <w:nsid w:val="74861334"/>
     <w:multiLevelType w:val="hybridMultilevel"/>
     <w:tmpl w:val="D338AAF4"/>
@@ -7518,7 +10857,269 @@
       </w:rPr>
     </w:lvl>
   </w:abstractNum>
-  <w:abstractNum w:abstractNumId="28" w15:restartNumberingAfterBreak="0">
+  <w:abstractNum w:abstractNumId="36" w15:restartNumberingAfterBreak="0">
+    <w:nsid w:val="74983217"/>
+    <w:multiLevelType w:val="multilevel"/>
+    <w:tmpl w:val="9A4E155A"/>
+    <w:lvl w:ilvl="0">
+      <w:start w:val="1"/>
+      <w:numFmt w:val="bullet"/>
+      <w:lvlText w:val=""/>
+      <w:lvlJc w:val="left"/>
+      <w:pPr>
+        <w:tabs>
+          <w:tab w:val="num" w:pos="1080"/>
+        </w:tabs>
+        <w:ind w:left="1080" w:hanging="360"/>
+      </w:pPr>
+      <w:rPr>
+        <w:rFonts w:ascii="Symbol" w:hAnsi="Symbol" w:hint="default"/>
+        <w:sz w:val="20"/>
+      </w:rPr>
+    </w:lvl>
+    <w:lvl w:ilvl="1" w:tentative="1">
+      <w:start w:val="1"/>
+      <w:numFmt w:val="bullet"/>
+      <w:lvlText w:val="o"/>
+      <w:lvlJc w:val="left"/>
+      <w:pPr>
+        <w:tabs>
+          <w:tab w:val="num" w:pos="1800"/>
+        </w:tabs>
+        <w:ind w:left="1800" w:hanging="360"/>
+      </w:pPr>
+      <w:rPr>
+        <w:rFonts w:ascii="Courier New" w:hAnsi="Courier New" w:hint="default"/>
+        <w:sz w:val="20"/>
+      </w:rPr>
+    </w:lvl>
+    <w:lvl w:ilvl="2" w:tentative="1">
+      <w:start w:val="1"/>
+      <w:numFmt w:val="bullet"/>
+      <w:lvlText w:val=""/>
+      <w:lvlJc w:val="left"/>
+      <w:pPr>
+        <w:tabs>
+          <w:tab w:val="num" w:pos="2520"/>
+        </w:tabs>
+        <w:ind w:left="2520" w:hanging="360"/>
+      </w:pPr>
+      <w:rPr>
+        <w:rFonts w:ascii="Wingdings" w:hAnsi="Wingdings" w:hint="default"/>
+        <w:sz w:val="20"/>
+      </w:rPr>
+    </w:lvl>
+    <w:lvl w:ilvl="3" w:tentative="1">
+      <w:start w:val="1"/>
+      <w:numFmt w:val="bullet"/>
+      <w:lvlText w:val=""/>
+      <w:lvlJc w:val="left"/>
+      <w:pPr>
+        <w:tabs>
+          <w:tab w:val="num" w:pos="3240"/>
+        </w:tabs>
+        <w:ind w:left="3240" w:hanging="360"/>
+      </w:pPr>
+      <w:rPr>
+        <w:rFonts w:ascii="Wingdings" w:hAnsi="Wingdings" w:hint="default"/>
+        <w:sz w:val="20"/>
+      </w:rPr>
+    </w:lvl>
+    <w:lvl w:ilvl="4" w:tentative="1">
+      <w:start w:val="1"/>
+      <w:numFmt w:val="bullet"/>
+      <w:lvlText w:val=""/>
+      <w:lvlJc w:val="left"/>
+      <w:pPr>
+        <w:tabs>
+          <w:tab w:val="num" w:pos="3960"/>
+        </w:tabs>
+        <w:ind w:left="3960" w:hanging="360"/>
+      </w:pPr>
+      <w:rPr>
+        <w:rFonts w:ascii="Wingdings" w:hAnsi="Wingdings" w:hint="default"/>
+        <w:sz w:val="20"/>
+      </w:rPr>
+    </w:lvl>
+    <w:lvl w:ilvl="5" w:tentative="1">
+      <w:start w:val="1"/>
+      <w:numFmt w:val="bullet"/>
+      <w:lvlText w:val=""/>
+      <w:lvlJc w:val="left"/>
+      <w:pPr>
+        <w:tabs>
+          <w:tab w:val="num" w:pos="4680"/>
+        </w:tabs>
+        <w:ind w:left="4680" w:hanging="360"/>
+      </w:pPr>
+      <w:rPr>
+        <w:rFonts w:ascii="Wingdings" w:hAnsi="Wingdings" w:hint="default"/>
+        <w:sz w:val="20"/>
+      </w:rPr>
+    </w:lvl>
+    <w:lvl w:ilvl="6" w:tentative="1">
+      <w:start w:val="1"/>
+      <w:numFmt w:val="bullet"/>
+      <w:lvlText w:val=""/>
+      <w:lvlJc w:val="left"/>
+      <w:pPr>
+        <w:tabs>
+          <w:tab w:val="num" w:pos="5400"/>
+        </w:tabs>
+        <w:ind w:left="5400" w:hanging="360"/>
+      </w:pPr>
+      <w:rPr>
+        <w:rFonts w:ascii="Wingdings" w:hAnsi="Wingdings" w:hint="default"/>
+        <w:sz w:val="20"/>
+      </w:rPr>
+    </w:lvl>
+    <w:lvl w:ilvl="7" w:tentative="1">
+      <w:start w:val="1"/>
+      <w:numFmt w:val="bullet"/>
+      <w:lvlText w:val=""/>
+      <w:lvlJc w:val="left"/>
+      <w:pPr>
+        <w:tabs>
+          <w:tab w:val="num" w:pos="6120"/>
+        </w:tabs>
+        <w:ind w:left="6120" w:hanging="360"/>
+      </w:pPr>
+      <w:rPr>
+        <w:rFonts w:ascii="Wingdings" w:hAnsi="Wingdings" w:hint="default"/>
+        <w:sz w:val="20"/>
+      </w:rPr>
+    </w:lvl>
+    <w:lvl w:ilvl="8" w:tentative="1">
+      <w:start w:val="1"/>
+      <w:numFmt w:val="bullet"/>
+      <w:lvlText w:val=""/>
+      <w:lvlJc w:val="left"/>
+      <w:pPr>
+        <w:tabs>
+          <w:tab w:val="num" w:pos="6840"/>
+        </w:tabs>
+        <w:ind w:left="6840" w:hanging="360"/>
+      </w:pPr>
+      <w:rPr>
+        <w:rFonts w:ascii="Wingdings" w:hAnsi="Wingdings" w:hint="default"/>
+        <w:sz w:val="20"/>
+      </w:rPr>
+    </w:lvl>
+  </w:abstractNum>
+  <w:abstractNum w:abstractNumId="37" w15:restartNumberingAfterBreak="0">
+    <w:nsid w:val="7AA7383D"/>
+    <w:multiLevelType w:val="hybridMultilevel"/>
+    <w:tmpl w:val="9670AA00"/>
+    <w:lvl w:ilvl="0" w:tplc="40090001">
+      <w:start w:val="1"/>
+      <w:numFmt w:val="bullet"/>
+      <w:lvlText w:val=""/>
+      <w:lvlJc w:val="left"/>
+      <w:pPr>
+        <w:ind w:left="1080" w:hanging="360"/>
+      </w:pPr>
+      <w:rPr>
+        <w:rFonts w:ascii="Symbol" w:hAnsi="Symbol" w:hint="default"/>
+      </w:rPr>
+    </w:lvl>
+    <w:lvl w:ilvl="1" w:tplc="40090003" w:tentative="1">
+      <w:start w:val="1"/>
+      <w:numFmt w:val="bullet"/>
+      <w:lvlText w:val="o"/>
+      <w:lvlJc w:val="left"/>
+      <w:pPr>
+        <w:ind w:left="1800" w:hanging="360"/>
+      </w:pPr>
+      <w:rPr>
+        <w:rFonts w:ascii="Courier New" w:hAnsi="Courier New" w:cs="Courier New" w:hint="default"/>
+      </w:rPr>
+    </w:lvl>
+    <w:lvl w:ilvl="2" w:tplc="40090005" w:tentative="1">
+      <w:start w:val="1"/>
+      <w:numFmt w:val="bullet"/>
+      <w:lvlText w:val=""/>
+      <w:lvlJc w:val="left"/>
+      <w:pPr>
+        <w:ind w:left="2520" w:hanging="360"/>
+      </w:pPr>
+      <w:rPr>
+        <w:rFonts w:ascii="Wingdings" w:hAnsi="Wingdings" w:hint="default"/>
+      </w:rPr>
+    </w:lvl>
+    <w:lvl w:ilvl="3" w:tplc="40090001" w:tentative="1">
+      <w:start w:val="1"/>
+      <w:numFmt w:val="bullet"/>
+      <w:lvlText w:val=""/>
+      <w:lvlJc w:val="left"/>
+      <w:pPr>
+        <w:ind w:left="3240" w:hanging="360"/>
+      </w:pPr>
+      <w:rPr>
+        <w:rFonts w:ascii="Symbol" w:hAnsi="Symbol" w:hint="default"/>
+      </w:rPr>
+    </w:lvl>
+    <w:lvl w:ilvl="4" w:tplc="40090003" w:tentative="1">
+      <w:start w:val="1"/>
+      <w:numFmt w:val="bullet"/>
+      <w:lvlText w:val="o"/>
+      <w:lvlJc w:val="left"/>
+      <w:pPr>
+        <w:ind w:left="3960" w:hanging="360"/>
+      </w:pPr>
+      <w:rPr>
+        <w:rFonts w:ascii="Courier New" w:hAnsi="Courier New" w:cs="Courier New" w:hint="default"/>
+      </w:rPr>
+    </w:lvl>
+    <w:lvl w:ilvl="5" w:tplc="40090005" w:tentative="1">
+      <w:start w:val="1"/>
+      <w:numFmt w:val="bullet"/>
+      <w:lvlText w:val=""/>
+      <w:lvlJc w:val="left"/>
+      <w:pPr>
+        <w:ind w:left="4680" w:hanging="360"/>
+      </w:pPr>
+      <w:rPr>
+        <w:rFonts w:ascii="Wingdings" w:hAnsi="Wingdings" w:hint="default"/>
+      </w:rPr>
+    </w:lvl>
+    <w:lvl w:ilvl="6" w:tplc="40090001" w:tentative="1">
+      <w:start w:val="1"/>
+      <w:numFmt w:val="bullet"/>
+      <w:lvlText w:val=""/>
+      <w:lvlJc w:val="left"/>
+      <w:pPr>
+        <w:ind w:left="5400" w:hanging="360"/>
+      </w:pPr>
+      <w:rPr>
+        <w:rFonts w:ascii="Symbol" w:hAnsi="Symbol" w:hint="default"/>
+      </w:rPr>
+    </w:lvl>
+    <w:lvl w:ilvl="7" w:tplc="40090003" w:tentative="1">
+      <w:start w:val="1"/>
+      <w:numFmt w:val="bullet"/>
+      <w:lvlText w:val="o"/>
+      <w:lvlJc w:val="left"/>
+      <w:pPr>
+        <w:ind w:left="6120" w:hanging="360"/>
+      </w:pPr>
+      <w:rPr>
+        <w:rFonts w:ascii="Courier New" w:hAnsi="Courier New" w:cs="Courier New" w:hint="default"/>
+      </w:rPr>
+    </w:lvl>
+    <w:lvl w:ilvl="8" w:tplc="40090005" w:tentative="1">
+      <w:start w:val="1"/>
+      <w:numFmt w:val="bullet"/>
+      <w:lvlText w:val=""/>
+      <w:lvlJc w:val="left"/>
+      <w:pPr>
+        <w:ind w:left="6840" w:hanging="360"/>
+      </w:pPr>
+      <w:rPr>
+        <w:rFonts w:ascii="Wingdings" w:hAnsi="Wingdings" w:hint="default"/>
+      </w:rPr>
+    </w:lvl>
+  </w:abstractNum>
+  <w:abstractNum w:abstractNumId="38" w15:restartNumberingAfterBreak="0">
     <w:nsid w:val="7E9C0BB7"/>
     <w:multiLevelType w:val="hybridMultilevel"/>
     <w:tmpl w:val="48B84E5E"/>
@@ -7632,91 +11233,121 @@
     </w:lvl>
   </w:abstractNum>
   <w:num w:numId="1" w16cid:durableId="1507401772">
-    <w:abstractNumId w:val="10"/>
+    <w:abstractNumId w:val="15"/>
   </w:num>
   <w:num w:numId="2" w16cid:durableId="1747336862">
-    <w:abstractNumId w:val="4"/>
+    <w:abstractNumId w:val="7"/>
   </w:num>
   <w:num w:numId="3" w16cid:durableId="477889358">
-    <w:abstractNumId w:val="20"/>
+    <w:abstractNumId w:val="28"/>
   </w:num>
   <w:num w:numId="4" w16cid:durableId="1180311228">
-    <w:abstractNumId w:val="25"/>
+    <w:abstractNumId w:val="33"/>
   </w:num>
   <w:num w:numId="5" w16cid:durableId="11227786">
-    <w:abstractNumId w:val="11"/>
+    <w:abstractNumId w:val="17"/>
   </w:num>
   <w:num w:numId="6" w16cid:durableId="1238513315">
-    <w:abstractNumId w:val="12"/>
+    <w:abstractNumId w:val="18"/>
   </w:num>
   <w:num w:numId="7" w16cid:durableId="1899171728">
-    <w:abstractNumId w:val="16"/>
+    <w:abstractNumId w:val="22"/>
   </w:num>
   <w:num w:numId="8" w16cid:durableId="1600093418">
-    <w:abstractNumId w:val="26"/>
+    <w:abstractNumId w:val="34"/>
   </w:num>
   <w:num w:numId="9" w16cid:durableId="292448917">
     <w:abstractNumId w:val="2"/>
   </w:num>
   <w:num w:numId="10" w16cid:durableId="1275864175">
-    <w:abstractNumId w:val="22"/>
+    <w:abstractNumId w:val="30"/>
   </w:num>
   <w:num w:numId="11" w16cid:durableId="758911716">
-    <w:abstractNumId w:val="6"/>
+    <w:abstractNumId w:val="10"/>
   </w:num>
   <w:num w:numId="12" w16cid:durableId="823665364">
-    <w:abstractNumId w:val="8"/>
+    <w:abstractNumId w:val="12"/>
   </w:num>
   <w:num w:numId="13" w16cid:durableId="2045708258">
     <w:abstractNumId w:val="1"/>
   </w:num>
   <w:num w:numId="14" w16cid:durableId="494805076">
+    <w:abstractNumId w:val="31"/>
+  </w:num>
+  <w:num w:numId="15" w16cid:durableId="1158302053">
+    <w:abstractNumId w:val="29"/>
+  </w:num>
+  <w:num w:numId="16" w16cid:durableId="1699814036">
     <w:abstractNumId w:val="23"/>
   </w:num>
-  <w:num w:numId="15" w16cid:durableId="1158302053">
-    <w:abstractNumId w:val="21"/>
-  </w:num>
-  <w:num w:numId="16" w16cid:durableId="1699814036">
-    <w:abstractNumId w:val="17"/>
-  </w:num>
   <w:num w:numId="17" w16cid:durableId="55403104">
-    <w:abstractNumId w:val="14"/>
+    <w:abstractNumId w:val="20"/>
   </w:num>
   <w:num w:numId="18" w16cid:durableId="1141843122">
     <w:abstractNumId w:val="0"/>
   </w:num>
   <w:num w:numId="19" w16cid:durableId="1898543806">
+    <w:abstractNumId w:val="6"/>
+  </w:num>
+  <w:num w:numId="20" w16cid:durableId="1044911295">
+    <w:abstractNumId w:val="8"/>
+  </w:num>
+  <w:num w:numId="21" w16cid:durableId="938414837">
+    <w:abstractNumId w:val="35"/>
+  </w:num>
+  <w:num w:numId="22" w16cid:durableId="277565875">
+    <w:abstractNumId w:val="24"/>
+  </w:num>
+  <w:num w:numId="23" w16cid:durableId="332222744">
+    <w:abstractNumId w:val="11"/>
+  </w:num>
+  <w:num w:numId="24" w16cid:durableId="989670875">
+    <w:abstractNumId w:val="32"/>
+  </w:num>
+  <w:num w:numId="25" w16cid:durableId="2094928831">
+    <w:abstractNumId w:val="19"/>
+  </w:num>
+  <w:num w:numId="26" w16cid:durableId="356395271">
+    <w:abstractNumId w:val="14"/>
+  </w:num>
+  <w:num w:numId="27" w16cid:durableId="966162095">
+    <w:abstractNumId w:val="26"/>
+  </w:num>
+  <w:num w:numId="28" w16cid:durableId="324823323">
+    <w:abstractNumId w:val="38"/>
+  </w:num>
+  <w:num w:numId="29" w16cid:durableId="1423261354">
+    <w:abstractNumId w:val="21"/>
+  </w:num>
+  <w:num w:numId="30" w16cid:durableId="123232359">
+    <w:abstractNumId w:val="25"/>
+  </w:num>
+  <w:num w:numId="31" w16cid:durableId="1045178335">
     <w:abstractNumId w:val="3"/>
   </w:num>
-  <w:num w:numId="20" w16cid:durableId="1044911295">
+  <w:num w:numId="32" w16cid:durableId="800346602">
+    <w:abstractNumId w:val="4"/>
+  </w:num>
+  <w:num w:numId="33" w16cid:durableId="794327459">
     <w:abstractNumId w:val="5"/>
   </w:num>
-  <w:num w:numId="21" w16cid:durableId="938414837">
-    <w:abstractNumId w:val="27"/>
+  <w:num w:numId="34" w16cid:durableId="1477262958">
+    <w:abstractNumId w:val="16"/>
   </w:num>
-  <w:num w:numId="22" w16cid:durableId="277565875">
-    <w:abstractNumId w:val="18"/>
+  <w:num w:numId="35" w16cid:durableId="1434549487">
+    <w:abstractNumId w:val="9"/>
   </w:num>
-  <w:num w:numId="23" w16cid:durableId="332222744">
-    <w:abstractNumId w:val="7"/>
+  <w:num w:numId="36" w16cid:durableId="979849657">
+    <w:abstractNumId w:val="37"/>
   </w:num>
-  <w:num w:numId="24" w16cid:durableId="989670875">
-    <w:abstractNumId w:val="24"/>
-  </w:num>
-  <w:num w:numId="25" w16cid:durableId="2094928831">
+  <w:num w:numId="37" w16cid:durableId="1434282300">
     <w:abstractNumId w:val="13"/>
   </w:num>
-  <w:num w:numId="26" w16cid:durableId="356395271">
-    <w:abstractNumId w:val="9"/>
+  <w:num w:numId="38" w16cid:durableId="784425212">
+    <w:abstractNumId w:val="36"/>
   </w:num>
-  <w:num w:numId="27" w16cid:durableId="966162095">
-    <w:abstractNumId w:val="19"/>
-  </w:num>
-  <w:num w:numId="28" w16cid:durableId="324823323">
-    <w:abstractNumId w:val="28"/>
-  </w:num>
-  <w:num w:numId="29" w16cid:durableId="1423261354">
-    <w:abstractNumId w:val="15"/>
+  <w:num w:numId="39" w16cid:durableId="577832435">
+    <w:abstractNumId w:val="27"/>
   </w:num>
 </w:numbering>
 </file>
@@ -8123,10 +11754,32 @@
     <w:qFormat/>
     <w:rsid w:val="00FD5408"/>
   </w:style>
+  <w:style w:type="paragraph" w:styleId="Heading3">
+    <w:name w:val="heading 3"/>
+    <w:basedOn w:val="Normal"/>
+    <w:next w:val="Normal"/>
+    <w:link w:val="Heading3Char"/>
+    <w:uiPriority w:val="9"/>
+    <w:semiHidden/>
+    <w:unhideWhenUsed/>
+    <w:qFormat/>
+    <w:rsid w:val="00775FE7"/>
+    <w:pPr>
+      <w:keepNext/>
+      <w:keepLines/>
+      <w:spacing w:before="40" w:after="0"/>
+      <w:outlineLvl w:val="2"/>
+    </w:pPr>
+    <w:rPr>
+      <w:rFonts w:asciiTheme="majorHAnsi" w:eastAsiaTheme="majorEastAsia" w:hAnsiTheme="majorHAnsi" w:cstheme="majorBidi"/>
+      <w:color w:val="1F3763" w:themeColor="accent1" w:themeShade="7F"/>
+      <w:sz w:val="24"/>
+      <w:szCs w:val="24"/>
+    </w:rPr>
+  </w:style>
   <w:style w:type="character" w:default="1" w:styleId="DefaultParagraphFont">
     <w:name w:val="Default Paragraph Font"/>
     <w:uiPriority w:val="1"/>
-    <w:semiHidden/>
     <w:unhideWhenUsed/>
   </w:style>
   <w:style w:type="table" w:default="1" w:styleId="TableNormal">
@@ -8227,6 +11880,33 @@
     <w:link w:val="Footer"/>
     <w:uiPriority w:val="99"/>
     <w:rsid w:val="004512F8"/>
+  </w:style>
+  <w:style w:type="character" w:customStyle="1" w:styleId="Heading3Char">
+    <w:name w:val="Heading 3 Char"/>
+    <w:basedOn w:val="DefaultParagraphFont"/>
+    <w:link w:val="Heading3"/>
+    <w:uiPriority w:val="9"/>
+    <w:semiHidden/>
+    <w:rsid w:val="00775FE7"/>
+    <w:rPr>
+      <w:rFonts w:asciiTheme="majorHAnsi" w:eastAsiaTheme="majorEastAsia" w:hAnsiTheme="majorHAnsi" w:cstheme="majorBidi"/>
+      <w:color w:val="1F3763" w:themeColor="accent1" w:themeShade="7F"/>
+      <w:sz w:val="24"/>
+      <w:szCs w:val="24"/>
+    </w:rPr>
+  </w:style>
+  <w:style w:type="paragraph" w:styleId="NormalWeb">
+    <w:name w:val="Normal (Web)"/>
+    <w:basedOn w:val="Normal"/>
+    <w:uiPriority w:val="99"/>
+    <w:semiHidden/>
+    <w:unhideWhenUsed/>
+    <w:rsid w:val="00B40A35"/>
+    <w:rPr>
+      <w:rFonts w:ascii="Times New Roman" w:hAnsi="Times New Roman" w:cs="Times New Roman"/>
+      <w:sz w:val="24"/>
+      <w:szCs w:val="24"/>
+    </w:rPr>
   </w:style>
 </w:styles>
 </file>

--- a/Assignment.docx
+++ b/Assignment.docx
@@ -1833,7 +1833,25 @@
           <w:sz w:val="24"/>
           <w:szCs w:val="24"/>
         </w:rPr>
-        <w:t>Educational Games: Designed to teach specific skills or knowledge through gameplay (e.g., Duolingo for language learning, educational software for kids like ABCmouse).</w:t>
+        <w:t xml:space="preserve">Educational Games: Designed to teach specific skills or knowledge through gameplay (e.g., Duolingo for language learning, educational software for kids like </w:t>
+      </w:r>
+      <w:proofErr w:type="spellStart"/>
+      <w:r>
+        <w:rPr>
+          <w:rFonts w:ascii="Arial" w:hAnsi="Arial" w:cs="Arial"/>
+          <w:sz w:val="24"/>
+          <w:szCs w:val="24"/>
+        </w:rPr>
+        <w:t>ABCmouse</w:t>
+      </w:r>
+      <w:proofErr w:type="spellEnd"/>
+      <w:r>
+        <w:rPr>
+          <w:rFonts w:ascii="Arial" w:hAnsi="Arial" w:cs="Arial"/>
+          <w:sz w:val="24"/>
+          <w:szCs w:val="24"/>
+        </w:rPr>
+        <w:t>).</w:t>
       </w:r>
     </w:p>
     <w:p>
@@ -2904,7 +2922,25 @@
           <w:sz w:val="24"/>
           <w:szCs w:val="24"/>
         </w:rPr>
-        <w:t>Collect and analyze user requirements.</w:t>
+        <w:t xml:space="preserve">Collect and </w:t>
+      </w:r>
+      <w:proofErr w:type="spellStart"/>
+      <w:r>
+        <w:rPr>
+          <w:rFonts w:ascii="Arial" w:hAnsi="Arial" w:cs="Arial"/>
+          <w:sz w:val="24"/>
+          <w:szCs w:val="24"/>
+        </w:rPr>
+        <w:t>analyze</w:t>
+      </w:r>
+      <w:proofErr w:type="spellEnd"/>
+      <w:r>
+        <w:rPr>
+          <w:rFonts w:ascii="Arial" w:hAnsi="Arial" w:cs="Arial"/>
+          <w:sz w:val="24"/>
+          <w:szCs w:val="24"/>
+        </w:rPr>
+        <w:t xml:space="preserve"> user requirements.</w:t>
       </w:r>
     </w:p>
     <w:p>
@@ -4324,6 +4360,7 @@
         <w:pStyle w:val="ListParagraph"/>
         <w:spacing w:line="360" w:lineRule="auto"/>
         <w:ind w:left="0"/>
+        <w:jc w:val="center"/>
         <w:rPr>
           <w:rFonts w:ascii="Arial" w:hAnsi="Arial" w:cs="Arial"/>
           <w:sz w:val="24"/>
@@ -4338,10 +4375,10 @@
           <w:szCs w:val="24"/>
         </w:rPr>
         <w:drawing>
-          <wp:inline distT="0" distB="0" distL="0" distR="0" wp14:anchorId="146B0CF9" wp14:editId="0FC709BE">
-            <wp:extent cx="5731510" cy="8093710"/>
-            <wp:effectExtent l="0" t="0" r="2540" b="2540"/>
-            <wp:docPr id="2127130735" name="Picture 4"/>
+          <wp:inline distT="0" distB="0" distL="0" distR="0" wp14:anchorId="4AAD01B3" wp14:editId="33CAB06C">
+            <wp:extent cx="5731510" cy="8101965"/>
+            <wp:effectExtent l="0" t="0" r="2540" b="0"/>
+            <wp:docPr id="920211205" name="Picture 1"/>
             <wp:cNvGraphicFramePr>
               <a:graphicFrameLocks xmlns:a="http://schemas.openxmlformats.org/drawingml/2006/main" noChangeAspect="1"/>
             </wp:cNvGraphicFramePr>
@@ -4349,7 +4386,7 @@
               <a:graphicData uri="http://schemas.openxmlformats.org/drawingml/2006/picture">
                 <pic:pic xmlns:pic="http://schemas.openxmlformats.org/drawingml/2006/picture">
                   <pic:nvPicPr>
-                    <pic:cNvPr id="2127130735" name="Picture 2127130735"/>
+                    <pic:cNvPr id="920211205" name="Picture 920211205"/>
                     <pic:cNvPicPr/>
                   </pic:nvPicPr>
                   <pic:blipFill>
@@ -4367,7 +4404,7 @@
                   <pic:spPr>
                     <a:xfrm>
                       <a:off x="0" y="0"/>
-                      <a:ext cx="5731510" cy="8093710"/>
+                      <a:ext cx="5731510" cy="8101965"/>
                     </a:xfrm>
                     <a:prstGeom prst="rect">
                       <a:avLst/>
@@ -4419,7 +4456,27 @@
           <w:sz w:val="24"/>
           <w:szCs w:val="24"/>
         </w:rPr>
-        <w:t xml:space="preserve"> level DFD (buy a item module):</w:t>
+        <w:t xml:space="preserve"> level DFD (buy </w:t>
+      </w:r>
+      <w:proofErr w:type="spellStart"/>
+      <w:proofErr w:type="gramStart"/>
+      <w:r>
+        <w:rPr>
+          <w:rFonts w:ascii="Arial" w:hAnsi="Arial" w:cs="Arial"/>
+          <w:sz w:val="24"/>
+          <w:szCs w:val="24"/>
+        </w:rPr>
+        <w:t>a</w:t>
+      </w:r>
+      <w:proofErr w:type="spellEnd"/>
+      <w:proofErr w:type="gramEnd"/>
+      <w:r>
+        <w:rPr>
+          <w:rFonts w:ascii="Arial" w:hAnsi="Arial" w:cs="Arial"/>
+          <w:sz w:val="24"/>
+          <w:szCs w:val="24"/>
+        </w:rPr>
+        <w:t xml:space="preserve"> item module):</w:t>
       </w:r>
     </w:p>
     <w:p>
@@ -4454,10 +4511,10 @@
           <w:szCs w:val="24"/>
         </w:rPr>
         <w:drawing>
-          <wp:inline distT="0" distB="0" distL="0" distR="0" wp14:anchorId="211F27F1" wp14:editId="28DED067">
-            <wp:extent cx="5731510" cy="5168265"/>
+          <wp:inline distT="0" distB="0" distL="0" distR="0" wp14:anchorId="67E6CB29" wp14:editId="118A17A6">
+            <wp:extent cx="5731510" cy="8046085"/>
             <wp:effectExtent l="0" t="0" r="2540" b="0"/>
-            <wp:docPr id="303165452" name="Picture 5"/>
+            <wp:docPr id="1737924270" name="Picture 2"/>
             <wp:cNvGraphicFramePr>
               <a:graphicFrameLocks xmlns:a="http://schemas.openxmlformats.org/drawingml/2006/main" noChangeAspect="1"/>
             </wp:cNvGraphicFramePr>
@@ -4465,7 +4522,7 @@
               <a:graphicData uri="http://schemas.openxmlformats.org/drawingml/2006/picture">
                 <pic:pic xmlns:pic="http://schemas.openxmlformats.org/drawingml/2006/picture">
                   <pic:nvPicPr>
-                    <pic:cNvPr id="303165452" name="Picture 303165452"/>
+                    <pic:cNvPr id="1737924270" name="Picture 1737924270"/>
                     <pic:cNvPicPr/>
                   </pic:nvPicPr>
                   <pic:blipFill>
@@ -4483,7 +4540,7 @@
                   <pic:spPr>
                     <a:xfrm>
                       <a:off x="0" y="0"/>
-                      <a:ext cx="5731510" cy="5168265"/>
+                      <a:ext cx="5731510" cy="8046085"/>
                     </a:xfrm>
                     <a:prstGeom prst="rect">
                       <a:avLst/>
@@ -4511,24 +4568,6 @@
     </w:p>
     <w:p>
       <w:pPr>
-        <w:jc w:val="both"/>
-        <w:rPr>
-          <w:rFonts w:ascii="Arial" w:hAnsi="Arial" w:cs="Arial"/>
-          <w:sz w:val="24"/>
-          <w:szCs w:val="24"/>
-        </w:rPr>
-      </w:pPr>
-      <w:r>
-        <w:rPr>
-          <w:rFonts w:ascii="Arial" w:hAnsi="Arial" w:cs="Arial"/>
-          <w:sz w:val="24"/>
-          <w:szCs w:val="24"/>
-        </w:rPr>
-        <w:br w:type="page"/>
-      </w:r>
-    </w:p>
-    <w:p>
-      <w:pPr>
         <w:pStyle w:val="ListParagraph"/>
         <w:numPr>
           <w:ilvl w:val="0"/>
@@ -4631,23 +4670,7 @@
           <w:sz w:val="24"/>
           <w:szCs w:val="24"/>
         </w:rPr>
-        <w:t xml:space="preserve">A flowchart is a graphical representation of a process or a system that uses various symbols to denote different steps, actions, or decisions. It helps in visualizing the flow of operations and understanding the sequence of activities in a clear and structured manner. Flowcharts are commonly used in planning, documenting, and </w:t>
-      </w:r>
-      <w:r>
-        <w:rPr>
-          <w:rFonts w:ascii="Arial" w:hAnsi="Arial" w:cs="Arial"/>
-          <w:sz w:val="24"/>
-          <w:szCs w:val="24"/>
-        </w:rPr>
-        <w:t>analysing</w:t>
-      </w:r>
-      <w:r>
-        <w:rPr>
-          <w:rFonts w:ascii="Arial" w:hAnsi="Arial" w:cs="Arial"/>
-          <w:sz w:val="24"/>
-          <w:szCs w:val="24"/>
-        </w:rPr>
-        <w:t xml:space="preserve"> processes in various fields such as computer programming, business management, and engineering.</w:t>
+        <w:t>A flowchart is a graphical representation of a process or a system that uses various symbols to denote different steps, actions, or decisions. It helps in visualizing the flow of operations and understanding the sequence of activities in a clear and structured manner. Flowcharts are commonly used in planning, documenting, and analysing processes in various fields such as computer programming, business management, and engineering.</w:t>
       </w:r>
     </w:p>
     <w:p>
@@ -4686,7 +4709,25 @@
           <w:sz w:val="24"/>
           <w:szCs w:val="24"/>
         </w:rPr>
-        <w:t>Each step in the process is represented by a different symbol, and arrows are used to show the flow from one step to the next. Flowcharts are commonly used to design and document complex processes, making them easier to understand and analyze.</w:t>
+        <w:t xml:space="preserve">Each step in the process is represented by a different symbol, and arrows are used to show the flow from one step to the next. Flowcharts are commonly used to design and document complex processes, making them easier to understand and </w:t>
+      </w:r>
+      <w:proofErr w:type="spellStart"/>
+      <w:r>
+        <w:rPr>
+          <w:rFonts w:ascii="Arial" w:hAnsi="Arial" w:cs="Arial"/>
+          <w:sz w:val="24"/>
+          <w:szCs w:val="24"/>
+        </w:rPr>
+        <w:t>analyze</w:t>
+      </w:r>
+      <w:proofErr w:type="spellEnd"/>
+      <w:r>
+        <w:rPr>
+          <w:rFonts w:ascii="Arial" w:hAnsi="Arial" w:cs="Arial"/>
+          <w:sz w:val="24"/>
+          <w:szCs w:val="24"/>
+        </w:rPr>
+        <w:t>.</w:t>
       </w:r>
       <w:r>
         <w:rPr>
@@ -5196,6 +5237,19 @@
         <w:pStyle w:val="ListParagraph"/>
         <w:spacing w:line="360" w:lineRule="auto"/>
         <w:ind w:left="360"/>
+        <w:jc w:val="both"/>
+        <w:rPr>
+          <w:rFonts w:ascii="Arial" w:hAnsi="Arial" w:cs="Arial"/>
+          <w:sz w:val="24"/>
+          <w:szCs w:val="24"/>
+        </w:rPr>
+      </w:pPr>
+    </w:p>
+    <w:p>
+      <w:pPr>
+        <w:pStyle w:val="ListParagraph"/>
+        <w:spacing w:line="360" w:lineRule="auto"/>
+        <w:ind w:left="360"/>
         <w:jc w:val="center"/>
         <w:rPr>
           <w:rFonts w:ascii="Arial" w:hAnsi="Arial" w:cs="Arial"/>
@@ -5211,10 +5265,10 @@
           <w:szCs w:val="24"/>
         </w:rPr>
         <w:drawing>
-          <wp:inline distT="0" distB="0" distL="0" distR="0" wp14:anchorId="28D63384" wp14:editId="12B9C96A">
-            <wp:extent cx="2295525" cy="6296025"/>
-            <wp:effectExtent l="0" t="0" r="9525" b="9525"/>
-            <wp:docPr id="1929317270" name="Picture 6"/>
+          <wp:inline distT="0" distB="0" distL="0" distR="0" wp14:anchorId="451C4694" wp14:editId="33EFFD4D">
+            <wp:extent cx="5730183" cy="5488940"/>
+            <wp:effectExtent l="0" t="0" r="4445" b="0"/>
+            <wp:docPr id="1723099058" name="Picture 3"/>
             <wp:cNvGraphicFramePr>
               <a:graphicFrameLocks xmlns:a="http://schemas.openxmlformats.org/drawingml/2006/main" noChangeAspect="1"/>
             </wp:cNvGraphicFramePr>
@@ -5222,10 +5276,10 @@
               <a:graphicData uri="http://schemas.openxmlformats.org/drawingml/2006/picture">
                 <pic:pic xmlns:pic="http://schemas.openxmlformats.org/drawingml/2006/picture">
                   <pic:nvPicPr>
-                    <pic:cNvPr id="1929317270" name="Picture 1929317270"/>
+                    <pic:cNvPr id="1723099058" name="Picture 1723099058"/>
                     <pic:cNvPicPr/>
                   </pic:nvPicPr>
-                  <pic:blipFill>
+                  <pic:blipFill rotWithShape="1">
                     <a:blip r:embed="rId13">
                       <a:extLst>
                         <a:ext uri="{28A0092B-C50C-407E-A947-70E740481C1C}">
@@ -5233,18 +5287,25 @@
                         </a:ext>
                       </a:extLst>
                     </a:blip>
-                    <a:stretch>
-                      <a:fillRect/>
-                    </a:stretch>
+                    <a:srcRect t="3982" b="22001"/>
+                    <a:stretch/>
                   </pic:blipFill>
-                  <pic:spPr>
+                  <pic:spPr bwMode="auto">
                     <a:xfrm>
                       <a:off x="0" y="0"/>
-                      <a:ext cx="2295525" cy="6296025"/>
+                      <a:ext cx="5731510" cy="5490212"/>
                     </a:xfrm>
                     <a:prstGeom prst="rect">
                       <a:avLst/>
                     </a:prstGeom>
+                    <a:ln>
+                      <a:noFill/>
+                    </a:ln>
+                    <a:extLst>
+                      <a:ext uri="{53640926-AAD7-44D8-BBD7-CCE9431645EC}">
+                        <a14:shadowObscured xmlns:a14="http://schemas.microsoft.com/office/drawing/2010/main"/>
+                      </a:ext>
+                    </a:extLst>
                   </pic:spPr>
                 </pic:pic>
               </a:graphicData>
@@ -5269,7 +5330,7 @@
     <w:p>
       <w:pPr>
         <w:pStyle w:val="ListParagraph"/>
-        <w:spacing w:line="276" w:lineRule="auto"/>
+        <w:spacing w:line="360" w:lineRule="auto"/>
         <w:ind w:left="360"/>
         <w:jc w:val="both"/>
         <w:rPr>
@@ -5298,7 +5359,7 @@
           <w:ilvl w:val="0"/>
           <w:numId w:val="32"/>
         </w:numPr>
-        <w:spacing w:line="276" w:lineRule="auto"/>
+        <w:spacing w:line="360" w:lineRule="auto"/>
         <w:jc w:val="both"/>
         <w:rPr>
           <w:rFonts w:ascii="Arial" w:hAnsi="Arial" w:cs="Arial"/>
@@ -5332,7 +5393,7 @@
           <w:ilvl w:val="0"/>
           <w:numId w:val="32"/>
         </w:numPr>
-        <w:spacing w:line="276" w:lineRule="auto"/>
+        <w:spacing w:line="360" w:lineRule="auto"/>
         <w:jc w:val="both"/>
         <w:rPr>
           <w:rFonts w:ascii="Arial" w:hAnsi="Arial" w:cs="Arial"/>
@@ -5386,7 +5447,7 @@
           <w:ilvl w:val="0"/>
           <w:numId w:val="32"/>
         </w:numPr>
-        <w:spacing w:line="276" w:lineRule="auto"/>
+        <w:spacing w:line="360" w:lineRule="auto"/>
         <w:jc w:val="both"/>
         <w:rPr>
           <w:rFonts w:ascii="Arial" w:hAnsi="Arial" w:cs="Arial"/>
@@ -5430,7 +5491,7 @@
           <w:ilvl w:val="0"/>
           <w:numId w:val="32"/>
         </w:numPr>
-        <w:spacing w:line="276" w:lineRule="auto"/>
+        <w:spacing w:line="360" w:lineRule="auto"/>
         <w:jc w:val="both"/>
         <w:rPr>
           <w:rFonts w:ascii="Arial" w:hAnsi="Arial" w:cs="Arial"/>
@@ -5474,7 +5535,7 @@
           <w:ilvl w:val="0"/>
           <w:numId w:val="32"/>
         </w:numPr>
-        <w:spacing w:line="276" w:lineRule="auto"/>
+        <w:spacing w:line="360" w:lineRule="auto"/>
         <w:jc w:val="both"/>
         <w:rPr>
           <w:rFonts w:ascii="Arial" w:hAnsi="Arial" w:cs="Arial"/>
@@ -5518,7 +5579,7 @@
           <w:ilvl w:val="0"/>
           <w:numId w:val="32"/>
         </w:numPr>
-        <w:spacing w:line="276" w:lineRule="auto"/>
+        <w:spacing w:line="360" w:lineRule="auto"/>
         <w:jc w:val="both"/>
         <w:rPr>
           <w:rFonts w:ascii="Arial" w:hAnsi="Arial" w:cs="Arial"/>
@@ -5604,8 +5665,9 @@
           <w:szCs w:val="24"/>
         </w:rPr>
         <w:lastRenderedPageBreak/>
-        <w:t xml:space="preserve"> What is Use Case Diagram</w:t>
-      </w:r>
+        <w:t xml:space="preserve"> What is Use Case Diagram? Create a use-case on bill payment on </w:t>
+      </w:r>
+      <w:proofErr w:type="spellStart"/>
       <w:r>
         <w:rPr>
           <w:rFonts w:ascii="Arial" w:hAnsi="Arial" w:cs="Arial"/>
@@ -5615,8 +5677,9 @@
           <w:sz w:val="24"/>
           <w:szCs w:val="24"/>
         </w:rPr>
-        <w:t>? Create a use-ca</w:t>
-      </w:r>
+        <w:t>paytm</w:t>
+      </w:r>
+      <w:proofErr w:type="spellEnd"/>
       <w:r>
         <w:rPr>
           <w:rFonts w:ascii="Arial" w:hAnsi="Arial" w:cs="Arial"/>
@@ -5626,7 +5689,7 @@
           <w:sz w:val="24"/>
           <w:szCs w:val="24"/>
         </w:rPr>
-        <w:t>se on bill payment on paytm.</w:t>
+        <w:t>.</w:t>
       </w:r>
     </w:p>
     <w:p>
@@ -5646,19 +5709,21 @@
         <w:rPr>
           <w:rFonts w:ascii="Arial" w:hAnsi="Arial" w:cs="Arial"/>
         </w:rPr>
-        <w:t xml:space="preserve">A use case diagram is a type of </w:t>
-      </w:r>
-      <w:r>
-        <w:rPr>
-          <w:rFonts w:ascii="Arial" w:hAnsi="Arial" w:cs="Arial"/>
-        </w:rPr>
-        <w:t>behavioural</w:t>
-      </w:r>
-      <w:r>
-        <w:rPr>
-          <w:rFonts w:ascii="Arial" w:hAnsi="Arial" w:cs="Arial"/>
-        </w:rPr>
-        <w:t xml:space="preserve"> diagram defined by the Unified Modeling Language (UML) that represents the interactions between users (actors) and a system to achieve a goal. It visually depicts the functional requirements of a system, showing how various actors interact with different use cases (functions or services) that the system provides.</w:t>
+        <w:t xml:space="preserve">A use case diagram is a type of behavioural diagram defined by the Unified </w:t>
+      </w:r>
+      <w:proofErr w:type="spellStart"/>
+      <w:r>
+        <w:rPr>
+          <w:rFonts w:ascii="Arial" w:hAnsi="Arial" w:cs="Arial"/>
+        </w:rPr>
+        <w:t>Modeling</w:t>
+      </w:r>
+      <w:proofErr w:type="spellEnd"/>
+      <w:r>
+        <w:rPr>
+          <w:rFonts w:ascii="Arial" w:hAnsi="Arial" w:cs="Arial"/>
+        </w:rPr>
+        <w:t xml:space="preserve"> Language (UML) that represents the interactions between users (actors) and a system to achieve a goal. It visually depicts the functional requirements of a system, showing how various actors interact with different use cases (functions or services) that the system provides.</w:t>
       </w:r>
     </w:p>
     <w:p>
@@ -5902,7 +5967,25 @@
           <w:sz w:val="24"/>
           <w:szCs w:val="24"/>
         </w:rPr>
-        <w:t>: A dashed arrow from one use case to another, indicating that the behavior of the second use case is included in the first.</w:t>
+        <w:t xml:space="preserve">: A dashed arrow from one use case to another, indicating that the </w:t>
+      </w:r>
+      <w:proofErr w:type="spellStart"/>
+      <w:r>
+        <w:rPr>
+          <w:rFonts w:ascii="Arial" w:hAnsi="Arial" w:cs="Arial"/>
+          <w:sz w:val="24"/>
+          <w:szCs w:val="24"/>
+        </w:rPr>
+        <w:t>behavior</w:t>
+      </w:r>
+      <w:proofErr w:type="spellEnd"/>
+      <w:r>
+        <w:rPr>
+          <w:rFonts w:ascii="Arial" w:hAnsi="Arial" w:cs="Arial"/>
+          <w:sz w:val="24"/>
+          <w:szCs w:val="24"/>
+        </w:rPr>
+        <w:t xml:space="preserve"> of the second use case is included in the first.</w:t>
       </w:r>
     </w:p>
     <w:p>
@@ -5936,7 +6019,25 @@
           <w:sz w:val="24"/>
           <w:szCs w:val="24"/>
         </w:rPr>
-        <w:t>: A dashed arrow from one use case to another, showing that the second use case extends the behavior of the first, usually under certain conditions.</w:t>
+        <w:t xml:space="preserve">: A dashed arrow from one use case to another, showing that the second use case extends the </w:t>
+      </w:r>
+      <w:proofErr w:type="spellStart"/>
+      <w:r>
+        <w:rPr>
+          <w:rFonts w:ascii="Arial" w:hAnsi="Arial" w:cs="Arial"/>
+          <w:sz w:val="24"/>
+          <w:szCs w:val="24"/>
+        </w:rPr>
+        <w:t>behavior</w:t>
+      </w:r>
+      <w:proofErr w:type="spellEnd"/>
+      <w:r>
+        <w:rPr>
+          <w:rFonts w:ascii="Arial" w:hAnsi="Arial" w:cs="Arial"/>
+          <w:sz w:val="24"/>
+          <w:szCs w:val="24"/>
+        </w:rPr>
+        <w:t xml:space="preserve"> of the first, usually under certain conditions.</w:t>
       </w:r>
     </w:p>
     <w:p>
@@ -6187,7 +6288,29 @@
           <w:sz w:val="24"/>
           <w:szCs w:val="24"/>
         </w:rPr>
-        <w:t>Use-case on bill payment on paytm:</w:t>
+        <w:t xml:space="preserve">Use-case on bill payment on </w:t>
+      </w:r>
+      <w:proofErr w:type="spellStart"/>
+      <w:r>
+        <w:rPr>
+          <w:rFonts w:ascii="Arial" w:hAnsi="Arial" w:cs="Arial"/>
+          <w:b/>
+          <w:bCs/>
+          <w:sz w:val="24"/>
+          <w:szCs w:val="24"/>
+        </w:rPr>
+        <w:t>paytm</w:t>
+      </w:r>
+      <w:proofErr w:type="spellEnd"/>
+      <w:r>
+        <w:rPr>
+          <w:rFonts w:ascii="Arial" w:hAnsi="Arial" w:cs="Arial"/>
+          <w:b/>
+          <w:bCs/>
+          <w:sz w:val="24"/>
+          <w:szCs w:val="24"/>
+        </w:rPr>
+        <w:t>:</w:t>
       </w:r>
     </w:p>
     <w:p>
@@ -6207,6 +6330,8 @@
       <w:r>
         <w:rPr>
           <w:rFonts w:ascii="Arial" w:hAnsi="Arial" w:cs="Arial"/>
+          <w:b/>
+          <w:bCs/>
           <w:sz w:val="24"/>
           <w:szCs w:val="24"/>
         </w:rPr>
@@ -6231,10 +6356,20 @@
       <w:r>
         <w:rPr>
           <w:rFonts w:ascii="Arial" w:hAnsi="Arial" w:cs="Arial"/>
-          <w:sz w:val="24"/>
-          <w:szCs w:val="24"/>
-        </w:rPr>
-        <w:t>User: The individual using the Paytm app to pay a utility bill.</w:t>
+          <w:b/>
+          <w:bCs/>
+          <w:sz w:val="24"/>
+          <w:szCs w:val="24"/>
+        </w:rPr>
+        <w:t>User:</w:t>
+      </w:r>
+      <w:r>
+        <w:rPr>
+          <w:rFonts w:ascii="Arial" w:hAnsi="Arial" w:cs="Arial"/>
+          <w:sz w:val="24"/>
+          <w:szCs w:val="24"/>
+        </w:rPr>
+        <w:t xml:space="preserve"> The individual using the Paytm app to pay a utility bill.</w:t>
       </w:r>
     </w:p>
     <w:p>
@@ -6255,10 +6390,20 @@
       <w:r>
         <w:rPr>
           <w:rFonts w:ascii="Arial" w:hAnsi="Arial" w:cs="Arial"/>
-          <w:sz w:val="24"/>
-          <w:szCs w:val="24"/>
-        </w:rPr>
-        <w:t>Paytm System: The backend system of Paytm facilitating the transaction.</w:t>
+          <w:b/>
+          <w:bCs/>
+          <w:sz w:val="24"/>
+          <w:szCs w:val="24"/>
+        </w:rPr>
+        <w:t>Paytm System:</w:t>
+      </w:r>
+      <w:r>
+        <w:rPr>
+          <w:rFonts w:ascii="Arial" w:hAnsi="Arial" w:cs="Arial"/>
+          <w:sz w:val="24"/>
+          <w:szCs w:val="24"/>
+        </w:rPr>
+        <w:t xml:space="preserve"> The backend system of Paytm facilitating the transaction.</w:t>
       </w:r>
     </w:p>
     <w:p>
@@ -6279,10 +6424,20 @@
       <w:r>
         <w:rPr>
           <w:rFonts w:ascii="Arial" w:hAnsi="Arial" w:cs="Arial"/>
-          <w:sz w:val="24"/>
-          <w:szCs w:val="24"/>
-        </w:rPr>
-        <w:t xml:space="preserve">Utility Service Provider: The entity providing the utility service (e.g., electricity company, </w:t>
+          <w:b/>
+          <w:bCs/>
+          <w:sz w:val="24"/>
+          <w:szCs w:val="24"/>
+        </w:rPr>
+        <w:t>Utility Service Provider:</w:t>
+      </w:r>
+      <w:r>
+        <w:rPr>
+          <w:rFonts w:ascii="Arial" w:hAnsi="Arial" w:cs="Arial"/>
+          <w:sz w:val="24"/>
+          <w:szCs w:val="24"/>
+        </w:rPr>
+        <w:t xml:space="preserve"> The entity providing the utility service (e.g., electricity company, </w:t>
       </w:r>
       <w:r>
         <w:rPr>
@@ -6322,13 +6477,17 @@
         <w:jc w:val="both"/>
         <w:rPr>
           <w:rFonts w:ascii="Arial" w:hAnsi="Arial" w:cs="Arial"/>
-          <w:sz w:val="24"/>
-          <w:szCs w:val="24"/>
-        </w:rPr>
-      </w:pPr>
-      <w:r>
-        <w:rPr>
-          <w:rFonts w:ascii="Arial" w:hAnsi="Arial" w:cs="Arial"/>
+          <w:b/>
+          <w:bCs/>
+          <w:sz w:val="24"/>
+          <w:szCs w:val="24"/>
+        </w:rPr>
+      </w:pPr>
+      <w:r>
+        <w:rPr>
+          <w:rFonts w:ascii="Arial" w:hAnsi="Arial" w:cs="Arial"/>
+          <w:b/>
+          <w:bCs/>
           <w:sz w:val="24"/>
           <w:szCs w:val="24"/>
         </w:rPr>
@@ -6353,10 +6512,20 @@
       <w:r>
         <w:rPr>
           <w:rFonts w:ascii="Arial" w:hAnsi="Arial" w:cs="Arial"/>
-          <w:sz w:val="24"/>
-          <w:szCs w:val="24"/>
-        </w:rPr>
-        <w:t>Login: The user logs into their Paytm account.</w:t>
+          <w:b/>
+          <w:bCs/>
+          <w:sz w:val="24"/>
+          <w:szCs w:val="24"/>
+        </w:rPr>
+        <w:t>Login:</w:t>
+      </w:r>
+      <w:r>
+        <w:rPr>
+          <w:rFonts w:ascii="Arial" w:hAnsi="Arial" w:cs="Arial"/>
+          <w:sz w:val="24"/>
+          <w:szCs w:val="24"/>
+        </w:rPr>
+        <w:t xml:space="preserve"> The user logs into their Paytm account.</w:t>
       </w:r>
     </w:p>
     <w:p>
@@ -6377,10 +6546,20 @@
       <w:r>
         <w:rPr>
           <w:rFonts w:ascii="Arial" w:hAnsi="Arial" w:cs="Arial"/>
-          <w:sz w:val="24"/>
-          <w:szCs w:val="24"/>
-        </w:rPr>
-        <w:t>Select Utility Bill Payment: The user navigates to the utility bill payment section.</w:t>
+          <w:b/>
+          <w:bCs/>
+          <w:sz w:val="24"/>
+          <w:szCs w:val="24"/>
+        </w:rPr>
+        <w:t>Select Utility Bill Payment:</w:t>
+      </w:r>
+      <w:r>
+        <w:rPr>
+          <w:rFonts w:ascii="Arial" w:hAnsi="Arial" w:cs="Arial"/>
+          <w:sz w:val="24"/>
+          <w:szCs w:val="24"/>
+        </w:rPr>
+        <w:t xml:space="preserve"> The user navigates to the utility bill payment section.</w:t>
       </w:r>
     </w:p>
     <w:p>
@@ -6401,10 +6580,20 @@
       <w:r>
         <w:rPr>
           <w:rFonts w:ascii="Arial" w:hAnsi="Arial" w:cs="Arial"/>
-          <w:sz w:val="24"/>
-          <w:szCs w:val="24"/>
-        </w:rPr>
-        <w:t>Enter Utility Details: The user inputs necessary details like customer account number and bill amount.</w:t>
+          <w:b/>
+          <w:bCs/>
+          <w:sz w:val="24"/>
+          <w:szCs w:val="24"/>
+        </w:rPr>
+        <w:t>Enter Utility Details:</w:t>
+      </w:r>
+      <w:r>
+        <w:rPr>
+          <w:rFonts w:ascii="Arial" w:hAnsi="Arial" w:cs="Arial"/>
+          <w:sz w:val="24"/>
+          <w:szCs w:val="24"/>
+        </w:rPr>
+        <w:t xml:space="preserve"> The user inputs necessary details like customer account number and bill amount.</w:t>
       </w:r>
     </w:p>
     <w:p>
@@ -6425,10 +6614,20 @@
       <w:r>
         <w:rPr>
           <w:rFonts w:ascii="Arial" w:hAnsi="Arial" w:cs="Arial"/>
-          <w:sz w:val="24"/>
-          <w:szCs w:val="24"/>
-        </w:rPr>
-        <w:t>Verify Utility Details: Paytm system verifies the entered details with the utility service provider.</w:t>
+          <w:b/>
+          <w:bCs/>
+          <w:sz w:val="24"/>
+          <w:szCs w:val="24"/>
+        </w:rPr>
+        <w:t xml:space="preserve">Verify Utility Details: </w:t>
+      </w:r>
+      <w:r>
+        <w:rPr>
+          <w:rFonts w:ascii="Arial" w:hAnsi="Arial" w:cs="Arial"/>
+          <w:sz w:val="24"/>
+          <w:szCs w:val="24"/>
+        </w:rPr>
+        <w:t>Paytm system verifies the entered details with the utility service provider.</w:t>
       </w:r>
     </w:p>
     <w:p>
@@ -6449,10 +6648,20 @@
       <w:r>
         <w:rPr>
           <w:rFonts w:ascii="Arial" w:hAnsi="Arial" w:cs="Arial"/>
-          <w:sz w:val="24"/>
-          <w:szCs w:val="24"/>
-        </w:rPr>
-        <w:t>Choose Payment Method: The user selects a payment method (e.g., Paytm wallet, credit card, bank account).</w:t>
+          <w:b/>
+          <w:bCs/>
+          <w:sz w:val="24"/>
+          <w:szCs w:val="24"/>
+        </w:rPr>
+        <w:t>Choose Payment Method:</w:t>
+      </w:r>
+      <w:r>
+        <w:rPr>
+          <w:rFonts w:ascii="Arial" w:hAnsi="Arial" w:cs="Arial"/>
+          <w:sz w:val="24"/>
+          <w:szCs w:val="24"/>
+        </w:rPr>
+        <w:t xml:space="preserve"> The user selects a payment method (e.g., Paytm wallet, credit card, bank account).</w:t>
       </w:r>
     </w:p>
     <w:p>
@@ -6473,10 +6682,20 @@
       <w:r>
         <w:rPr>
           <w:rFonts w:ascii="Arial" w:hAnsi="Arial" w:cs="Arial"/>
-          <w:sz w:val="24"/>
-          <w:szCs w:val="24"/>
-        </w:rPr>
-        <w:t>Make Payment: The user confirms and makes the payment.</w:t>
+          <w:b/>
+          <w:bCs/>
+          <w:sz w:val="24"/>
+          <w:szCs w:val="24"/>
+        </w:rPr>
+        <w:t>Make Payment:</w:t>
+      </w:r>
+      <w:r>
+        <w:rPr>
+          <w:rFonts w:ascii="Arial" w:hAnsi="Arial" w:cs="Arial"/>
+          <w:sz w:val="24"/>
+          <w:szCs w:val="24"/>
+        </w:rPr>
+        <w:t xml:space="preserve"> The user confirms and makes the payment.</w:t>
       </w:r>
     </w:p>
     <w:p>
@@ -6497,10 +6716,20 @@
       <w:r>
         <w:rPr>
           <w:rFonts w:ascii="Arial" w:hAnsi="Arial" w:cs="Arial"/>
-          <w:sz w:val="24"/>
-          <w:szCs w:val="24"/>
-        </w:rPr>
-        <w:t>Receive Confirmation: The user receives a confirmation of the payment from Paytm.</w:t>
+          <w:b/>
+          <w:bCs/>
+          <w:sz w:val="24"/>
+          <w:szCs w:val="24"/>
+        </w:rPr>
+        <w:t>Receive Confirmation:</w:t>
+      </w:r>
+      <w:r>
+        <w:rPr>
+          <w:rFonts w:ascii="Arial" w:hAnsi="Arial" w:cs="Arial"/>
+          <w:sz w:val="24"/>
+          <w:szCs w:val="24"/>
+        </w:rPr>
+        <w:t xml:space="preserve"> The user receives a confirmation of the payment from Paytm.</w:t>
       </w:r>
     </w:p>
     <w:p>
@@ -6521,10 +6750,20 @@
       <w:r>
         <w:rPr>
           <w:rFonts w:ascii="Arial" w:hAnsi="Arial" w:cs="Arial"/>
-          <w:sz w:val="24"/>
-          <w:szCs w:val="24"/>
-        </w:rPr>
-        <w:t>Notify Utility Provider: Paytm notifies the utility service provider about the payment.</w:t>
+          <w:b/>
+          <w:bCs/>
+          <w:sz w:val="24"/>
+          <w:szCs w:val="24"/>
+        </w:rPr>
+        <w:t>Notify Utility Provider:</w:t>
+      </w:r>
+      <w:r>
+        <w:rPr>
+          <w:rFonts w:ascii="Arial" w:hAnsi="Arial" w:cs="Arial"/>
+          <w:sz w:val="24"/>
+          <w:szCs w:val="24"/>
+        </w:rPr>
+        <w:t xml:space="preserve"> Paytm notifies the utility service provider about the payment.</w:t>
       </w:r>
     </w:p>
     <w:p>
@@ -11780,6 +12019,7 @@
   <w:style w:type="character" w:default="1" w:styleId="DefaultParagraphFont">
     <w:name w:val="Default Paragraph Font"/>
     <w:uiPriority w:val="1"/>
+    <w:semiHidden/>
     <w:unhideWhenUsed/>
   </w:style>
   <w:style w:type="table" w:default="1" w:styleId="TableNormal">

--- a/Assignment.docx
+++ b/Assignment.docx
@@ -1833,25 +1833,7 @@
           <w:sz w:val="24"/>
           <w:szCs w:val="24"/>
         </w:rPr>
-        <w:t xml:space="preserve">Educational Games: Designed to teach specific skills or knowledge through gameplay (e.g., Duolingo for language learning, educational software for kids like </w:t>
-      </w:r>
-      <w:proofErr w:type="spellStart"/>
-      <w:r>
-        <w:rPr>
-          <w:rFonts w:ascii="Arial" w:hAnsi="Arial" w:cs="Arial"/>
-          <w:sz w:val="24"/>
-          <w:szCs w:val="24"/>
-        </w:rPr>
-        <w:t>ABCmouse</w:t>
-      </w:r>
-      <w:proofErr w:type="spellEnd"/>
-      <w:r>
-        <w:rPr>
-          <w:rFonts w:ascii="Arial" w:hAnsi="Arial" w:cs="Arial"/>
-          <w:sz w:val="24"/>
-          <w:szCs w:val="24"/>
-        </w:rPr>
-        <w:t>).</w:t>
+        <w:t>Educational Games: Designed to teach specific skills or knowledge through gameplay (e.g., Duolingo for language learning, educational software for kids like ABCmouse).</w:t>
       </w:r>
     </w:p>
     <w:p>
@@ -2922,25 +2904,7 @@
           <w:sz w:val="24"/>
           <w:szCs w:val="24"/>
         </w:rPr>
-        <w:t xml:space="preserve">Collect and </w:t>
-      </w:r>
-      <w:proofErr w:type="spellStart"/>
-      <w:r>
-        <w:rPr>
-          <w:rFonts w:ascii="Arial" w:hAnsi="Arial" w:cs="Arial"/>
-          <w:sz w:val="24"/>
-          <w:szCs w:val="24"/>
-        </w:rPr>
-        <w:t>analyze</w:t>
-      </w:r>
-      <w:proofErr w:type="spellEnd"/>
-      <w:r>
-        <w:rPr>
-          <w:rFonts w:ascii="Arial" w:hAnsi="Arial" w:cs="Arial"/>
-          <w:sz w:val="24"/>
-          <w:szCs w:val="24"/>
-        </w:rPr>
-        <w:t xml:space="preserve"> user requirements.</w:t>
+        <w:t>Collect and analyze user requirements.</w:t>
       </w:r>
     </w:p>
     <w:p>
@@ -4242,8 +4206,8 @@
       <w:pPr>
         <w:pStyle w:val="ListParagraph"/>
         <w:spacing w:line="360" w:lineRule="auto"/>
-        <w:ind w:left="360"/>
-        <w:jc w:val="both"/>
+        <w:ind w:left="0"/>
+        <w:jc w:val="center"/>
         <w:rPr>
           <w:rFonts w:ascii="Arial" w:hAnsi="Arial" w:cs="Arial"/>
           <w:sz w:val="24"/>
@@ -4258,10 +4222,10 @@
           <w:szCs w:val="24"/>
         </w:rPr>
         <w:drawing>
-          <wp:inline distT="0" distB="0" distL="0" distR="0" wp14:anchorId="3FFAACED" wp14:editId="1E86580E">
-            <wp:extent cx="5731510" cy="1359535"/>
-            <wp:effectExtent l="0" t="0" r="2540" b="0"/>
-            <wp:docPr id="2027183880" name="Picture 1"/>
+          <wp:inline distT="0" distB="0" distL="0" distR="0" wp14:anchorId="60CE1090" wp14:editId="37AB75FE">
+            <wp:extent cx="5326380" cy="1525807"/>
+            <wp:effectExtent l="0" t="0" r="7620" b="0"/>
+            <wp:docPr id="1098426427" name="Picture 1"/>
             <wp:cNvGraphicFramePr>
               <a:graphicFrameLocks xmlns:a="http://schemas.openxmlformats.org/drawingml/2006/main" noChangeAspect="1"/>
             </wp:cNvGraphicFramePr>
@@ -4269,10 +4233,10 @@
               <a:graphicData uri="http://schemas.openxmlformats.org/drawingml/2006/picture">
                 <pic:pic xmlns:pic="http://schemas.openxmlformats.org/drawingml/2006/picture">
                   <pic:nvPicPr>
-                    <pic:cNvPr id="2027183880" name="Picture 2027183880"/>
+                    <pic:cNvPr id="1098426427" name="Picture 1"/>
                     <pic:cNvPicPr/>
                   </pic:nvPicPr>
-                  <pic:blipFill>
+                  <pic:blipFill rotWithShape="1">
                     <a:blip r:embed="rId10">
                       <a:extLst>
                         <a:ext uri="{28A0092B-C50C-407E-A947-70E740481C1C}">
@@ -4280,18 +4244,25 @@
                         </a:ext>
                       </a:extLst>
                     </a:blip>
-                    <a:stretch>
-                      <a:fillRect/>
-                    </a:stretch>
+                    <a:srcRect l="20022" t="66953" r="17441" b="7700"/>
+                    <a:stretch/>
                   </pic:blipFill>
-                  <pic:spPr>
+                  <pic:spPr bwMode="auto">
                     <a:xfrm>
                       <a:off x="0" y="0"/>
-                      <a:ext cx="5731510" cy="1359535"/>
+                      <a:ext cx="5409397" cy="1549588"/>
                     </a:xfrm>
                     <a:prstGeom prst="rect">
                       <a:avLst/>
                     </a:prstGeom>
+                    <a:ln>
+                      <a:noFill/>
+                    </a:ln>
+                    <a:extLst>
+                      <a:ext uri="{53640926-AAD7-44D8-BBD7-CCE9431645EC}">
+                        <a14:shadowObscured xmlns:a14="http://schemas.microsoft.com/office/drawing/2010/main"/>
+                      </a:ext>
+                    </a:extLst>
                   </pic:spPr>
                 </pic:pic>
               </a:graphicData>
@@ -4458,7 +4429,6 @@
         </w:rPr>
         <w:t xml:space="preserve"> level DFD (buy </w:t>
       </w:r>
-      <w:proofErr w:type="spellStart"/>
       <w:proofErr w:type="gramStart"/>
       <w:r>
         <w:rPr>
@@ -4468,7 +4438,6 @@
         </w:rPr>
         <w:t>a</w:t>
       </w:r>
-      <w:proofErr w:type="spellEnd"/>
       <w:proofErr w:type="gramEnd"/>
       <w:r>
         <w:rPr>
@@ -4709,25 +4678,7 @@
           <w:sz w:val="24"/>
           <w:szCs w:val="24"/>
         </w:rPr>
-        <w:t xml:space="preserve">Each step in the process is represented by a different symbol, and arrows are used to show the flow from one step to the next. Flowcharts are commonly used to design and document complex processes, making them easier to understand and </w:t>
-      </w:r>
-      <w:proofErr w:type="spellStart"/>
-      <w:r>
-        <w:rPr>
-          <w:rFonts w:ascii="Arial" w:hAnsi="Arial" w:cs="Arial"/>
-          <w:sz w:val="24"/>
-          <w:szCs w:val="24"/>
-        </w:rPr>
-        <w:t>analyze</w:t>
-      </w:r>
-      <w:proofErr w:type="spellEnd"/>
-      <w:r>
-        <w:rPr>
-          <w:rFonts w:ascii="Arial" w:hAnsi="Arial" w:cs="Arial"/>
-          <w:sz w:val="24"/>
-          <w:szCs w:val="24"/>
-        </w:rPr>
-        <w:t>.</w:t>
+        <w:t>Each step in the process is represented by a different symbol, and arrows are used to show the flow from one step to the next. Flowcharts are commonly used to design and document complex processes, making them easier to understand and analyze.</w:t>
       </w:r>
       <w:r>
         <w:rPr>
@@ -5665,31 +5616,7 @@
           <w:szCs w:val="24"/>
         </w:rPr>
         <w:lastRenderedPageBreak/>
-        <w:t xml:space="preserve"> What is Use Case Diagram? Create a use-case on bill payment on </w:t>
-      </w:r>
-      <w:proofErr w:type="spellStart"/>
-      <w:r>
-        <w:rPr>
-          <w:rFonts w:ascii="Arial" w:hAnsi="Arial" w:cs="Arial"/>
-          <w:b/>
-          <w:bCs/>
-          <w:color w:val="004E9A"/>
-          <w:sz w:val="24"/>
-          <w:szCs w:val="24"/>
-        </w:rPr>
-        <w:t>paytm</w:t>
-      </w:r>
-      <w:proofErr w:type="spellEnd"/>
-      <w:r>
-        <w:rPr>
-          <w:rFonts w:ascii="Arial" w:hAnsi="Arial" w:cs="Arial"/>
-          <w:b/>
-          <w:bCs/>
-          <w:color w:val="004E9A"/>
-          <w:sz w:val="24"/>
-          <w:szCs w:val="24"/>
-        </w:rPr>
-        <w:t>.</w:t>
+        <w:t xml:space="preserve"> What is Use Case Diagram? Create a use-case on bill payment on paytm.</w:t>
       </w:r>
     </w:p>
     <w:p>
@@ -5709,21 +5636,7 @@
         <w:rPr>
           <w:rFonts w:ascii="Arial" w:hAnsi="Arial" w:cs="Arial"/>
         </w:rPr>
-        <w:t xml:space="preserve">A use case diagram is a type of behavioural diagram defined by the Unified </w:t>
-      </w:r>
-      <w:proofErr w:type="spellStart"/>
-      <w:r>
-        <w:rPr>
-          <w:rFonts w:ascii="Arial" w:hAnsi="Arial" w:cs="Arial"/>
-        </w:rPr>
-        <w:t>Modeling</w:t>
-      </w:r>
-      <w:proofErr w:type="spellEnd"/>
-      <w:r>
-        <w:rPr>
-          <w:rFonts w:ascii="Arial" w:hAnsi="Arial" w:cs="Arial"/>
-        </w:rPr>
-        <w:t xml:space="preserve"> Language (UML) that represents the interactions between users (actors) and a system to achieve a goal. It visually depicts the functional requirements of a system, showing how various actors interact with different use cases (functions or services) that the system provides.</w:t>
+        <w:t>A use case diagram is a type of behavioural diagram defined by the Unified Modeling Language (UML) that represents the interactions between users (actors) and a system to achieve a goal. It visually depicts the functional requirements of a system, showing how various actors interact with different use cases (functions or services) that the system provides.</w:t>
       </w:r>
     </w:p>
     <w:p>
@@ -5967,25 +5880,7 @@
           <w:sz w:val="24"/>
           <w:szCs w:val="24"/>
         </w:rPr>
-        <w:t xml:space="preserve">: A dashed arrow from one use case to another, indicating that the </w:t>
-      </w:r>
-      <w:proofErr w:type="spellStart"/>
-      <w:r>
-        <w:rPr>
-          <w:rFonts w:ascii="Arial" w:hAnsi="Arial" w:cs="Arial"/>
-          <w:sz w:val="24"/>
-          <w:szCs w:val="24"/>
-        </w:rPr>
-        <w:t>behavior</w:t>
-      </w:r>
-      <w:proofErr w:type="spellEnd"/>
-      <w:r>
-        <w:rPr>
-          <w:rFonts w:ascii="Arial" w:hAnsi="Arial" w:cs="Arial"/>
-          <w:sz w:val="24"/>
-          <w:szCs w:val="24"/>
-        </w:rPr>
-        <w:t xml:space="preserve"> of the second use case is included in the first.</w:t>
+        <w:t>: A dashed arrow from one use case to another, indicating that the behavior of the second use case is included in the first.</w:t>
       </w:r>
     </w:p>
     <w:p>
@@ -6019,25 +5914,7 @@
           <w:sz w:val="24"/>
           <w:szCs w:val="24"/>
         </w:rPr>
-        <w:t xml:space="preserve">: A dashed arrow from one use case to another, showing that the second use case extends the </w:t>
-      </w:r>
-      <w:proofErr w:type="spellStart"/>
-      <w:r>
-        <w:rPr>
-          <w:rFonts w:ascii="Arial" w:hAnsi="Arial" w:cs="Arial"/>
-          <w:sz w:val="24"/>
-          <w:szCs w:val="24"/>
-        </w:rPr>
-        <w:t>behavior</w:t>
-      </w:r>
-      <w:proofErr w:type="spellEnd"/>
-      <w:r>
-        <w:rPr>
-          <w:rFonts w:ascii="Arial" w:hAnsi="Arial" w:cs="Arial"/>
-          <w:sz w:val="24"/>
-          <w:szCs w:val="24"/>
-        </w:rPr>
-        <w:t xml:space="preserve"> of the first, usually under certain conditions.</w:t>
+        <w:t>: A dashed arrow from one use case to another, showing that the second use case extends the behavior of the first, usually under certain conditions.</w:t>
       </w:r>
     </w:p>
     <w:p>
@@ -6288,29 +6165,7 @@
           <w:sz w:val="24"/>
           <w:szCs w:val="24"/>
         </w:rPr>
-        <w:t xml:space="preserve">Use-case on bill payment on </w:t>
-      </w:r>
-      <w:proofErr w:type="spellStart"/>
-      <w:r>
-        <w:rPr>
-          <w:rFonts w:ascii="Arial" w:hAnsi="Arial" w:cs="Arial"/>
-          <w:b/>
-          <w:bCs/>
-          <w:sz w:val="24"/>
-          <w:szCs w:val="24"/>
-        </w:rPr>
-        <w:t>paytm</w:t>
-      </w:r>
-      <w:proofErr w:type="spellEnd"/>
-      <w:r>
-        <w:rPr>
-          <w:rFonts w:ascii="Arial" w:hAnsi="Arial" w:cs="Arial"/>
-          <w:b/>
-          <w:bCs/>
-          <w:sz w:val="24"/>
-          <w:szCs w:val="24"/>
-        </w:rPr>
-        <w:t>:</w:t>
+        <w:t>Use-case on bill payment on paytm:</w:t>
       </w:r>
     </w:p>
     <w:p>
